--- a/X-P_GestMDP-amizeqiri-rapport.docx
+++ b/X-P_GestMDP-amizeqiri-rapport.docx
@@ -12,11 +12,9 @@
       <w:r>
         <w:t xml:space="preserve">Projet </w:t>
       </w:r>
-      <w:proofErr w:type="spellStart"/>
       <w:r>
         <w:t>GestMDP</w:t>
       </w:r>
-      <w:proofErr w:type="spellEnd"/>
     </w:p>
     <w:p>
       <w:pPr>
@@ -43,7 +41,7 @@
           <w:noProof/>
         </w:rPr>
         <w:drawing>
-          <wp:inline distT="0" distB="0" distL="0" distR="0" wp14:anchorId="733F270C" wp14:editId="5E0BF59A">
+          <wp:inline distT="0" distB="0" distL="0" distR="0" wp14:anchorId="733F270C" wp14:editId="461B5BF2">
             <wp:extent cx="4123750" cy="2166580"/>
             <wp:effectExtent l="0" t="0" r="0" b="5715"/>
             <wp:docPr id="6" name="Image 6"/>
@@ -857,7 +855,27 @@
         <w:pStyle w:val="Corpsdetexte"/>
       </w:pPr>
       <w:r>
-        <w:t>J’ai commencé cette application par créer son menu composé de 4 actions. La première permettra de consulter un mot de passe, la deuxième, d’ajouter un mot de passe, la troisième, de supprimer un mot de passe, et la dernière, de quitter le programme.</w:t>
+        <w:t>J’ai commencé cette application par créer son menu composé de 4 actions. La première permettra de consulter un mot de passe</w:t>
+      </w:r>
+      <w:r>
+        <w:t xml:space="preserve"> et de si l’on souhaite, en modifier un</w:t>
+      </w:r>
+      <w:r>
+        <w:t>, la deuxième, d’ajouter un mot de passe, la troisième, de supprimer un mot de passe, et la dernière, de quitter le programme.</w:t>
+      </w:r>
+    </w:p>
+    <w:p>
+      <w:pPr>
+        <w:pStyle w:val="Corpsdetexte"/>
+      </w:pPr>
+      <w:r>
+        <w:t xml:space="preserve">Pour le moment, le menu est brut et sans réelles dynamicités. La création du menu est </w:t>
+      </w:r>
+      <w:r>
+        <w:t>importante et prioritaire</w:t>
+      </w:r>
+      <w:r>
+        <w:t>, une fois cela fini, je me consacre à la création de fichier avec C#, chose que je n’ai jamais faîte, et ça risque de m’intéresser.</w:t>
       </w:r>
     </w:p>
     <w:p>
@@ -1052,14 +1070,12 @@
             <w:pStyle w:val="En-tte"/>
             <w:jc w:val="center"/>
           </w:pPr>
-          <w:proofErr w:type="spellStart"/>
           <w:r>
             <w:t>P_</w:t>
           </w:r>
           <w:r>
             <w:t>GestMDP</w:t>
           </w:r>
-          <w:proofErr w:type="spellEnd"/>
         </w:p>
       </w:tc>
       <w:tc>
@@ -1109,7 +1125,7 @@
         <v:path o:extrusionok="f" gradientshapeok="t" o:connecttype="rect"/>
         <o:lock v:ext="edit" aspectratio="t"/>
       </v:shapetype>
-      <v:shape id="_x0000_i1039" type="#_x0000_t75" style="width:11.25pt;height:11.25pt" o:bullet="t">
+      <v:shape id="_x0000_i1031" type="#_x0000_t75" style="width:11.25pt;height:11.25pt" o:bullet="t">
         <v:imagedata r:id="rId1" o:title="BD10263_"/>
       </v:shape>
     </w:pict>
@@ -5299,6 +5315,18 @@
 </file>
 
 <file path=customXml/item1.xml><?xml version="1.0" encoding="utf-8"?>
+<p:properties xmlns:p="http://schemas.microsoft.com/office/2006/metadata/properties" xmlns:xsi="http://www.w3.org/2001/XMLSchema-instance" xmlns:pc="http://schemas.microsoft.com/office/infopath/2007/PartnerControls">
+  <documentManagement>
+    <Total xmlns="98d92101-24da-4498-9971-a24673344bd8" xsi:nil="true"/>
+    <TaxCatchAll xmlns="dfa80de1-e9bb-4cf2-893d-d06220b3971a" xsi:nil="true"/>
+    <lcf76f155ced4ddcb4097134ff3c332f xmlns="98d92101-24da-4498-9971-a24673344bd8">
+      <Terms xmlns="http://schemas.microsoft.com/office/infopath/2007/PartnerControls"/>
+    </lcf76f155ced4ddcb4097134ff3c332f>
+  </documentManagement>
+</p:properties>
+</file>
+
+<file path=customXml/item2.xml><?xml version="1.0" encoding="utf-8"?>
 <ct:contentTypeSchema xmlns:ct="http://schemas.microsoft.com/office/2006/metadata/contentType" xmlns:ma="http://schemas.microsoft.com/office/2006/metadata/properties/metaAttributes" ct:_="" ma:_="" ma:contentTypeName="Document" ma:contentTypeID="0x010100E529CC47EA4E614CBF50FAFAB9B8F32B" ma:contentTypeVersion="13" ma:contentTypeDescription="Crée un document." ma:contentTypeScope="" ma:versionID="6a4cac78e8e76547514939bcab636e7b">
   <xsd:schema xmlns:xsd="http://www.w3.org/2001/XMLSchema" xmlns:xs="http://www.w3.org/2001/XMLSchema" xmlns:p="http://schemas.microsoft.com/office/2006/metadata/properties" xmlns:ns2="98d92101-24da-4498-9971-a24673344bd8" xmlns:ns3="dfa80de1-e9bb-4cf2-893d-d06220b3971a" targetNamespace="http://schemas.microsoft.com/office/2006/metadata/properties" ma:root="true" ma:fieldsID="a8fdc2b16e66b7bdb77d3717a31ab696" ns2:_="" ns3:_="">
     <xsd:import namespace="98d92101-24da-4498-9971-a24673344bd8"/>
@@ -5521,19 +5549,11 @@
 </ct:contentTypeSchema>
 </file>
 
-<file path=customXml/item2.xml><?xml version="1.0" encoding="utf-8"?>
-<p:properties xmlns:p="http://schemas.microsoft.com/office/2006/metadata/properties" xmlns:xsi="http://www.w3.org/2001/XMLSchema-instance" xmlns:pc="http://schemas.microsoft.com/office/infopath/2007/PartnerControls">
-  <documentManagement>
-    <Total xmlns="98d92101-24da-4498-9971-a24673344bd8" xsi:nil="true"/>
-    <TaxCatchAll xmlns="dfa80de1-e9bb-4cf2-893d-d06220b3971a" xsi:nil="true"/>
-    <lcf76f155ced4ddcb4097134ff3c332f xmlns="98d92101-24da-4498-9971-a24673344bd8">
-      <Terms xmlns="http://schemas.microsoft.com/office/infopath/2007/PartnerControls"/>
-    </lcf76f155ced4ddcb4097134ff3c332f>
-  </documentManagement>
-</p:properties>
+<file path=customXml/item3.xml><?xml version="1.0" encoding="utf-8"?>
+<b:Sources xmlns:b="http://schemas.openxmlformats.org/officeDocument/2006/bibliography" xmlns="http://schemas.openxmlformats.org/officeDocument/2006/bibliography" SelectedStyle="\APA.XSL" StyleName="APA"/>
 </file>
 
-<file path=customXml/item3.xml><?xml version="1.0" encoding="utf-8"?>
+<file path=customXml/item4.xml><?xml version="1.0" encoding="utf-8"?>
 <?mso-contentType ?>
 <FormTemplates xmlns="http://schemas.microsoft.com/sharepoint/v3/contenttype/forms">
   <Display>DocumentLibraryForm</Display>
@@ -5542,11 +5562,18 @@
 </FormTemplates>
 </file>
 
-<file path=customXml/item4.xml><?xml version="1.0" encoding="utf-8"?>
-<b:Sources xmlns:b="http://schemas.openxmlformats.org/officeDocument/2006/bibliography" xmlns="http://schemas.openxmlformats.org/officeDocument/2006/bibliography" SelectedStyle="\APA.XSL" StyleName="APA"/>
+<file path=customXml/itemProps1.xml><?xml version="1.0" encoding="utf-8"?>
+<ds:datastoreItem xmlns:ds="http://schemas.openxmlformats.org/officeDocument/2006/customXml" ds:itemID="{E4C379ED-99CE-474E-BE51-D6618EB059A5}">
+  <ds:schemaRefs>
+    <ds:schemaRef ds:uri="http://schemas.microsoft.com/office/2006/metadata/properties"/>
+    <ds:schemaRef ds:uri="http://schemas.microsoft.com/office/infopath/2007/PartnerControls"/>
+    <ds:schemaRef ds:uri="98d92101-24da-4498-9971-a24673344bd8"/>
+    <ds:schemaRef ds:uri="dfa80de1-e9bb-4cf2-893d-d06220b3971a"/>
+  </ds:schemaRefs>
+</ds:datastoreItem>
 </file>
 
-<file path=customXml/itemProps1.xml><?xml version="1.0" encoding="utf-8"?>
+<file path=customXml/itemProps2.xml><?xml version="1.0" encoding="utf-8"?>
 <ds:datastoreItem xmlns:ds="http://schemas.openxmlformats.org/officeDocument/2006/customXml" ds:itemID="{DB88091B-7A0B-40E0-A22E-B64A876609B4}">
   <ds:schemaRefs>
     <ds:schemaRef ds:uri="http://schemas.microsoft.com/office/2006/metadata/contentType"/>
@@ -5565,29 +5592,18 @@
 </ds:datastoreItem>
 </file>
 
-<file path=customXml/itemProps2.xml><?xml version="1.0" encoding="utf-8"?>
-<ds:datastoreItem xmlns:ds="http://schemas.openxmlformats.org/officeDocument/2006/customXml" ds:itemID="{E4C379ED-99CE-474E-BE51-D6618EB059A5}">
+<file path=customXml/itemProps3.xml><?xml version="1.0" encoding="utf-8"?>
+<ds:datastoreItem xmlns:ds="http://schemas.openxmlformats.org/officeDocument/2006/customXml" ds:itemID="{742E9764-2B52-4BB1-A7DC-ADF880092330}">
   <ds:schemaRefs>
-    <ds:schemaRef ds:uri="http://schemas.microsoft.com/office/2006/metadata/properties"/>
-    <ds:schemaRef ds:uri="http://schemas.microsoft.com/office/infopath/2007/PartnerControls"/>
-    <ds:schemaRef ds:uri="98d92101-24da-4498-9971-a24673344bd8"/>
-    <ds:schemaRef ds:uri="dfa80de1-e9bb-4cf2-893d-d06220b3971a"/>
+    <ds:schemaRef ds:uri="http://schemas.openxmlformats.org/officeDocument/2006/bibliography"/>
   </ds:schemaRefs>
 </ds:datastoreItem>
 </file>
 
-<file path=customXml/itemProps3.xml><?xml version="1.0" encoding="utf-8"?>
+<file path=customXml/itemProps4.xml><?xml version="1.0" encoding="utf-8"?>
 <ds:datastoreItem xmlns:ds="http://schemas.openxmlformats.org/officeDocument/2006/customXml" ds:itemID="{17BB236F-1E40-438F-95F2-06C15F3EF314}">
   <ds:schemaRefs>
     <ds:schemaRef ds:uri="http://schemas.microsoft.com/sharepoint/v3/contenttype/forms"/>
   </ds:schemaRefs>
 </ds:datastoreItem>
-</file>
-
-<file path=customXml/itemProps4.xml><?xml version="1.0" encoding="utf-8"?>
-<ds:datastoreItem xmlns:ds="http://schemas.openxmlformats.org/officeDocument/2006/customXml" ds:itemID="{742E9764-2B52-4BB1-A7DC-ADF880092330}">
-  <ds:schemaRefs>
-    <ds:schemaRef ds:uri="http://schemas.openxmlformats.org/officeDocument/2006/bibliography"/>
-  </ds:schemaRefs>
-</ds:datastoreItem>
 </file>
--- a/X-P_GestMDP-amizeqiri-rapport.docx
+++ b/X-P_GestMDP-amizeqiri-rapport.docx
@@ -12,9 +12,11 @@
       <w:r>
         <w:t xml:space="preserve">Projet </w:t>
       </w:r>
+      <w:proofErr w:type="spellStart"/>
       <w:r>
         <w:t>GestMDP</w:t>
       </w:r>
+      <w:proofErr w:type="spellEnd"/>
     </w:p>
     <w:p>
       <w:pPr>
@@ -41,7 +43,7 @@
           <w:noProof/>
         </w:rPr>
         <w:drawing>
-          <wp:inline distT="0" distB="0" distL="0" distR="0" wp14:anchorId="733F270C" wp14:editId="461B5BF2">
+          <wp:inline distT="0" distB="0" distL="0" distR="0" wp14:anchorId="733F270C" wp14:editId="361DDEA6">
             <wp:extent cx="4123750" cy="2166580"/>
             <wp:effectExtent l="0" t="0" r="0" b="5715"/>
             <wp:docPr id="6" name="Image 6"/>
@@ -852,43 +854,286 @@
     </w:p>
     <w:p>
       <w:pPr>
-        <w:pStyle w:val="Corpsdetexte"/>
-      </w:pPr>
-      <w:r>
-        <w:t>J’ai commencé cette application par créer son menu composé de 4 actions. La première permettra de consulter un mot de passe</w:t>
-      </w:r>
-      <w:r>
-        <w:t xml:space="preserve"> et de si l’on souhaite, en modifier un</w:t>
-      </w:r>
-      <w:r>
-        <w:t>, la deuxième, d’ajouter un mot de passe, la troisième, de supprimer un mot de passe, et la dernière, de quitter le programme.</w:t>
+        <w:pStyle w:val="Titre2"/>
+      </w:pPr>
+      <w:r>
+        <w:t>Menu</w:t>
       </w:r>
     </w:p>
     <w:p>
       <w:pPr>
         <w:pStyle w:val="Corpsdetexte"/>
-      </w:pPr>
-      <w:r>
-        <w:t xml:space="preserve">Pour le moment, le menu est brut et sans réelles dynamicités. La création du menu est </w:t>
-      </w:r>
-      <w:r>
-        <w:t>importante et prioritaire</w:t>
-      </w:r>
-      <w:r>
-        <w:t>, une fois cela fini, je me consacre à la création de fichier avec C#, chose que je n’ai jamais faîte, et ça risque de m’intéresser.</w:t>
+        <w:ind w:left="1134"/>
+      </w:pPr>
+      <w:r>
+        <w:t>J’ai commencé cette application par créer son menu composé de 4 actions.</w:t>
       </w:r>
     </w:p>
     <w:p>
       <w:pPr>
         <w:pStyle w:val="Corpsdetexte"/>
-      </w:pPr>
+        <w:ind w:left="1134"/>
+      </w:pPr>
+      <w:r>
+        <w:t>La première permettra de consulter un mot de passe</w:t>
+      </w:r>
+      <w:r>
+        <w:t xml:space="preserve"> et de si l’on souhaite, en modifier un</w:t>
+      </w:r>
+      <w:r>
+        <w:t>. La</w:t>
+      </w:r>
+      <w:r>
+        <w:t xml:space="preserve"> deuxième, d’ajouter un mot de passe</w:t>
+      </w:r>
+      <w:r>
+        <w:t>.</w:t>
+      </w:r>
+      <w:r>
+        <w:t xml:space="preserve"> </w:t>
+      </w:r>
+      <w:r>
+        <w:t>La</w:t>
+      </w:r>
+      <w:r>
+        <w:t xml:space="preserve"> troisième, de supprimer un mot de passe, et </w:t>
+      </w:r>
+      <w:r>
+        <w:t xml:space="preserve">pour finir, </w:t>
+      </w:r>
+      <w:r>
+        <w:t>la dernière, de quitter le programme.</w:t>
+      </w:r>
     </w:p>
     <w:p>
       <w:pPr>
+        <w:pStyle w:val="Corpsdetexte"/>
+        <w:ind w:left="1134"/>
+      </w:pPr>
+      <w:r>
+        <w:t xml:space="preserve">Pour le moment, le menu est brut et sans réelles dynamicités. La création du menu est </w:t>
+      </w:r>
+      <w:r>
+        <w:t>importante et prioritaire</w:t>
+      </w:r>
+      <w:r>
+        <w:t>, une fois cela fini, je me consacre à la création de fichier avec C#, chose que je n’ai jamais faîte, et ça risque de m’intéresser.</w:t>
+      </w:r>
+    </w:p>
+    <w:p>
+      <w:pPr>
+        <w:pStyle w:val="Corpsdetexte"/>
+        <w:ind w:left="1134"/>
+        <w:jc w:val="left"/>
+      </w:pPr>
+      <w:r>
+        <w:t>Voici</w:t>
+      </w:r>
+      <w:r>
+        <w:t>, à l’instant, mon menu :</w:t>
+      </w:r>
+      <w:r>
+        <w:drawing>
+          <wp:inline distT="0" distB="0" distL="0" distR="0" wp14:anchorId="0C013E33" wp14:editId="019FB518">
+            <wp:extent cx="2935719" cy="1238250"/>
+            <wp:effectExtent l="152400" t="152400" r="360045" b="361950"/>
+            <wp:docPr id="1" name="Image 1"/>
+            <wp:cNvGraphicFramePr>
+              <a:graphicFrameLocks xmlns:a="http://schemas.openxmlformats.org/drawingml/2006/main" noChangeAspect="1"/>
+            </wp:cNvGraphicFramePr>
+            <a:graphic xmlns:a="http://schemas.openxmlformats.org/drawingml/2006/main">
+              <a:graphicData uri="http://schemas.openxmlformats.org/drawingml/2006/picture">
+                <pic:pic xmlns:pic="http://schemas.openxmlformats.org/drawingml/2006/picture">
+                  <pic:nvPicPr>
+                    <pic:cNvPr id="1" name=""/>
+                    <pic:cNvPicPr/>
+                  </pic:nvPicPr>
+                  <pic:blipFill>
+                    <a:blip r:embed="rId13"/>
+                    <a:stretch>
+                      <a:fillRect/>
+                    </a:stretch>
+                  </pic:blipFill>
+                  <pic:spPr>
+                    <a:xfrm>
+                      <a:off x="0" y="0"/>
+                      <a:ext cx="2954830" cy="1246311"/>
+                    </a:xfrm>
+                    <a:prstGeom prst="rect">
+                      <a:avLst/>
+                    </a:prstGeom>
+                    <a:ln>
+                      <a:noFill/>
+                    </a:ln>
+                    <a:effectLst>
+                      <a:outerShdw blurRad="292100" dist="139700" dir="2700000" algn="tl" rotWithShape="0">
+                        <a:srgbClr val="333333">
+                          <a:alpha val="65000"/>
+                        </a:srgbClr>
+                      </a:outerShdw>
+                    </a:effectLst>
+                  </pic:spPr>
+                </pic:pic>
+              </a:graphicData>
+            </a:graphic>
+          </wp:inline>
+        </w:drawing>
+      </w:r>
+    </w:p>
+    <w:p>
+      <w:pPr>
+        <w:pStyle w:val="Corpsdetexte"/>
+        <w:jc w:val="left"/>
+      </w:pPr>
+      <w:r>
+        <w:t>Et voici si l’on choisit l’action 1 "Consulter les mots de passe" :</w:t>
+      </w:r>
+    </w:p>
+    <w:p>
+      <w:pPr>
+        <w:pStyle w:val="Corpsdetexte"/>
+      </w:pPr>
+      <w:r>
+        <w:lastRenderedPageBreak/>
+        <w:drawing>
+          <wp:inline distT="0" distB="0" distL="0" distR="0" wp14:anchorId="5956087A" wp14:editId="7A2989B7">
+            <wp:extent cx="3672397" cy="2162175"/>
+            <wp:effectExtent l="152400" t="152400" r="366395" b="352425"/>
+            <wp:docPr id="2" name="Image 2"/>
+            <wp:cNvGraphicFramePr>
+              <a:graphicFrameLocks xmlns:a="http://schemas.openxmlformats.org/drawingml/2006/main" noChangeAspect="1"/>
+            </wp:cNvGraphicFramePr>
+            <a:graphic xmlns:a="http://schemas.openxmlformats.org/drawingml/2006/main">
+              <a:graphicData uri="http://schemas.openxmlformats.org/drawingml/2006/picture">
+                <pic:pic xmlns:pic="http://schemas.openxmlformats.org/drawingml/2006/picture">
+                  <pic:nvPicPr>
+                    <pic:cNvPr id="1" name=""/>
+                    <pic:cNvPicPr/>
+                  </pic:nvPicPr>
+                  <pic:blipFill>
+                    <a:blip r:embed="rId14"/>
+                    <a:stretch>
+                      <a:fillRect/>
+                    </a:stretch>
+                  </pic:blipFill>
+                  <pic:spPr>
+                    <a:xfrm>
+                      <a:off x="0" y="0"/>
+                      <a:ext cx="3697593" cy="2177010"/>
+                    </a:xfrm>
+                    <a:prstGeom prst="rect">
+                      <a:avLst/>
+                    </a:prstGeom>
+                    <a:ln>
+                      <a:noFill/>
+                    </a:ln>
+                    <a:effectLst>
+                      <a:outerShdw blurRad="292100" dist="139700" dir="2700000" algn="tl" rotWithShape="0">
+                        <a:srgbClr val="333333">
+                          <a:alpha val="65000"/>
+                        </a:srgbClr>
+                      </a:outerShdw>
+                    </a:effectLst>
+                  </pic:spPr>
+                </pic:pic>
+              </a:graphicData>
+            </a:graphic>
+          </wp:inline>
+        </w:drawing>
+      </w:r>
+    </w:p>
+    <w:p>
+      <w:pPr>
+        <w:pStyle w:val="Corpsdetexte"/>
+        <w:ind w:left="708"/>
+      </w:pPr>
+      <w:r>
+        <w:t>Tout est affiché en dur pour le moment.</w:t>
+      </w:r>
+    </w:p>
+    <w:p>
+      <w:pPr>
+        <w:pStyle w:val="Corpsdetexte"/>
+        <w:ind w:left="708"/>
+      </w:pPr>
+      <w:r>
+        <w:t xml:space="preserve">Après une discussion avec M. Chenaux sur mon menu. Il a été nécessaire de </w:t>
+      </w:r>
+      <w:r>
+        <w:t xml:space="preserve">le </w:t>
+      </w:r>
+      <w:r>
+        <w:t>changer. En effet je n’utilise plus la sentence "if" mais plutôt "switch" qui lui est beaucoup plus adapté et ergonomique pour les menus.</w:t>
+      </w:r>
+    </w:p>
+    <w:p>
+      <w:pPr>
+        <w:pStyle w:val="Corpsdetexte"/>
+        <w:ind w:left="708"/>
+      </w:pPr>
+      <w:r>
+        <w:t>Voici donc à quoi ressemble mon menu :</w:t>
+      </w:r>
+    </w:p>
+    <w:p>
+      <w:pPr>
+        <w:pStyle w:val="Corpsdetexte"/>
+      </w:pPr>
+      <w:r>
+        <w:drawing>
+          <wp:inline distT="0" distB="0" distL="0" distR="0" wp14:anchorId="1652F1E7" wp14:editId="4F0ED0DB">
+            <wp:extent cx="3618222" cy="4276725"/>
+            <wp:effectExtent l="152400" t="152400" r="363855" b="352425"/>
+            <wp:docPr id="3" name="Image 3"/>
+            <wp:cNvGraphicFramePr>
+              <a:graphicFrameLocks xmlns:a="http://schemas.openxmlformats.org/drawingml/2006/main" noChangeAspect="1"/>
+            </wp:cNvGraphicFramePr>
+            <a:graphic xmlns:a="http://schemas.openxmlformats.org/drawingml/2006/main">
+              <a:graphicData uri="http://schemas.openxmlformats.org/drawingml/2006/picture">
+                <pic:pic xmlns:pic="http://schemas.openxmlformats.org/drawingml/2006/picture">
+                  <pic:nvPicPr>
+                    <pic:cNvPr id="1" name=""/>
+                    <pic:cNvPicPr/>
+                  </pic:nvPicPr>
+                  <pic:blipFill>
+                    <a:blip r:embed="rId15"/>
+                    <a:stretch>
+                      <a:fillRect/>
+                    </a:stretch>
+                  </pic:blipFill>
+                  <pic:spPr>
+                    <a:xfrm>
+                      <a:off x="0" y="0"/>
+                      <a:ext cx="3620340" cy="4279229"/>
+                    </a:xfrm>
+                    <a:prstGeom prst="rect">
+                      <a:avLst/>
+                    </a:prstGeom>
+                    <a:ln>
+                      <a:noFill/>
+                    </a:ln>
+                    <a:effectLst>
+                      <a:outerShdw blurRad="292100" dist="139700" dir="2700000" algn="tl" rotWithShape="0">
+                        <a:srgbClr val="333333">
+                          <a:alpha val="65000"/>
+                        </a:srgbClr>
+                      </a:outerShdw>
+                    </a:effectLst>
+                  </pic:spPr>
+                </pic:pic>
+              </a:graphicData>
+            </a:graphic>
+          </wp:inline>
+        </w:drawing>
+      </w:r>
+    </w:p>
+    <w:p>
+      <w:pPr>
         <w:pStyle w:val="Titre1"/>
       </w:pPr>
       <w:bookmarkStart w:id="5" w:name="_Toc175571187"/>
       <w:r>
+        <w:lastRenderedPageBreak/>
         <w:t>Sources</w:t>
       </w:r>
       <w:r>
@@ -900,6 +1145,40 @@
       <w:pPr>
         <w:pStyle w:val="Corpsdetexte"/>
       </w:pPr>
+      <w:hyperlink r:id="rId16" w:history="1">
+        <w:proofErr w:type="spellStart"/>
+        <w:r>
+          <w:rPr>
+            <w:rStyle w:val="Lienhypertexte"/>
+          </w:rPr>
+          <w:t>S</w:t>
+        </w:r>
+        <w:r>
+          <w:rPr>
+            <w:rStyle w:val="Lienhypertexte"/>
+          </w:rPr>
+          <w:t>tackoverflow</w:t>
+        </w:r>
+        <w:proofErr w:type="spellEnd"/>
+      </w:hyperlink>
+      <w:r>
+        <w:t xml:space="preserve"> : </w:t>
+      </w:r>
+      <w:r>
+        <w:t>Ce site m’a apporté pa</w:t>
+      </w:r>
+      <w:r>
+        <w:t>s mal de chose</w:t>
+      </w:r>
+      <w:r>
+        <w:t>. Comme certaines notions pour le menu.</w:t>
+      </w:r>
+    </w:p>
+    <w:p>
+      <w:pPr>
+        <w:pStyle w:val="Corpsdetexte"/>
+        <w:ind w:left="0"/>
+      </w:pPr>
     </w:p>
     <w:p>
       <w:pPr>
@@ -915,10 +1194,19 @@
       <w:pPr>
         <w:pStyle w:val="Corpsdetexte"/>
       </w:pPr>
+      <w:r>
+        <w:t>Pas encore de conclusion</w:t>
+      </w:r>
+      <w:r>
+        <w:t>.</w:t>
+      </w:r>
+      <w:r>
+        <w:t xml:space="preserve"> Projet pas fini.</w:t>
+      </w:r>
     </w:p>
     <w:sectPr>
-      <w:headerReference w:type="default" r:id="rId13"/>
-      <w:footerReference w:type="default" r:id="rId14"/>
+      <w:headerReference w:type="default" r:id="rId17"/>
+      <w:footerReference w:type="default" r:id="rId18"/>
       <w:pgSz w:w="11906" w:h="16838" w:code="9"/>
       <w:pgMar w:top="1418" w:right="1418" w:bottom="1418" w:left="1418" w:header="709" w:footer="709" w:gutter="0"/>
       <w:cols w:space="708"/>
@@ -1070,12 +1358,14 @@
             <w:pStyle w:val="En-tte"/>
             <w:jc w:val="center"/>
           </w:pPr>
+          <w:proofErr w:type="spellStart"/>
           <w:r>
             <w:t>P_</w:t>
           </w:r>
           <w:r>
             <w:t>GestMDP</w:t>
           </w:r>
+          <w:proofErr w:type="spellEnd"/>
         </w:p>
       </w:tc>
       <w:tc>
@@ -1125,7 +1415,7 @@
         <v:path o:extrusionok="f" gradientshapeok="t" o:connecttype="rect"/>
         <o:lock v:ext="edit" aspectratio="t"/>
       </v:shapetype>
-      <v:shape id="_x0000_i1031" type="#_x0000_t75" style="width:11.25pt;height:11.25pt" o:bullet="t">
+      <v:shape id="_x0000_i1060" type="#_x0000_t75" style="width:11.25pt;height:11.25pt" o:bullet="t">
         <v:imagedata r:id="rId1" o:title="BD10263_"/>
       </v:shape>
     </w:pict>
@@ -5025,6 +5315,18 @@
       <w:iCs/>
     </w:rPr>
   </w:style>
+  <w:style w:type="character" w:styleId="Mentionnonrsolue">
+    <w:name w:val="Unresolved Mention"/>
+    <w:basedOn w:val="Policepardfaut"/>
+    <w:uiPriority w:val="99"/>
+    <w:semiHidden/>
+    <w:unhideWhenUsed/>
+    <w:rsid w:val="002B31A5"/>
+    <w:rPr>
+      <w:color w:val="605E5C"/>
+      <w:shd w:val="clear" w:color="auto" w:fill="E1DFDD"/>
+    </w:rPr>
+  </w:style>
 </w:styles>
 </file>
 
@@ -5315,18 +5617,6 @@
 </file>
 
 <file path=customXml/item1.xml><?xml version="1.0" encoding="utf-8"?>
-<p:properties xmlns:p="http://schemas.microsoft.com/office/2006/metadata/properties" xmlns:xsi="http://www.w3.org/2001/XMLSchema-instance" xmlns:pc="http://schemas.microsoft.com/office/infopath/2007/PartnerControls">
-  <documentManagement>
-    <Total xmlns="98d92101-24da-4498-9971-a24673344bd8" xsi:nil="true"/>
-    <TaxCatchAll xmlns="dfa80de1-e9bb-4cf2-893d-d06220b3971a" xsi:nil="true"/>
-    <lcf76f155ced4ddcb4097134ff3c332f xmlns="98d92101-24da-4498-9971-a24673344bd8">
-      <Terms xmlns="http://schemas.microsoft.com/office/infopath/2007/PartnerControls"/>
-    </lcf76f155ced4ddcb4097134ff3c332f>
-  </documentManagement>
-</p:properties>
-</file>
-
-<file path=customXml/item2.xml><?xml version="1.0" encoding="utf-8"?>
 <ct:contentTypeSchema xmlns:ct="http://schemas.microsoft.com/office/2006/metadata/contentType" xmlns:ma="http://schemas.microsoft.com/office/2006/metadata/properties/metaAttributes" ct:_="" ma:_="" ma:contentTypeName="Document" ma:contentTypeID="0x010100E529CC47EA4E614CBF50FAFAB9B8F32B" ma:contentTypeVersion="13" ma:contentTypeDescription="Crée un document." ma:contentTypeScope="" ma:versionID="6a4cac78e8e76547514939bcab636e7b">
   <xsd:schema xmlns:xsd="http://www.w3.org/2001/XMLSchema" xmlns:xs="http://www.w3.org/2001/XMLSchema" xmlns:p="http://schemas.microsoft.com/office/2006/metadata/properties" xmlns:ns2="98d92101-24da-4498-9971-a24673344bd8" xmlns:ns3="dfa80de1-e9bb-4cf2-893d-d06220b3971a" targetNamespace="http://schemas.microsoft.com/office/2006/metadata/properties" ma:root="true" ma:fieldsID="a8fdc2b16e66b7bdb77d3717a31ab696" ns2:_="" ns3:_="">
     <xsd:import namespace="98d92101-24da-4498-9971-a24673344bd8"/>
@@ -5549,11 +5839,19 @@
 </ct:contentTypeSchema>
 </file>
 
-<file path=customXml/item3.xml><?xml version="1.0" encoding="utf-8"?>
-<b:Sources xmlns:b="http://schemas.openxmlformats.org/officeDocument/2006/bibliography" xmlns="http://schemas.openxmlformats.org/officeDocument/2006/bibliography" SelectedStyle="\APA.XSL" StyleName="APA"/>
+<file path=customXml/item2.xml><?xml version="1.0" encoding="utf-8"?>
+<p:properties xmlns:p="http://schemas.microsoft.com/office/2006/metadata/properties" xmlns:xsi="http://www.w3.org/2001/XMLSchema-instance" xmlns:pc="http://schemas.microsoft.com/office/infopath/2007/PartnerControls">
+  <documentManagement>
+    <Total xmlns="98d92101-24da-4498-9971-a24673344bd8" xsi:nil="true"/>
+    <TaxCatchAll xmlns="dfa80de1-e9bb-4cf2-893d-d06220b3971a" xsi:nil="true"/>
+    <lcf76f155ced4ddcb4097134ff3c332f xmlns="98d92101-24da-4498-9971-a24673344bd8">
+      <Terms xmlns="http://schemas.microsoft.com/office/infopath/2007/PartnerControls"/>
+    </lcf76f155ced4ddcb4097134ff3c332f>
+  </documentManagement>
+</p:properties>
 </file>
 
-<file path=customXml/item4.xml><?xml version="1.0" encoding="utf-8"?>
+<file path=customXml/item3.xml><?xml version="1.0" encoding="utf-8"?>
 <?mso-contentType ?>
 <FormTemplates xmlns="http://schemas.microsoft.com/sharepoint/v3/contenttype/forms">
   <Display>DocumentLibraryForm</Display>
@@ -5562,18 +5860,11 @@
 </FormTemplates>
 </file>
 
-<file path=customXml/itemProps1.xml><?xml version="1.0" encoding="utf-8"?>
-<ds:datastoreItem xmlns:ds="http://schemas.openxmlformats.org/officeDocument/2006/customXml" ds:itemID="{E4C379ED-99CE-474E-BE51-D6618EB059A5}">
-  <ds:schemaRefs>
-    <ds:schemaRef ds:uri="http://schemas.microsoft.com/office/2006/metadata/properties"/>
-    <ds:schemaRef ds:uri="http://schemas.microsoft.com/office/infopath/2007/PartnerControls"/>
-    <ds:schemaRef ds:uri="98d92101-24da-4498-9971-a24673344bd8"/>
-    <ds:schemaRef ds:uri="dfa80de1-e9bb-4cf2-893d-d06220b3971a"/>
-  </ds:schemaRefs>
-</ds:datastoreItem>
+<file path=customXml/item4.xml><?xml version="1.0" encoding="utf-8"?>
+<b:Sources xmlns:b="http://schemas.openxmlformats.org/officeDocument/2006/bibliography" xmlns="http://schemas.openxmlformats.org/officeDocument/2006/bibliography" SelectedStyle="\APA.XSL" StyleName="APA"/>
 </file>
 
-<file path=customXml/itemProps2.xml><?xml version="1.0" encoding="utf-8"?>
+<file path=customXml/itemProps1.xml><?xml version="1.0" encoding="utf-8"?>
 <ds:datastoreItem xmlns:ds="http://schemas.openxmlformats.org/officeDocument/2006/customXml" ds:itemID="{DB88091B-7A0B-40E0-A22E-B64A876609B4}">
   <ds:schemaRefs>
     <ds:schemaRef ds:uri="http://schemas.microsoft.com/office/2006/metadata/contentType"/>
@@ -5592,18 +5883,29 @@
 </ds:datastoreItem>
 </file>
 
+<file path=customXml/itemProps2.xml><?xml version="1.0" encoding="utf-8"?>
+<ds:datastoreItem xmlns:ds="http://schemas.openxmlformats.org/officeDocument/2006/customXml" ds:itemID="{E4C379ED-99CE-474E-BE51-D6618EB059A5}">
+  <ds:schemaRefs>
+    <ds:schemaRef ds:uri="http://schemas.microsoft.com/office/2006/metadata/properties"/>
+    <ds:schemaRef ds:uri="http://schemas.microsoft.com/office/infopath/2007/PartnerControls"/>
+    <ds:schemaRef ds:uri="98d92101-24da-4498-9971-a24673344bd8"/>
+    <ds:schemaRef ds:uri="dfa80de1-e9bb-4cf2-893d-d06220b3971a"/>
+  </ds:schemaRefs>
+</ds:datastoreItem>
+</file>
+
 <file path=customXml/itemProps3.xml><?xml version="1.0" encoding="utf-8"?>
+<ds:datastoreItem xmlns:ds="http://schemas.openxmlformats.org/officeDocument/2006/customXml" ds:itemID="{17BB236F-1E40-438F-95F2-06C15F3EF314}">
+  <ds:schemaRefs>
+    <ds:schemaRef ds:uri="http://schemas.microsoft.com/sharepoint/v3/contenttype/forms"/>
+  </ds:schemaRefs>
+</ds:datastoreItem>
+</file>
+
+<file path=customXml/itemProps4.xml><?xml version="1.0" encoding="utf-8"?>
 <ds:datastoreItem xmlns:ds="http://schemas.openxmlformats.org/officeDocument/2006/customXml" ds:itemID="{742E9764-2B52-4BB1-A7DC-ADF880092330}">
   <ds:schemaRefs>
     <ds:schemaRef ds:uri="http://schemas.openxmlformats.org/officeDocument/2006/bibliography"/>
   </ds:schemaRefs>
 </ds:datastoreItem>
-</file>
-
-<file path=customXml/itemProps4.xml><?xml version="1.0" encoding="utf-8"?>
-<ds:datastoreItem xmlns:ds="http://schemas.openxmlformats.org/officeDocument/2006/customXml" ds:itemID="{17BB236F-1E40-438F-95F2-06C15F3EF314}">
-  <ds:schemaRefs>
-    <ds:schemaRef ds:uri="http://schemas.microsoft.com/sharepoint/v3/contenttype/forms"/>
-  </ds:schemaRefs>
-</ds:datastoreItem>
 </file>
--- a/X-P_GestMDP-amizeqiri-rapport.docx
+++ b/X-P_GestMDP-amizeqiri-rapport.docx
@@ -43,7 +43,7 @@
           <w:noProof/>
         </w:rPr>
         <w:drawing>
-          <wp:inline distT="0" distB="0" distL="0" distR="0" wp14:anchorId="733F270C" wp14:editId="24521516">
+          <wp:inline distT="0" distB="0" distL="0" distR="0" wp14:anchorId="733F270C" wp14:editId="0109EE21">
             <wp:extent cx="4123750" cy="2166580"/>
             <wp:effectExtent l="0" t="0" r="0" b="5715"/>
             <wp:docPr id="6" name="Image 6"/>
@@ -231,7 +231,7 @@
         </w:rPr>
         <w:fldChar w:fldCharType="separate"/>
       </w:r>
-      <w:hyperlink w:anchor="_Toc175571183" w:history="1">
+      <w:hyperlink w:anchor="_Toc179199574" w:history="1">
         <w:r>
           <w:rPr>
             <w:rStyle w:val="Lienhypertexte"/>
@@ -277,7 +277,7 @@
             <w:noProof/>
             <w:webHidden/>
           </w:rPr>
-          <w:instrText xml:space="preserve"> PAGEREF _Toc175571183 \h </w:instrText>
+          <w:instrText xml:space="preserve"> PAGEREF _Toc179199574 \h </w:instrText>
         </w:r>
         <w:r>
           <w:rPr>
@@ -323,7 +323,7 @@
           <w14:ligatures w14:val="standardContextual"/>
         </w:rPr>
       </w:pPr>
-      <w:hyperlink w:anchor="_Toc175571184" w:history="1">
+      <w:hyperlink w:anchor="_Toc179199575" w:history="1">
         <w:r>
           <w:rPr>
             <w:rStyle w:val="Lienhypertexte"/>
@@ -367,7 +367,7 @@
             <w:noProof/>
             <w:webHidden/>
           </w:rPr>
-          <w:instrText xml:space="preserve"> PAGEREF _Toc175571184 \h </w:instrText>
+          <w:instrText xml:space="preserve"> PAGEREF _Toc179199575 \h </w:instrText>
         </w:r>
         <w:r>
           <w:rPr>
@@ -413,7 +413,7 @@
           <w14:ligatures w14:val="standardContextual"/>
         </w:rPr>
       </w:pPr>
-      <w:hyperlink w:anchor="_Toc175571185" w:history="1">
+      <w:hyperlink w:anchor="_Toc179199576" w:history="1">
         <w:r>
           <w:rPr>
             <w:rStyle w:val="Lienhypertexte"/>
@@ -457,7 +457,7 @@
             <w:noProof/>
             <w:webHidden/>
           </w:rPr>
-          <w:instrText xml:space="preserve"> PAGEREF _Toc175571185 \h </w:instrText>
+          <w:instrText xml:space="preserve"> PAGEREF _Toc179199576 \h </w:instrText>
         </w:r>
         <w:r>
           <w:rPr>
@@ -505,7 +505,7 @@
           <w14:ligatures w14:val="standardContextual"/>
         </w:rPr>
       </w:pPr>
-      <w:hyperlink w:anchor="_Toc175571186" w:history="1">
+      <w:hyperlink w:anchor="_Toc179199577" w:history="1">
         <w:r>
           <w:rPr>
             <w:rStyle w:val="Lienhypertexte"/>
@@ -551,7 +551,7 @@
             <w:noProof/>
             <w:webHidden/>
           </w:rPr>
-          <w:instrText xml:space="preserve"> PAGEREF _Toc175571186 \h </w:instrText>
+          <w:instrText xml:space="preserve"> PAGEREF _Toc179199577 \h </w:instrText>
         </w:r>
         <w:r>
           <w:rPr>
@@ -584,6 +584,96 @@
     </w:p>
     <w:p>
       <w:pPr>
+        <w:pStyle w:val="TM2"/>
+        <w:tabs>
+          <w:tab w:val="left" w:pos="800"/>
+          <w:tab w:val="right" w:leader="dot" w:pos="9060"/>
+        </w:tabs>
+        <w:rPr>
+          <w:rFonts w:eastAsiaTheme="minorEastAsia" w:cstheme="minorBidi"/>
+          <w:smallCaps w:val="0"/>
+          <w:noProof/>
+          <w:kern w:val="2"/>
+          <w14:ligatures w14:val="standardContextual"/>
+        </w:rPr>
+      </w:pPr>
+      <w:hyperlink w:anchor="_Toc179199578" w:history="1">
+        <w:r>
+          <w:rPr>
+            <w:rStyle w:val="Lienhypertexte"/>
+            <w:noProof/>
+          </w:rPr>
+          <w:t>2.1</w:t>
+        </w:r>
+        <w:r>
+          <w:rPr>
+            <w:rFonts w:eastAsiaTheme="minorEastAsia" w:cstheme="minorBidi"/>
+            <w:smallCaps w:val="0"/>
+            <w:noProof/>
+            <w:kern w:val="2"/>
+            <w14:ligatures w14:val="standardContextual"/>
+          </w:rPr>
+          <w:tab/>
+        </w:r>
+        <w:r>
+          <w:rPr>
+            <w:rStyle w:val="Lienhypertexte"/>
+            <w:noProof/>
+          </w:rPr>
+          <w:t>Menu</w:t>
+        </w:r>
+        <w:r>
+          <w:rPr>
+            <w:noProof/>
+            <w:webHidden/>
+          </w:rPr>
+          <w:tab/>
+        </w:r>
+        <w:r>
+          <w:rPr>
+            <w:noProof/>
+            <w:webHidden/>
+          </w:rPr>
+          <w:fldChar w:fldCharType="begin"/>
+        </w:r>
+        <w:r>
+          <w:rPr>
+            <w:noProof/>
+            <w:webHidden/>
+          </w:rPr>
+          <w:instrText xml:space="preserve"> PAGEREF _Toc179199578 \h </w:instrText>
+        </w:r>
+        <w:r>
+          <w:rPr>
+            <w:noProof/>
+            <w:webHidden/>
+          </w:rPr>
+        </w:r>
+        <w:r>
+          <w:rPr>
+            <w:noProof/>
+            <w:webHidden/>
+          </w:rPr>
+          <w:fldChar w:fldCharType="separate"/>
+        </w:r>
+        <w:r>
+          <w:rPr>
+            <w:noProof/>
+            <w:webHidden/>
+          </w:rPr>
+          <w:t>3</w:t>
+        </w:r>
+        <w:r>
+          <w:rPr>
+            <w:noProof/>
+            <w:webHidden/>
+          </w:rPr>
+          <w:fldChar w:fldCharType="end"/>
+        </w:r>
+      </w:hyperlink>
+    </w:p>
+    <w:p>
+      <w:pPr>
         <w:pStyle w:val="TM10"/>
         <w:tabs>
           <w:tab w:val="left" w:pos="400"/>
@@ -599,7 +689,7 @@
           <w14:ligatures w14:val="standardContextual"/>
         </w:rPr>
       </w:pPr>
-      <w:hyperlink w:anchor="_Toc175571187" w:history="1">
+      <w:hyperlink w:anchor="_Toc179199579" w:history="1">
         <w:r>
           <w:rPr>
             <w:rStyle w:val="Lienhypertexte"/>
@@ -645,7 +735,7 @@
             <w:noProof/>
             <w:webHidden/>
           </w:rPr>
-          <w:instrText xml:space="preserve"> PAGEREF _Toc175571187 \h </w:instrText>
+          <w:instrText xml:space="preserve"> PAGEREF _Toc179199579 \h </w:instrText>
         </w:r>
         <w:r>
           <w:rPr>
@@ -665,7 +755,7 @@
             <w:noProof/>
             <w:webHidden/>
           </w:rPr>
-          <w:t>3</w:t>
+          <w:t>13</w:t>
         </w:r>
         <w:r>
           <w:rPr>
@@ -693,7 +783,7 @@
           <w14:ligatures w14:val="standardContextual"/>
         </w:rPr>
       </w:pPr>
-      <w:hyperlink w:anchor="_Toc175571188" w:history="1">
+      <w:hyperlink w:anchor="_Toc179199580" w:history="1">
         <w:r>
           <w:rPr>
             <w:rStyle w:val="Lienhypertexte"/>
@@ -739,7 +829,7 @@
             <w:noProof/>
             <w:webHidden/>
           </w:rPr>
-          <w:instrText xml:space="preserve"> PAGEREF _Toc175571188 \h </w:instrText>
+          <w:instrText xml:space="preserve"> PAGEREF _Toc179199580 \h </w:instrText>
         </w:r>
         <w:r>
           <w:rPr>
@@ -759,7 +849,7 @@
             <w:noProof/>
             <w:webHidden/>
           </w:rPr>
-          <w:t>3</w:t>
+          <w:t>13</w:t>
         </w:r>
         <w:r>
           <w:rPr>
@@ -791,7 +881,7 @@
       <w:pPr>
         <w:pStyle w:val="Titre1"/>
       </w:pPr>
-      <w:bookmarkStart w:id="1" w:name="_Toc175571183"/>
+      <w:bookmarkStart w:id="1" w:name="_Toc179199574"/>
       <w:r>
         <w:lastRenderedPageBreak/>
         <w:t>Description du projet dans son ensemble</w:t>
@@ -802,7 +892,7 @@
       <w:pPr>
         <w:pStyle w:val="Titre2"/>
       </w:pPr>
-      <w:bookmarkStart w:id="2" w:name="_Toc175571184"/>
+      <w:bookmarkStart w:id="2" w:name="_Toc179199575"/>
       <w:r>
         <w:t>Titre</w:t>
       </w:r>
@@ -821,7 +911,7 @@
       <w:pPr>
         <w:pStyle w:val="Titre2"/>
       </w:pPr>
-      <w:bookmarkStart w:id="3" w:name="_Toc175571185"/>
+      <w:bookmarkStart w:id="3" w:name="_Toc179199576"/>
       <w:r>
         <w:t>Sujet</w:t>
       </w:r>
@@ -846,7 +936,7 @@
       <w:pPr>
         <w:pStyle w:val="Titre1"/>
       </w:pPr>
-      <w:bookmarkStart w:id="4" w:name="_Toc175571186"/>
+      <w:bookmarkStart w:id="4" w:name="_Toc179199577"/>
       <w:r>
         <w:t>Support de cours</w:t>
       </w:r>
@@ -856,9 +946,11 @@
       <w:pPr>
         <w:pStyle w:val="Titre2"/>
       </w:pPr>
+      <w:bookmarkStart w:id="5" w:name="_Toc179199578"/>
       <w:r>
         <w:t>Menu</w:t>
       </w:r>
+      <w:bookmarkEnd w:id="5"/>
     </w:p>
     <w:p>
       <w:pPr>
@@ -1177,6 +1269,9 @@
         <w:pStyle w:val="Corpsdetexte"/>
       </w:pPr>
       <w:r>
+        <w:rPr>
+          <w:noProof/>
+        </w:rPr>
         <w:drawing>
           <wp:inline distT="0" distB="0" distL="0" distR="0" wp14:anchorId="18CFC90A" wp14:editId="6B78A229">
             <wp:extent cx="5153247" cy="1813011"/>
@@ -1319,6 +1414,9 @@
         </mc:AlternateContent>
       </w:r>
       <w:r>
+        <w:rPr>
+          <w:noProof/>
+        </w:rPr>
         <w:drawing>
           <wp:inline distT="0" distB="0" distL="0" distR="0" wp14:anchorId="312FF860" wp14:editId="743FA26A">
             <wp:extent cx="5183634" cy="1867786"/>
@@ -1449,6 +1547,9 @@
         </mc:AlternateContent>
       </w:r>
       <w:r>
+        <w:rPr>
+          <w:noProof/>
+        </w:rPr>
         <w:drawing>
           <wp:inline distT="0" distB="0" distL="0" distR="0" wp14:anchorId="77E549D3" wp14:editId="61DA5668">
             <wp:extent cx="5140129" cy="210820"/>
@@ -1501,6 +1602,9 @@
         <w:pStyle w:val="Corpsdetexte"/>
       </w:pPr>
       <w:r>
+        <w:rPr>
+          <w:noProof/>
+        </w:rPr>
         <w:drawing>
           <wp:inline distT="0" distB="0" distL="0" distR="0" wp14:anchorId="4896750C" wp14:editId="47A418DF">
             <wp:extent cx="1343212" cy="543001"/>
@@ -2508,6 +2612,7 @@
                 <w:color w:val="000000"/>
                 <w:sz w:val="16"/>
                 <w:szCs w:val="16"/>
+                <w:lang w:val="en-US"/>
               </w:rPr>
             </w:pPr>
             <w:r>
@@ -2519,35 +2624,56 @@
               </w:rPr>
               <w:t xml:space="preserve">                                    </w:t>
             </w:r>
-            <w:proofErr w:type="gramStart"/>
             <w:r>
               <w:rPr>
                 <w:rFonts w:ascii="Consolas" w:hAnsi="Consolas" w:cs="Consolas"/>
                 <w:color w:val="0000FF"/>
                 <w:sz w:val="16"/>
                 <w:szCs w:val="16"/>
+                <w:lang w:val="en-US"/>
               </w:rPr>
               <w:t>for</w:t>
             </w:r>
-            <w:proofErr w:type="gramEnd"/>
-            <w:r>
-              <w:rPr>
-                <w:rFonts w:ascii="Consolas" w:hAnsi="Consolas" w:cs="Consolas"/>
-                <w:color w:val="000000"/>
-                <w:sz w:val="16"/>
-                <w:szCs w:val="16"/>
+            <w:r>
+              <w:rPr>
+                <w:rFonts w:ascii="Consolas" w:hAnsi="Consolas" w:cs="Consolas"/>
+                <w:color w:val="000000"/>
+                <w:sz w:val="16"/>
+                <w:szCs w:val="16"/>
+                <w:lang w:val="en-US"/>
               </w:rPr>
               <w:t xml:space="preserve"> (</w:t>
             </w:r>
+            <w:r>
+              <w:rPr>
+                <w:rFonts w:ascii="Consolas" w:hAnsi="Consolas" w:cs="Consolas"/>
+                <w:color w:val="0000FF"/>
+                <w:sz w:val="16"/>
+                <w:szCs w:val="16"/>
+                <w:lang w:val="en-US"/>
+              </w:rPr>
+              <w:t>int</w:t>
+            </w:r>
+            <w:r>
+              <w:rPr>
+                <w:rFonts w:ascii="Consolas" w:hAnsi="Consolas" w:cs="Consolas"/>
+                <w:color w:val="000000"/>
+                <w:sz w:val="16"/>
+                <w:szCs w:val="16"/>
+                <w:lang w:val="en-US"/>
+              </w:rPr>
+              <w:t xml:space="preserve"> </w:t>
+            </w:r>
             <w:proofErr w:type="spellStart"/>
             <w:r>
               <w:rPr>
                 <w:rFonts w:ascii="Consolas" w:hAnsi="Consolas" w:cs="Consolas"/>
-                <w:color w:val="0000FF"/>
-                <w:sz w:val="16"/>
-                <w:szCs w:val="16"/>
-              </w:rPr>
-              <w:t>int</w:t>
+                <w:color w:val="000000"/>
+                <w:sz w:val="16"/>
+                <w:szCs w:val="16"/>
+                <w:lang w:val="en-US"/>
+              </w:rPr>
+              <w:t>i</w:t>
             </w:r>
             <w:proofErr w:type="spellEnd"/>
             <w:r>
@@ -2556,8 +2682,9 @@
                 <w:color w:val="000000"/>
                 <w:sz w:val="16"/>
                 <w:szCs w:val="16"/>
-              </w:rPr>
-              <w:t xml:space="preserve"> i = 0; i &lt; </w:t>
+                <w:lang w:val="en-US"/>
+              </w:rPr>
+              <w:t xml:space="preserve"> = 0; </w:t>
             </w:r>
             <w:proofErr w:type="spellStart"/>
             <w:r>
@@ -2566,8 +2693,9 @@
                 <w:color w:val="000000"/>
                 <w:sz w:val="16"/>
                 <w:szCs w:val="16"/>
-              </w:rPr>
-              <w:t>files.Length</w:t>
+                <w:lang w:val="en-US"/>
+              </w:rPr>
+              <w:t>i</w:t>
             </w:r>
             <w:proofErr w:type="spellEnd"/>
             <w:r>
@@ -2576,474 +2704,21 @@
                 <w:color w:val="000000"/>
                 <w:sz w:val="16"/>
                 <w:szCs w:val="16"/>
-              </w:rPr>
-              <w:t>; i++)</w:t>
-            </w:r>
-          </w:p>
-          <w:p>
-            <w:pPr>
-              <w:autoSpaceDE w:val="0"/>
-              <w:autoSpaceDN w:val="0"/>
-              <w:adjustRightInd w:val="0"/>
-              <w:rPr>
-                <w:rFonts w:ascii="Consolas" w:hAnsi="Consolas" w:cs="Consolas"/>
-                <w:color w:val="000000"/>
-                <w:sz w:val="16"/>
-                <w:szCs w:val="16"/>
-              </w:rPr>
-            </w:pPr>
-            <w:r>
-              <w:rPr>
-                <w:rFonts w:ascii="Consolas" w:hAnsi="Consolas" w:cs="Consolas"/>
-                <w:color w:val="000000"/>
-                <w:sz w:val="16"/>
-                <w:szCs w:val="16"/>
-              </w:rPr>
-              <w:t xml:space="preserve">                                    {</w:t>
-            </w:r>
-          </w:p>
-          <w:p>
-            <w:pPr>
-              <w:autoSpaceDE w:val="0"/>
-              <w:autoSpaceDN w:val="0"/>
-              <w:adjustRightInd w:val="0"/>
-              <w:rPr>
-                <w:rFonts w:ascii="Consolas" w:hAnsi="Consolas" w:cs="Consolas"/>
-                <w:color w:val="000000"/>
-                <w:sz w:val="16"/>
-                <w:szCs w:val="16"/>
-              </w:rPr>
-            </w:pPr>
-            <w:r>
-              <w:rPr>
-                <w:rFonts w:ascii="Consolas" w:hAnsi="Consolas" w:cs="Consolas"/>
-                <w:color w:val="000000"/>
-                <w:sz w:val="16"/>
-                <w:szCs w:val="16"/>
-              </w:rPr>
-              <w:t xml:space="preserve">                                        </w:t>
-            </w:r>
-            <w:proofErr w:type="spellStart"/>
-            <w:r>
-              <w:rPr>
-                <w:rFonts w:ascii="Consolas" w:hAnsi="Consolas" w:cs="Consolas"/>
-                <w:color w:val="000000"/>
-                <w:sz w:val="16"/>
-                <w:szCs w:val="16"/>
-              </w:rPr>
-              <w:t>Console.WriteLine</w:t>
-            </w:r>
-            <w:proofErr w:type="spellEnd"/>
-            <w:r>
-              <w:rPr>
-                <w:rFonts w:ascii="Consolas" w:hAnsi="Consolas" w:cs="Consolas"/>
-                <w:color w:val="000000"/>
-                <w:sz w:val="16"/>
-                <w:szCs w:val="16"/>
-              </w:rPr>
-              <w:t>(</w:t>
-            </w:r>
-            <w:r>
-              <w:rPr>
-                <w:rFonts w:ascii="Consolas" w:hAnsi="Consolas" w:cs="Consolas"/>
-                <w:color w:val="A31515"/>
-                <w:sz w:val="16"/>
-                <w:szCs w:val="16"/>
-              </w:rPr>
-              <w:t>$</w:t>
-            </w:r>
-            <w:proofErr w:type="gramStart"/>
-            <w:r>
-              <w:rPr>
-                <w:rFonts w:ascii="Consolas" w:hAnsi="Consolas" w:cs="Consolas"/>
-                <w:color w:val="A31515"/>
-                <w:sz w:val="16"/>
-                <w:szCs w:val="16"/>
-              </w:rPr>
-              <w:t>"</w:t>
-            </w:r>
-            <w:r>
-              <w:rPr>
-                <w:rFonts w:ascii="Consolas" w:hAnsi="Consolas" w:cs="Consolas"/>
-                <w:color w:val="000000"/>
-                <w:sz w:val="16"/>
-                <w:szCs w:val="16"/>
-              </w:rPr>
-              <w:t>{</w:t>
-            </w:r>
-            <w:proofErr w:type="gramEnd"/>
-            <w:r>
-              <w:rPr>
-                <w:rFonts w:ascii="Consolas" w:hAnsi="Consolas" w:cs="Consolas"/>
-                <w:color w:val="000000"/>
-                <w:sz w:val="16"/>
-                <w:szCs w:val="16"/>
-              </w:rPr>
-              <w:t>i + 1}</w:t>
-            </w:r>
-            <w:r>
-              <w:rPr>
-                <w:rFonts w:ascii="Consolas" w:hAnsi="Consolas" w:cs="Consolas"/>
-                <w:color w:val="A31515"/>
-                <w:sz w:val="16"/>
-                <w:szCs w:val="16"/>
-              </w:rPr>
-              <w:t xml:space="preserve">. </w:t>
-            </w:r>
-            <w:r>
-              <w:rPr>
-                <w:rFonts w:ascii="Consolas" w:hAnsi="Consolas" w:cs="Consolas"/>
-                <w:color w:val="000000"/>
-                <w:sz w:val="16"/>
-                <w:szCs w:val="16"/>
-              </w:rPr>
-              <w:t>{</w:t>
-            </w:r>
-            <w:proofErr w:type="spellStart"/>
-            <w:r>
-              <w:rPr>
-                <w:rFonts w:ascii="Consolas" w:hAnsi="Consolas" w:cs="Consolas"/>
-                <w:color w:val="000000"/>
-                <w:sz w:val="16"/>
-                <w:szCs w:val="16"/>
-              </w:rPr>
-              <w:t>Path.GetFileName</w:t>
-            </w:r>
-            <w:proofErr w:type="spellEnd"/>
-            <w:r>
-              <w:rPr>
-                <w:rFonts w:ascii="Consolas" w:hAnsi="Consolas" w:cs="Consolas"/>
-                <w:color w:val="000000"/>
-                <w:sz w:val="16"/>
-                <w:szCs w:val="16"/>
-              </w:rPr>
-              <w:t>(files[i])}</w:t>
-            </w:r>
-            <w:r>
-              <w:rPr>
-                <w:rFonts w:ascii="Consolas" w:hAnsi="Consolas" w:cs="Consolas"/>
-                <w:color w:val="A31515"/>
-                <w:sz w:val="16"/>
-                <w:szCs w:val="16"/>
-              </w:rPr>
-              <w:t>"</w:t>
-            </w:r>
-            <w:proofErr w:type="gramStart"/>
-            <w:r>
-              <w:rPr>
-                <w:rFonts w:ascii="Consolas" w:hAnsi="Consolas" w:cs="Consolas"/>
-                <w:color w:val="000000"/>
-                <w:sz w:val="16"/>
-                <w:szCs w:val="16"/>
-              </w:rPr>
-              <w:t>);</w:t>
-            </w:r>
-            <w:proofErr w:type="gramEnd"/>
-          </w:p>
-          <w:p>
-            <w:pPr>
-              <w:autoSpaceDE w:val="0"/>
-              <w:autoSpaceDN w:val="0"/>
-              <w:adjustRightInd w:val="0"/>
-              <w:rPr>
-                <w:rFonts w:ascii="Consolas" w:hAnsi="Consolas" w:cs="Consolas"/>
-                <w:color w:val="000000"/>
-                <w:sz w:val="16"/>
-                <w:szCs w:val="16"/>
-              </w:rPr>
-            </w:pPr>
-            <w:r>
-              <w:rPr>
-                <w:rFonts w:ascii="Consolas" w:hAnsi="Consolas" w:cs="Consolas"/>
-                <w:color w:val="000000"/>
-                <w:sz w:val="16"/>
-                <w:szCs w:val="16"/>
-              </w:rPr>
-              <w:t xml:space="preserve">                                    }</w:t>
-            </w:r>
-          </w:p>
-          <w:p>
-            <w:pPr>
-              <w:autoSpaceDE w:val="0"/>
-              <w:autoSpaceDN w:val="0"/>
-              <w:adjustRightInd w:val="0"/>
-              <w:rPr>
-                <w:rFonts w:ascii="Consolas" w:hAnsi="Consolas" w:cs="Consolas"/>
-                <w:color w:val="000000"/>
-                <w:sz w:val="16"/>
-                <w:szCs w:val="16"/>
-              </w:rPr>
-            </w:pPr>
-          </w:p>
-          <w:p>
-            <w:pPr>
-              <w:autoSpaceDE w:val="0"/>
-              <w:autoSpaceDN w:val="0"/>
-              <w:adjustRightInd w:val="0"/>
-              <w:rPr>
-                <w:rFonts w:ascii="Consolas" w:hAnsi="Consolas" w:cs="Consolas"/>
-                <w:color w:val="000000"/>
-                <w:sz w:val="16"/>
-                <w:szCs w:val="16"/>
-              </w:rPr>
-            </w:pPr>
-            <w:r>
-              <w:rPr>
-                <w:rFonts w:ascii="Consolas" w:hAnsi="Consolas" w:cs="Consolas"/>
-                <w:color w:val="000000"/>
-                <w:sz w:val="16"/>
-                <w:szCs w:val="16"/>
-              </w:rPr>
-              <w:t xml:space="preserve">                                    </w:t>
-            </w:r>
-            <w:proofErr w:type="spellStart"/>
-            <w:r>
-              <w:rPr>
-                <w:rFonts w:ascii="Consolas" w:hAnsi="Consolas" w:cs="Consolas"/>
-                <w:color w:val="000000"/>
-                <w:sz w:val="16"/>
-                <w:szCs w:val="16"/>
-              </w:rPr>
-              <w:t>Console.Write</w:t>
-            </w:r>
-            <w:proofErr w:type="spellEnd"/>
-            <w:r>
-              <w:rPr>
-                <w:rFonts w:ascii="Consolas" w:hAnsi="Consolas" w:cs="Consolas"/>
-                <w:color w:val="000000"/>
-                <w:sz w:val="16"/>
-                <w:szCs w:val="16"/>
-              </w:rPr>
-              <w:t>(</w:t>
-            </w:r>
-            <w:r>
-              <w:rPr>
-                <w:rFonts w:ascii="Consolas" w:hAnsi="Consolas" w:cs="Consolas"/>
-                <w:color w:val="A31515"/>
-                <w:sz w:val="16"/>
-                <w:szCs w:val="16"/>
-              </w:rPr>
-              <w:t>"\</w:t>
-            </w:r>
-            <w:proofErr w:type="spellStart"/>
-            <w:r>
-              <w:rPr>
-                <w:rFonts w:ascii="Consolas" w:hAnsi="Consolas" w:cs="Consolas"/>
-                <w:color w:val="A31515"/>
-                <w:sz w:val="16"/>
-                <w:szCs w:val="16"/>
-              </w:rPr>
-              <w:t>nQuel</w:t>
-            </w:r>
-            <w:proofErr w:type="spellEnd"/>
-            <w:r>
-              <w:rPr>
-                <w:rFonts w:ascii="Consolas" w:hAnsi="Consolas" w:cs="Consolas"/>
-                <w:color w:val="A31515"/>
-                <w:sz w:val="16"/>
-                <w:szCs w:val="16"/>
-              </w:rPr>
-              <w:t xml:space="preserve"> mot de passe voulez-vous consulter et éventuellement modifier ? (</w:t>
-            </w:r>
-            <w:proofErr w:type="gramStart"/>
-            <w:r>
-              <w:rPr>
-                <w:rFonts w:ascii="Consolas" w:hAnsi="Consolas" w:cs="Consolas"/>
-                <w:color w:val="A31515"/>
-                <w:sz w:val="16"/>
-                <w:szCs w:val="16"/>
-              </w:rPr>
-              <w:t>entrez</w:t>
-            </w:r>
-            <w:proofErr w:type="gramEnd"/>
-            <w:r>
-              <w:rPr>
-                <w:rFonts w:ascii="Consolas" w:hAnsi="Consolas" w:cs="Consolas"/>
-                <w:color w:val="A31515"/>
-                <w:sz w:val="16"/>
-                <w:szCs w:val="16"/>
-              </w:rPr>
-              <w:t xml:space="preserve"> le numéro) : "</w:t>
-            </w:r>
-            <w:r>
-              <w:rPr>
-                <w:rFonts w:ascii="Consolas" w:hAnsi="Consolas" w:cs="Consolas"/>
-                <w:color w:val="000000"/>
-                <w:sz w:val="16"/>
-                <w:szCs w:val="16"/>
-              </w:rPr>
-              <w:t>);</w:t>
-            </w:r>
-          </w:p>
-          <w:p>
-            <w:pPr>
-              <w:autoSpaceDE w:val="0"/>
-              <w:autoSpaceDN w:val="0"/>
-              <w:adjustRightInd w:val="0"/>
-              <w:rPr>
-                <w:rFonts w:ascii="Consolas" w:hAnsi="Consolas" w:cs="Consolas"/>
-                <w:color w:val="000000"/>
-                <w:sz w:val="16"/>
-                <w:szCs w:val="16"/>
-              </w:rPr>
-            </w:pPr>
-            <w:r>
-              <w:rPr>
-                <w:rFonts w:ascii="Consolas" w:hAnsi="Consolas" w:cs="Consolas"/>
-                <w:color w:val="000000"/>
-                <w:sz w:val="16"/>
-                <w:szCs w:val="16"/>
-              </w:rPr>
-              <w:t xml:space="preserve">                                    </w:t>
-            </w:r>
-            <w:proofErr w:type="gramStart"/>
-            <w:r>
-              <w:rPr>
-                <w:rFonts w:ascii="Consolas" w:hAnsi="Consolas" w:cs="Consolas"/>
-                <w:color w:val="0000FF"/>
-                <w:sz w:val="16"/>
-                <w:szCs w:val="16"/>
-              </w:rPr>
-              <w:t>string</w:t>
-            </w:r>
-            <w:proofErr w:type="gramEnd"/>
-            <w:r>
-              <w:rPr>
-                <w:rFonts w:ascii="Consolas" w:hAnsi="Consolas" w:cs="Consolas"/>
-                <w:color w:val="000000"/>
-                <w:sz w:val="16"/>
-                <w:szCs w:val="16"/>
-              </w:rPr>
-              <w:t xml:space="preserve"> choix = </w:t>
-            </w:r>
-            <w:proofErr w:type="spellStart"/>
-            <w:r>
-              <w:rPr>
-                <w:rFonts w:ascii="Consolas" w:hAnsi="Consolas" w:cs="Consolas"/>
-                <w:color w:val="000000"/>
-                <w:sz w:val="16"/>
-                <w:szCs w:val="16"/>
-              </w:rPr>
-              <w:t>Console.ReadLine</w:t>
-            </w:r>
-            <w:proofErr w:type="spellEnd"/>
-            <w:r>
-              <w:rPr>
-                <w:rFonts w:ascii="Consolas" w:hAnsi="Consolas" w:cs="Consolas"/>
-                <w:color w:val="000000"/>
-                <w:sz w:val="16"/>
-                <w:szCs w:val="16"/>
-              </w:rPr>
-              <w:t>();</w:t>
-            </w:r>
-          </w:p>
-          <w:p>
-            <w:pPr>
-              <w:autoSpaceDE w:val="0"/>
-              <w:autoSpaceDN w:val="0"/>
-              <w:adjustRightInd w:val="0"/>
-              <w:rPr>
-                <w:rFonts w:ascii="Consolas" w:hAnsi="Consolas" w:cs="Consolas"/>
-                <w:color w:val="000000"/>
-                <w:sz w:val="16"/>
-                <w:szCs w:val="16"/>
-              </w:rPr>
-            </w:pPr>
-          </w:p>
-          <w:p>
-            <w:pPr>
-              <w:autoSpaceDE w:val="0"/>
-              <w:autoSpaceDN w:val="0"/>
-              <w:adjustRightInd w:val="0"/>
-              <w:rPr>
-                <w:rFonts w:ascii="Consolas" w:hAnsi="Consolas" w:cs="Consolas"/>
-                <w:color w:val="000000"/>
-                <w:sz w:val="16"/>
-                <w:szCs w:val="16"/>
-              </w:rPr>
-            </w:pPr>
-            <w:r>
-              <w:rPr>
-                <w:rFonts w:ascii="Consolas" w:hAnsi="Consolas" w:cs="Consolas"/>
-                <w:color w:val="000000"/>
-                <w:sz w:val="16"/>
-                <w:szCs w:val="16"/>
-              </w:rPr>
-              <w:t xml:space="preserve">                                    </w:t>
-            </w:r>
-            <w:r>
-              <w:rPr>
-                <w:rFonts w:ascii="Consolas" w:hAnsi="Consolas" w:cs="Consolas"/>
-                <w:color w:val="008000"/>
-                <w:sz w:val="16"/>
-                <w:szCs w:val="16"/>
-              </w:rPr>
-              <w:t>// Vérification de la validité du choix</w:t>
-            </w:r>
-          </w:p>
-          <w:p>
-            <w:pPr>
-              <w:autoSpaceDE w:val="0"/>
-              <w:autoSpaceDN w:val="0"/>
-              <w:adjustRightInd w:val="0"/>
-              <w:rPr>
-                <w:rFonts w:ascii="Consolas" w:hAnsi="Consolas" w:cs="Consolas"/>
-                <w:color w:val="000000"/>
-                <w:sz w:val="16"/>
-                <w:szCs w:val="16"/>
-                <w:lang w:val="en-US"/>
-              </w:rPr>
-            </w:pPr>
-            <w:r>
-              <w:rPr>
-                <w:rFonts w:ascii="Consolas" w:hAnsi="Consolas" w:cs="Consolas"/>
-                <w:color w:val="000000"/>
-                <w:sz w:val="16"/>
-                <w:szCs w:val="16"/>
-              </w:rPr>
-              <w:t xml:space="preserve">                                    </w:t>
-            </w:r>
-            <w:r>
-              <w:rPr>
-                <w:rFonts w:ascii="Consolas" w:hAnsi="Consolas" w:cs="Consolas"/>
-                <w:color w:val="0000FF"/>
-                <w:sz w:val="16"/>
-                <w:szCs w:val="16"/>
-                <w:lang w:val="en-US"/>
-              </w:rPr>
-              <w:t>if</w:t>
-            </w:r>
-            <w:r>
-              <w:rPr>
-                <w:rFonts w:ascii="Consolas" w:hAnsi="Consolas" w:cs="Consolas"/>
-                <w:color w:val="000000"/>
-                <w:sz w:val="16"/>
-                <w:szCs w:val="16"/>
-                <w:lang w:val="en-US"/>
-              </w:rPr>
-              <w:t xml:space="preserve"> (</w:t>
+                <w:lang w:val="en-US"/>
+              </w:rPr>
+              <w:t xml:space="preserve"> &lt; </w:t>
             </w:r>
             <w:proofErr w:type="spellStart"/>
             <w:proofErr w:type="gramStart"/>
             <w:r>
               <w:rPr>
                 <w:rFonts w:ascii="Consolas" w:hAnsi="Consolas" w:cs="Consolas"/>
-                <w:color w:val="0000FF"/>
-                <w:sz w:val="16"/>
-                <w:szCs w:val="16"/>
-                <w:lang w:val="en-US"/>
-              </w:rPr>
-              <w:t>int</w:t>
-            </w:r>
-            <w:r>
-              <w:rPr>
-                <w:rFonts w:ascii="Consolas" w:hAnsi="Consolas" w:cs="Consolas"/>
-                <w:color w:val="000000"/>
-                <w:sz w:val="16"/>
-                <w:szCs w:val="16"/>
-                <w:lang w:val="en-US"/>
-              </w:rPr>
-              <w:t>.TryParse</w:t>
+                <w:color w:val="000000"/>
+                <w:sz w:val="16"/>
+                <w:szCs w:val="16"/>
+                <w:lang w:val="en-US"/>
+              </w:rPr>
+              <w:t>files.Length</w:t>
             </w:r>
             <w:proofErr w:type="spellEnd"/>
             <w:proofErr w:type="gramEnd"/>
@@ -3055,6 +2730,516 @@
                 <w:szCs w:val="16"/>
                 <w:lang w:val="en-US"/>
               </w:rPr>
+              <w:t xml:space="preserve">; </w:t>
+            </w:r>
+            <w:proofErr w:type="spellStart"/>
+            <w:r>
+              <w:rPr>
+                <w:rFonts w:ascii="Consolas" w:hAnsi="Consolas" w:cs="Consolas"/>
+                <w:color w:val="000000"/>
+                <w:sz w:val="16"/>
+                <w:szCs w:val="16"/>
+                <w:lang w:val="en-US"/>
+              </w:rPr>
+              <w:t>i</w:t>
+            </w:r>
+            <w:proofErr w:type="spellEnd"/>
+            <w:r>
+              <w:rPr>
+                <w:rFonts w:ascii="Consolas" w:hAnsi="Consolas" w:cs="Consolas"/>
+                <w:color w:val="000000"/>
+                <w:sz w:val="16"/>
+                <w:szCs w:val="16"/>
+                <w:lang w:val="en-US"/>
+              </w:rPr>
+              <w:t>++)</w:t>
+            </w:r>
+          </w:p>
+          <w:p>
+            <w:pPr>
+              <w:autoSpaceDE w:val="0"/>
+              <w:autoSpaceDN w:val="0"/>
+              <w:adjustRightInd w:val="0"/>
+              <w:rPr>
+                <w:rFonts w:ascii="Consolas" w:hAnsi="Consolas" w:cs="Consolas"/>
+                <w:color w:val="000000"/>
+                <w:sz w:val="16"/>
+                <w:szCs w:val="16"/>
+              </w:rPr>
+            </w:pPr>
+            <w:r>
+              <w:rPr>
+                <w:rFonts w:ascii="Consolas" w:hAnsi="Consolas" w:cs="Consolas"/>
+                <w:color w:val="000000"/>
+                <w:sz w:val="16"/>
+                <w:szCs w:val="16"/>
+                <w:lang w:val="en-US"/>
+              </w:rPr>
+              <w:t xml:space="preserve">                                    </w:t>
+            </w:r>
+            <w:r>
+              <w:rPr>
+                <w:rFonts w:ascii="Consolas" w:hAnsi="Consolas" w:cs="Consolas"/>
+                <w:color w:val="000000"/>
+                <w:sz w:val="16"/>
+                <w:szCs w:val="16"/>
+              </w:rPr>
+              <w:t>{</w:t>
+            </w:r>
+          </w:p>
+          <w:p>
+            <w:pPr>
+              <w:autoSpaceDE w:val="0"/>
+              <w:autoSpaceDN w:val="0"/>
+              <w:adjustRightInd w:val="0"/>
+              <w:rPr>
+                <w:rFonts w:ascii="Consolas" w:hAnsi="Consolas" w:cs="Consolas"/>
+                <w:color w:val="000000"/>
+                <w:sz w:val="16"/>
+                <w:szCs w:val="16"/>
+              </w:rPr>
+            </w:pPr>
+            <w:r>
+              <w:rPr>
+                <w:rFonts w:ascii="Consolas" w:hAnsi="Consolas" w:cs="Consolas"/>
+                <w:color w:val="000000"/>
+                <w:sz w:val="16"/>
+                <w:szCs w:val="16"/>
+              </w:rPr>
+              <w:t xml:space="preserve">                                        </w:t>
+            </w:r>
+            <w:proofErr w:type="spellStart"/>
+            <w:r>
+              <w:rPr>
+                <w:rFonts w:ascii="Consolas" w:hAnsi="Consolas" w:cs="Consolas"/>
+                <w:color w:val="000000"/>
+                <w:sz w:val="16"/>
+                <w:szCs w:val="16"/>
+              </w:rPr>
+              <w:t>Console.WriteLine</w:t>
+            </w:r>
+            <w:proofErr w:type="spellEnd"/>
+            <w:r>
+              <w:rPr>
+                <w:rFonts w:ascii="Consolas" w:hAnsi="Consolas" w:cs="Consolas"/>
+                <w:color w:val="000000"/>
+                <w:sz w:val="16"/>
+                <w:szCs w:val="16"/>
+              </w:rPr>
+              <w:t>(</w:t>
+            </w:r>
+            <w:r>
+              <w:rPr>
+                <w:rFonts w:ascii="Consolas" w:hAnsi="Consolas" w:cs="Consolas"/>
+                <w:color w:val="A31515"/>
+                <w:sz w:val="16"/>
+                <w:szCs w:val="16"/>
+              </w:rPr>
+              <w:t>$</w:t>
+            </w:r>
+            <w:proofErr w:type="gramStart"/>
+            <w:r>
+              <w:rPr>
+                <w:rFonts w:ascii="Consolas" w:hAnsi="Consolas" w:cs="Consolas"/>
+                <w:color w:val="A31515"/>
+                <w:sz w:val="16"/>
+                <w:szCs w:val="16"/>
+              </w:rPr>
+              <w:t>"</w:t>
+            </w:r>
+            <w:r>
+              <w:rPr>
+                <w:rFonts w:ascii="Consolas" w:hAnsi="Consolas" w:cs="Consolas"/>
+                <w:color w:val="000000"/>
+                <w:sz w:val="16"/>
+                <w:szCs w:val="16"/>
+              </w:rPr>
+              <w:t>{</w:t>
+            </w:r>
+            <w:proofErr w:type="gramEnd"/>
+            <w:r>
+              <w:rPr>
+                <w:rFonts w:ascii="Consolas" w:hAnsi="Consolas" w:cs="Consolas"/>
+                <w:color w:val="000000"/>
+                <w:sz w:val="16"/>
+                <w:szCs w:val="16"/>
+              </w:rPr>
+              <w:t>i + 1}</w:t>
+            </w:r>
+            <w:r>
+              <w:rPr>
+                <w:rFonts w:ascii="Consolas" w:hAnsi="Consolas" w:cs="Consolas"/>
+                <w:color w:val="A31515"/>
+                <w:sz w:val="16"/>
+                <w:szCs w:val="16"/>
+              </w:rPr>
+              <w:t xml:space="preserve">. </w:t>
+            </w:r>
+            <w:r>
+              <w:rPr>
+                <w:rFonts w:ascii="Consolas" w:hAnsi="Consolas" w:cs="Consolas"/>
+                <w:color w:val="000000"/>
+                <w:sz w:val="16"/>
+                <w:szCs w:val="16"/>
+              </w:rPr>
+              <w:t>{</w:t>
+            </w:r>
+            <w:proofErr w:type="spellStart"/>
+            <w:r>
+              <w:rPr>
+                <w:rFonts w:ascii="Consolas" w:hAnsi="Consolas" w:cs="Consolas"/>
+                <w:color w:val="000000"/>
+                <w:sz w:val="16"/>
+                <w:szCs w:val="16"/>
+              </w:rPr>
+              <w:t>Path.GetFileName</w:t>
+            </w:r>
+            <w:proofErr w:type="spellEnd"/>
+            <w:r>
+              <w:rPr>
+                <w:rFonts w:ascii="Consolas" w:hAnsi="Consolas" w:cs="Consolas"/>
+                <w:color w:val="000000"/>
+                <w:sz w:val="16"/>
+                <w:szCs w:val="16"/>
+              </w:rPr>
+              <w:t>(files[i])}</w:t>
+            </w:r>
+            <w:r>
+              <w:rPr>
+                <w:rFonts w:ascii="Consolas" w:hAnsi="Consolas" w:cs="Consolas"/>
+                <w:color w:val="A31515"/>
+                <w:sz w:val="16"/>
+                <w:szCs w:val="16"/>
+              </w:rPr>
+              <w:t>"</w:t>
+            </w:r>
+            <w:proofErr w:type="gramStart"/>
+            <w:r>
+              <w:rPr>
+                <w:rFonts w:ascii="Consolas" w:hAnsi="Consolas" w:cs="Consolas"/>
+                <w:color w:val="000000"/>
+                <w:sz w:val="16"/>
+                <w:szCs w:val="16"/>
+              </w:rPr>
+              <w:t>);</w:t>
+            </w:r>
+            <w:proofErr w:type="gramEnd"/>
+          </w:p>
+          <w:p>
+            <w:pPr>
+              <w:autoSpaceDE w:val="0"/>
+              <w:autoSpaceDN w:val="0"/>
+              <w:adjustRightInd w:val="0"/>
+              <w:rPr>
+                <w:rFonts w:ascii="Consolas" w:hAnsi="Consolas" w:cs="Consolas"/>
+                <w:color w:val="000000"/>
+                <w:sz w:val="16"/>
+                <w:szCs w:val="16"/>
+              </w:rPr>
+            </w:pPr>
+            <w:r>
+              <w:rPr>
+                <w:rFonts w:ascii="Consolas" w:hAnsi="Consolas" w:cs="Consolas"/>
+                <w:color w:val="000000"/>
+                <w:sz w:val="16"/>
+                <w:szCs w:val="16"/>
+              </w:rPr>
+              <w:t xml:space="preserve">                                    }</w:t>
+            </w:r>
+          </w:p>
+          <w:p>
+            <w:pPr>
+              <w:autoSpaceDE w:val="0"/>
+              <w:autoSpaceDN w:val="0"/>
+              <w:adjustRightInd w:val="0"/>
+              <w:rPr>
+                <w:rFonts w:ascii="Consolas" w:hAnsi="Consolas" w:cs="Consolas"/>
+                <w:color w:val="000000"/>
+                <w:sz w:val="16"/>
+                <w:szCs w:val="16"/>
+              </w:rPr>
+            </w:pPr>
+          </w:p>
+          <w:p>
+            <w:pPr>
+              <w:autoSpaceDE w:val="0"/>
+              <w:autoSpaceDN w:val="0"/>
+              <w:adjustRightInd w:val="0"/>
+              <w:rPr>
+                <w:rFonts w:ascii="Consolas" w:hAnsi="Consolas" w:cs="Consolas"/>
+                <w:color w:val="000000"/>
+                <w:sz w:val="16"/>
+                <w:szCs w:val="16"/>
+              </w:rPr>
+            </w:pPr>
+            <w:r>
+              <w:rPr>
+                <w:rFonts w:ascii="Consolas" w:hAnsi="Consolas" w:cs="Consolas"/>
+                <w:color w:val="000000"/>
+                <w:sz w:val="16"/>
+                <w:szCs w:val="16"/>
+              </w:rPr>
+              <w:t xml:space="preserve">                                    </w:t>
+            </w:r>
+            <w:proofErr w:type="spellStart"/>
+            <w:r>
+              <w:rPr>
+                <w:rFonts w:ascii="Consolas" w:hAnsi="Consolas" w:cs="Consolas"/>
+                <w:color w:val="000000"/>
+                <w:sz w:val="16"/>
+                <w:szCs w:val="16"/>
+              </w:rPr>
+              <w:t>Console.Write</w:t>
+            </w:r>
+            <w:proofErr w:type="spellEnd"/>
+            <w:r>
+              <w:rPr>
+                <w:rFonts w:ascii="Consolas" w:hAnsi="Consolas" w:cs="Consolas"/>
+                <w:color w:val="000000"/>
+                <w:sz w:val="16"/>
+                <w:szCs w:val="16"/>
+              </w:rPr>
+              <w:t>(</w:t>
+            </w:r>
+            <w:r>
+              <w:rPr>
+                <w:rFonts w:ascii="Consolas" w:hAnsi="Consolas" w:cs="Consolas"/>
+                <w:color w:val="A31515"/>
+                <w:sz w:val="16"/>
+                <w:szCs w:val="16"/>
+              </w:rPr>
+              <w:t>"\</w:t>
+            </w:r>
+            <w:proofErr w:type="spellStart"/>
+            <w:r>
+              <w:rPr>
+                <w:rFonts w:ascii="Consolas" w:hAnsi="Consolas" w:cs="Consolas"/>
+                <w:color w:val="A31515"/>
+                <w:sz w:val="16"/>
+                <w:szCs w:val="16"/>
+              </w:rPr>
+              <w:t>nQuel</w:t>
+            </w:r>
+            <w:proofErr w:type="spellEnd"/>
+            <w:r>
+              <w:rPr>
+                <w:rFonts w:ascii="Consolas" w:hAnsi="Consolas" w:cs="Consolas"/>
+                <w:color w:val="A31515"/>
+                <w:sz w:val="16"/>
+                <w:szCs w:val="16"/>
+              </w:rPr>
+              <w:t xml:space="preserve"> mot de passe voulez-vous consulter et éventuellement modifier ? (</w:t>
+            </w:r>
+            <w:proofErr w:type="gramStart"/>
+            <w:r>
+              <w:rPr>
+                <w:rFonts w:ascii="Consolas" w:hAnsi="Consolas" w:cs="Consolas"/>
+                <w:color w:val="A31515"/>
+                <w:sz w:val="16"/>
+                <w:szCs w:val="16"/>
+              </w:rPr>
+              <w:t>entrez</w:t>
+            </w:r>
+            <w:proofErr w:type="gramEnd"/>
+            <w:r>
+              <w:rPr>
+                <w:rFonts w:ascii="Consolas" w:hAnsi="Consolas" w:cs="Consolas"/>
+                <w:color w:val="A31515"/>
+                <w:sz w:val="16"/>
+                <w:szCs w:val="16"/>
+              </w:rPr>
+              <w:t xml:space="preserve"> le numéro) : "</w:t>
+            </w:r>
+            <w:r>
+              <w:rPr>
+                <w:rFonts w:ascii="Consolas" w:hAnsi="Consolas" w:cs="Consolas"/>
+                <w:color w:val="000000"/>
+                <w:sz w:val="16"/>
+                <w:szCs w:val="16"/>
+              </w:rPr>
+              <w:t>);</w:t>
+            </w:r>
+          </w:p>
+          <w:p>
+            <w:pPr>
+              <w:autoSpaceDE w:val="0"/>
+              <w:autoSpaceDN w:val="0"/>
+              <w:adjustRightInd w:val="0"/>
+              <w:rPr>
+                <w:rFonts w:ascii="Consolas" w:hAnsi="Consolas" w:cs="Consolas"/>
+                <w:color w:val="000000"/>
+                <w:sz w:val="16"/>
+                <w:szCs w:val="16"/>
+              </w:rPr>
+            </w:pPr>
+            <w:r>
+              <w:rPr>
+                <w:rFonts w:ascii="Consolas" w:hAnsi="Consolas" w:cs="Consolas"/>
+                <w:color w:val="000000"/>
+                <w:sz w:val="16"/>
+                <w:szCs w:val="16"/>
+              </w:rPr>
+              <w:t xml:space="preserve">                                    </w:t>
+            </w:r>
+            <w:proofErr w:type="gramStart"/>
+            <w:r>
+              <w:rPr>
+                <w:rFonts w:ascii="Consolas" w:hAnsi="Consolas" w:cs="Consolas"/>
+                <w:color w:val="0000FF"/>
+                <w:sz w:val="16"/>
+                <w:szCs w:val="16"/>
+              </w:rPr>
+              <w:t>string</w:t>
+            </w:r>
+            <w:proofErr w:type="gramEnd"/>
+            <w:r>
+              <w:rPr>
+                <w:rFonts w:ascii="Consolas" w:hAnsi="Consolas" w:cs="Consolas"/>
+                <w:color w:val="000000"/>
+                <w:sz w:val="16"/>
+                <w:szCs w:val="16"/>
+              </w:rPr>
+              <w:t xml:space="preserve"> choix = </w:t>
+            </w:r>
+            <w:proofErr w:type="spellStart"/>
+            <w:r>
+              <w:rPr>
+                <w:rFonts w:ascii="Consolas" w:hAnsi="Consolas" w:cs="Consolas"/>
+                <w:color w:val="000000"/>
+                <w:sz w:val="16"/>
+                <w:szCs w:val="16"/>
+              </w:rPr>
+              <w:t>Console.ReadLine</w:t>
+            </w:r>
+            <w:proofErr w:type="spellEnd"/>
+            <w:r>
+              <w:rPr>
+                <w:rFonts w:ascii="Consolas" w:hAnsi="Consolas" w:cs="Consolas"/>
+                <w:color w:val="000000"/>
+                <w:sz w:val="16"/>
+                <w:szCs w:val="16"/>
+              </w:rPr>
+              <w:t>();</w:t>
+            </w:r>
+          </w:p>
+          <w:p>
+            <w:pPr>
+              <w:autoSpaceDE w:val="0"/>
+              <w:autoSpaceDN w:val="0"/>
+              <w:adjustRightInd w:val="0"/>
+              <w:rPr>
+                <w:rFonts w:ascii="Consolas" w:hAnsi="Consolas" w:cs="Consolas"/>
+                <w:color w:val="000000"/>
+                <w:sz w:val="16"/>
+                <w:szCs w:val="16"/>
+              </w:rPr>
+            </w:pPr>
+          </w:p>
+          <w:p>
+            <w:pPr>
+              <w:autoSpaceDE w:val="0"/>
+              <w:autoSpaceDN w:val="0"/>
+              <w:adjustRightInd w:val="0"/>
+              <w:rPr>
+                <w:rFonts w:ascii="Consolas" w:hAnsi="Consolas" w:cs="Consolas"/>
+                <w:color w:val="000000"/>
+                <w:sz w:val="16"/>
+                <w:szCs w:val="16"/>
+              </w:rPr>
+            </w:pPr>
+            <w:r>
+              <w:rPr>
+                <w:rFonts w:ascii="Consolas" w:hAnsi="Consolas" w:cs="Consolas"/>
+                <w:color w:val="000000"/>
+                <w:sz w:val="16"/>
+                <w:szCs w:val="16"/>
+              </w:rPr>
+              <w:t xml:space="preserve">                                    </w:t>
+            </w:r>
+            <w:r>
+              <w:rPr>
+                <w:rFonts w:ascii="Consolas" w:hAnsi="Consolas" w:cs="Consolas"/>
+                <w:color w:val="008000"/>
+                <w:sz w:val="16"/>
+                <w:szCs w:val="16"/>
+              </w:rPr>
+              <w:t>// Vérification de la validité du choix</w:t>
+            </w:r>
+          </w:p>
+          <w:p>
+            <w:pPr>
+              <w:autoSpaceDE w:val="0"/>
+              <w:autoSpaceDN w:val="0"/>
+              <w:adjustRightInd w:val="0"/>
+              <w:rPr>
+                <w:rFonts w:ascii="Consolas" w:hAnsi="Consolas" w:cs="Consolas"/>
+                <w:color w:val="000000"/>
+                <w:sz w:val="16"/>
+                <w:szCs w:val="16"/>
+                <w:lang w:val="en-US"/>
+              </w:rPr>
+            </w:pPr>
+            <w:r>
+              <w:rPr>
+                <w:rFonts w:ascii="Consolas" w:hAnsi="Consolas" w:cs="Consolas"/>
+                <w:color w:val="000000"/>
+                <w:sz w:val="16"/>
+                <w:szCs w:val="16"/>
+              </w:rPr>
+              <w:t xml:space="preserve">                                    </w:t>
+            </w:r>
+            <w:r>
+              <w:rPr>
+                <w:rFonts w:ascii="Consolas" w:hAnsi="Consolas" w:cs="Consolas"/>
+                <w:color w:val="0000FF"/>
+                <w:sz w:val="16"/>
+                <w:szCs w:val="16"/>
+                <w:lang w:val="en-US"/>
+              </w:rPr>
+              <w:t>if</w:t>
+            </w:r>
+            <w:r>
+              <w:rPr>
+                <w:rFonts w:ascii="Consolas" w:hAnsi="Consolas" w:cs="Consolas"/>
+                <w:color w:val="000000"/>
+                <w:sz w:val="16"/>
+                <w:szCs w:val="16"/>
+                <w:lang w:val="en-US"/>
+              </w:rPr>
+              <w:t xml:space="preserve"> (</w:t>
+            </w:r>
+            <w:proofErr w:type="spellStart"/>
+            <w:proofErr w:type="gramStart"/>
+            <w:r>
+              <w:rPr>
+                <w:rFonts w:ascii="Consolas" w:hAnsi="Consolas" w:cs="Consolas"/>
+                <w:color w:val="0000FF"/>
+                <w:sz w:val="16"/>
+                <w:szCs w:val="16"/>
+                <w:lang w:val="en-US"/>
+              </w:rPr>
+              <w:t>int</w:t>
+            </w:r>
+            <w:r>
+              <w:rPr>
+                <w:rFonts w:ascii="Consolas" w:hAnsi="Consolas" w:cs="Consolas"/>
+                <w:color w:val="000000"/>
+                <w:sz w:val="16"/>
+                <w:szCs w:val="16"/>
+                <w:lang w:val="en-US"/>
+              </w:rPr>
+              <w:t>.TryParse</w:t>
+            </w:r>
+            <w:proofErr w:type="spellEnd"/>
+            <w:proofErr w:type="gramEnd"/>
+            <w:r>
+              <w:rPr>
+                <w:rFonts w:ascii="Consolas" w:hAnsi="Consolas" w:cs="Consolas"/>
+                <w:color w:val="000000"/>
+                <w:sz w:val="16"/>
+                <w:szCs w:val="16"/>
+                <w:lang w:val="en-US"/>
+              </w:rPr>
               <w:t xml:space="preserve">(choix, </w:t>
             </w:r>
             <w:r>
@@ -4234,7 +4419,6 @@
                 <w:color w:val="000000"/>
                 <w:sz w:val="16"/>
                 <w:szCs w:val="16"/>
-                <w:lang w:val="en-US"/>
               </w:rPr>
             </w:pPr>
             <w:r>
@@ -4247,58 +4431,283 @@
               </w:rPr>
               <w:t xml:space="preserve">                                        </w:t>
             </w:r>
+            <w:proofErr w:type="gramStart"/>
             <w:r>
               <w:rPr>
                 <w:rFonts w:ascii="Consolas" w:hAnsi="Consolas" w:cs="Consolas"/>
                 <w:color w:val="0000FF"/>
                 <w:sz w:val="16"/>
                 <w:szCs w:val="16"/>
-                <w:lang w:val="en-US"/>
               </w:rPr>
               <w:t>if</w:t>
             </w:r>
-            <w:r>
-              <w:rPr>
-                <w:rFonts w:ascii="Consolas" w:hAnsi="Consolas" w:cs="Consolas"/>
-                <w:color w:val="000000"/>
-                <w:sz w:val="16"/>
-                <w:szCs w:val="16"/>
-                <w:lang w:val="en-US"/>
+            <w:proofErr w:type="gramEnd"/>
+            <w:r>
+              <w:rPr>
+                <w:rFonts w:ascii="Consolas" w:hAnsi="Consolas" w:cs="Consolas"/>
+                <w:color w:val="000000"/>
+                <w:sz w:val="16"/>
+                <w:szCs w:val="16"/>
+              </w:rPr>
+              <w:t xml:space="preserve"> (!</w:t>
+            </w:r>
+            <w:proofErr w:type="spellStart"/>
+            <w:r>
+              <w:rPr>
+                <w:rFonts w:ascii="Consolas" w:hAnsi="Consolas" w:cs="Consolas"/>
+                <w:color w:val="0000FF"/>
+                <w:sz w:val="16"/>
+                <w:szCs w:val="16"/>
+              </w:rPr>
+              <w:t>string</w:t>
+            </w:r>
+            <w:r>
+              <w:rPr>
+                <w:rFonts w:ascii="Consolas" w:hAnsi="Consolas" w:cs="Consolas"/>
+                <w:color w:val="000000"/>
+                <w:sz w:val="16"/>
+                <w:szCs w:val="16"/>
+              </w:rPr>
+              <w:t>.IsNullOrWhiteSpace</w:t>
+            </w:r>
+            <w:proofErr w:type="spellEnd"/>
+            <w:r>
+              <w:rPr>
+                <w:rFonts w:ascii="Consolas" w:hAnsi="Consolas" w:cs="Consolas"/>
+                <w:color w:val="000000"/>
+                <w:sz w:val="16"/>
+                <w:szCs w:val="16"/>
+              </w:rPr>
+              <w:t>(</w:t>
+            </w:r>
+            <w:proofErr w:type="spellStart"/>
+            <w:r>
+              <w:rPr>
+                <w:rFonts w:ascii="Consolas" w:hAnsi="Consolas" w:cs="Consolas"/>
+                <w:color w:val="000000"/>
+                <w:sz w:val="16"/>
+                <w:szCs w:val="16"/>
+              </w:rPr>
+              <w:t>newUrl</w:t>
+            </w:r>
+            <w:proofErr w:type="spellEnd"/>
+            <w:r>
+              <w:rPr>
+                <w:rFonts w:ascii="Consolas" w:hAnsi="Consolas" w:cs="Consolas"/>
+                <w:color w:val="000000"/>
+                <w:sz w:val="16"/>
+                <w:szCs w:val="16"/>
+              </w:rPr>
+              <w:t>))</w:t>
+            </w:r>
+          </w:p>
+          <w:p>
+            <w:pPr>
+              <w:autoSpaceDE w:val="0"/>
+              <w:autoSpaceDN w:val="0"/>
+              <w:adjustRightInd w:val="0"/>
+              <w:rPr>
+                <w:rFonts w:ascii="Consolas" w:hAnsi="Consolas" w:cs="Consolas"/>
+                <w:color w:val="000000"/>
+                <w:sz w:val="16"/>
+                <w:szCs w:val="16"/>
+              </w:rPr>
+            </w:pPr>
+            <w:r>
+              <w:rPr>
+                <w:rFonts w:ascii="Consolas" w:hAnsi="Consolas" w:cs="Consolas"/>
+                <w:color w:val="000000"/>
+                <w:sz w:val="16"/>
+                <w:szCs w:val="16"/>
+              </w:rPr>
+              <w:t xml:space="preserve">                                        {</w:t>
+            </w:r>
+          </w:p>
+          <w:p>
+            <w:pPr>
+              <w:autoSpaceDE w:val="0"/>
+              <w:autoSpaceDN w:val="0"/>
+              <w:adjustRightInd w:val="0"/>
+              <w:rPr>
+                <w:rFonts w:ascii="Consolas" w:hAnsi="Consolas" w:cs="Consolas"/>
+                <w:color w:val="000000"/>
+                <w:sz w:val="16"/>
+                <w:szCs w:val="16"/>
+              </w:rPr>
+            </w:pPr>
+            <w:r>
+              <w:rPr>
+                <w:rFonts w:ascii="Consolas" w:hAnsi="Consolas" w:cs="Consolas"/>
+                <w:color w:val="000000"/>
+                <w:sz w:val="16"/>
+                <w:szCs w:val="16"/>
+              </w:rPr>
+              <w:t xml:space="preserve">                                            </w:t>
+            </w:r>
+            <w:proofErr w:type="spellStart"/>
+            <w:proofErr w:type="gramStart"/>
+            <w:r>
+              <w:rPr>
+                <w:rFonts w:ascii="Consolas" w:hAnsi="Consolas" w:cs="Consolas"/>
+                <w:color w:val="000000"/>
+                <w:sz w:val="16"/>
+                <w:szCs w:val="16"/>
+              </w:rPr>
+              <w:t>lines</w:t>
+            </w:r>
+            <w:proofErr w:type="spellEnd"/>
+            <w:r>
+              <w:rPr>
+                <w:rFonts w:ascii="Consolas" w:hAnsi="Consolas" w:cs="Consolas"/>
+                <w:color w:val="000000"/>
+                <w:sz w:val="16"/>
+                <w:szCs w:val="16"/>
+              </w:rPr>
+              <w:t>[</w:t>
+            </w:r>
+            <w:proofErr w:type="gramEnd"/>
+            <w:r>
+              <w:rPr>
+                <w:rFonts w:ascii="Consolas" w:hAnsi="Consolas" w:cs="Consolas"/>
+                <w:color w:val="000000"/>
+                <w:sz w:val="16"/>
+                <w:szCs w:val="16"/>
+              </w:rPr>
+              <w:t xml:space="preserve">0] = </w:t>
+            </w:r>
+            <w:r>
+              <w:rPr>
+                <w:rFonts w:ascii="Consolas" w:hAnsi="Consolas" w:cs="Consolas"/>
+                <w:color w:val="A31515"/>
+                <w:sz w:val="16"/>
+                <w:szCs w:val="16"/>
+              </w:rPr>
+              <w:t>"URL : "</w:t>
+            </w:r>
+            <w:r>
+              <w:rPr>
+                <w:rFonts w:ascii="Consolas" w:hAnsi="Consolas" w:cs="Consolas"/>
+                <w:color w:val="000000"/>
+                <w:sz w:val="16"/>
+                <w:szCs w:val="16"/>
+              </w:rPr>
+              <w:t xml:space="preserve"> + </w:t>
+            </w:r>
+            <w:proofErr w:type="spellStart"/>
+            <w:r>
+              <w:rPr>
+                <w:rFonts w:ascii="Consolas" w:hAnsi="Consolas" w:cs="Consolas"/>
+                <w:color w:val="000000"/>
+                <w:sz w:val="16"/>
+                <w:szCs w:val="16"/>
+              </w:rPr>
+              <w:t>newUrl</w:t>
+            </w:r>
+            <w:proofErr w:type="spellEnd"/>
+            <w:r>
+              <w:rPr>
+                <w:rFonts w:ascii="Consolas" w:hAnsi="Consolas" w:cs="Consolas"/>
+                <w:color w:val="000000"/>
+                <w:sz w:val="16"/>
+                <w:szCs w:val="16"/>
+              </w:rPr>
+              <w:t>;</w:t>
+            </w:r>
+          </w:p>
+          <w:p>
+            <w:pPr>
+              <w:autoSpaceDE w:val="0"/>
+              <w:autoSpaceDN w:val="0"/>
+              <w:adjustRightInd w:val="0"/>
+              <w:rPr>
+                <w:rFonts w:ascii="Consolas" w:hAnsi="Consolas" w:cs="Consolas"/>
+                <w:color w:val="000000"/>
+                <w:sz w:val="16"/>
+                <w:szCs w:val="16"/>
+              </w:rPr>
+            </w:pPr>
+          </w:p>
+          <w:p>
+            <w:pPr>
+              <w:autoSpaceDE w:val="0"/>
+              <w:autoSpaceDN w:val="0"/>
+              <w:adjustRightInd w:val="0"/>
+              <w:rPr>
+                <w:rFonts w:ascii="Consolas" w:hAnsi="Consolas" w:cs="Consolas"/>
+                <w:color w:val="000000"/>
+                <w:sz w:val="16"/>
+                <w:szCs w:val="16"/>
+              </w:rPr>
+            </w:pPr>
+            <w:r>
+              <w:rPr>
+                <w:rFonts w:ascii="Consolas" w:hAnsi="Consolas" w:cs="Consolas"/>
+                <w:color w:val="000000"/>
+                <w:sz w:val="16"/>
+                <w:szCs w:val="16"/>
+              </w:rPr>
+              <w:t xml:space="preserve">                                            </w:t>
+            </w:r>
+            <w:r>
+              <w:rPr>
+                <w:rFonts w:ascii="Consolas" w:hAnsi="Consolas" w:cs="Consolas"/>
+                <w:color w:val="008000"/>
+                <w:sz w:val="16"/>
+                <w:szCs w:val="16"/>
+              </w:rPr>
+              <w:t>// Créer le nouveau nom de fichier directement à partir de la nouvelle URL</w:t>
+            </w:r>
+          </w:p>
+          <w:p>
+            <w:pPr>
+              <w:autoSpaceDE w:val="0"/>
+              <w:autoSpaceDN w:val="0"/>
+              <w:adjustRightInd w:val="0"/>
+              <w:rPr>
+                <w:rFonts w:ascii="Consolas" w:hAnsi="Consolas" w:cs="Consolas"/>
+                <w:color w:val="000000"/>
+                <w:sz w:val="16"/>
+                <w:szCs w:val="16"/>
+              </w:rPr>
+            </w:pPr>
+            <w:r>
+              <w:rPr>
+                <w:rFonts w:ascii="Consolas" w:hAnsi="Consolas" w:cs="Consolas"/>
+                <w:color w:val="000000"/>
+                <w:sz w:val="16"/>
+                <w:szCs w:val="16"/>
+              </w:rPr>
+              <w:t xml:space="preserve">                                            </w:t>
+            </w:r>
+            <w:proofErr w:type="gramStart"/>
+            <w:r>
+              <w:rPr>
+                <w:rFonts w:ascii="Consolas" w:hAnsi="Consolas" w:cs="Consolas"/>
+                <w:color w:val="0000FF"/>
+                <w:sz w:val="16"/>
+                <w:szCs w:val="16"/>
+              </w:rPr>
+              <w:t>string</w:t>
+            </w:r>
+            <w:proofErr w:type="gramEnd"/>
+            <w:r>
+              <w:rPr>
+                <w:rFonts w:ascii="Consolas" w:hAnsi="Consolas" w:cs="Consolas"/>
+                <w:color w:val="000000"/>
+                <w:sz w:val="16"/>
+                <w:szCs w:val="16"/>
               </w:rPr>
               <w:t xml:space="preserve"> </w:t>
             </w:r>
-            <w:proofErr w:type="gramStart"/>
-            <w:r>
-              <w:rPr>
-                <w:rFonts w:ascii="Consolas" w:hAnsi="Consolas" w:cs="Consolas"/>
-                <w:color w:val="000000"/>
-                <w:sz w:val="16"/>
-                <w:szCs w:val="16"/>
-                <w:lang w:val="en-US"/>
-              </w:rPr>
-              <w:t>(!</w:t>
-            </w:r>
             <w:proofErr w:type="spellStart"/>
             <w:r>
               <w:rPr>
                 <w:rFonts w:ascii="Consolas" w:hAnsi="Consolas" w:cs="Consolas"/>
-                <w:color w:val="0000FF"/>
-                <w:sz w:val="16"/>
-                <w:szCs w:val="16"/>
-                <w:lang w:val="en-US"/>
-              </w:rPr>
-              <w:t>string</w:t>
-            </w:r>
-            <w:proofErr w:type="gramEnd"/>
-            <w:r>
-              <w:rPr>
-                <w:rFonts w:ascii="Consolas" w:hAnsi="Consolas" w:cs="Consolas"/>
-                <w:color w:val="000000"/>
-                <w:sz w:val="16"/>
-                <w:szCs w:val="16"/>
-                <w:lang w:val="en-US"/>
-              </w:rPr>
-              <w:t>.IsNullOrWhiteSpace</w:t>
+                <w:color w:val="000000"/>
+                <w:sz w:val="16"/>
+                <w:szCs w:val="16"/>
+              </w:rPr>
+              <w:t>newFileName</w:t>
             </w:r>
             <w:proofErr w:type="spellEnd"/>
             <w:r>
@@ -4307,271 +4716,8 @@
                 <w:color w:val="000000"/>
                 <w:sz w:val="16"/>
                 <w:szCs w:val="16"/>
-                <w:lang w:val="en-US"/>
-              </w:rPr>
-              <w:t>(</w:t>
-            </w:r>
-            <w:proofErr w:type="spellStart"/>
-            <w:r>
-              <w:rPr>
-                <w:rFonts w:ascii="Consolas" w:hAnsi="Consolas" w:cs="Consolas"/>
-                <w:color w:val="000000"/>
-                <w:sz w:val="16"/>
-                <w:szCs w:val="16"/>
-                <w:lang w:val="en-US"/>
-              </w:rPr>
-              <w:t>newUrl</w:t>
-            </w:r>
-            <w:proofErr w:type="spellEnd"/>
-            <w:r>
-              <w:rPr>
-                <w:rFonts w:ascii="Consolas" w:hAnsi="Consolas" w:cs="Consolas"/>
-                <w:color w:val="000000"/>
-                <w:sz w:val="16"/>
-                <w:szCs w:val="16"/>
-                <w:lang w:val="en-US"/>
-              </w:rPr>
-              <w:t>))</w:t>
-            </w:r>
-          </w:p>
-          <w:p>
-            <w:pPr>
-              <w:autoSpaceDE w:val="0"/>
-              <w:autoSpaceDN w:val="0"/>
-              <w:adjustRightInd w:val="0"/>
-              <w:rPr>
-                <w:rFonts w:ascii="Consolas" w:hAnsi="Consolas" w:cs="Consolas"/>
-                <w:color w:val="000000"/>
-                <w:sz w:val="16"/>
-                <w:szCs w:val="16"/>
-                <w:lang w:val="en-US"/>
-              </w:rPr>
-            </w:pPr>
-            <w:r>
-              <w:rPr>
-                <w:rFonts w:ascii="Consolas" w:hAnsi="Consolas" w:cs="Consolas"/>
-                <w:color w:val="000000"/>
-                <w:sz w:val="16"/>
-                <w:szCs w:val="16"/>
-                <w:lang w:val="en-US"/>
-              </w:rPr>
-              <w:t xml:space="preserve">                                        {</w:t>
-            </w:r>
-          </w:p>
-          <w:p>
-            <w:pPr>
-              <w:autoSpaceDE w:val="0"/>
-              <w:autoSpaceDN w:val="0"/>
-              <w:adjustRightInd w:val="0"/>
-              <w:rPr>
-                <w:rFonts w:ascii="Consolas" w:hAnsi="Consolas" w:cs="Consolas"/>
-                <w:color w:val="000000"/>
-                <w:sz w:val="16"/>
-                <w:szCs w:val="16"/>
-                <w:lang w:val="en-US"/>
-              </w:rPr>
-            </w:pPr>
-            <w:r>
-              <w:rPr>
-                <w:rFonts w:ascii="Consolas" w:hAnsi="Consolas" w:cs="Consolas"/>
-                <w:color w:val="000000"/>
-                <w:sz w:val="16"/>
-                <w:szCs w:val="16"/>
-                <w:lang w:val="en-US"/>
-              </w:rPr>
-              <w:t xml:space="preserve">                                            </w:t>
-            </w:r>
-            <w:proofErr w:type="gramStart"/>
-            <w:r>
-              <w:rPr>
-                <w:rFonts w:ascii="Consolas" w:hAnsi="Consolas" w:cs="Consolas"/>
-                <w:color w:val="000000"/>
-                <w:sz w:val="16"/>
-                <w:szCs w:val="16"/>
-                <w:lang w:val="en-US"/>
-              </w:rPr>
-              <w:t>lines[</w:t>
-            </w:r>
-            <w:proofErr w:type="gramEnd"/>
-            <w:r>
-              <w:rPr>
-                <w:rFonts w:ascii="Consolas" w:hAnsi="Consolas" w:cs="Consolas"/>
-                <w:color w:val="000000"/>
-                <w:sz w:val="16"/>
-                <w:szCs w:val="16"/>
-                <w:lang w:val="en-US"/>
-              </w:rPr>
-              <w:t xml:space="preserve">0] = </w:t>
-            </w:r>
-            <w:r>
-              <w:rPr>
-                <w:rFonts w:ascii="Consolas" w:hAnsi="Consolas" w:cs="Consolas"/>
-                <w:color w:val="A31515"/>
-                <w:sz w:val="16"/>
-                <w:szCs w:val="16"/>
-                <w:lang w:val="en-US"/>
-              </w:rPr>
-              <w:t>"URL : "</w:t>
-            </w:r>
-            <w:r>
-              <w:rPr>
-                <w:rFonts w:ascii="Consolas" w:hAnsi="Consolas" w:cs="Consolas"/>
-                <w:color w:val="000000"/>
-                <w:sz w:val="16"/>
-                <w:szCs w:val="16"/>
-                <w:lang w:val="en-US"/>
-              </w:rPr>
-              <w:t xml:space="preserve"> + </w:t>
-            </w:r>
-            <w:proofErr w:type="spellStart"/>
-            <w:r>
-              <w:rPr>
-                <w:rFonts w:ascii="Consolas" w:hAnsi="Consolas" w:cs="Consolas"/>
-                <w:color w:val="000000"/>
-                <w:sz w:val="16"/>
-                <w:szCs w:val="16"/>
-                <w:lang w:val="en-US"/>
-              </w:rPr>
-              <w:t>newUrl</w:t>
-            </w:r>
-            <w:proofErr w:type="spellEnd"/>
-            <w:r>
-              <w:rPr>
-                <w:rFonts w:ascii="Consolas" w:hAnsi="Consolas" w:cs="Consolas"/>
-                <w:color w:val="000000"/>
-                <w:sz w:val="16"/>
-                <w:szCs w:val="16"/>
-                <w:lang w:val="en-US"/>
-              </w:rPr>
-              <w:t>;</w:t>
-            </w:r>
-          </w:p>
-          <w:p>
-            <w:pPr>
-              <w:autoSpaceDE w:val="0"/>
-              <w:autoSpaceDN w:val="0"/>
-              <w:adjustRightInd w:val="0"/>
-              <w:rPr>
-                <w:rFonts w:ascii="Consolas" w:hAnsi="Consolas" w:cs="Consolas"/>
-                <w:color w:val="000000"/>
-                <w:sz w:val="16"/>
-                <w:szCs w:val="16"/>
-                <w:lang w:val="en-US"/>
-              </w:rPr>
-            </w:pPr>
-          </w:p>
-          <w:p>
-            <w:pPr>
-              <w:autoSpaceDE w:val="0"/>
-              <w:autoSpaceDN w:val="0"/>
-              <w:adjustRightInd w:val="0"/>
-              <w:rPr>
-                <w:rFonts w:ascii="Consolas" w:hAnsi="Consolas" w:cs="Consolas"/>
-                <w:color w:val="000000"/>
-                <w:sz w:val="16"/>
-                <w:szCs w:val="16"/>
-              </w:rPr>
-            </w:pPr>
-            <w:r>
-              <w:rPr>
-                <w:rFonts w:ascii="Consolas" w:hAnsi="Consolas" w:cs="Consolas"/>
-                <w:color w:val="000000"/>
-                <w:sz w:val="16"/>
-                <w:szCs w:val="16"/>
-                <w:lang w:val="en-US"/>
-              </w:rPr>
-              <w:t xml:space="preserve">                                            </w:t>
-            </w:r>
-            <w:r>
-              <w:rPr>
-                <w:rFonts w:ascii="Consolas" w:hAnsi="Consolas" w:cs="Consolas"/>
-                <w:color w:val="008000"/>
-                <w:sz w:val="16"/>
-                <w:szCs w:val="16"/>
-              </w:rPr>
-              <w:t>// Créer le nouveau nom de fichier directement à partir de la nouvelle URL</w:t>
-            </w:r>
-          </w:p>
-          <w:p>
-            <w:pPr>
-              <w:autoSpaceDE w:val="0"/>
-              <w:autoSpaceDN w:val="0"/>
-              <w:adjustRightInd w:val="0"/>
-              <w:rPr>
-                <w:rFonts w:ascii="Consolas" w:hAnsi="Consolas" w:cs="Consolas"/>
-                <w:color w:val="000000"/>
-                <w:sz w:val="16"/>
-                <w:szCs w:val="16"/>
-              </w:rPr>
-            </w:pPr>
-            <w:r>
-              <w:rPr>
-                <w:rFonts w:ascii="Consolas" w:hAnsi="Consolas" w:cs="Consolas"/>
-                <w:color w:val="000000"/>
-                <w:sz w:val="16"/>
-                <w:szCs w:val="16"/>
-              </w:rPr>
-              <w:t xml:space="preserve">                                            </w:t>
-            </w:r>
-            <w:proofErr w:type="gramStart"/>
-            <w:r>
-              <w:rPr>
-                <w:rFonts w:ascii="Consolas" w:hAnsi="Consolas" w:cs="Consolas"/>
-                <w:color w:val="0000FF"/>
-                <w:sz w:val="16"/>
-                <w:szCs w:val="16"/>
-              </w:rPr>
-              <w:t>string</w:t>
-            </w:r>
-            <w:proofErr w:type="gramEnd"/>
-            <w:r>
-              <w:rPr>
-                <w:rFonts w:ascii="Consolas" w:hAnsi="Consolas" w:cs="Consolas"/>
-                <w:color w:val="000000"/>
-                <w:sz w:val="16"/>
-                <w:szCs w:val="16"/>
-              </w:rPr>
-              <w:t xml:space="preserve"> </w:t>
-            </w:r>
-            <w:proofErr w:type="spellStart"/>
-            <w:r>
-              <w:rPr>
-                <w:rFonts w:ascii="Consolas" w:hAnsi="Consolas" w:cs="Consolas"/>
-                <w:color w:val="000000"/>
-                <w:sz w:val="16"/>
-                <w:szCs w:val="16"/>
-              </w:rPr>
-              <w:t>newFileName</w:t>
-            </w:r>
-            <w:proofErr w:type="spellEnd"/>
-            <w:r>
-              <w:rPr>
-                <w:rFonts w:ascii="Consolas" w:hAnsi="Consolas" w:cs="Consolas"/>
-                <w:color w:val="000000"/>
-                <w:sz w:val="16"/>
-                <w:szCs w:val="16"/>
-              </w:rPr>
-              <w:t xml:space="preserve"> = </w:t>
-            </w:r>
-            <w:proofErr w:type="spellStart"/>
-            <w:r>
-              <w:rPr>
-                <w:rFonts w:ascii="Consolas" w:hAnsi="Consolas" w:cs="Consolas"/>
-                <w:color w:val="000000"/>
-                <w:sz w:val="16"/>
-                <w:szCs w:val="16"/>
-              </w:rPr>
-              <w:t>newUrl</w:t>
-            </w:r>
-            <w:proofErr w:type="spellEnd"/>
-            <w:r>
-              <w:rPr>
-                <w:rFonts w:ascii="Consolas" w:hAnsi="Consolas" w:cs="Consolas"/>
-                <w:color w:val="000000"/>
-                <w:sz w:val="16"/>
-                <w:szCs w:val="16"/>
-              </w:rPr>
-              <w:t>;</w:t>
+              </w:rPr>
+              <w:t xml:space="preserve"> = newUrl;</w:t>
             </w:r>
           </w:p>
           <w:p>
@@ -4964,19 +5110,8 @@
                 <w:sz w:val="16"/>
                 <w:szCs w:val="16"/>
               </w:rPr>
-              <w:t xml:space="preserve">, </w:t>
-            </w:r>
-            <w:proofErr w:type="spellStart"/>
-            <w:r>
-              <w:rPr>
-                <w:rFonts w:ascii="Consolas" w:hAnsi="Consolas" w:cs="Consolas"/>
-                <w:color w:val="000000"/>
-                <w:sz w:val="16"/>
-                <w:szCs w:val="16"/>
-              </w:rPr>
-              <w:t>lines</w:t>
-            </w:r>
-            <w:proofErr w:type="spellEnd"/>
+              <w:t>, lines</w:t>
+            </w:r>
             <w:proofErr w:type="gramStart"/>
             <w:r>
               <w:rPr>
@@ -5531,6 +5666,7 @@
                 <w:color w:val="000000"/>
                 <w:sz w:val="16"/>
                 <w:szCs w:val="16"/>
+                <w:lang w:val="en-US"/>
               </w:rPr>
             </w:pPr>
             <w:r>
@@ -5549,6 +5685,7 @@
                 <w:color w:val="000000"/>
                 <w:sz w:val="16"/>
                 <w:szCs w:val="16"/>
+                <w:lang w:val="en-US"/>
               </w:rPr>
               <w:t>{</w:t>
             </w:r>
@@ -5571,6 +5708,7 @@
                 <w:color w:val="000000"/>
                 <w:sz w:val="16"/>
                 <w:szCs w:val="16"/>
+                <w:lang w:val="en-US"/>
               </w:rPr>
               <w:t xml:space="preserve">                                                </w:t>
             </w:r>
@@ -5769,19 +5907,8 @@
                 <w:sz w:val="16"/>
                 <w:szCs w:val="16"/>
               </w:rPr>
-              <w:t xml:space="preserve">, </w:t>
-            </w:r>
-            <w:proofErr w:type="spellStart"/>
-            <w:r>
-              <w:rPr>
-                <w:rFonts w:ascii="Consolas" w:hAnsi="Consolas" w:cs="Consolas"/>
-                <w:color w:val="000000"/>
-                <w:sz w:val="16"/>
-                <w:szCs w:val="16"/>
-              </w:rPr>
-              <w:t>lines</w:t>
-            </w:r>
-            <w:proofErr w:type="spellEnd"/>
+              <w:t>, lines</w:t>
+            </w:r>
             <w:proofErr w:type="gramStart"/>
             <w:r>
               <w:rPr>
@@ -6547,47 +6674,14 @@
     <w:p>
       <w:pPr>
         <w:pStyle w:val="Corpsdetexte"/>
-      </w:pPr>
-    </w:p>
-    <w:p>
-      <w:pPr>
-        <w:pStyle w:val="Corpsdetexte"/>
-      </w:pPr>
-    </w:p>
-    <w:p>
-      <w:pPr>
-        <w:pStyle w:val="Corpsdetexte"/>
-      </w:pPr>
-    </w:p>
-    <w:p>
-      <w:pPr>
-        <w:pStyle w:val="Corpsdetexte"/>
-      </w:pPr>
-    </w:p>
-    <w:p>
-      <w:pPr>
-        <w:pStyle w:val="Corpsdetexte"/>
-      </w:pPr>
-    </w:p>
-    <w:p>
-      <w:pPr>
-        <w:pStyle w:val="Corpsdetexte"/>
-      </w:pPr>
-    </w:p>
-    <w:p>
-      <w:pPr>
-        <w:pStyle w:val="Corpsdetexte"/>
-      </w:pPr>
-    </w:p>
-    <w:p>
-      <w:pPr>
-        <w:pStyle w:val="Corpsdetexte"/>
-      </w:pPr>
-    </w:p>
-    <w:p>
-      <w:pPr>
-        <w:pStyle w:val="Corpsdetexte"/>
-      </w:pPr>
+        <w:rPr>
+          <w:b/>
+          <w:bCs/>
+        </w:rPr>
+      </w:pPr>
+      <w:r>
+        <w:br w:type="page"/>
+      </w:r>
     </w:p>
     <w:p>
       <w:pPr>
@@ -6768,6 +6862,9 @@
         </mc:AlternateContent>
       </w:r>
       <w:r>
+        <w:rPr>
+          <w:noProof/>
+        </w:rPr>
         <w:drawing>
           <wp:inline distT="0" distB="0" distL="0" distR="0" wp14:anchorId="0DBEFD23" wp14:editId="50C19EE1">
             <wp:extent cx="4077269" cy="1238423"/>
@@ -6815,6 +6912,9 @@
         </w:drawing>
       </w:r>
       <w:r>
+        <w:rPr>
+          <w:noProof/>
+        </w:rPr>
         <w:drawing>
           <wp:inline distT="0" distB="0" distL="0" distR="0" wp14:anchorId="05FF6084" wp14:editId="1A361D27">
             <wp:extent cx="5155871" cy="247550"/>
@@ -6862,6 +6962,9 @@
         </w:drawing>
       </w:r>
       <w:r>
+        <w:rPr>
+          <w:noProof/>
+        </w:rPr>
         <w:drawing>
           <wp:inline distT="0" distB="0" distL="0" distR="0" wp14:anchorId="48F2AE4B" wp14:editId="24377E8F">
             <wp:extent cx="1286054" cy="504895"/>
@@ -8542,157 +8645,14 @@
     <w:p>
       <w:pPr>
         <w:pStyle w:val="Corpsdetexte"/>
-      </w:pPr>
-    </w:p>
-    <w:p>
-      <w:pPr>
-        <w:pStyle w:val="Corpsdetexte"/>
-      </w:pPr>
-    </w:p>
-    <w:p>
-      <w:pPr>
-        <w:pStyle w:val="Corpsdetexte"/>
-      </w:pPr>
-    </w:p>
-    <w:p>
-      <w:pPr>
-        <w:pStyle w:val="Corpsdetexte"/>
-      </w:pPr>
-    </w:p>
-    <w:p>
-      <w:pPr>
-        <w:pStyle w:val="Corpsdetexte"/>
-      </w:pPr>
-    </w:p>
-    <w:p>
-      <w:pPr>
-        <w:pStyle w:val="Corpsdetexte"/>
-      </w:pPr>
-    </w:p>
-    <w:p>
-      <w:pPr>
-        <w:pStyle w:val="Corpsdetexte"/>
-      </w:pPr>
-    </w:p>
-    <w:p>
-      <w:pPr>
-        <w:pStyle w:val="Corpsdetexte"/>
-      </w:pPr>
-    </w:p>
-    <w:p>
-      <w:pPr>
-        <w:pStyle w:val="Corpsdetexte"/>
-      </w:pPr>
-    </w:p>
-    <w:p>
-      <w:pPr>
-        <w:pStyle w:val="Corpsdetexte"/>
-      </w:pPr>
-    </w:p>
-    <w:p>
-      <w:pPr>
-        <w:pStyle w:val="Corpsdetexte"/>
-      </w:pPr>
-    </w:p>
-    <w:p>
-      <w:pPr>
-        <w:pStyle w:val="Corpsdetexte"/>
-      </w:pPr>
-    </w:p>
-    <w:p>
-      <w:pPr>
-        <w:pStyle w:val="Corpsdetexte"/>
-      </w:pPr>
-    </w:p>
-    <w:p>
-      <w:pPr>
-        <w:pStyle w:val="Corpsdetexte"/>
-      </w:pPr>
-    </w:p>
-    <w:p>
-      <w:pPr>
-        <w:pStyle w:val="Corpsdetexte"/>
-      </w:pPr>
-    </w:p>
-    <w:p>
-      <w:pPr>
-        <w:pStyle w:val="Corpsdetexte"/>
-      </w:pPr>
-    </w:p>
-    <w:p>
-      <w:pPr>
-        <w:pStyle w:val="Corpsdetexte"/>
-      </w:pPr>
-    </w:p>
-    <w:p>
-      <w:pPr>
-        <w:pStyle w:val="Corpsdetexte"/>
-      </w:pPr>
-    </w:p>
-    <w:p>
-      <w:pPr>
-        <w:pStyle w:val="Corpsdetexte"/>
-      </w:pPr>
-    </w:p>
-    <w:p>
-      <w:pPr>
-        <w:pStyle w:val="Corpsdetexte"/>
-      </w:pPr>
-    </w:p>
-    <w:p>
-      <w:pPr>
-        <w:pStyle w:val="Corpsdetexte"/>
-      </w:pPr>
-    </w:p>
-    <w:p>
-      <w:pPr>
-        <w:pStyle w:val="Corpsdetexte"/>
-      </w:pPr>
-    </w:p>
-    <w:p>
-      <w:pPr>
-        <w:pStyle w:val="Corpsdetexte"/>
-      </w:pPr>
-    </w:p>
-    <w:p>
-      <w:pPr>
-        <w:pStyle w:val="Corpsdetexte"/>
-      </w:pPr>
-    </w:p>
-    <w:p>
-      <w:pPr>
-        <w:pStyle w:val="Corpsdetexte"/>
-      </w:pPr>
-    </w:p>
-    <w:p>
-      <w:pPr>
-        <w:pStyle w:val="Corpsdetexte"/>
-      </w:pPr>
-    </w:p>
-    <w:p>
-      <w:pPr>
-        <w:pStyle w:val="Corpsdetexte"/>
-      </w:pPr>
-    </w:p>
-    <w:p>
-      <w:pPr>
-        <w:pStyle w:val="Corpsdetexte"/>
-      </w:pPr>
-    </w:p>
-    <w:p>
-      <w:pPr>
-        <w:pStyle w:val="Corpsdetexte"/>
-      </w:pPr>
-    </w:p>
-    <w:p>
-      <w:pPr>
-        <w:pStyle w:val="Corpsdetexte"/>
-      </w:pPr>
-    </w:p>
-    <w:p>
-      <w:pPr>
-        <w:pStyle w:val="Corpsdetexte"/>
-      </w:pPr>
+        <w:rPr>
+          <w:b/>
+          <w:bCs/>
+        </w:rPr>
+      </w:pPr>
+      <w:r>
+        <w:br w:type="page"/>
+      </w:r>
     </w:p>
     <w:p>
       <w:pPr>
@@ -8720,6 +8680,9 @@
         <w:pStyle w:val="Corpsdetexte"/>
       </w:pPr>
       <w:r>
+        <w:rPr>
+          <w:noProof/>
+        </w:rPr>
         <w:drawing>
           <wp:inline distT="0" distB="0" distL="0" distR="0" wp14:anchorId="20C5F1E7" wp14:editId="0DAD5FCB">
             <wp:extent cx="4953691" cy="1143160"/>
@@ -8772,6 +8735,9 @@
         <w:pStyle w:val="Corpsdetexte"/>
       </w:pPr>
       <w:r>
+        <w:rPr>
+          <w:noProof/>
+        </w:rPr>
         <w:drawing>
           <wp:inline distT="0" distB="0" distL="0" distR="0" wp14:anchorId="721B8B12" wp14:editId="2CF97AA9">
             <wp:extent cx="1009791" cy="171474"/>
@@ -9780,6 +9746,7 @@
                 <w:color w:val="000000"/>
                 <w:sz w:val="19"/>
                 <w:szCs w:val="19"/>
+                <w:lang w:val="en-US"/>
               </w:rPr>
             </w:pPr>
             <w:r>
@@ -9791,16 +9758,103 @@
               </w:rPr>
               <w:t xml:space="preserve">                                    </w:t>
             </w:r>
+            <w:r>
+              <w:rPr>
+                <w:rFonts w:ascii="Consolas" w:hAnsi="Consolas" w:cs="Consolas"/>
+                <w:color w:val="0000FF"/>
+                <w:sz w:val="19"/>
+                <w:szCs w:val="19"/>
+                <w:lang w:val="en-US"/>
+              </w:rPr>
+              <w:t>for</w:t>
+            </w:r>
+            <w:r>
+              <w:rPr>
+                <w:rFonts w:ascii="Consolas" w:hAnsi="Consolas" w:cs="Consolas"/>
+                <w:color w:val="000000"/>
+                <w:sz w:val="19"/>
+                <w:szCs w:val="19"/>
+                <w:lang w:val="en-US"/>
+              </w:rPr>
+              <w:t xml:space="preserve"> (</w:t>
+            </w:r>
+            <w:r>
+              <w:rPr>
+                <w:rFonts w:ascii="Consolas" w:hAnsi="Consolas" w:cs="Consolas"/>
+                <w:color w:val="0000FF"/>
+                <w:sz w:val="19"/>
+                <w:szCs w:val="19"/>
+                <w:lang w:val="en-US"/>
+              </w:rPr>
+              <w:t>int</w:t>
+            </w:r>
+            <w:r>
+              <w:rPr>
+                <w:rFonts w:ascii="Consolas" w:hAnsi="Consolas" w:cs="Consolas"/>
+                <w:color w:val="000000"/>
+                <w:sz w:val="19"/>
+                <w:szCs w:val="19"/>
+                <w:lang w:val="en-US"/>
+              </w:rPr>
+              <w:t xml:space="preserve"> </w:t>
+            </w:r>
+            <w:proofErr w:type="spellStart"/>
+            <w:r>
+              <w:rPr>
+                <w:rFonts w:ascii="Consolas" w:hAnsi="Consolas" w:cs="Consolas"/>
+                <w:color w:val="000000"/>
+                <w:sz w:val="19"/>
+                <w:szCs w:val="19"/>
+                <w:lang w:val="en-US"/>
+              </w:rPr>
+              <w:t>i</w:t>
+            </w:r>
+            <w:proofErr w:type="spellEnd"/>
+            <w:r>
+              <w:rPr>
+                <w:rFonts w:ascii="Consolas" w:hAnsi="Consolas" w:cs="Consolas"/>
+                <w:color w:val="000000"/>
+                <w:sz w:val="19"/>
+                <w:szCs w:val="19"/>
+                <w:lang w:val="en-US"/>
+              </w:rPr>
+              <w:t xml:space="preserve"> = 0; </w:t>
+            </w:r>
+            <w:proofErr w:type="spellStart"/>
+            <w:r>
+              <w:rPr>
+                <w:rFonts w:ascii="Consolas" w:hAnsi="Consolas" w:cs="Consolas"/>
+                <w:color w:val="000000"/>
+                <w:sz w:val="19"/>
+                <w:szCs w:val="19"/>
+                <w:lang w:val="en-US"/>
+              </w:rPr>
+              <w:t>i</w:t>
+            </w:r>
+            <w:proofErr w:type="spellEnd"/>
+            <w:r>
+              <w:rPr>
+                <w:rFonts w:ascii="Consolas" w:hAnsi="Consolas" w:cs="Consolas"/>
+                <w:color w:val="000000"/>
+                <w:sz w:val="19"/>
+                <w:szCs w:val="19"/>
+                <w:lang w:val="en-US"/>
+              </w:rPr>
+              <w:t xml:space="preserve"> &lt; </w:t>
+            </w:r>
+            <w:proofErr w:type="spellStart"/>
             <w:proofErr w:type="gramStart"/>
             <w:r>
               <w:rPr>
                 <w:rFonts w:ascii="Consolas" w:hAnsi="Consolas" w:cs="Consolas"/>
-                <w:color w:val="0000FF"/>
-                <w:sz w:val="19"/>
-                <w:szCs w:val="19"/>
-              </w:rPr>
-              <w:t>for</w:t>
-            </w:r>
+                <w:color w:val="000000"/>
+                <w:sz w:val="19"/>
+                <w:szCs w:val="19"/>
+                <w:lang w:val="en-US"/>
+              </w:rPr>
+              <w:t>files.Length</w:t>
+            </w:r>
+            <w:proofErr w:type="spellEnd"/>
             <w:proofErr w:type="gramEnd"/>
             <w:r>
               <w:rPr>
@@ -9808,18 +9862,20 @@
                 <w:color w:val="000000"/>
                 <w:sz w:val="19"/>
                 <w:szCs w:val="19"/>
-              </w:rPr>
-              <w:t xml:space="preserve"> (</w:t>
+                <w:lang w:val="en-US"/>
+              </w:rPr>
+              <w:t xml:space="preserve">; </w:t>
             </w:r>
             <w:proofErr w:type="spellStart"/>
             <w:r>
               <w:rPr>
                 <w:rFonts w:ascii="Consolas" w:hAnsi="Consolas" w:cs="Consolas"/>
-                <w:color w:val="0000FF"/>
-                <w:sz w:val="19"/>
-                <w:szCs w:val="19"/>
-              </w:rPr>
-              <w:t>int</w:t>
+                <w:color w:val="000000"/>
+                <w:sz w:val="19"/>
+                <w:szCs w:val="19"/>
+                <w:lang w:val="en-US"/>
+              </w:rPr>
+              <w:t>i</w:t>
             </w:r>
             <w:proofErr w:type="spellEnd"/>
             <w:r>
@@ -9828,50 +9884,41 @@
                 <w:color w:val="000000"/>
                 <w:sz w:val="19"/>
                 <w:szCs w:val="19"/>
-              </w:rPr>
-              <w:t xml:space="preserve"> i = 0; i &lt; </w:t>
-            </w:r>
-            <w:proofErr w:type="spellStart"/>
-            <w:r>
-              <w:rPr>
-                <w:rFonts w:ascii="Consolas" w:hAnsi="Consolas" w:cs="Consolas"/>
-                <w:color w:val="000000"/>
-                <w:sz w:val="19"/>
-                <w:szCs w:val="19"/>
-              </w:rPr>
-              <w:t>files.Length</w:t>
-            </w:r>
-            <w:proofErr w:type="spellEnd"/>
-            <w:r>
-              <w:rPr>
-                <w:rFonts w:ascii="Consolas" w:hAnsi="Consolas" w:cs="Consolas"/>
-                <w:color w:val="000000"/>
-                <w:sz w:val="19"/>
-                <w:szCs w:val="19"/>
-              </w:rPr>
-              <w:t>; i++)</w:t>
-            </w:r>
-          </w:p>
-          <w:p>
-            <w:pPr>
-              <w:autoSpaceDE w:val="0"/>
-              <w:autoSpaceDN w:val="0"/>
-              <w:adjustRightInd w:val="0"/>
-              <w:rPr>
-                <w:rFonts w:ascii="Consolas" w:hAnsi="Consolas" w:cs="Consolas"/>
-                <w:color w:val="000000"/>
-                <w:sz w:val="19"/>
-                <w:szCs w:val="19"/>
-              </w:rPr>
-            </w:pPr>
-            <w:r>
-              <w:rPr>
-                <w:rFonts w:ascii="Consolas" w:hAnsi="Consolas" w:cs="Consolas"/>
-                <w:color w:val="000000"/>
-                <w:sz w:val="19"/>
-                <w:szCs w:val="19"/>
-              </w:rPr>
-              <w:t xml:space="preserve">                                    {</w:t>
+                <w:lang w:val="en-US"/>
+              </w:rPr>
+              <w:t>++)</w:t>
+            </w:r>
+          </w:p>
+          <w:p>
+            <w:pPr>
+              <w:autoSpaceDE w:val="0"/>
+              <w:autoSpaceDN w:val="0"/>
+              <w:adjustRightInd w:val="0"/>
+              <w:rPr>
+                <w:rFonts w:ascii="Consolas" w:hAnsi="Consolas" w:cs="Consolas"/>
+                <w:color w:val="000000"/>
+                <w:sz w:val="19"/>
+                <w:szCs w:val="19"/>
+              </w:rPr>
+            </w:pPr>
+            <w:r>
+              <w:rPr>
+                <w:rFonts w:ascii="Consolas" w:hAnsi="Consolas" w:cs="Consolas"/>
+                <w:color w:val="000000"/>
+                <w:sz w:val="19"/>
+                <w:szCs w:val="19"/>
+                <w:lang w:val="en-US"/>
+              </w:rPr>
+              <w:t xml:space="preserve">                                    </w:t>
+            </w:r>
+            <w:r>
+              <w:rPr>
+                <w:rFonts w:ascii="Consolas" w:hAnsi="Consolas" w:cs="Consolas"/>
+                <w:color w:val="000000"/>
+                <w:sz w:val="19"/>
+                <w:szCs w:val="19"/>
+              </w:rPr>
+              <w:t>{</w:t>
             </w:r>
           </w:p>
           <w:p>
@@ -11244,10 +11291,16 @@
       </w:r>
     </w:p>
     <w:p>
+      <w:r>
+        <w:br w:type="page"/>
+      </w:r>
+    </w:p>
+    <w:p>
       <w:pPr>
         <w:pStyle w:val="Corpsdetexte"/>
       </w:pPr>
       <w:r>
+        <w:lastRenderedPageBreak/>
         <w:t>L’option 4 permet simplement de quitter le programme. Voici l’image et le code :</w:t>
       </w:r>
     </w:p>
@@ -11256,6 +11309,9 @@
         <w:pStyle w:val="Corpsdetexte"/>
       </w:pPr>
       <w:r>
+        <w:rPr>
+          <w:noProof/>
+        </w:rPr>
         <w:drawing>
           <wp:inline distT="0" distB="0" distL="0" distR="0" wp14:anchorId="11EC1241" wp14:editId="40D6D86D">
             <wp:extent cx="5111282" cy="2037748"/>
@@ -11483,9 +11539,25 @@
     </w:p>
     <w:p>
       <w:pPr>
+        <w:rPr>
+          <w:rFonts w:asciiTheme="majorHAnsi" w:hAnsiTheme="majorHAnsi" w:cs="Arial"/>
+          <w:b/>
+          <w:bCs/>
+          <w:caps/>
+          <w:kern w:val="32"/>
+          <w:sz w:val="32"/>
+          <w:szCs w:val="32"/>
+        </w:rPr>
+      </w:pPr>
+      <w:r>
+        <w:br w:type="page"/>
+      </w:r>
+    </w:p>
+    <w:p>
+      <w:pPr>
         <w:pStyle w:val="Titre1"/>
       </w:pPr>
-      <w:bookmarkStart w:id="5" w:name="_Toc175571187"/>
+      <w:bookmarkStart w:id="6" w:name="_Toc179199579"/>
       <w:r>
         <w:lastRenderedPageBreak/>
         <w:t>Sources</w:t>
@@ -11493,7 +11565,7 @@
       <w:r>
         <w:t xml:space="preserve"> &amp; Aides</w:t>
       </w:r>
-      <w:bookmarkEnd w:id="5"/>
+      <w:bookmarkEnd w:id="6"/>
     </w:p>
     <w:p>
       <w:pPr>
@@ -11548,16 +11620,7 @@
       </w:r>
       <w:proofErr w:type="spellEnd"/>
       <w:r>
-        <w:t xml:space="preserve"> m’a aidé à comprendre </w:t>
-      </w:r>
-      <w:r>
-        <w:t>les bouts de code</w:t>
-      </w:r>
-      <w:r>
-        <w:t xml:space="preserve"> que je trouvais</w:t>
-      </w:r>
-      <w:r>
-        <w:t xml:space="preserve"> sur internet, il m’a également servi lors de petites incrustations dans le code.</w:t>
+        <w:t xml:space="preserve"> m’a aidé à comprendre les bouts de code que je trouvais sur internet, il m’a également servi lors de petites incrustations dans le code.</w:t>
       </w:r>
       <w:r>
         <w:t xml:space="preserve"> Il ne m’a pas servi pour la rédaction du rapport</w:t>
@@ -11576,18 +11639,24 @@
       <w:pPr>
         <w:pStyle w:val="Titre1"/>
       </w:pPr>
-      <w:bookmarkStart w:id="6" w:name="_Toc175571188"/>
+      <w:bookmarkStart w:id="7" w:name="_Toc179199580"/>
       <w:r>
         <w:t>Conclusion</w:t>
       </w:r>
-      <w:bookmarkEnd w:id="6"/>
+      <w:bookmarkEnd w:id="7"/>
     </w:p>
     <w:p>
       <w:pPr>
         <w:pStyle w:val="Corpsdetexte"/>
       </w:pPr>
       <w:r>
-        <w:t xml:space="preserve">Je n’ai pas compris le but de faire une application dev lorsque je suis en infrastructure. J’ai quitté le développement parce que ce n’est pas ce qui me plaît en informatique et je me retrouve à faire un projet 100% dev. Malgré ce mécontentement, j’ai essayé de faire quelque chose de potable qui ressemble le plus à ce qui est demandé. Je n’ai pas particulièrement aimé faire ce projet, or je n’ai pas non plus </w:t>
+        <w:t xml:space="preserve">Je n’ai pas compris le but de faire une application dev lorsque je suis en infrastructure. J’ai quitté le développement parce que ce n’est pas ce qui me plaît en informatique et je me retrouve à faire un projet 100% dev. Malgré ce mécontentement, j’ai essayé de faire quelque chose de potable qui ressemble le plus à ce qui est demandé. Je n’ai pas particulièrement </w:t>
+      </w:r>
+      <w:r>
+        <w:t>adoré</w:t>
+      </w:r>
+      <w:r>
+        <w:t xml:space="preserve"> faire ce projet, or je n’ai pas non plus </w:t>
       </w:r>
       <w:r>
         <w:t>détesté</w:t>
@@ -11599,7 +11668,7 @@
         <w:t>. J’ai apprécié certains points comme le fait de découvrir des choses sur le développement que je ne connaissais pas</w:t>
       </w:r>
       <w:r>
-        <w:t>.</w:t>
+        <w:t>, comme par exemple, la création et l’écriture de fichier externe.</w:t>
       </w:r>
     </w:p>
     <w:sectPr>
@@ -11813,7 +11882,7 @@
         <v:path o:extrusionok="f" gradientshapeok="t" o:connecttype="rect"/>
         <o:lock v:ext="edit" aspectratio="t"/>
       </v:shapetype>
-      <v:shape id="_x0000_i1121" type="#_x0000_t75" style="width:11.25pt;height:11.25pt" o:bullet="t">
+      <v:shape id="_x0000_i1047" type="#_x0000_t75" style="width:11.25pt;height:11.25pt" o:bullet="t">
         <v:imagedata r:id="rId1" o:title="BD10263_"/>
       </v:shape>
     </w:pict>
@@ -16015,18 +16084,6 @@
 </file>
 
 <file path=customXml/item1.xml><?xml version="1.0" encoding="utf-8"?>
-<p:properties xmlns:p="http://schemas.microsoft.com/office/2006/metadata/properties" xmlns:xsi="http://www.w3.org/2001/XMLSchema-instance" xmlns:pc="http://schemas.microsoft.com/office/infopath/2007/PartnerControls">
-  <documentManagement>
-    <Total xmlns="98d92101-24da-4498-9971-a24673344bd8" xsi:nil="true"/>
-    <TaxCatchAll xmlns="dfa80de1-e9bb-4cf2-893d-d06220b3971a" xsi:nil="true"/>
-    <lcf76f155ced4ddcb4097134ff3c332f xmlns="98d92101-24da-4498-9971-a24673344bd8">
-      <Terms xmlns="http://schemas.microsoft.com/office/infopath/2007/PartnerControls"/>
-    </lcf76f155ced4ddcb4097134ff3c332f>
-  </documentManagement>
-</p:properties>
-</file>
-
-<file path=customXml/item2.xml><?xml version="1.0" encoding="utf-8"?>
 <ct:contentTypeSchema xmlns:ct="http://schemas.microsoft.com/office/2006/metadata/contentType" xmlns:ma="http://schemas.microsoft.com/office/2006/metadata/properties/metaAttributes" ct:_="" ma:_="" ma:contentTypeName="Document" ma:contentTypeID="0x010100E529CC47EA4E614CBF50FAFAB9B8F32B" ma:contentTypeVersion="13" ma:contentTypeDescription="Crée un document." ma:contentTypeScope="" ma:versionID="6a4cac78e8e76547514939bcab636e7b">
   <xsd:schema xmlns:xsd="http://www.w3.org/2001/XMLSchema" xmlns:xs="http://www.w3.org/2001/XMLSchema" xmlns:p="http://schemas.microsoft.com/office/2006/metadata/properties" xmlns:ns2="98d92101-24da-4498-9971-a24673344bd8" xmlns:ns3="dfa80de1-e9bb-4cf2-893d-d06220b3971a" targetNamespace="http://schemas.microsoft.com/office/2006/metadata/properties" ma:root="true" ma:fieldsID="a8fdc2b16e66b7bdb77d3717a31ab696" ns2:_="" ns3:_="">
     <xsd:import namespace="98d92101-24da-4498-9971-a24673344bd8"/>
@@ -16249,11 +16306,19 @@
 </ct:contentTypeSchema>
 </file>
 
-<file path=customXml/item3.xml><?xml version="1.0" encoding="utf-8"?>
-<b:Sources xmlns:b="http://schemas.openxmlformats.org/officeDocument/2006/bibliography" xmlns="http://schemas.openxmlformats.org/officeDocument/2006/bibliography" SelectedStyle="\APA.XSL" StyleName="APA"/>
+<file path=customXml/item2.xml><?xml version="1.0" encoding="utf-8"?>
+<p:properties xmlns:p="http://schemas.microsoft.com/office/2006/metadata/properties" xmlns:xsi="http://www.w3.org/2001/XMLSchema-instance" xmlns:pc="http://schemas.microsoft.com/office/infopath/2007/PartnerControls">
+  <documentManagement>
+    <Total xmlns="98d92101-24da-4498-9971-a24673344bd8" xsi:nil="true"/>
+    <TaxCatchAll xmlns="dfa80de1-e9bb-4cf2-893d-d06220b3971a" xsi:nil="true"/>
+    <lcf76f155ced4ddcb4097134ff3c332f xmlns="98d92101-24da-4498-9971-a24673344bd8">
+      <Terms xmlns="http://schemas.microsoft.com/office/infopath/2007/PartnerControls"/>
+    </lcf76f155ced4ddcb4097134ff3c332f>
+  </documentManagement>
+</p:properties>
 </file>
 
-<file path=customXml/item4.xml><?xml version="1.0" encoding="utf-8"?>
+<file path=customXml/item3.xml><?xml version="1.0" encoding="utf-8"?>
 <?mso-contentType ?>
 <FormTemplates xmlns="http://schemas.microsoft.com/sharepoint/v3/contenttype/forms">
   <Display>DocumentLibraryForm</Display>
@@ -16262,18 +16327,11 @@
 </FormTemplates>
 </file>
 
-<file path=customXml/itemProps1.xml><?xml version="1.0" encoding="utf-8"?>
-<ds:datastoreItem xmlns:ds="http://schemas.openxmlformats.org/officeDocument/2006/customXml" ds:itemID="{E4C379ED-99CE-474E-BE51-D6618EB059A5}">
-  <ds:schemaRefs>
-    <ds:schemaRef ds:uri="http://schemas.microsoft.com/office/2006/metadata/properties"/>
-    <ds:schemaRef ds:uri="http://schemas.microsoft.com/office/infopath/2007/PartnerControls"/>
-    <ds:schemaRef ds:uri="98d92101-24da-4498-9971-a24673344bd8"/>
-    <ds:schemaRef ds:uri="dfa80de1-e9bb-4cf2-893d-d06220b3971a"/>
-  </ds:schemaRefs>
-</ds:datastoreItem>
+<file path=customXml/item4.xml><?xml version="1.0" encoding="utf-8"?>
+<b:Sources xmlns:b="http://schemas.openxmlformats.org/officeDocument/2006/bibliography" xmlns="http://schemas.openxmlformats.org/officeDocument/2006/bibliography" SelectedStyle="\APA.XSL" StyleName="APA"/>
 </file>
 
-<file path=customXml/itemProps2.xml><?xml version="1.0" encoding="utf-8"?>
+<file path=customXml/itemProps1.xml><?xml version="1.0" encoding="utf-8"?>
 <ds:datastoreItem xmlns:ds="http://schemas.openxmlformats.org/officeDocument/2006/customXml" ds:itemID="{DB88091B-7A0B-40E0-A22E-B64A876609B4}">
   <ds:schemaRefs>
     <ds:schemaRef ds:uri="http://schemas.microsoft.com/office/2006/metadata/contentType"/>
@@ -16292,18 +16350,29 @@
 </ds:datastoreItem>
 </file>
 
+<file path=customXml/itemProps2.xml><?xml version="1.0" encoding="utf-8"?>
+<ds:datastoreItem xmlns:ds="http://schemas.openxmlformats.org/officeDocument/2006/customXml" ds:itemID="{E4C379ED-99CE-474E-BE51-D6618EB059A5}">
+  <ds:schemaRefs>
+    <ds:schemaRef ds:uri="http://schemas.microsoft.com/office/2006/metadata/properties"/>
+    <ds:schemaRef ds:uri="http://schemas.microsoft.com/office/infopath/2007/PartnerControls"/>
+    <ds:schemaRef ds:uri="98d92101-24da-4498-9971-a24673344bd8"/>
+    <ds:schemaRef ds:uri="dfa80de1-e9bb-4cf2-893d-d06220b3971a"/>
+  </ds:schemaRefs>
+</ds:datastoreItem>
+</file>
+
 <file path=customXml/itemProps3.xml><?xml version="1.0" encoding="utf-8"?>
+<ds:datastoreItem xmlns:ds="http://schemas.openxmlformats.org/officeDocument/2006/customXml" ds:itemID="{17BB236F-1E40-438F-95F2-06C15F3EF314}">
+  <ds:schemaRefs>
+    <ds:schemaRef ds:uri="http://schemas.microsoft.com/sharepoint/v3/contenttype/forms"/>
+  </ds:schemaRefs>
+</ds:datastoreItem>
+</file>
+
+<file path=customXml/itemProps4.xml><?xml version="1.0" encoding="utf-8"?>
 <ds:datastoreItem xmlns:ds="http://schemas.openxmlformats.org/officeDocument/2006/customXml" ds:itemID="{742E9764-2B52-4BB1-A7DC-ADF880092330}">
   <ds:schemaRefs>
     <ds:schemaRef ds:uri="http://schemas.openxmlformats.org/officeDocument/2006/bibliography"/>
   </ds:schemaRefs>
 </ds:datastoreItem>
-</file>
-
-<file path=customXml/itemProps4.xml><?xml version="1.0" encoding="utf-8"?>
-<ds:datastoreItem xmlns:ds="http://schemas.openxmlformats.org/officeDocument/2006/customXml" ds:itemID="{17BB236F-1E40-438F-95F2-06C15F3EF314}">
-  <ds:schemaRefs>
-    <ds:schemaRef ds:uri="http://schemas.microsoft.com/sharepoint/v3/contenttype/forms"/>
-  </ds:schemaRefs>
-</ds:datastoreItem>
 </file>
--- a/X-P_GestMDP-amizeqiri-rapport.docx
+++ b/X-P_GestMDP-amizeqiri-rapport.docx
@@ -43,7 +43,7 @@
           <w:noProof/>
         </w:rPr>
         <w:drawing>
-          <wp:inline distT="0" distB="0" distL="0" distR="0" wp14:anchorId="733F270C" wp14:editId="72C463F0">
+          <wp:inline distT="0" distB="0" distL="0" distR="0" wp14:anchorId="733F270C" wp14:editId="0D8D3C53">
             <wp:extent cx="4123750" cy="2166580"/>
             <wp:effectExtent l="0" t="0" r="0" b="5715"/>
             <wp:docPr id="6" name="Image 6"/>
@@ -231,7 +231,7 @@
         </w:rPr>
         <w:fldChar w:fldCharType="separate"/>
       </w:r>
-      <w:hyperlink w:anchor="_Toc179199574" w:history="1">
+      <w:hyperlink w:anchor="_Toc181017285" w:history="1">
         <w:r>
           <w:rPr>
             <w:rStyle w:val="Lienhypertexte"/>
@@ -277,7 +277,7 @@
             <w:noProof/>
             <w:webHidden/>
           </w:rPr>
-          <w:instrText xml:space="preserve"> PAGEREF _Toc179199574 \h </w:instrText>
+          <w:instrText xml:space="preserve"> PAGEREF _Toc181017285 \h </w:instrText>
         </w:r>
         <w:r>
           <w:rPr>
@@ -323,7 +323,7 @@
           <w14:ligatures w14:val="standardContextual"/>
         </w:rPr>
       </w:pPr>
-      <w:hyperlink w:anchor="_Toc179199575" w:history="1">
+      <w:hyperlink w:anchor="_Toc181017286" w:history="1">
         <w:r>
           <w:rPr>
             <w:rStyle w:val="Lienhypertexte"/>
@@ -367,7 +367,7 @@
             <w:noProof/>
             <w:webHidden/>
           </w:rPr>
-          <w:instrText xml:space="preserve"> PAGEREF _Toc179199575 \h </w:instrText>
+          <w:instrText xml:space="preserve"> PAGEREF _Toc181017286 \h </w:instrText>
         </w:r>
         <w:r>
           <w:rPr>
@@ -413,7 +413,7 @@
           <w14:ligatures w14:val="standardContextual"/>
         </w:rPr>
       </w:pPr>
-      <w:hyperlink w:anchor="_Toc179199576" w:history="1">
+      <w:hyperlink w:anchor="_Toc181017287" w:history="1">
         <w:r>
           <w:rPr>
             <w:rStyle w:val="Lienhypertexte"/>
@@ -457,7 +457,7 @@
             <w:noProof/>
             <w:webHidden/>
           </w:rPr>
-          <w:instrText xml:space="preserve"> PAGEREF _Toc179199576 \h </w:instrText>
+          <w:instrText xml:space="preserve"> PAGEREF _Toc181017287 \h </w:instrText>
         </w:r>
         <w:r>
           <w:rPr>
@@ -505,7 +505,7 @@
           <w14:ligatures w14:val="standardContextual"/>
         </w:rPr>
       </w:pPr>
-      <w:hyperlink w:anchor="_Toc179199577" w:history="1">
+      <w:hyperlink w:anchor="_Toc181017288" w:history="1">
         <w:r>
           <w:rPr>
             <w:rStyle w:val="Lienhypertexte"/>
@@ -551,7 +551,7 @@
             <w:noProof/>
             <w:webHidden/>
           </w:rPr>
-          <w:instrText xml:space="preserve"> PAGEREF _Toc179199577 \h </w:instrText>
+          <w:instrText xml:space="preserve"> PAGEREF _Toc181017288 \h </w:instrText>
         </w:r>
         <w:r>
           <w:rPr>
@@ -597,7 +597,7 @@
           <w14:ligatures w14:val="standardContextual"/>
         </w:rPr>
       </w:pPr>
-      <w:hyperlink w:anchor="_Toc179199578" w:history="1">
+      <w:hyperlink w:anchor="_Toc181017289" w:history="1">
         <w:r>
           <w:rPr>
             <w:rStyle w:val="Lienhypertexte"/>
@@ -641,7 +641,7 @@
             <w:noProof/>
             <w:webHidden/>
           </w:rPr>
-          <w:instrText xml:space="preserve"> PAGEREF _Toc179199578 \h </w:instrText>
+          <w:instrText xml:space="preserve"> PAGEREF _Toc181017289 \h </w:instrText>
         </w:r>
         <w:r>
           <w:rPr>
@@ -689,7 +689,7 @@
           <w14:ligatures w14:val="standardContextual"/>
         </w:rPr>
       </w:pPr>
-      <w:hyperlink w:anchor="_Toc179199579" w:history="1">
+      <w:hyperlink w:anchor="_Toc181017290" w:history="1">
         <w:r>
           <w:rPr>
             <w:rStyle w:val="Lienhypertexte"/>
@@ -735,7 +735,7 @@
             <w:noProof/>
             <w:webHidden/>
           </w:rPr>
-          <w:instrText xml:space="preserve"> PAGEREF _Toc179199579 \h </w:instrText>
+          <w:instrText xml:space="preserve"> PAGEREF _Toc181017290 \h </w:instrText>
         </w:r>
         <w:r>
           <w:rPr>
@@ -783,7 +783,7 @@
           <w14:ligatures w14:val="standardContextual"/>
         </w:rPr>
       </w:pPr>
-      <w:hyperlink w:anchor="_Toc179199580" w:history="1">
+      <w:hyperlink w:anchor="_Toc181017291" w:history="1">
         <w:r>
           <w:rPr>
             <w:rStyle w:val="Lienhypertexte"/>
@@ -829,7 +829,7 @@
             <w:noProof/>
             <w:webHidden/>
           </w:rPr>
-          <w:instrText xml:space="preserve"> PAGEREF _Toc179199580 \h </w:instrText>
+          <w:instrText xml:space="preserve"> PAGEREF _Toc181017291 \h </w:instrText>
         </w:r>
         <w:r>
           <w:rPr>
@@ -881,7 +881,7 @@
       <w:pPr>
         <w:pStyle w:val="Titre1"/>
       </w:pPr>
-      <w:bookmarkStart w:id="1" w:name="_Toc179199574"/>
+      <w:bookmarkStart w:id="1" w:name="_Toc181017285"/>
       <w:r>
         <w:lastRenderedPageBreak/>
         <w:t>Description du projet dans son ensemble</w:t>
@@ -892,7 +892,7 @@
       <w:pPr>
         <w:pStyle w:val="Titre2"/>
       </w:pPr>
-      <w:bookmarkStart w:id="2" w:name="_Toc179199575"/>
+      <w:bookmarkStart w:id="2" w:name="_Toc181017286"/>
       <w:r>
         <w:t>Titre</w:t>
       </w:r>
@@ -911,7 +911,7 @@
       <w:pPr>
         <w:pStyle w:val="Titre2"/>
       </w:pPr>
-      <w:bookmarkStart w:id="3" w:name="_Toc179199576"/>
+      <w:bookmarkStart w:id="3" w:name="_Toc181017287"/>
       <w:r>
         <w:t>Sujet</w:t>
       </w:r>
@@ -936,21 +936,24 @@
       <w:pPr>
         <w:pStyle w:val="Titre1"/>
       </w:pPr>
-      <w:bookmarkStart w:id="4" w:name="_Toc179199577"/>
       <w:r>
-        <w:t>Support de cours</w:t>
+        <w:t>Explications</w:t>
       </w:r>
-      <w:bookmarkEnd w:id="4"/>
     </w:p>
     <w:p>
       <w:pPr>
+        <w:pStyle w:val="Retraitcorpsdetexte"/>
+      </w:pPr>
+    </w:p>
+    <w:p>
+      <w:pPr>
         <w:pStyle w:val="Titre2"/>
       </w:pPr>
-      <w:bookmarkStart w:id="5" w:name="_Toc179199578"/>
+      <w:bookmarkStart w:id="4" w:name="_Toc181017289"/>
       <w:r>
         <w:t>Menu</w:t>
       </w:r>
-      <w:bookmarkEnd w:id="5"/>
+      <w:bookmarkEnd w:id="4"/>
     </w:p>
     <w:p>
       <w:pPr>
@@ -1778,6 +1781,7 @@
                 <w:color w:val="000000"/>
                 <w:sz w:val="16"/>
                 <w:szCs w:val="16"/>
+                <w:lang w:val="en-US"/>
               </w:rPr>
             </w:pPr>
             <w:r>
@@ -1796,6 +1800,7 @@
                 <w:color w:val="000000"/>
                 <w:sz w:val="16"/>
                 <w:szCs w:val="16"/>
+                <w:lang w:val="en-US"/>
               </w:rPr>
               <w:t>Console.Clear</w:t>
             </w:r>
@@ -1806,6 +1811,7 @@
                 <w:color w:val="000000"/>
                 <w:sz w:val="16"/>
                 <w:szCs w:val="16"/>
+                <w:lang w:val="en-US"/>
               </w:rPr>
               <w:t>(</w:t>
             </w:r>
@@ -1816,6 +1822,7 @@
                 <w:color w:val="000000"/>
                 <w:sz w:val="16"/>
                 <w:szCs w:val="16"/>
+                <w:lang w:val="en-US"/>
               </w:rPr>
               <w:t>);</w:t>
             </w:r>
@@ -1831,75 +1838,93 @@
                 <w:color w:val="000000"/>
                 <w:sz w:val="16"/>
                 <w:szCs w:val="16"/>
-              </w:rPr>
-            </w:pPr>
-            <w:r>
-              <w:rPr>
-                <w:rFonts w:ascii="Cascadia Mono" w:hAnsi="Cascadia Mono" w:cs="Cascadia Mono"/>
-                <w:color w:val="000000"/>
-                <w:sz w:val="16"/>
-                <w:szCs w:val="16"/>
+                <w:lang w:val="en-US"/>
+              </w:rPr>
+            </w:pPr>
+            <w:r>
+              <w:rPr>
+                <w:rFonts w:ascii="Cascadia Mono" w:hAnsi="Cascadia Mono" w:cs="Cascadia Mono"/>
+                <w:color w:val="000000"/>
+                <w:sz w:val="16"/>
+                <w:szCs w:val="16"/>
+                <w:lang w:val="en-US"/>
               </w:rPr>
               <w:t xml:space="preserve">            </w:t>
             </w:r>
+            <w:r>
+              <w:rPr>
+                <w:rFonts w:ascii="Cascadia Mono" w:hAnsi="Cascadia Mono" w:cs="Cascadia Mono"/>
+                <w:color w:val="0000FF"/>
+                <w:sz w:val="16"/>
+                <w:szCs w:val="16"/>
+                <w:lang w:val="en-US"/>
+              </w:rPr>
+              <w:t>string</w:t>
+            </w:r>
+            <w:r>
+              <w:rPr>
+                <w:rFonts w:ascii="Cascadia Mono" w:hAnsi="Cascadia Mono" w:cs="Cascadia Mono"/>
+                <w:color w:val="000000"/>
+                <w:sz w:val="16"/>
+                <w:szCs w:val="16"/>
+                <w:lang w:val="en-US"/>
+              </w:rPr>
+              <w:t xml:space="preserve"> </w:t>
+            </w:r>
+            <w:proofErr w:type="spellStart"/>
+            <w:r>
+              <w:rPr>
+                <w:rFonts w:ascii="Cascadia Mono" w:hAnsi="Cascadia Mono" w:cs="Cascadia Mono"/>
+                <w:color w:val="000000"/>
+                <w:sz w:val="16"/>
+                <w:szCs w:val="16"/>
+                <w:lang w:val="en-US"/>
+              </w:rPr>
+              <w:t>directoryPath</w:t>
+            </w:r>
+            <w:proofErr w:type="spellEnd"/>
+            <w:r>
+              <w:rPr>
+                <w:rFonts w:ascii="Cascadia Mono" w:hAnsi="Cascadia Mono" w:cs="Cascadia Mono"/>
+                <w:color w:val="000000"/>
+                <w:sz w:val="16"/>
+                <w:szCs w:val="16"/>
+                <w:lang w:val="en-US"/>
+              </w:rPr>
+              <w:t xml:space="preserve"> = </w:t>
+            </w:r>
+            <w:r>
+              <w:rPr>
+                <w:rFonts w:ascii="Cascadia Mono" w:hAnsi="Cascadia Mono" w:cs="Cascadia Mono"/>
+                <w:color w:val="800000"/>
+                <w:sz w:val="16"/>
+                <w:szCs w:val="16"/>
+                <w:lang w:val="en-US"/>
+              </w:rPr>
+              <w:t>@"C:\Users\amizeqiri\Desktop\GitHub\P_GestMDP_114\P_GestMDP\password</w:t>
+            </w:r>
             <w:proofErr w:type="gramStart"/>
             <w:r>
               <w:rPr>
                 <w:rFonts w:ascii="Cascadia Mono" w:hAnsi="Cascadia Mono" w:cs="Cascadia Mono"/>
-                <w:color w:val="0000FF"/>
-                <w:sz w:val="16"/>
-                <w:szCs w:val="16"/>
-              </w:rPr>
-              <w:t>string</w:t>
+                <w:color w:val="800000"/>
+                <w:sz w:val="16"/>
+                <w:szCs w:val="16"/>
+                <w:lang w:val="en-US"/>
+              </w:rPr>
+              <w:t>"</w:t>
+            </w:r>
+            <w:r>
+              <w:rPr>
+                <w:rFonts w:ascii="Cascadia Mono" w:hAnsi="Cascadia Mono" w:cs="Cascadia Mono"/>
+                <w:color w:val="000000"/>
+                <w:sz w:val="16"/>
+                <w:szCs w:val="16"/>
+                <w:lang w:val="en-US"/>
+              </w:rPr>
+              <w:t>;</w:t>
             </w:r>
             <w:proofErr w:type="gramEnd"/>
-            <w:r>
-              <w:rPr>
-                <w:rFonts w:ascii="Cascadia Mono" w:hAnsi="Cascadia Mono" w:cs="Cascadia Mono"/>
-                <w:color w:val="000000"/>
-                <w:sz w:val="16"/>
-                <w:szCs w:val="16"/>
-              </w:rPr>
-              <w:t xml:space="preserve"> </w:t>
-            </w:r>
-            <w:proofErr w:type="spellStart"/>
-            <w:r>
-              <w:rPr>
-                <w:rFonts w:ascii="Cascadia Mono" w:hAnsi="Cascadia Mono" w:cs="Cascadia Mono"/>
-                <w:color w:val="000000"/>
-                <w:sz w:val="16"/>
-                <w:szCs w:val="16"/>
-              </w:rPr>
-              <w:t>directoryPath</w:t>
-            </w:r>
-            <w:proofErr w:type="spellEnd"/>
-            <w:r>
-              <w:rPr>
-                <w:rFonts w:ascii="Cascadia Mono" w:hAnsi="Cascadia Mono" w:cs="Cascadia Mono"/>
-                <w:color w:val="000000"/>
-                <w:sz w:val="16"/>
-                <w:szCs w:val="16"/>
-              </w:rPr>
-              <w:t xml:space="preserve"> = </w:t>
-            </w:r>
-            <w:r>
-              <w:rPr>
-                <w:rFonts w:ascii="Cascadia Mono" w:hAnsi="Cascadia Mono" w:cs="Cascadia Mono"/>
-                <w:color w:val="800000"/>
-                <w:sz w:val="16"/>
-                <w:szCs w:val="16"/>
-              </w:rPr>
-              <w:t>@"C:\Users\amizeqiri\Desktop\GitHub\P_GestMDP_114\P_GestMDP\password"</w:t>
-            </w:r>
-            <w:r>
-              <w:rPr>
-                <w:rFonts w:ascii="Cascadia Mono" w:hAnsi="Cascadia Mono" w:cs="Cascadia Mono"/>
-                <w:color w:val="000000"/>
-                <w:sz w:val="16"/>
-                <w:szCs w:val="16"/>
-              </w:rPr>
-              <w:t>;</w:t>
-            </w:r>
           </w:p>
           <w:p>
             <w:pPr>
@@ -1911,6 +1936,7 @@
                 <w:color w:val="000000"/>
                 <w:sz w:val="16"/>
                 <w:szCs w:val="16"/>
+                <w:lang w:val="en-US"/>
               </w:rPr>
             </w:pPr>
           </w:p>
@@ -1924,30 +1950,29 @@
                 <w:color w:val="000000"/>
                 <w:sz w:val="16"/>
                 <w:szCs w:val="16"/>
-              </w:rPr>
-            </w:pPr>
-            <w:r>
-              <w:rPr>
-                <w:rFonts w:ascii="Cascadia Mono" w:hAnsi="Cascadia Mono" w:cs="Cascadia Mono"/>
-                <w:color w:val="000000"/>
-                <w:sz w:val="16"/>
-                <w:szCs w:val="16"/>
+                <w:lang w:val="en-US"/>
+              </w:rPr>
+            </w:pPr>
+            <w:r>
+              <w:rPr>
+                <w:rFonts w:ascii="Cascadia Mono" w:hAnsi="Cascadia Mono" w:cs="Cascadia Mono"/>
+                <w:color w:val="000000"/>
+                <w:sz w:val="16"/>
+                <w:szCs w:val="16"/>
+                <w:lang w:val="en-US"/>
               </w:rPr>
               <w:t xml:space="preserve">            </w:t>
             </w:r>
-            <w:proofErr w:type="spellStart"/>
-            <w:proofErr w:type="gramStart"/>
             <w:r>
               <w:rPr>
                 <w:rFonts w:ascii="Cascadia Mono" w:hAnsi="Cascadia Mono" w:cs="Cascadia Mono"/>
                 <w:color w:val="0000FF"/>
                 <w:sz w:val="16"/>
                 <w:szCs w:val="16"/>
+                <w:lang w:val="en-US"/>
               </w:rPr>
               <w:t>try</w:t>
             </w:r>
-            <w:proofErr w:type="spellEnd"/>
-            <w:proofErr w:type="gramEnd"/>
           </w:p>
           <w:p>
             <w:pPr>
@@ -1959,14 +1984,16 @@
                 <w:color w:val="000000"/>
                 <w:sz w:val="16"/>
                 <w:szCs w:val="16"/>
-              </w:rPr>
-            </w:pPr>
-            <w:r>
-              <w:rPr>
-                <w:rFonts w:ascii="Cascadia Mono" w:hAnsi="Cascadia Mono" w:cs="Cascadia Mono"/>
-                <w:color w:val="000000"/>
-                <w:sz w:val="16"/>
-                <w:szCs w:val="16"/>
+                <w:lang w:val="en-US"/>
+              </w:rPr>
+            </w:pPr>
+            <w:r>
+              <w:rPr>
+                <w:rFonts w:ascii="Cascadia Mono" w:hAnsi="Cascadia Mono" w:cs="Cascadia Mono"/>
+                <w:color w:val="000000"/>
+                <w:sz w:val="16"/>
+                <w:szCs w:val="16"/>
+                <w:lang w:val="en-US"/>
               </w:rPr>
               <w:t xml:space="preserve">            {</w:t>
             </w:r>
@@ -1981,34 +2008,36 @@
                 <w:color w:val="000000"/>
                 <w:sz w:val="16"/>
                 <w:szCs w:val="16"/>
-              </w:rPr>
-            </w:pPr>
-            <w:r>
-              <w:rPr>
-                <w:rFonts w:ascii="Cascadia Mono" w:hAnsi="Cascadia Mono" w:cs="Cascadia Mono"/>
-                <w:color w:val="000000"/>
-                <w:sz w:val="16"/>
-                <w:szCs w:val="16"/>
+                <w:lang w:val="en-US"/>
+              </w:rPr>
+            </w:pPr>
+            <w:r>
+              <w:rPr>
+                <w:rFonts w:ascii="Cascadia Mono" w:hAnsi="Cascadia Mono" w:cs="Cascadia Mono"/>
+                <w:color w:val="000000"/>
+                <w:sz w:val="16"/>
+                <w:szCs w:val="16"/>
+                <w:lang w:val="en-US"/>
               </w:rPr>
               <w:t xml:space="preserve">                </w:t>
             </w:r>
-            <w:proofErr w:type="gramStart"/>
             <w:r>
               <w:rPr>
                 <w:rFonts w:ascii="Cascadia Mono" w:hAnsi="Cascadia Mono" w:cs="Cascadia Mono"/>
                 <w:color w:val="0000FF"/>
                 <w:sz w:val="16"/>
                 <w:szCs w:val="16"/>
+                <w:lang w:val="en-US"/>
               </w:rPr>
               <w:t>if</w:t>
             </w:r>
-            <w:proofErr w:type="gramEnd"/>
-            <w:r>
-              <w:rPr>
-                <w:rFonts w:ascii="Cascadia Mono" w:hAnsi="Cascadia Mono" w:cs="Cascadia Mono"/>
-                <w:color w:val="000000"/>
-                <w:sz w:val="16"/>
-                <w:szCs w:val="16"/>
+            <w:r>
+              <w:rPr>
+                <w:rFonts w:ascii="Cascadia Mono" w:hAnsi="Cascadia Mono" w:cs="Cascadia Mono"/>
+                <w:color w:val="000000"/>
+                <w:sz w:val="16"/>
+                <w:szCs w:val="16"/>
+                <w:lang w:val="en-US"/>
               </w:rPr>
               <w:t xml:space="preserve"> (</w:t>
             </w:r>
@@ -2019,6 +2048,7 @@
                 <w:color w:val="000000"/>
                 <w:sz w:val="16"/>
                 <w:szCs w:val="16"/>
+                <w:lang w:val="en-US"/>
               </w:rPr>
               <w:t>Directory.Exists</w:t>
             </w:r>
@@ -2029,6 +2059,7 @@
                 <w:color w:val="000000"/>
                 <w:sz w:val="16"/>
                 <w:szCs w:val="16"/>
+                <w:lang w:val="en-US"/>
               </w:rPr>
               <w:t>(</w:t>
             </w:r>
@@ -2039,6 +2070,7 @@
                 <w:color w:val="000000"/>
                 <w:sz w:val="16"/>
                 <w:szCs w:val="16"/>
+                <w:lang w:val="en-US"/>
               </w:rPr>
               <w:t>directoryPath</w:t>
             </w:r>
@@ -2049,6 +2081,7 @@
                 <w:color w:val="000000"/>
                 <w:sz w:val="16"/>
                 <w:szCs w:val="16"/>
+                <w:lang w:val="en-US"/>
               </w:rPr>
               <w:t>))</w:t>
             </w:r>
@@ -2063,14 +2096,16 @@
                 <w:color w:val="000000"/>
                 <w:sz w:val="16"/>
                 <w:szCs w:val="16"/>
-              </w:rPr>
-            </w:pPr>
-            <w:r>
-              <w:rPr>
-                <w:rFonts w:ascii="Cascadia Mono" w:hAnsi="Cascadia Mono" w:cs="Cascadia Mono"/>
-                <w:color w:val="000000"/>
-                <w:sz w:val="16"/>
-                <w:szCs w:val="16"/>
+                <w:lang w:val="en-US"/>
+              </w:rPr>
+            </w:pPr>
+            <w:r>
+              <w:rPr>
+                <w:rFonts w:ascii="Cascadia Mono" w:hAnsi="Cascadia Mono" w:cs="Cascadia Mono"/>
+                <w:color w:val="000000"/>
+                <w:sz w:val="16"/>
+                <w:szCs w:val="16"/>
+                <w:lang w:val="en-US"/>
               </w:rPr>
               <w:t xml:space="preserve">                {</w:t>
             </w:r>
@@ -2085,14 +2120,16 @@
                 <w:color w:val="000000"/>
                 <w:sz w:val="16"/>
                 <w:szCs w:val="16"/>
-              </w:rPr>
-            </w:pPr>
-            <w:r>
-              <w:rPr>
-                <w:rFonts w:ascii="Cascadia Mono" w:hAnsi="Cascadia Mono" w:cs="Cascadia Mono"/>
-                <w:color w:val="000000"/>
-                <w:sz w:val="16"/>
-                <w:szCs w:val="16"/>
+                <w:lang w:val="en-US"/>
+              </w:rPr>
+            </w:pPr>
+            <w:r>
+              <w:rPr>
+                <w:rFonts w:ascii="Cascadia Mono" w:hAnsi="Cascadia Mono" w:cs="Cascadia Mono"/>
+                <w:color w:val="000000"/>
+                <w:sz w:val="16"/>
+                <w:szCs w:val="16"/>
+                <w:lang w:val="en-US"/>
               </w:rPr>
               <w:t xml:space="preserve">                    </w:t>
             </w:r>
@@ -2103,6 +2140,7 @@
                 <w:color w:val="0000FF"/>
                 <w:sz w:val="16"/>
                 <w:szCs w:val="16"/>
+                <w:lang w:val="en-US"/>
               </w:rPr>
               <w:t>string</w:t>
             </w:r>
@@ -2112,6 +2150,7 @@
                 <w:color w:val="000000"/>
                 <w:sz w:val="16"/>
                 <w:szCs w:val="16"/>
+                <w:lang w:val="en-US"/>
               </w:rPr>
               <w:t>[</w:t>
             </w:r>
@@ -2122,6 +2161,7 @@
                 <w:color w:val="000000"/>
                 <w:sz w:val="16"/>
                 <w:szCs w:val="16"/>
+                <w:lang w:val="en-US"/>
               </w:rPr>
               <w:t xml:space="preserve">] files = </w:t>
             </w:r>
@@ -2132,6 +2172,7 @@
                 <w:color w:val="000000"/>
                 <w:sz w:val="16"/>
                 <w:szCs w:val="16"/>
+                <w:lang w:val="en-US"/>
               </w:rPr>
               <w:t>Directory.GetFiles</w:t>
             </w:r>
@@ -2142,6 +2183,7 @@
                 <w:color w:val="000000"/>
                 <w:sz w:val="16"/>
                 <w:szCs w:val="16"/>
+                <w:lang w:val="en-US"/>
               </w:rPr>
               <w:t>(</w:t>
             </w:r>
@@ -2152,6 +2194,7 @@
                 <w:color w:val="000000"/>
                 <w:sz w:val="16"/>
                 <w:szCs w:val="16"/>
+                <w:lang w:val="en-US"/>
               </w:rPr>
               <w:t>directoryPath</w:t>
             </w:r>
@@ -2162,6 +2205,7 @@
                 <w:color w:val="000000"/>
                 <w:sz w:val="16"/>
                 <w:szCs w:val="16"/>
+                <w:lang w:val="en-US"/>
               </w:rPr>
               <w:t xml:space="preserve">, </w:t>
             </w:r>
@@ -2171,6 +2215,7 @@
                 <w:color w:val="A31515"/>
                 <w:sz w:val="16"/>
                 <w:szCs w:val="16"/>
+                <w:lang w:val="en-US"/>
               </w:rPr>
               <w:t>"*"</w:t>
             </w:r>
@@ -2180,6 +2225,7 @@
                 <w:color w:val="000000"/>
                 <w:sz w:val="16"/>
                 <w:szCs w:val="16"/>
+                <w:lang w:val="en-US"/>
               </w:rPr>
               <w:t>);</w:t>
             </w:r>
@@ -2202,6 +2248,7 @@
                 <w:color w:val="000000"/>
                 <w:sz w:val="16"/>
                 <w:szCs w:val="16"/>
+                <w:lang w:val="en-US"/>
               </w:rPr>
               <w:t xml:space="preserve">                    </w:t>
             </w:r>
@@ -2499,6 +2546,7 @@
                 <w:color w:val="000000"/>
                 <w:sz w:val="16"/>
                 <w:szCs w:val="16"/>
+                <w:lang w:val="en-US"/>
               </w:rPr>
             </w:pPr>
             <w:r>
@@ -2510,16 +2558,103 @@
               </w:rPr>
               <w:t xml:space="preserve">                        </w:t>
             </w:r>
+            <w:r>
+              <w:rPr>
+                <w:rFonts w:ascii="Cascadia Mono" w:hAnsi="Cascadia Mono" w:cs="Cascadia Mono"/>
+                <w:color w:val="0000FF"/>
+                <w:sz w:val="16"/>
+                <w:szCs w:val="16"/>
+                <w:lang w:val="en-US"/>
+              </w:rPr>
+              <w:t>for</w:t>
+            </w:r>
+            <w:r>
+              <w:rPr>
+                <w:rFonts w:ascii="Cascadia Mono" w:hAnsi="Cascadia Mono" w:cs="Cascadia Mono"/>
+                <w:color w:val="000000"/>
+                <w:sz w:val="16"/>
+                <w:szCs w:val="16"/>
+                <w:lang w:val="en-US"/>
+              </w:rPr>
+              <w:t xml:space="preserve"> (</w:t>
+            </w:r>
+            <w:r>
+              <w:rPr>
+                <w:rFonts w:ascii="Cascadia Mono" w:hAnsi="Cascadia Mono" w:cs="Cascadia Mono"/>
+                <w:color w:val="0000FF"/>
+                <w:sz w:val="16"/>
+                <w:szCs w:val="16"/>
+                <w:lang w:val="en-US"/>
+              </w:rPr>
+              <w:t>int</w:t>
+            </w:r>
+            <w:r>
+              <w:rPr>
+                <w:rFonts w:ascii="Cascadia Mono" w:hAnsi="Cascadia Mono" w:cs="Cascadia Mono"/>
+                <w:color w:val="000000"/>
+                <w:sz w:val="16"/>
+                <w:szCs w:val="16"/>
+                <w:lang w:val="en-US"/>
+              </w:rPr>
+              <w:t xml:space="preserve"> </w:t>
+            </w:r>
+            <w:proofErr w:type="spellStart"/>
+            <w:r>
+              <w:rPr>
+                <w:rFonts w:ascii="Cascadia Mono" w:hAnsi="Cascadia Mono" w:cs="Cascadia Mono"/>
+                <w:color w:val="000000"/>
+                <w:sz w:val="16"/>
+                <w:szCs w:val="16"/>
+                <w:lang w:val="en-US"/>
+              </w:rPr>
+              <w:t>i</w:t>
+            </w:r>
+            <w:proofErr w:type="spellEnd"/>
+            <w:r>
+              <w:rPr>
+                <w:rFonts w:ascii="Cascadia Mono" w:hAnsi="Cascadia Mono" w:cs="Cascadia Mono"/>
+                <w:color w:val="000000"/>
+                <w:sz w:val="16"/>
+                <w:szCs w:val="16"/>
+                <w:lang w:val="en-US"/>
+              </w:rPr>
+              <w:t xml:space="preserve"> = 0; </w:t>
+            </w:r>
+            <w:proofErr w:type="spellStart"/>
+            <w:r>
+              <w:rPr>
+                <w:rFonts w:ascii="Cascadia Mono" w:hAnsi="Cascadia Mono" w:cs="Cascadia Mono"/>
+                <w:color w:val="000000"/>
+                <w:sz w:val="16"/>
+                <w:szCs w:val="16"/>
+                <w:lang w:val="en-US"/>
+              </w:rPr>
+              <w:t>i</w:t>
+            </w:r>
+            <w:proofErr w:type="spellEnd"/>
+            <w:r>
+              <w:rPr>
+                <w:rFonts w:ascii="Cascadia Mono" w:hAnsi="Cascadia Mono" w:cs="Cascadia Mono"/>
+                <w:color w:val="000000"/>
+                <w:sz w:val="16"/>
+                <w:szCs w:val="16"/>
+                <w:lang w:val="en-US"/>
+              </w:rPr>
+              <w:t xml:space="preserve"> &lt; </w:t>
+            </w:r>
+            <w:proofErr w:type="spellStart"/>
             <w:proofErr w:type="gramStart"/>
             <w:r>
               <w:rPr>
                 <w:rFonts w:ascii="Cascadia Mono" w:hAnsi="Cascadia Mono" w:cs="Cascadia Mono"/>
-                <w:color w:val="0000FF"/>
-                <w:sz w:val="16"/>
-                <w:szCs w:val="16"/>
-              </w:rPr>
-              <w:t>for</w:t>
-            </w:r>
+                <w:color w:val="000000"/>
+                <w:sz w:val="16"/>
+                <w:szCs w:val="16"/>
+                <w:lang w:val="en-US"/>
+              </w:rPr>
+              <w:t>files.Length</w:t>
+            </w:r>
+            <w:proofErr w:type="spellEnd"/>
             <w:proofErr w:type="gramEnd"/>
             <w:r>
               <w:rPr>
@@ -2527,18 +2662,20 @@
                 <w:color w:val="000000"/>
                 <w:sz w:val="16"/>
                 <w:szCs w:val="16"/>
-              </w:rPr>
-              <w:t xml:space="preserve"> (</w:t>
+                <w:lang w:val="en-US"/>
+              </w:rPr>
+              <w:t xml:space="preserve">; </w:t>
             </w:r>
             <w:proofErr w:type="spellStart"/>
             <w:r>
               <w:rPr>
                 <w:rFonts w:ascii="Cascadia Mono" w:hAnsi="Cascadia Mono" w:cs="Cascadia Mono"/>
-                <w:color w:val="0000FF"/>
-                <w:sz w:val="16"/>
-                <w:szCs w:val="16"/>
-              </w:rPr>
-              <w:t>int</w:t>
+                <w:color w:val="000000"/>
+                <w:sz w:val="16"/>
+                <w:szCs w:val="16"/>
+                <w:lang w:val="en-US"/>
+              </w:rPr>
+              <w:t>i</w:t>
             </w:r>
             <w:proofErr w:type="spellEnd"/>
             <w:r>
@@ -2547,28 +2684,9 @@
                 <w:color w:val="000000"/>
                 <w:sz w:val="16"/>
                 <w:szCs w:val="16"/>
-              </w:rPr>
-              <w:t xml:space="preserve"> i = 0; i &lt; </w:t>
-            </w:r>
-            <w:proofErr w:type="spellStart"/>
-            <w:r>
-              <w:rPr>
-                <w:rFonts w:ascii="Cascadia Mono" w:hAnsi="Cascadia Mono" w:cs="Cascadia Mono"/>
-                <w:color w:val="000000"/>
-                <w:sz w:val="16"/>
-                <w:szCs w:val="16"/>
-              </w:rPr>
-              <w:t>files.Length</w:t>
-            </w:r>
-            <w:proofErr w:type="spellEnd"/>
-            <w:r>
-              <w:rPr>
-                <w:rFonts w:ascii="Cascadia Mono" w:hAnsi="Cascadia Mono" w:cs="Cascadia Mono"/>
-                <w:color w:val="000000"/>
-                <w:sz w:val="16"/>
-                <w:szCs w:val="16"/>
-              </w:rPr>
-              <w:t>; i++)</w:t>
+                <w:lang w:val="en-US"/>
+              </w:rPr>
+              <w:t>++)</w:t>
             </w:r>
           </w:p>
           <w:p>
@@ -2589,8 +2707,18 @@
                 <w:color w:val="000000"/>
                 <w:sz w:val="16"/>
                 <w:szCs w:val="16"/>
-              </w:rPr>
-              <w:t xml:space="preserve">                        {</w:t>
+                <w:lang w:val="en-US"/>
+              </w:rPr>
+              <w:t xml:space="preserve">                        </w:t>
+            </w:r>
+            <w:r>
+              <w:rPr>
+                <w:rFonts w:ascii="Cascadia Mono" w:hAnsi="Cascadia Mono" w:cs="Cascadia Mono"/>
+                <w:color w:val="000000"/>
+                <w:sz w:val="16"/>
+                <w:szCs w:val="16"/>
+              </w:rPr>
+              <w:t>{</w:t>
             </w:r>
           </w:p>
           <w:p>
@@ -3102,6 +3230,7 @@
                 <w:color w:val="000000"/>
                 <w:sz w:val="16"/>
                 <w:szCs w:val="16"/>
+                <w:lang w:val="en-US"/>
               </w:rPr>
             </w:pPr>
             <w:r>
@@ -3113,15 +3242,58 @@
               </w:rPr>
               <w:t xml:space="preserve">                            </w:t>
             </w:r>
+            <w:r>
+              <w:rPr>
+                <w:rFonts w:ascii="Cascadia Mono" w:hAnsi="Cascadia Mono" w:cs="Cascadia Mono"/>
+                <w:color w:val="0000FF"/>
+                <w:sz w:val="16"/>
+                <w:szCs w:val="16"/>
+                <w:lang w:val="en-US"/>
+              </w:rPr>
+              <w:t>string</w:t>
+            </w:r>
+            <w:r>
+              <w:rPr>
+                <w:rFonts w:ascii="Cascadia Mono" w:hAnsi="Cascadia Mono" w:cs="Cascadia Mono"/>
+                <w:color w:val="000000"/>
+                <w:sz w:val="16"/>
+                <w:szCs w:val="16"/>
+                <w:lang w:val="en-US"/>
+              </w:rPr>
+              <w:t xml:space="preserve"> </w:t>
+            </w:r>
+            <w:proofErr w:type="spellStart"/>
+            <w:r>
+              <w:rPr>
+                <w:rFonts w:ascii="Cascadia Mono" w:hAnsi="Cascadia Mono" w:cs="Cascadia Mono"/>
+                <w:color w:val="000000"/>
+                <w:sz w:val="16"/>
+                <w:szCs w:val="16"/>
+                <w:lang w:val="en-US"/>
+              </w:rPr>
+              <w:t>filePath</w:t>
+            </w:r>
+            <w:proofErr w:type="spellEnd"/>
+            <w:r>
+              <w:rPr>
+                <w:rFonts w:ascii="Cascadia Mono" w:hAnsi="Cascadia Mono" w:cs="Cascadia Mono"/>
+                <w:color w:val="000000"/>
+                <w:sz w:val="16"/>
+                <w:szCs w:val="16"/>
+                <w:lang w:val="en-US"/>
+              </w:rPr>
+              <w:t xml:space="preserve"> = </w:t>
+            </w:r>
             <w:proofErr w:type="gramStart"/>
             <w:r>
               <w:rPr>
                 <w:rFonts w:ascii="Cascadia Mono" w:hAnsi="Cascadia Mono" w:cs="Cascadia Mono"/>
-                <w:color w:val="0000FF"/>
-                <w:sz w:val="16"/>
-                <w:szCs w:val="16"/>
-              </w:rPr>
-              <w:t>string</w:t>
+                <w:color w:val="000000"/>
+                <w:sz w:val="16"/>
+                <w:szCs w:val="16"/>
+                <w:lang w:val="en-US"/>
+              </w:rPr>
+              <w:t>files[</w:t>
             </w:r>
             <w:proofErr w:type="gramEnd"/>
             <w:r>
@@ -3130,28 +3302,9 @@
                 <w:color w:val="000000"/>
                 <w:sz w:val="16"/>
                 <w:szCs w:val="16"/>
-              </w:rPr>
-              <w:t xml:space="preserve"> </w:t>
-            </w:r>
-            <w:proofErr w:type="spellStart"/>
-            <w:r>
-              <w:rPr>
-                <w:rFonts w:ascii="Cascadia Mono" w:hAnsi="Cascadia Mono" w:cs="Cascadia Mono"/>
-                <w:color w:val="000000"/>
-                <w:sz w:val="16"/>
-                <w:szCs w:val="16"/>
-              </w:rPr>
-              <w:t>filePath</w:t>
-            </w:r>
-            <w:proofErr w:type="spellEnd"/>
-            <w:r>
-              <w:rPr>
-                <w:rFonts w:ascii="Cascadia Mono" w:hAnsi="Cascadia Mono" w:cs="Cascadia Mono"/>
-                <w:color w:val="000000"/>
-                <w:sz w:val="16"/>
-                <w:szCs w:val="16"/>
-              </w:rPr>
-              <w:t xml:space="preserve"> = files[index - 1];</w:t>
+                <w:lang w:val="en-US"/>
+              </w:rPr>
+              <w:t>index - 1];</w:t>
             </w:r>
           </w:p>
           <w:p>
@@ -3164,97 +3317,107 @@
                 <w:color w:val="000000"/>
                 <w:sz w:val="16"/>
                 <w:szCs w:val="16"/>
-              </w:rPr>
-            </w:pPr>
-            <w:r>
-              <w:rPr>
-                <w:rFonts w:ascii="Cascadia Mono" w:hAnsi="Cascadia Mono" w:cs="Cascadia Mono"/>
-                <w:color w:val="000000"/>
-                <w:sz w:val="16"/>
-                <w:szCs w:val="16"/>
+                <w:lang w:val="en-US"/>
+              </w:rPr>
+            </w:pPr>
+            <w:r>
+              <w:rPr>
+                <w:rFonts w:ascii="Cascadia Mono" w:hAnsi="Cascadia Mono" w:cs="Cascadia Mono"/>
+                <w:color w:val="000000"/>
+                <w:sz w:val="16"/>
+                <w:szCs w:val="16"/>
+                <w:lang w:val="en-US"/>
               </w:rPr>
               <w:t xml:space="preserve">                            </w:t>
             </w:r>
+            <w:r>
+              <w:rPr>
+                <w:rFonts w:ascii="Cascadia Mono" w:hAnsi="Cascadia Mono" w:cs="Cascadia Mono"/>
+                <w:color w:val="0000FF"/>
+                <w:sz w:val="16"/>
+                <w:szCs w:val="16"/>
+                <w:lang w:val="en-US"/>
+              </w:rPr>
+              <w:t>string</w:t>
+            </w:r>
+            <w:r>
+              <w:rPr>
+                <w:rFonts w:ascii="Cascadia Mono" w:hAnsi="Cascadia Mono" w:cs="Cascadia Mono"/>
+                <w:color w:val="000000"/>
+                <w:sz w:val="16"/>
+                <w:szCs w:val="16"/>
+                <w:lang w:val="en-US"/>
+              </w:rPr>
+              <w:t xml:space="preserve"> </w:t>
+            </w:r>
+            <w:proofErr w:type="spellStart"/>
+            <w:r>
+              <w:rPr>
+                <w:rFonts w:ascii="Cascadia Mono" w:hAnsi="Cascadia Mono" w:cs="Cascadia Mono"/>
+                <w:color w:val="000000"/>
+                <w:sz w:val="16"/>
+                <w:szCs w:val="16"/>
+                <w:lang w:val="en-US"/>
+              </w:rPr>
+              <w:t>fileContent</w:t>
+            </w:r>
+            <w:proofErr w:type="spellEnd"/>
+            <w:r>
+              <w:rPr>
+                <w:rFonts w:ascii="Cascadia Mono" w:hAnsi="Cascadia Mono" w:cs="Cascadia Mono"/>
+                <w:color w:val="000000"/>
+                <w:sz w:val="16"/>
+                <w:szCs w:val="16"/>
+                <w:lang w:val="en-US"/>
+              </w:rPr>
+              <w:t xml:space="preserve"> = </w:t>
+            </w:r>
+            <w:proofErr w:type="spellStart"/>
+            <w:r>
+              <w:rPr>
+                <w:rFonts w:ascii="Cascadia Mono" w:hAnsi="Cascadia Mono" w:cs="Cascadia Mono"/>
+                <w:color w:val="000000"/>
+                <w:sz w:val="16"/>
+                <w:szCs w:val="16"/>
+                <w:lang w:val="en-US"/>
+              </w:rPr>
+              <w:t>File.ReadAllText</w:t>
+            </w:r>
+            <w:proofErr w:type="spellEnd"/>
+            <w:r>
+              <w:rPr>
+                <w:rFonts w:ascii="Cascadia Mono" w:hAnsi="Cascadia Mono" w:cs="Cascadia Mono"/>
+                <w:color w:val="000000"/>
+                <w:sz w:val="16"/>
+                <w:szCs w:val="16"/>
+                <w:lang w:val="en-US"/>
+              </w:rPr>
+              <w:t>(</w:t>
+            </w:r>
+            <w:proofErr w:type="spellStart"/>
+            <w:r>
+              <w:rPr>
+                <w:rFonts w:ascii="Cascadia Mono" w:hAnsi="Cascadia Mono" w:cs="Cascadia Mono"/>
+                <w:color w:val="000000"/>
+                <w:sz w:val="16"/>
+                <w:szCs w:val="16"/>
+                <w:lang w:val="en-US"/>
+              </w:rPr>
+              <w:t>filePath</w:t>
+            </w:r>
+            <w:proofErr w:type="spellEnd"/>
             <w:proofErr w:type="gramStart"/>
             <w:r>
               <w:rPr>
                 <w:rFonts w:ascii="Cascadia Mono" w:hAnsi="Cascadia Mono" w:cs="Cascadia Mono"/>
-                <w:color w:val="0000FF"/>
-                <w:sz w:val="16"/>
-                <w:szCs w:val="16"/>
-              </w:rPr>
-              <w:t>string</w:t>
+                <w:color w:val="000000"/>
+                <w:sz w:val="16"/>
+                <w:szCs w:val="16"/>
+                <w:lang w:val="en-US"/>
+              </w:rPr>
+              <w:t>);</w:t>
             </w:r>
             <w:proofErr w:type="gramEnd"/>
-            <w:r>
-              <w:rPr>
-                <w:rFonts w:ascii="Cascadia Mono" w:hAnsi="Cascadia Mono" w:cs="Cascadia Mono"/>
-                <w:color w:val="000000"/>
-                <w:sz w:val="16"/>
-                <w:szCs w:val="16"/>
-              </w:rPr>
-              <w:t xml:space="preserve"> </w:t>
-            </w:r>
-            <w:proofErr w:type="spellStart"/>
-            <w:r>
-              <w:rPr>
-                <w:rFonts w:ascii="Cascadia Mono" w:hAnsi="Cascadia Mono" w:cs="Cascadia Mono"/>
-                <w:color w:val="000000"/>
-                <w:sz w:val="16"/>
-                <w:szCs w:val="16"/>
-              </w:rPr>
-              <w:t>fileContent</w:t>
-            </w:r>
-            <w:proofErr w:type="spellEnd"/>
-            <w:r>
-              <w:rPr>
-                <w:rFonts w:ascii="Cascadia Mono" w:hAnsi="Cascadia Mono" w:cs="Cascadia Mono"/>
-                <w:color w:val="000000"/>
-                <w:sz w:val="16"/>
-                <w:szCs w:val="16"/>
-              </w:rPr>
-              <w:t xml:space="preserve"> = </w:t>
-            </w:r>
-            <w:proofErr w:type="spellStart"/>
-            <w:r>
-              <w:rPr>
-                <w:rFonts w:ascii="Cascadia Mono" w:hAnsi="Cascadia Mono" w:cs="Cascadia Mono"/>
-                <w:color w:val="000000"/>
-                <w:sz w:val="16"/>
-                <w:szCs w:val="16"/>
-              </w:rPr>
-              <w:t>File.ReadAllText</w:t>
-            </w:r>
-            <w:proofErr w:type="spellEnd"/>
-            <w:r>
-              <w:rPr>
-                <w:rFonts w:ascii="Cascadia Mono" w:hAnsi="Cascadia Mono" w:cs="Cascadia Mono"/>
-                <w:color w:val="000000"/>
-                <w:sz w:val="16"/>
-                <w:szCs w:val="16"/>
-              </w:rPr>
-              <w:t>(</w:t>
-            </w:r>
-            <w:proofErr w:type="spellStart"/>
-            <w:r>
-              <w:rPr>
-                <w:rFonts w:ascii="Cascadia Mono" w:hAnsi="Cascadia Mono" w:cs="Cascadia Mono"/>
-                <w:color w:val="000000"/>
-                <w:sz w:val="16"/>
-                <w:szCs w:val="16"/>
-              </w:rPr>
-              <w:t>filePath</w:t>
-            </w:r>
-            <w:proofErr w:type="spellEnd"/>
-            <w:r>
-              <w:rPr>
-                <w:rFonts w:ascii="Cascadia Mono" w:hAnsi="Cascadia Mono" w:cs="Cascadia Mono"/>
-                <w:color w:val="000000"/>
-                <w:sz w:val="16"/>
-                <w:szCs w:val="16"/>
-              </w:rPr>
-              <w:t>);</w:t>
-            </w:r>
           </w:p>
           <w:p>
             <w:pPr>
@@ -3274,6 +3437,7 @@
                 <w:color w:val="000000"/>
                 <w:sz w:val="16"/>
                 <w:szCs w:val="16"/>
+                <w:lang w:val="en-US"/>
               </w:rPr>
               <w:t xml:space="preserve">                            </w:t>
             </w:r>
@@ -3809,6 +3973,7 @@
                 <w:color w:val="000000"/>
                 <w:sz w:val="16"/>
                 <w:szCs w:val="16"/>
+                <w:lang w:val="en-US"/>
               </w:rPr>
             </w:pPr>
             <w:r>
@@ -3820,66 +3985,82 @@
               </w:rPr>
               <w:t xml:space="preserve">                            </w:t>
             </w:r>
+            <w:r>
+              <w:rPr>
+                <w:rFonts w:ascii="Cascadia Mono" w:hAnsi="Cascadia Mono" w:cs="Cascadia Mono"/>
+                <w:color w:val="0000FF"/>
+                <w:sz w:val="16"/>
+                <w:szCs w:val="16"/>
+                <w:lang w:val="en-US"/>
+              </w:rPr>
+              <w:t>string</w:t>
+            </w:r>
+            <w:r>
+              <w:rPr>
+                <w:rFonts w:ascii="Cascadia Mono" w:hAnsi="Cascadia Mono" w:cs="Cascadia Mono"/>
+                <w:color w:val="000000"/>
+                <w:sz w:val="16"/>
+                <w:szCs w:val="16"/>
+                <w:lang w:val="en-US"/>
+              </w:rPr>
+              <w:t xml:space="preserve"> </w:t>
+            </w:r>
+            <w:proofErr w:type="spellStart"/>
+            <w:r>
+              <w:rPr>
+                <w:rFonts w:ascii="Cascadia Mono" w:hAnsi="Cascadia Mono" w:cs="Cascadia Mono"/>
+                <w:color w:val="000000"/>
+                <w:sz w:val="16"/>
+                <w:szCs w:val="16"/>
+                <w:lang w:val="en-US"/>
+              </w:rPr>
+              <w:t>newMotDePasse</w:t>
+            </w:r>
+            <w:proofErr w:type="spellEnd"/>
+            <w:r>
+              <w:rPr>
+                <w:rFonts w:ascii="Cascadia Mono" w:hAnsi="Cascadia Mono" w:cs="Cascadia Mono"/>
+                <w:color w:val="000000"/>
+                <w:sz w:val="16"/>
+                <w:szCs w:val="16"/>
+                <w:lang w:val="en-US"/>
+              </w:rPr>
+              <w:t xml:space="preserve"> = </w:t>
+            </w:r>
+            <w:proofErr w:type="spellStart"/>
+            <w:r>
+              <w:rPr>
+                <w:rFonts w:ascii="Cascadia Mono" w:hAnsi="Cascadia Mono" w:cs="Cascadia Mono"/>
+                <w:color w:val="000000"/>
+                <w:sz w:val="16"/>
+                <w:szCs w:val="16"/>
+                <w:lang w:val="en-US"/>
+              </w:rPr>
+              <w:t>Console.ReadLine</w:t>
+            </w:r>
+            <w:proofErr w:type="spellEnd"/>
+            <w:r>
+              <w:rPr>
+                <w:rFonts w:ascii="Cascadia Mono" w:hAnsi="Cascadia Mono" w:cs="Cascadia Mono"/>
+                <w:color w:val="000000"/>
+                <w:sz w:val="16"/>
+                <w:szCs w:val="16"/>
+                <w:lang w:val="en-US"/>
+              </w:rPr>
+              <w:t>(</w:t>
+            </w:r>
             <w:proofErr w:type="gramStart"/>
             <w:r>
               <w:rPr>
                 <w:rFonts w:ascii="Cascadia Mono" w:hAnsi="Cascadia Mono" w:cs="Cascadia Mono"/>
-                <w:color w:val="0000FF"/>
-                <w:sz w:val="16"/>
-                <w:szCs w:val="16"/>
-              </w:rPr>
-              <w:t>string</w:t>
+                <w:color w:val="000000"/>
+                <w:sz w:val="16"/>
+                <w:szCs w:val="16"/>
+                <w:lang w:val="en-US"/>
+              </w:rPr>
+              <w:t>);</w:t>
             </w:r>
             <w:proofErr w:type="gramEnd"/>
-            <w:r>
-              <w:rPr>
-                <w:rFonts w:ascii="Cascadia Mono" w:hAnsi="Cascadia Mono" w:cs="Cascadia Mono"/>
-                <w:color w:val="000000"/>
-                <w:sz w:val="16"/>
-                <w:szCs w:val="16"/>
-              </w:rPr>
-              <w:t xml:space="preserve"> </w:t>
-            </w:r>
-            <w:proofErr w:type="spellStart"/>
-            <w:r>
-              <w:rPr>
-                <w:rFonts w:ascii="Cascadia Mono" w:hAnsi="Cascadia Mono" w:cs="Cascadia Mono"/>
-                <w:color w:val="000000"/>
-                <w:sz w:val="16"/>
-                <w:szCs w:val="16"/>
-              </w:rPr>
-              <w:t>newMotDePasse</w:t>
-            </w:r>
-            <w:proofErr w:type="spellEnd"/>
-            <w:r>
-              <w:rPr>
-                <w:rFonts w:ascii="Cascadia Mono" w:hAnsi="Cascadia Mono" w:cs="Cascadia Mono"/>
-                <w:color w:val="000000"/>
-                <w:sz w:val="16"/>
-                <w:szCs w:val="16"/>
-              </w:rPr>
-              <w:t xml:space="preserve"> = </w:t>
-            </w:r>
-            <w:proofErr w:type="spellStart"/>
-            <w:r>
-              <w:rPr>
-                <w:rFonts w:ascii="Cascadia Mono" w:hAnsi="Cascadia Mono" w:cs="Cascadia Mono"/>
-                <w:color w:val="000000"/>
-                <w:sz w:val="16"/>
-                <w:szCs w:val="16"/>
-              </w:rPr>
-              <w:t>Console.ReadLine</w:t>
-            </w:r>
-            <w:proofErr w:type="spellEnd"/>
-            <w:r>
-              <w:rPr>
-                <w:rFonts w:ascii="Cascadia Mono" w:hAnsi="Cascadia Mono" w:cs="Cascadia Mono"/>
-                <w:color w:val="000000"/>
-                <w:sz w:val="16"/>
-                <w:szCs w:val="16"/>
-              </w:rPr>
-              <w:t>();</w:t>
-            </w:r>
           </w:p>
           <w:p>
             <w:pPr>
@@ -3891,6 +4072,7 @@
                 <w:color w:val="000000"/>
                 <w:sz w:val="16"/>
                 <w:szCs w:val="16"/>
+                <w:lang w:val="en-US"/>
               </w:rPr>
             </w:pPr>
           </w:p>
@@ -3904,14 +4086,16 @@
                 <w:color w:val="000000"/>
                 <w:sz w:val="16"/>
                 <w:szCs w:val="16"/>
-              </w:rPr>
-            </w:pPr>
-            <w:r>
-              <w:rPr>
-                <w:rFonts w:ascii="Cascadia Mono" w:hAnsi="Cascadia Mono" w:cs="Cascadia Mono"/>
-                <w:color w:val="000000"/>
-                <w:sz w:val="16"/>
-                <w:szCs w:val="16"/>
+                <w:lang w:val="en-US"/>
+              </w:rPr>
+            </w:pPr>
+            <w:r>
+              <w:rPr>
+                <w:rFonts w:ascii="Cascadia Mono" w:hAnsi="Cascadia Mono" w:cs="Cascadia Mono"/>
+                <w:color w:val="000000"/>
+                <w:sz w:val="16"/>
+                <w:szCs w:val="16"/>
+                <w:lang w:val="en-US"/>
               </w:rPr>
               <w:t xml:space="preserve">                            </w:t>
             </w:r>
@@ -3922,6 +4106,7 @@
                 <w:color w:val="0000FF"/>
                 <w:sz w:val="16"/>
                 <w:szCs w:val="16"/>
+                <w:lang w:val="en-US"/>
               </w:rPr>
               <w:t>string</w:t>
             </w:r>
@@ -3931,6 +4116,7 @@
                 <w:color w:val="000000"/>
                 <w:sz w:val="16"/>
                 <w:szCs w:val="16"/>
+                <w:lang w:val="en-US"/>
               </w:rPr>
               <w:t>[</w:t>
             </w:r>
@@ -3941,8 +4127,9 @@
                 <w:color w:val="000000"/>
                 <w:sz w:val="16"/>
                 <w:szCs w:val="16"/>
-              </w:rPr>
-              <w:t xml:space="preserve">] </w:t>
+                <w:lang w:val="en-US"/>
+              </w:rPr>
+              <w:t xml:space="preserve">] lines = </w:t>
             </w:r>
             <w:proofErr w:type="spellStart"/>
             <w:r>
@@ -3951,8 +4138,9 @@
                 <w:color w:val="000000"/>
                 <w:sz w:val="16"/>
                 <w:szCs w:val="16"/>
-              </w:rPr>
-              <w:t>lines</w:t>
+                <w:lang w:val="en-US"/>
+              </w:rPr>
+              <w:t>fileContent.Split</w:t>
             </w:r>
             <w:proofErr w:type="spellEnd"/>
             <w:r>
@@ -3961,8 +4149,29 @@
                 <w:color w:val="000000"/>
                 <w:sz w:val="16"/>
                 <w:szCs w:val="16"/>
-              </w:rPr>
-              <w:t xml:space="preserve"> = </w:t>
+                <w:lang w:val="en-US"/>
+              </w:rPr>
+              <w:t>(</w:t>
+            </w:r>
+            <w:r>
+              <w:rPr>
+                <w:rFonts w:ascii="Cascadia Mono" w:hAnsi="Cascadia Mono" w:cs="Cascadia Mono"/>
+                <w:color w:val="0000FF"/>
+                <w:sz w:val="16"/>
+                <w:szCs w:val="16"/>
+                <w:lang w:val="en-US"/>
+              </w:rPr>
+              <w:t>new</w:t>
+            </w:r>
+            <w:r>
+              <w:rPr>
+                <w:rFonts w:ascii="Cascadia Mono" w:hAnsi="Cascadia Mono" w:cs="Cascadia Mono"/>
+                <w:color w:val="000000"/>
+                <w:sz w:val="16"/>
+                <w:szCs w:val="16"/>
+                <w:lang w:val="en-US"/>
+              </w:rPr>
+              <w:t xml:space="preserve">[] { </w:t>
             </w:r>
             <w:proofErr w:type="spellStart"/>
             <w:r>
@@ -3971,8 +4180,9 @@
                 <w:color w:val="000000"/>
                 <w:sz w:val="16"/>
                 <w:szCs w:val="16"/>
-              </w:rPr>
-              <w:t>fileContent.Split</w:t>
+                <w:lang w:val="en-US"/>
+              </w:rPr>
+              <w:t>Environment.NewLine</w:t>
             </w:r>
             <w:proofErr w:type="spellEnd"/>
             <w:r>
@@ -3981,26 +4191,9 @@
                 <w:color w:val="000000"/>
                 <w:sz w:val="16"/>
                 <w:szCs w:val="16"/>
-              </w:rPr>
-              <w:t>(</w:t>
-            </w:r>
-            <w:r>
-              <w:rPr>
-                <w:rFonts w:ascii="Cascadia Mono" w:hAnsi="Cascadia Mono" w:cs="Cascadia Mono"/>
-                <w:color w:val="0000FF"/>
-                <w:sz w:val="16"/>
-                <w:szCs w:val="16"/>
-              </w:rPr>
-              <w:t>new</w:t>
-            </w:r>
-            <w:r>
-              <w:rPr>
-                <w:rFonts w:ascii="Cascadia Mono" w:hAnsi="Cascadia Mono" w:cs="Cascadia Mono"/>
-                <w:color w:val="000000"/>
-                <w:sz w:val="16"/>
-                <w:szCs w:val="16"/>
-              </w:rPr>
-              <w:t xml:space="preserve">[] { </w:t>
+                <w:lang w:val="en-US"/>
+              </w:rPr>
+              <w:t xml:space="preserve"> }, </w:t>
             </w:r>
             <w:proofErr w:type="spellStart"/>
             <w:r>
@@ -4009,8 +4202,9 @@
                 <w:color w:val="000000"/>
                 <w:sz w:val="16"/>
                 <w:szCs w:val="16"/>
-              </w:rPr>
-              <w:t>Environment.NewLine</w:t>
+                <w:lang w:val="en-US"/>
+              </w:rPr>
+              <w:t>StringSplitOptions.None</w:t>
             </w:r>
             <w:proofErr w:type="spellEnd"/>
             <w:r>
@@ -4019,26 +4213,7 @@
                 <w:color w:val="000000"/>
                 <w:sz w:val="16"/>
                 <w:szCs w:val="16"/>
-              </w:rPr>
-              <w:t xml:space="preserve"> }, </w:t>
-            </w:r>
-            <w:proofErr w:type="spellStart"/>
-            <w:r>
-              <w:rPr>
-                <w:rFonts w:ascii="Cascadia Mono" w:hAnsi="Cascadia Mono" w:cs="Cascadia Mono"/>
-                <w:color w:val="000000"/>
-                <w:sz w:val="16"/>
-                <w:szCs w:val="16"/>
-              </w:rPr>
-              <w:t>StringSplitOptions.None</w:t>
-            </w:r>
-            <w:proofErr w:type="spellEnd"/>
-            <w:r>
-              <w:rPr>
-                <w:rFonts w:ascii="Cascadia Mono" w:hAnsi="Cascadia Mono" w:cs="Cascadia Mono"/>
-                <w:color w:val="000000"/>
-                <w:sz w:val="16"/>
-                <w:szCs w:val="16"/>
+                <w:lang w:val="en-US"/>
               </w:rPr>
               <w:t>);</w:t>
             </w:r>
@@ -4061,6 +4236,7 @@
                 <w:color w:val="000000"/>
                 <w:sz w:val="16"/>
                 <w:szCs w:val="16"/>
+                <w:lang w:val="en-US"/>
               </w:rPr>
               <w:t xml:space="preserve">                            </w:t>
             </w:r>
@@ -4166,6 +4342,7 @@
                 <w:color w:val="000000"/>
                 <w:sz w:val="16"/>
                 <w:szCs w:val="16"/>
+                <w:lang w:val="en-US"/>
               </w:rPr>
             </w:pPr>
             <w:r>
@@ -4177,16 +4354,58 @@
               </w:rPr>
               <w:t xml:space="preserve">                                </w:t>
             </w:r>
+            <w:proofErr w:type="gramStart"/>
+            <w:r>
+              <w:rPr>
+                <w:rFonts w:ascii="Cascadia Mono" w:hAnsi="Cascadia Mono" w:cs="Cascadia Mono"/>
+                <w:color w:val="000000"/>
+                <w:sz w:val="16"/>
+                <w:szCs w:val="16"/>
+                <w:lang w:val="en-US"/>
+              </w:rPr>
+              <w:t>lines[</w:t>
+            </w:r>
+            <w:proofErr w:type="gramEnd"/>
+            <w:r>
+              <w:rPr>
+                <w:rFonts w:ascii="Cascadia Mono" w:hAnsi="Cascadia Mono" w:cs="Cascadia Mono"/>
+                <w:color w:val="000000"/>
+                <w:sz w:val="16"/>
+                <w:szCs w:val="16"/>
+                <w:lang w:val="en-US"/>
+              </w:rPr>
+              <w:t xml:space="preserve">0] = </w:t>
+            </w:r>
+            <w:r>
+              <w:rPr>
+                <w:rFonts w:ascii="Cascadia Mono" w:hAnsi="Cascadia Mono" w:cs="Cascadia Mono"/>
+                <w:color w:val="A31515"/>
+                <w:sz w:val="16"/>
+                <w:szCs w:val="16"/>
+                <w:lang w:val="en-US"/>
+              </w:rPr>
+              <w:t>"URL : "</w:t>
+            </w:r>
+            <w:r>
+              <w:rPr>
+                <w:rFonts w:ascii="Cascadia Mono" w:hAnsi="Cascadia Mono" w:cs="Cascadia Mono"/>
+                <w:color w:val="000000"/>
+                <w:sz w:val="16"/>
+                <w:szCs w:val="16"/>
+                <w:lang w:val="en-US"/>
+              </w:rPr>
+              <w:t xml:space="preserve"> + </w:t>
+            </w:r>
             <w:proofErr w:type="spellStart"/>
-            <w:proofErr w:type="gramStart"/>
-            <w:r>
-              <w:rPr>
-                <w:rFonts w:ascii="Cascadia Mono" w:hAnsi="Cascadia Mono" w:cs="Cascadia Mono"/>
-                <w:color w:val="000000"/>
-                <w:sz w:val="16"/>
-                <w:szCs w:val="16"/>
-              </w:rPr>
-              <w:t>lines</w:t>
+            <w:r>
+              <w:rPr>
+                <w:rFonts w:ascii="Cascadia Mono" w:hAnsi="Cascadia Mono" w:cs="Cascadia Mono"/>
+                <w:color w:val="000000"/>
+                <w:sz w:val="16"/>
+                <w:szCs w:val="16"/>
+                <w:lang w:val="en-US"/>
+              </w:rPr>
+              <w:t>newUrl</w:t>
             </w:r>
             <w:proofErr w:type="spellEnd"/>
             <w:r>
@@ -4195,54 +4414,7 @@
                 <w:color w:val="000000"/>
                 <w:sz w:val="16"/>
                 <w:szCs w:val="16"/>
-              </w:rPr>
-              <w:t>[</w:t>
-            </w:r>
-            <w:proofErr w:type="gramEnd"/>
-            <w:r>
-              <w:rPr>
-                <w:rFonts w:ascii="Cascadia Mono" w:hAnsi="Cascadia Mono" w:cs="Cascadia Mono"/>
-                <w:color w:val="000000"/>
-                <w:sz w:val="16"/>
-                <w:szCs w:val="16"/>
-              </w:rPr>
-              <w:t xml:space="preserve">0] = </w:t>
-            </w:r>
-            <w:r>
-              <w:rPr>
-                <w:rFonts w:ascii="Cascadia Mono" w:hAnsi="Cascadia Mono" w:cs="Cascadia Mono"/>
-                <w:color w:val="A31515"/>
-                <w:sz w:val="16"/>
-                <w:szCs w:val="16"/>
-              </w:rPr>
-              <w:t>"URL : "</w:t>
-            </w:r>
-            <w:r>
-              <w:rPr>
-                <w:rFonts w:ascii="Cascadia Mono" w:hAnsi="Cascadia Mono" w:cs="Cascadia Mono"/>
-                <w:color w:val="000000"/>
-                <w:sz w:val="16"/>
-                <w:szCs w:val="16"/>
-              </w:rPr>
-              <w:t xml:space="preserve"> + </w:t>
-            </w:r>
-            <w:proofErr w:type="spellStart"/>
-            <w:r>
-              <w:rPr>
-                <w:rFonts w:ascii="Cascadia Mono" w:hAnsi="Cascadia Mono" w:cs="Cascadia Mono"/>
-                <w:color w:val="000000"/>
-                <w:sz w:val="16"/>
-                <w:szCs w:val="16"/>
-              </w:rPr>
-              <w:t>newUrl</w:t>
-            </w:r>
-            <w:proofErr w:type="spellEnd"/>
-            <w:r>
-              <w:rPr>
-                <w:rFonts w:ascii="Cascadia Mono" w:hAnsi="Cascadia Mono" w:cs="Cascadia Mono"/>
-                <w:color w:val="000000"/>
-                <w:sz w:val="16"/>
-                <w:szCs w:val="16"/>
+                <w:lang w:val="en-US"/>
               </w:rPr>
               <w:t>;</w:t>
             </w:r>
@@ -4257,77 +4429,85 @@
                 <w:color w:val="000000"/>
                 <w:sz w:val="16"/>
                 <w:szCs w:val="16"/>
-              </w:rPr>
-            </w:pPr>
-            <w:r>
-              <w:rPr>
-                <w:rFonts w:ascii="Cascadia Mono" w:hAnsi="Cascadia Mono" w:cs="Cascadia Mono"/>
-                <w:color w:val="000000"/>
-                <w:sz w:val="16"/>
-                <w:szCs w:val="16"/>
+                <w:lang w:val="en-US"/>
+              </w:rPr>
+            </w:pPr>
+            <w:r>
+              <w:rPr>
+                <w:rFonts w:ascii="Cascadia Mono" w:hAnsi="Cascadia Mono" w:cs="Cascadia Mono"/>
+                <w:color w:val="000000"/>
+                <w:sz w:val="16"/>
+                <w:szCs w:val="16"/>
+                <w:lang w:val="en-US"/>
               </w:rPr>
               <w:t xml:space="preserve">                                </w:t>
             </w:r>
+            <w:r>
+              <w:rPr>
+                <w:rFonts w:ascii="Cascadia Mono" w:hAnsi="Cascadia Mono" w:cs="Cascadia Mono"/>
+                <w:color w:val="0000FF"/>
+                <w:sz w:val="16"/>
+                <w:szCs w:val="16"/>
+                <w:lang w:val="en-US"/>
+              </w:rPr>
+              <w:t>string</w:t>
+            </w:r>
+            <w:r>
+              <w:rPr>
+                <w:rFonts w:ascii="Cascadia Mono" w:hAnsi="Cascadia Mono" w:cs="Cascadia Mono"/>
+                <w:color w:val="000000"/>
+                <w:sz w:val="16"/>
+                <w:szCs w:val="16"/>
+                <w:lang w:val="en-US"/>
+              </w:rPr>
+              <w:t xml:space="preserve"> </w:t>
+            </w:r>
+            <w:proofErr w:type="spellStart"/>
+            <w:r>
+              <w:rPr>
+                <w:rFonts w:ascii="Cascadia Mono" w:hAnsi="Cascadia Mono" w:cs="Cascadia Mono"/>
+                <w:color w:val="000000"/>
+                <w:sz w:val="16"/>
+                <w:szCs w:val="16"/>
+                <w:lang w:val="en-US"/>
+              </w:rPr>
+              <w:t>newFileName</w:t>
+            </w:r>
+            <w:proofErr w:type="spellEnd"/>
+            <w:r>
+              <w:rPr>
+                <w:rFonts w:ascii="Cascadia Mono" w:hAnsi="Cascadia Mono" w:cs="Cascadia Mono"/>
+                <w:color w:val="000000"/>
+                <w:sz w:val="16"/>
+                <w:szCs w:val="16"/>
+                <w:lang w:val="en-US"/>
+              </w:rPr>
+              <w:t xml:space="preserve"> = </w:t>
+            </w:r>
+            <w:proofErr w:type="spellStart"/>
             <w:proofErr w:type="gramStart"/>
             <w:r>
               <w:rPr>
                 <w:rFonts w:ascii="Cascadia Mono" w:hAnsi="Cascadia Mono" w:cs="Cascadia Mono"/>
-                <w:color w:val="0000FF"/>
-                <w:sz w:val="16"/>
-                <w:szCs w:val="16"/>
-              </w:rPr>
-              <w:t>string</w:t>
+                <w:color w:val="000000"/>
+                <w:sz w:val="16"/>
+                <w:szCs w:val="16"/>
+                <w:lang w:val="en-US"/>
+              </w:rPr>
+              <w:t>newUrl</w:t>
+            </w:r>
+            <w:proofErr w:type="spellEnd"/>
+            <w:r>
+              <w:rPr>
+                <w:rFonts w:ascii="Cascadia Mono" w:hAnsi="Cascadia Mono" w:cs="Cascadia Mono"/>
+                <w:color w:val="000000"/>
+                <w:sz w:val="16"/>
+                <w:szCs w:val="16"/>
+                <w:lang w:val="en-US"/>
+              </w:rPr>
+              <w:t>;</w:t>
             </w:r>
             <w:proofErr w:type="gramEnd"/>
-            <w:r>
-              <w:rPr>
-                <w:rFonts w:ascii="Cascadia Mono" w:hAnsi="Cascadia Mono" w:cs="Cascadia Mono"/>
-                <w:color w:val="000000"/>
-                <w:sz w:val="16"/>
-                <w:szCs w:val="16"/>
-              </w:rPr>
-              <w:t xml:space="preserve"> </w:t>
-            </w:r>
-            <w:proofErr w:type="spellStart"/>
-            <w:r>
-              <w:rPr>
-                <w:rFonts w:ascii="Cascadia Mono" w:hAnsi="Cascadia Mono" w:cs="Cascadia Mono"/>
-                <w:color w:val="000000"/>
-                <w:sz w:val="16"/>
-                <w:szCs w:val="16"/>
-              </w:rPr>
-              <w:t>newFileName</w:t>
-            </w:r>
-            <w:proofErr w:type="spellEnd"/>
-            <w:r>
-              <w:rPr>
-                <w:rFonts w:ascii="Cascadia Mono" w:hAnsi="Cascadia Mono" w:cs="Cascadia Mono"/>
-                <w:color w:val="000000"/>
-                <w:sz w:val="16"/>
-                <w:szCs w:val="16"/>
-              </w:rPr>
-              <w:t xml:space="preserve"> = </w:t>
-            </w:r>
-            <w:proofErr w:type="spellStart"/>
-            <w:r>
-              <w:rPr>
-                <w:rFonts w:ascii="Cascadia Mono" w:hAnsi="Cascadia Mono" w:cs="Cascadia Mono"/>
-                <w:color w:val="000000"/>
-                <w:sz w:val="16"/>
-                <w:szCs w:val="16"/>
-              </w:rPr>
-              <w:t>newUrl</w:t>
-            </w:r>
-            <w:proofErr w:type="spellEnd"/>
-            <w:r>
-              <w:rPr>
-                <w:rFonts w:ascii="Cascadia Mono" w:hAnsi="Cascadia Mono" w:cs="Cascadia Mono"/>
-                <w:color w:val="000000"/>
-                <w:sz w:val="16"/>
-                <w:szCs w:val="16"/>
-              </w:rPr>
-              <w:t>;</w:t>
-            </w:r>
           </w:p>
           <w:p>
             <w:pPr>
@@ -4339,117 +4519,129 @@
                 <w:color w:val="000000"/>
                 <w:sz w:val="16"/>
                 <w:szCs w:val="16"/>
-              </w:rPr>
-            </w:pPr>
-            <w:r>
-              <w:rPr>
-                <w:rFonts w:ascii="Cascadia Mono" w:hAnsi="Cascadia Mono" w:cs="Cascadia Mono"/>
-                <w:color w:val="000000"/>
-                <w:sz w:val="16"/>
-                <w:szCs w:val="16"/>
+                <w:lang w:val="en-US"/>
+              </w:rPr>
+            </w:pPr>
+            <w:r>
+              <w:rPr>
+                <w:rFonts w:ascii="Cascadia Mono" w:hAnsi="Cascadia Mono" w:cs="Cascadia Mono"/>
+                <w:color w:val="000000"/>
+                <w:sz w:val="16"/>
+                <w:szCs w:val="16"/>
+                <w:lang w:val="en-US"/>
               </w:rPr>
               <w:t xml:space="preserve">                                </w:t>
             </w:r>
+            <w:r>
+              <w:rPr>
+                <w:rFonts w:ascii="Cascadia Mono" w:hAnsi="Cascadia Mono" w:cs="Cascadia Mono"/>
+                <w:color w:val="0000FF"/>
+                <w:sz w:val="16"/>
+                <w:szCs w:val="16"/>
+                <w:lang w:val="en-US"/>
+              </w:rPr>
+              <w:t>string</w:t>
+            </w:r>
+            <w:r>
+              <w:rPr>
+                <w:rFonts w:ascii="Cascadia Mono" w:hAnsi="Cascadia Mono" w:cs="Cascadia Mono"/>
+                <w:color w:val="000000"/>
+                <w:sz w:val="16"/>
+                <w:szCs w:val="16"/>
+                <w:lang w:val="en-US"/>
+              </w:rPr>
+              <w:t xml:space="preserve"> </w:t>
+            </w:r>
+            <w:proofErr w:type="spellStart"/>
+            <w:r>
+              <w:rPr>
+                <w:rFonts w:ascii="Cascadia Mono" w:hAnsi="Cascadia Mono" w:cs="Cascadia Mono"/>
+                <w:color w:val="000000"/>
+                <w:sz w:val="16"/>
+                <w:szCs w:val="16"/>
+                <w:lang w:val="en-US"/>
+              </w:rPr>
+              <w:t>newFilePath</w:t>
+            </w:r>
+            <w:proofErr w:type="spellEnd"/>
+            <w:r>
+              <w:rPr>
+                <w:rFonts w:ascii="Cascadia Mono" w:hAnsi="Cascadia Mono" w:cs="Cascadia Mono"/>
+                <w:color w:val="000000"/>
+                <w:sz w:val="16"/>
+                <w:szCs w:val="16"/>
+                <w:lang w:val="en-US"/>
+              </w:rPr>
+              <w:t xml:space="preserve"> = </w:t>
+            </w:r>
+            <w:proofErr w:type="spellStart"/>
+            <w:r>
+              <w:rPr>
+                <w:rFonts w:ascii="Cascadia Mono" w:hAnsi="Cascadia Mono" w:cs="Cascadia Mono"/>
+                <w:color w:val="000000"/>
+                <w:sz w:val="16"/>
+                <w:szCs w:val="16"/>
+                <w:lang w:val="en-US"/>
+              </w:rPr>
+              <w:t>Path.Combine</w:t>
+            </w:r>
+            <w:proofErr w:type="spellEnd"/>
+            <w:r>
+              <w:rPr>
+                <w:rFonts w:ascii="Cascadia Mono" w:hAnsi="Cascadia Mono" w:cs="Cascadia Mono"/>
+                <w:color w:val="000000"/>
+                <w:sz w:val="16"/>
+                <w:szCs w:val="16"/>
+                <w:lang w:val="en-US"/>
+              </w:rPr>
+              <w:t>(</w:t>
+            </w:r>
+            <w:proofErr w:type="spellStart"/>
+            <w:r>
+              <w:rPr>
+                <w:rFonts w:ascii="Cascadia Mono" w:hAnsi="Cascadia Mono" w:cs="Cascadia Mono"/>
+                <w:color w:val="000000"/>
+                <w:sz w:val="16"/>
+                <w:szCs w:val="16"/>
+                <w:lang w:val="en-US"/>
+              </w:rPr>
+              <w:t>directoryPath</w:t>
+            </w:r>
+            <w:proofErr w:type="spellEnd"/>
+            <w:r>
+              <w:rPr>
+                <w:rFonts w:ascii="Cascadia Mono" w:hAnsi="Cascadia Mono" w:cs="Cascadia Mono"/>
+                <w:color w:val="000000"/>
+                <w:sz w:val="16"/>
+                <w:szCs w:val="16"/>
+                <w:lang w:val="en-US"/>
+              </w:rPr>
+              <w:t xml:space="preserve">, </w:t>
+            </w:r>
+            <w:proofErr w:type="spellStart"/>
+            <w:r>
+              <w:rPr>
+                <w:rFonts w:ascii="Cascadia Mono" w:hAnsi="Cascadia Mono" w:cs="Cascadia Mono"/>
+                <w:color w:val="000000"/>
+                <w:sz w:val="16"/>
+                <w:szCs w:val="16"/>
+                <w:lang w:val="en-US"/>
+              </w:rPr>
+              <w:t>newFileName</w:t>
+            </w:r>
+            <w:proofErr w:type="spellEnd"/>
             <w:proofErr w:type="gramStart"/>
             <w:r>
               <w:rPr>
                 <w:rFonts w:ascii="Cascadia Mono" w:hAnsi="Cascadia Mono" w:cs="Cascadia Mono"/>
-                <w:color w:val="0000FF"/>
-                <w:sz w:val="16"/>
-                <w:szCs w:val="16"/>
-              </w:rPr>
-              <w:t>string</w:t>
+                <w:color w:val="000000"/>
+                <w:sz w:val="16"/>
+                <w:szCs w:val="16"/>
+                <w:lang w:val="en-US"/>
+              </w:rPr>
+              <w:t>);</w:t>
             </w:r>
             <w:proofErr w:type="gramEnd"/>
-            <w:r>
-              <w:rPr>
-                <w:rFonts w:ascii="Cascadia Mono" w:hAnsi="Cascadia Mono" w:cs="Cascadia Mono"/>
-                <w:color w:val="000000"/>
-                <w:sz w:val="16"/>
-                <w:szCs w:val="16"/>
-              </w:rPr>
-              <w:t xml:space="preserve"> </w:t>
-            </w:r>
-            <w:proofErr w:type="spellStart"/>
-            <w:r>
-              <w:rPr>
-                <w:rFonts w:ascii="Cascadia Mono" w:hAnsi="Cascadia Mono" w:cs="Cascadia Mono"/>
-                <w:color w:val="000000"/>
-                <w:sz w:val="16"/>
-                <w:szCs w:val="16"/>
-              </w:rPr>
-              <w:t>newFilePath</w:t>
-            </w:r>
-            <w:proofErr w:type="spellEnd"/>
-            <w:r>
-              <w:rPr>
-                <w:rFonts w:ascii="Cascadia Mono" w:hAnsi="Cascadia Mono" w:cs="Cascadia Mono"/>
-                <w:color w:val="000000"/>
-                <w:sz w:val="16"/>
-                <w:szCs w:val="16"/>
-              </w:rPr>
-              <w:t xml:space="preserve"> = </w:t>
-            </w:r>
-            <w:proofErr w:type="spellStart"/>
-            <w:r>
-              <w:rPr>
-                <w:rFonts w:ascii="Cascadia Mono" w:hAnsi="Cascadia Mono" w:cs="Cascadia Mono"/>
-                <w:color w:val="000000"/>
-                <w:sz w:val="16"/>
-                <w:szCs w:val="16"/>
-              </w:rPr>
-              <w:t>Path.Combine</w:t>
-            </w:r>
-            <w:proofErr w:type="spellEnd"/>
-            <w:r>
-              <w:rPr>
-                <w:rFonts w:ascii="Cascadia Mono" w:hAnsi="Cascadia Mono" w:cs="Cascadia Mono"/>
-                <w:color w:val="000000"/>
-                <w:sz w:val="16"/>
-                <w:szCs w:val="16"/>
-              </w:rPr>
-              <w:t>(</w:t>
-            </w:r>
-            <w:proofErr w:type="spellStart"/>
-            <w:r>
-              <w:rPr>
-                <w:rFonts w:ascii="Cascadia Mono" w:hAnsi="Cascadia Mono" w:cs="Cascadia Mono"/>
-                <w:color w:val="000000"/>
-                <w:sz w:val="16"/>
-                <w:szCs w:val="16"/>
-              </w:rPr>
-              <w:t>directoryPath</w:t>
-            </w:r>
-            <w:proofErr w:type="spellEnd"/>
-            <w:r>
-              <w:rPr>
-                <w:rFonts w:ascii="Cascadia Mono" w:hAnsi="Cascadia Mono" w:cs="Cascadia Mono"/>
-                <w:color w:val="000000"/>
-                <w:sz w:val="16"/>
-                <w:szCs w:val="16"/>
-              </w:rPr>
-              <w:t xml:space="preserve">, </w:t>
-            </w:r>
-            <w:proofErr w:type="spellStart"/>
-            <w:r>
-              <w:rPr>
-                <w:rFonts w:ascii="Cascadia Mono" w:hAnsi="Cascadia Mono" w:cs="Cascadia Mono"/>
-                <w:color w:val="000000"/>
-                <w:sz w:val="16"/>
-                <w:szCs w:val="16"/>
-              </w:rPr>
-              <w:t>newFileName</w:t>
-            </w:r>
-            <w:proofErr w:type="spellEnd"/>
-            <w:r>
-              <w:rPr>
-                <w:rFonts w:ascii="Cascadia Mono" w:hAnsi="Cascadia Mono" w:cs="Cascadia Mono"/>
-                <w:color w:val="000000"/>
-                <w:sz w:val="16"/>
-                <w:szCs w:val="16"/>
-              </w:rPr>
-              <w:t>);</w:t>
-            </w:r>
           </w:p>
           <w:p>
             <w:pPr>
@@ -4461,14 +4653,16 @@
                 <w:color w:val="000000"/>
                 <w:sz w:val="16"/>
                 <w:szCs w:val="16"/>
-              </w:rPr>
-            </w:pPr>
-            <w:r>
-              <w:rPr>
-                <w:rFonts w:ascii="Cascadia Mono" w:hAnsi="Cascadia Mono" w:cs="Cascadia Mono"/>
-                <w:color w:val="000000"/>
-                <w:sz w:val="16"/>
-                <w:szCs w:val="16"/>
+                <w:lang w:val="en-US"/>
+              </w:rPr>
+            </w:pPr>
+            <w:r>
+              <w:rPr>
+                <w:rFonts w:ascii="Cascadia Mono" w:hAnsi="Cascadia Mono" w:cs="Cascadia Mono"/>
+                <w:color w:val="000000"/>
+                <w:sz w:val="16"/>
+                <w:szCs w:val="16"/>
+                <w:lang w:val="en-US"/>
               </w:rPr>
               <w:t xml:space="preserve">                                </w:t>
             </w:r>
@@ -4479,6 +4673,7 @@
                 <w:color w:val="000000"/>
                 <w:sz w:val="16"/>
                 <w:szCs w:val="16"/>
+                <w:lang w:val="en-US"/>
               </w:rPr>
               <w:t>File.Delete</w:t>
             </w:r>
@@ -4489,6 +4684,7 @@
                 <w:color w:val="000000"/>
                 <w:sz w:val="16"/>
                 <w:szCs w:val="16"/>
+                <w:lang w:val="en-US"/>
               </w:rPr>
               <w:t>(</w:t>
             </w:r>
@@ -4499,6 +4695,7 @@
                 <w:color w:val="000000"/>
                 <w:sz w:val="16"/>
                 <w:szCs w:val="16"/>
+                <w:lang w:val="en-US"/>
               </w:rPr>
               <w:t>filePath</w:t>
             </w:r>
@@ -4510,6 +4707,7 @@
                 <w:color w:val="000000"/>
                 <w:sz w:val="16"/>
                 <w:szCs w:val="16"/>
+                <w:lang w:val="en-US"/>
               </w:rPr>
               <w:t>);</w:t>
             </w:r>
@@ -4525,14 +4723,16 @@
                 <w:color w:val="000000"/>
                 <w:sz w:val="16"/>
                 <w:szCs w:val="16"/>
-              </w:rPr>
-            </w:pPr>
-            <w:r>
-              <w:rPr>
-                <w:rFonts w:ascii="Cascadia Mono" w:hAnsi="Cascadia Mono" w:cs="Cascadia Mono"/>
-                <w:color w:val="000000"/>
-                <w:sz w:val="16"/>
-                <w:szCs w:val="16"/>
+                <w:lang w:val="en-US"/>
+              </w:rPr>
+            </w:pPr>
+            <w:r>
+              <w:rPr>
+                <w:rFonts w:ascii="Cascadia Mono" w:hAnsi="Cascadia Mono" w:cs="Cascadia Mono"/>
+                <w:color w:val="000000"/>
+                <w:sz w:val="16"/>
+                <w:szCs w:val="16"/>
+                <w:lang w:val="en-US"/>
               </w:rPr>
               <w:t xml:space="preserve">                                </w:t>
             </w:r>
@@ -4543,6 +4743,7 @@
                 <w:color w:val="000000"/>
                 <w:sz w:val="16"/>
                 <w:szCs w:val="16"/>
+                <w:lang w:val="en-US"/>
               </w:rPr>
               <w:t>File.WriteAllLines</w:t>
             </w:r>
@@ -4553,6 +4754,7 @@
                 <w:color w:val="000000"/>
                 <w:sz w:val="16"/>
                 <w:szCs w:val="16"/>
+                <w:lang w:val="en-US"/>
               </w:rPr>
               <w:t>(</w:t>
             </w:r>
@@ -4563,6 +4765,7 @@
                 <w:color w:val="000000"/>
                 <w:sz w:val="16"/>
                 <w:szCs w:val="16"/>
+                <w:lang w:val="en-US"/>
               </w:rPr>
               <w:t>newFilePath</w:t>
             </w:r>
@@ -4573,20 +4776,10 @@
                 <w:color w:val="000000"/>
                 <w:sz w:val="16"/>
                 <w:szCs w:val="16"/>
-              </w:rPr>
-              <w:t xml:space="preserve">, </w:t>
-            </w:r>
-            <w:proofErr w:type="spellStart"/>
-            <w:r>
-              <w:rPr>
-                <w:rFonts w:ascii="Cascadia Mono" w:hAnsi="Cascadia Mono" w:cs="Cascadia Mono"/>
-                <w:color w:val="000000"/>
-                <w:sz w:val="16"/>
-                <w:szCs w:val="16"/>
-              </w:rPr>
-              <w:t>lines</w:t>
-            </w:r>
-            <w:proofErr w:type="spellEnd"/>
+                <w:lang w:val="en-US"/>
+              </w:rPr>
+              <w:t>, lines</w:t>
+            </w:r>
             <w:proofErr w:type="gramStart"/>
             <w:r>
               <w:rPr>
@@ -4594,6 +4787,7 @@
                 <w:color w:val="000000"/>
                 <w:sz w:val="16"/>
                 <w:szCs w:val="16"/>
+                <w:lang w:val="en-US"/>
               </w:rPr>
               <w:t>);</w:t>
             </w:r>
@@ -4617,6 +4811,7 @@
                 <w:color w:val="000000"/>
                 <w:sz w:val="16"/>
                 <w:szCs w:val="16"/>
+                <w:lang w:val="en-US"/>
               </w:rPr>
               <w:t xml:space="preserve">                                </w:t>
             </w:r>
@@ -4671,16 +4866,27 @@
                 <w:color w:val="000000"/>
                 <w:sz w:val="16"/>
                 <w:szCs w:val="16"/>
-              </w:rPr>
-            </w:pPr>
-            <w:r>
-              <w:rPr>
-                <w:rFonts w:ascii="Cascadia Mono" w:hAnsi="Cascadia Mono" w:cs="Cascadia Mono"/>
-                <w:color w:val="000000"/>
-                <w:sz w:val="16"/>
-                <w:szCs w:val="16"/>
-              </w:rPr>
-              <w:t xml:space="preserve">                            }</w:t>
+                <w:lang w:val="en-US"/>
+              </w:rPr>
+            </w:pPr>
+            <w:r>
+              <w:rPr>
+                <w:rFonts w:ascii="Cascadia Mono" w:hAnsi="Cascadia Mono" w:cs="Cascadia Mono"/>
+                <w:color w:val="000000"/>
+                <w:sz w:val="16"/>
+                <w:szCs w:val="16"/>
+              </w:rPr>
+              <w:t xml:space="preserve">                            </w:t>
+            </w:r>
+            <w:r>
+              <w:rPr>
+                <w:rFonts w:ascii="Cascadia Mono" w:hAnsi="Cascadia Mono" w:cs="Cascadia Mono"/>
+                <w:color w:val="000000"/>
+                <w:sz w:val="16"/>
+                <w:szCs w:val="16"/>
+                <w:lang w:val="en-US"/>
+              </w:rPr>
+              <w:t>}</w:t>
             </w:r>
           </w:p>
           <w:p>
@@ -4693,30 +4899,29 @@
                 <w:color w:val="000000"/>
                 <w:sz w:val="16"/>
                 <w:szCs w:val="16"/>
-              </w:rPr>
-            </w:pPr>
-            <w:r>
-              <w:rPr>
-                <w:rFonts w:ascii="Cascadia Mono" w:hAnsi="Cascadia Mono" w:cs="Cascadia Mono"/>
-                <w:color w:val="000000"/>
-                <w:sz w:val="16"/>
-                <w:szCs w:val="16"/>
+                <w:lang w:val="en-US"/>
+              </w:rPr>
+            </w:pPr>
+            <w:r>
+              <w:rPr>
+                <w:rFonts w:ascii="Cascadia Mono" w:hAnsi="Cascadia Mono" w:cs="Cascadia Mono"/>
+                <w:color w:val="000000"/>
+                <w:sz w:val="16"/>
+                <w:szCs w:val="16"/>
+                <w:lang w:val="en-US"/>
               </w:rPr>
               <w:t xml:space="preserve">                            </w:t>
             </w:r>
-            <w:proofErr w:type="spellStart"/>
-            <w:proofErr w:type="gramStart"/>
             <w:r>
               <w:rPr>
                 <w:rFonts w:ascii="Cascadia Mono" w:hAnsi="Cascadia Mono" w:cs="Cascadia Mono"/>
                 <w:color w:val="0000FF"/>
                 <w:sz w:val="16"/>
                 <w:szCs w:val="16"/>
+                <w:lang w:val="en-US"/>
               </w:rPr>
               <w:t>else</w:t>
             </w:r>
-            <w:proofErr w:type="spellEnd"/>
-            <w:proofErr w:type="gramEnd"/>
           </w:p>
           <w:p>
             <w:pPr>
@@ -4728,14 +4933,16 @@
                 <w:color w:val="000000"/>
                 <w:sz w:val="16"/>
                 <w:szCs w:val="16"/>
-              </w:rPr>
-            </w:pPr>
-            <w:r>
-              <w:rPr>
-                <w:rFonts w:ascii="Cascadia Mono" w:hAnsi="Cascadia Mono" w:cs="Cascadia Mono"/>
-                <w:color w:val="000000"/>
-                <w:sz w:val="16"/>
-                <w:szCs w:val="16"/>
+                <w:lang w:val="en-US"/>
+              </w:rPr>
+            </w:pPr>
+            <w:r>
+              <w:rPr>
+                <w:rFonts w:ascii="Cascadia Mono" w:hAnsi="Cascadia Mono" w:cs="Cascadia Mono"/>
+                <w:color w:val="000000"/>
+                <w:sz w:val="16"/>
+                <w:szCs w:val="16"/>
+                <w:lang w:val="en-US"/>
               </w:rPr>
               <w:t xml:space="preserve">                            {</w:t>
             </w:r>
@@ -4750,26 +4957,60 @@
                 <w:color w:val="000000"/>
                 <w:sz w:val="16"/>
                 <w:szCs w:val="16"/>
-              </w:rPr>
-            </w:pPr>
-            <w:r>
-              <w:rPr>
-                <w:rFonts w:ascii="Cascadia Mono" w:hAnsi="Cascadia Mono" w:cs="Cascadia Mono"/>
-                <w:color w:val="000000"/>
-                <w:sz w:val="16"/>
-                <w:szCs w:val="16"/>
+                <w:lang w:val="en-US"/>
+              </w:rPr>
+            </w:pPr>
+            <w:r>
+              <w:rPr>
+                <w:rFonts w:ascii="Cascadia Mono" w:hAnsi="Cascadia Mono" w:cs="Cascadia Mono"/>
+                <w:color w:val="000000"/>
+                <w:sz w:val="16"/>
+                <w:szCs w:val="16"/>
+                <w:lang w:val="en-US"/>
               </w:rPr>
               <w:t xml:space="preserve">                                </w:t>
             </w:r>
+            <w:r>
+              <w:rPr>
+                <w:rFonts w:ascii="Cascadia Mono" w:hAnsi="Cascadia Mono" w:cs="Cascadia Mono"/>
+                <w:color w:val="0000FF"/>
+                <w:sz w:val="16"/>
+                <w:szCs w:val="16"/>
+                <w:lang w:val="en-US"/>
+              </w:rPr>
+              <w:t>if</w:t>
+            </w:r>
+            <w:r>
+              <w:rPr>
+                <w:rFonts w:ascii="Cascadia Mono" w:hAnsi="Cascadia Mono" w:cs="Cascadia Mono"/>
+                <w:color w:val="000000"/>
+                <w:sz w:val="16"/>
+                <w:szCs w:val="16"/>
+                <w:lang w:val="en-US"/>
+              </w:rPr>
+              <w:t xml:space="preserve"> </w:t>
+            </w:r>
             <w:proofErr w:type="gramStart"/>
             <w:r>
               <w:rPr>
                 <w:rFonts w:ascii="Cascadia Mono" w:hAnsi="Cascadia Mono" w:cs="Cascadia Mono"/>
+                <w:color w:val="000000"/>
+                <w:sz w:val="16"/>
+                <w:szCs w:val="16"/>
+                <w:lang w:val="en-US"/>
+              </w:rPr>
+              <w:t>(!</w:t>
+            </w:r>
+            <w:proofErr w:type="spellStart"/>
+            <w:r>
+              <w:rPr>
+                <w:rFonts w:ascii="Cascadia Mono" w:hAnsi="Cascadia Mono" w:cs="Cascadia Mono"/>
                 <w:color w:val="0000FF"/>
                 <w:sz w:val="16"/>
                 <w:szCs w:val="16"/>
-              </w:rPr>
-              <w:t>if</w:t>
+                <w:lang w:val="en-US"/>
+              </w:rPr>
+              <w:t>string</w:t>
             </w:r>
             <w:proofErr w:type="gramEnd"/>
             <w:r>
@@ -4778,27 +5019,31 @@
                 <w:color w:val="000000"/>
                 <w:sz w:val="16"/>
                 <w:szCs w:val="16"/>
-              </w:rPr>
-              <w:t xml:space="preserve"> (!</w:t>
+                <w:lang w:val="en-US"/>
+              </w:rPr>
+              <w:t>.IsNullOrWhiteSpace</w:t>
+            </w:r>
+            <w:proofErr w:type="spellEnd"/>
+            <w:r>
+              <w:rPr>
+                <w:rFonts w:ascii="Cascadia Mono" w:hAnsi="Cascadia Mono" w:cs="Cascadia Mono"/>
+                <w:color w:val="000000"/>
+                <w:sz w:val="16"/>
+                <w:szCs w:val="16"/>
+                <w:lang w:val="en-US"/>
+              </w:rPr>
+              <w:t>(</w:t>
             </w:r>
             <w:proofErr w:type="spellStart"/>
             <w:r>
               <w:rPr>
                 <w:rFonts w:ascii="Cascadia Mono" w:hAnsi="Cascadia Mono" w:cs="Cascadia Mono"/>
-                <w:color w:val="0000FF"/>
-                <w:sz w:val="16"/>
-                <w:szCs w:val="16"/>
-              </w:rPr>
-              <w:t>string</w:t>
-            </w:r>
-            <w:r>
-              <w:rPr>
-                <w:rFonts w:ascii="Cascadia Mono" w:hAnsi="Cascadia Mono" w:cs="Cascadia Mono"/>
-                <w:color w:val="000000"/>
-                <w:sz w:val="16"/>
-                <w:szCs w:val="16"/>
-              </w:rPr>
-              <w:t>.IsNullOrWhiteSpace</w:t>
+                <w:color w:val="000000"/>
+                <w:sz w:val="16"/>
+                <w:szCs w:val="16"/>
+                <w:lang w:val="en-US"/>
+              </w:rPr>
+              <w:t>newIdentifiant</w:t>
             </w:r>
             <w:proofErr w:type="spellEnd"/>
             <w:r>
@@ -4807,26 +5052,7 @@
                 <w:color w:val="000000"/>
                 <w:sz w:val="16"/>
                 <w:szCs w:val="16"/>
-              </w:rPr>
-              <w:t>(</w:t>
-            </w:r>
-            <w:proofErr w:type="spellStart"/>
-            <w:r>
-              <w:rPr>
-                <w:rFonts w:ascii="Cascadia Mono" w:hAnsi="Cascadia Mono" w:cs="Cascadia Mono"/>
-                <w:color w:val="000000"/>
-                <w:sz w:val="16"/>
-                <w:szCs w:val="16"/>
-              </w:rPr>
-              <w:t>newIdentifiant</w:t>
-            </w:r>
-            <w:proofErr w:type="spellEnd"/>
-            <w:r>
-              <w:rPr>
-                <w:rFonts w:ascii="Cascadia Mono" w:hAnsi="Cascadia Mono" w:cs="Cascadia Mono"/>
-                <w:color w:val="000000"/>
-                <w:sz w:val="16"/>
-                <w:szCs w:val="16"/>
+                <w:lang w:val="en-US"/>
               </w:rPr>
               <w:t>))</w:t>
             </w:r>
@@ -4841,14 +5067,16 @@
                 <w:color w:val="000000"/>
                 <w:sz w:val="16"/>
                 <w:szCs w:val="16"/>
-              </w:rPr>
-            </w:pPr>
-            <w:r>
-              <w:rPr>
-                <w:rFonts w:ascii="Cascadia Mono" w:hAnsi="Cascadia Mono" w:cs="Cascadia Mono"/>
-                <w:color w:val="000000"/>
-                <w:sz w:val="16"/>
-                <w:szCs w:val="16"/>
+                <w:lang w:val="en-US"/>
+              </w:rPr>
+            </w:pPr>
+            <w:r>
+              <w:rPr>
+                <w:rFonts w:ascii="Cascadia Mono" w:hAnsi="Cascadia Mono" w:cs="Cascadia Mono"/>
+                <w:color w:val="000000"/>
+                <w:sz w:val="16"/>
+                <w:szCs w:val="16"/>
+                <w:lang w:val="en-US"/>
               </w:rPr>
               <w:t xml:space="preserve">                                {</w:t>
             </w:r>
@@ -4863,63 +5091,80 @@
                 <w:color w:val="000000"/>
                 <w:sz w:val="16"/>
                 <w:szCs w:val="16"/>
-              </w:rPr>
-            </w:pPr>
-            <w:r>
-              <w:rPr>
-                <w:rFonts w:ascii="Cascadia Mono" w:hAnsi="Cascadia Mono" w:cs="Cascadia Mono"/>
-                <w:color w:val="000000"/>
-                <w:sz w:val="16"/>
-                <w:szCs w:val="16"/>
+                <w:lang w:val="en-US"/>
+              </w:rPr>
+            </w:pPr>
+            <w:r>
+              <w:rPr>
+                <w:rFonts w:ascii="Cascadia Mono" w:hAnsi="Cascadia Mono" w:cs="Cascadia Mono"/>
+                <w:color w:val="000000"/>
+                <w:sz w:val="16"/>
+                <w:szCs w:val="16"/>
+                <w:lang w:val="en-US"/>
               </w:rPr>
               <w:t xml:space="preserve">                                    </w:t>
             </w:r>
+            <w:proofErr w:type="gramStart"/>
+            <w:r>
+              <w:rPr>
+                <w:rFonts w:ascii="Cascadia Mono" w:hAnsi="Cascadia Mono" w:cs="Cascadia Mono"/>
+                <w:color w:val="000000"/>
+                <w:sz w:val="16"/>
+                <w:szCs w:val="16"/>
+                <w:lang w:val="en-US"/>
+              </w:rPr>
+              <w:t>lines[</w:t>
+            </w:r>
+            <w:proofErr w:type="gramEnd"/>
+            <w:r>
+              <w:rPr>
+                <w:rFonts w:ascii="Cascadia Mono" w:hAnsi="Cascadia Mono" w:cs="Cascadia Mono"/>
+                <w:color w:val="000000"/>
+                <w:sz w:val="16"/>
+                <w:szCs w:val="16"/>
+                <w:lang w:val="en-US"/>
+              </w:rPr>
+              <w:t xml:space="preserve">1] = </w:t>
+            </w:r>
+            <w:r>
+              <w:rPr>
+                <w:rFonts w:ascii="Cascadia Mono" w:hAnsi="Cascadia Mono" w:cs="Cascadia Mono"/>
+                <w:color w:val="A31515"/>
+                <w:sz w:val="16"/>
+                <w:szCs w:val="16"/>
+                <w:lang w:val="en-US"/>
+              </w:rPr>
+              <w:t>"</w:t>
+            </w:r>
             <w:proofErr w:type="spellStart"/>
-            <w:proofErr w:type="gramStart"/>
-            <w:r>
-              <w:rPr>
-                <w:rFonts w:ascii="Cascadia Mono" w:hAnsi="Cascadia Mono" w:cs="Cascadia Mono"/>
-                <w:color w:val="000000"/>
-                <w:sz w:val="16"/>
-                <w:szCs w:val="16"/>
-              </w:rPr>
-              <w:t>lines</w:t>
+            <w:r>
+              <w:rPr>
+                <w:rFonts w:ascii="Cascadia Mono" w:hAnsi="Cascadia Mono" w:cs="Cascadia Mono"/>
+                <w:color w:val="A31515"/>
+                <w:sz w:val="16"/>
+                <w:szCs w:val="16"/>
+                <w:lang w:val="en-US"/>
+              </w:rPr>
+              <w:t>Identifiant</w:t>
             </w:r>
             <w:proofErr w:type="spellEnd"/>
             <w:r>
               <w:rPr>
                 <w:rFonts w:ascii="Cascadia Mono" w:hAnsi="Cascadia Mono" w:cs="Cascadia Mono"/>
-                <w:color w:val="000000"/>
-                <w:sz w:val="16"/>
-                <w:szCs w:val="16"/>
-              </w:rPr>
-              <w:t>[</w:t>
-            </w:r>
-            <w:proofErr w:type="gramEnd"/>
-            <w:r>
-              <w:rPr>
-                <w:rFonts w:ascii="Cascadia Mono" w:hAnsi="Cascadia Mono" w:cs="Cascadia Mono"/>
-                <w:color w:val="000000"/>
-                <w:sz w:val="16"/>
-                <w:szCs w:val="16"/>
-              </w:rPr>
-              <w:t xml:space="preserve">1] = </w:t>
-            </w:r>
-            <w:r>
-              <w:rPr>
-                <w:rFonts w:ascii="Cascadia Mono" w:hAnsi="Cascadia Mono" w:cs="Cascadia Mono"/>
                 <w:color w:val="A31515"/>
                 <w:sz w:val="16"/>
                 <w:szCs w:val="16"/>
-              </w:rPr>
-              <w:t>"Identifiant : "</w:t>
-            </w:r>
-            <w:r>
-              <w:rPr>
-                <w:rFonts w:ascii="Cascadia Mono" w:hAnsi="Cascadia Mono" w:cs="Cascadia Mono"/>
-                <w:color w:val="000000"/>
-                <w:sz w:val="16"/>
-                <w:szCs w:val="16"/>
+                <w:lang w:val="en-US"/>
+              </w:rPr>
+              <w:t xml:space="preserve"> : "</w:t>
+            </w:r>
+            <w:r>
+              <w:rPr>
+                <w:rFonts w:ascii="Cascadia Mono" w:hAnsi="Cascadia Mono" w:cs="Cascadia Mono"/>
+                <w:color w:val="000000"/>
+                <w:sz w:val="16"/>
+                <w:szCs w:val="16"/>
+                <w:lang w:val="en-US"/>
               </w:rPr>
               <w:t xml:space="preserve"> + </w:t>
             </w:r>
@@ -4930,6 +5175,7 @@
                 <w:color w:val="000000"/>
                 <w:sz w:val="16"/>
                 <w:szCs w:val="16"/>
+                <w:lang w:val="en-US"/>
               </w:rPr>
               <w:t>newIdentifiant</w:t>
             </w:r>
@@ -4940,6 +5186,7 @@
                 <w:color w:val="000000"/>
                 <w:sz w:val="16"/>
                 <w:szCs w:val="16"/>
+                <w:lang w:val="en-US"/>
               </w:rPr>
               <w:t>;</w:t>
             </w:r>
@@ -4954,14 +5201,16 @@
                 <w:color w:val="000000"/>
                 <w:sz w:val="16"/>
                 <w:szCs w:val="16"/>
-              </w:rPr>
-            </w:pPr>
-            <w:r>
-              <w:rPr>
-                <w:rFonts w:ascii="Cascadia Mono" w:hAnsi="Cascadia Mono" w:cs="Cascadia Mono"/>
-                <w:color w:val="000000"/>
-                <w:sz w:val="16"/>
-                <w:szCs w:val="16"/>
+                <w:lang w:val="en-US"/>
+              </w:rPr>
+            </w:pPr>
+            <w:r>
+              <w:rPr>
+                <w:rFonts w:ascii="Cascadia Mono" w:hAnsi="Cascadia Mono" w:cs="Cascadia Mono"/>
+                <w:color w:val="000000"/>
+                <w:sz w:val="16"/>
+                <w:szCs w:val="16"/>
+                <w:lang w:val="en-US"/>
               </w:rPr>
               <w:t xml:space="preserve">                                }</w:t>
             </w:r>
@@ -4976,26 +5225,60 @@
                 <w:color w:val="000000"/>
                 <w:sz w:val="16"/>
                 <w:szCs w:val="16"/>
-              </w:rPr>
-            </w:pPr>
-            <w:r>
-              <w:rPr>
-                <w:rFonts w:ascii="Cascadia Mono" w:hAnsi="Cascadia Mono" w:cs="Cascadia Mono"/>
-                <w:color w:val="000000"/>
-                <w:sz w:val="16"/>
-                <w:szCs w:val="16"/>
+                <w:lang w:val="en-US"/>
+              </w:rPr>
+            </w:pPr>
+            <w:r>
+              <w:rPr>
+                <w:rFonts w:ascii="Cascadia Mono" w:hAnsi="Cascadia Mono" w:cs="Cascadia Mono"/>
+                <w:color w:val="000000"/>
+                <w:sz w:val="16"/>
+                <w:szCs w:val="16"/>
+                <w:lang w:val="en-US"/>
               </w:rPr>
               <w:t xml:space="preserve">                                </w:t>
             </w:r>
+            <w:r>
+              <w:rPr>
+                <w:rFonts w:ascii="Cascadia Mono" w:hAnsi="Cascadia Mono" w:cs="Cascadia Mono"/>
+                <w:color w:val="0000FF"/>
+                <w:sz w:val="16"/>
+                <w:szCs w:val="16"/>
+                <w:lang w:val="en-US"/>
+              </w:rPr>
+              <w:t>if</w:t>
+            </w:r>
+            <w:r>
+              <w:rPr>
+                <w:rFonts w:ascii="Cascadia Mono" w:hAnsi="Cascadia Mono" w:cs="Cascadia Mono"/>
+                <w:color w:val="000000"/>
+                <w:sz w:val="16"/>
+                <w:szCs w:val="16"/>
+                <w:lang w:val="en-US"/>
+              </w:rPr>
+              <w:t xml:space="preserve"> </w:t>
+            </w:r>
             <w:proofErr w:type="gramStart"/>
             <w:r>
               <w:rPr>
                 <w:rFonts w:ascii="Cascadia Mono" w:hAnsi="Cascadia Mono" w:cs="Cascadia Mono"/>
+                <w:color w:val="000000"/>
+                <w:sz w:val="16"/>
+                <w:szCs w:val="16"/>
+                <w:lang w:val="en-US"/>
+              </w:rPr>
+              <w:t>(!</w:t>
+            </w:r>
+            <w:proofErr w:type="spellStart"/>
+            <w:r>
+              <w:rPr>
+                <w:rFonts w:ascii="Cascadia Mono" w:hAnsi="Cascadia Mono" w:cs="Cascadia Mono"/>
                 <w:color w:val="0000FF"/>
                 <w:sz w:val="16"/>
                 <w:szCs w:val="16"/>
-              </w:rPr>
-              <w:t>if</w:t>
+                <w:lang w:val="en-US"/>
+              </w:rPr>
+              <w:t>string</w:t>
             </w:r>
             <w:proofErr w:type="gramEnd"/>
             <w:r>
@@ -5004,27 +5287,31 @@
                 <w:color w:val="000000"/>
                 <w:sz w:val="16"/>
                 <w:szCs w:val="16"/>
-              </w:rPr>
-              <w:t xml:space="preserve"> (!</w:t>
+                <w:lang w:val="en-US"/>
+              </w:rPr>
+              <w:t>.IsNullOrWhiteSpace</w:t>
+            </w:r>
+            <w:proofErr w:type="spellEnd"/>
+            <w:r>
+              <w:rPr>
+                <w:rFonts w:ascii="Cascadia Mono" w:hAnsi="Cascadia Mono" w:cs="Cascadia Mono"/>
+                <w:color w:val="000000"/>
+                <w:sz w:val="16"/>
+                <w:szCs w:val="16"/>
+                <w:lang w:val="en-US"/>
+              </w:rPr>
+              <w:t>(</w:t>
             </w:r>
             <w:proofErr w:type="spellStart"/>
             <w:r>
               <w:rPr>
                 <w:rFonts w:ascii="Cascadia Mono" w:hAnsi="Cascadia Mono" w:cs="Cascadia Mono"/>
-                <w:color w:val="0000FF"/>
-                <w:sz w:val="16"/>
-                <w:szCs w:val="16"/>
-              </w:rPr>
-              <w:t>string</w:t>
-            </w:r>
-            <w:r>
-              <w:rPr>
-                <w:rFonts w:ascii="Cascadia Mono" w:hAnsi="Cascadia Mono" w:cs="Cascadia Mono"/>
-                <w:color w:val="000000"/>
-                <w:sz w:val="16"/>
-                <w:szCs w:val="16"/>
-              </w:rPr>
-              <w:t>.IsNullOrWhiteSpace</w:t>
+                <w:color w:val="000000"/>
+                <w:sz w:val="16"/>
+                <w:szCs w:val="16"/>
+                <w:lang w:val="en-US"/>
+              </w:rPr>
+              <w:t>newMotDePasse</w:t>
             </w:r>
             <w:proofErr w:type="spellEnd"/>
             <w:r>
@@ -5033,26 +5320,7 @@
                 <w:color w:val="000000"/>
                 <w:sz w:val="16"/>
                 <w:szCs w:val="16"/>
-              </w:rPr>
-              <w:t>(</w:t>
-            </w:r>
-            <w:proofErr w:type="spellStart"/>
-            <w:r>
-              <w:rPr>
-                <w:rFonts w:ascii="Cascadia Mono" w:hAnsi="Cascadia Mono" w:cs="Cascadia Mono"/>
-                <w:color w:val="000000"/>
-                <w:sz w:val="16"/>
-                <w:szCs w:val="16"/>
-              </w:rPr>
-              <w:t>newMotDePasse</w:t>
-            </w:r>
-            <w:proofErr w:type="spellEnd"/>
-            <w:r>
-              <w:rPr>
-                <w:rFonts w:ascii="Cascadia Mono" w:hAnsi="Cascadia Mono" w:cs="Cascadia Mono"/>
-                <w:color w:val="000000"/>
-                <w:sz w:val="16"/>
-                <w:szCs w:val="16"/>
+                <w:lang w:val="en-US"/>
               </w:rPr>
               <w:t>))</w:t>
             </w:r>
@@ -5067,14 +5335,16 @@
                 <w:color w:val="000000"/>
                 <w:sz w:val="16"/>
                 <w:szCs w:val="16"/>
-              </w:rPr>
-            </w:pPr>
-            <w:r>
-              <w:rPr>
-                <w:rFonts w:ascii="Cascadia Mono" w:hAnsi="Cascadia Mono" w:cs="Cascadia Mono"/>
-                <w:color w:val="000000"/>
-                <w:sz w:val="16"/>
-                <w:szCs w:val="16"/>
+                <w:lang w:val="en-US"/>
+              </w:rPr>
+            </w:pPr>
+            <w:r>
+              <w:rPr>
+                <w:rFonts w:ascii="Cascadia Mono" w:hAnsi="Cascadia Mono" w:cs="Cascadia Mono"/>
+                <w:color w:val="000000"/>
+                <w:sz w:val="16"/>
+                <w:szCs w:val="16"/>
+                <w:lang w:val="en-US"/>
               </w:rPr>
               <w:t xml:space="preserve">                                {</w:t>
             </w:r>
@@ -5097,6 +5367,7 @@
                 <w:color w:val="000000"/>
                 <w:sz w:val="16"/>
                 <w:szCs w:val="16"/>
+                <w:lang w:val="en-US"/>
               </w:rPr>
               <w:t xml:space="preserve">                                    </w:t>
             </w:r>
@@ -5401,6 +5672,7 @@
                 <w:sz w:val="16"/>
                 <w:szCs w:val="16"/>
               </w:rPr>
+              <w:lastRenderedPageBreak/>
               <w:t xml:space="preserve">                        </w:t>
             </w:r>
             <w:proofErr w:type="spellStart"/>
@@ -5458,7 +5730,6 @@
                 <w:sz w:val="16"/>
                 <w:szCs w:val="16"/>
               </w:rPr>
-              <w:lastRenderedPageBreak/>
               <w:t xml:space="preserve">                            </w:t>
             </w:r>
             <w:proofErr w:type="spellStart"/>
@@ -6880,6 +7151,7 @@
                 <w:color w:val="000000"/>
                 <w:sz w:val="16"/>
                 <w:szCs w:val="16"/>
+                <w:lang w:val="en-US"/>
               </w:rPr>
             </w:pPr>
             <w:r>
@@ -6891,66 +7163,82 @@
               </w:rPr>
               <w:t xml:space="preserve">            </w:t>
             </w:r>
+            <w:r>
+              <w:rPr>
+                <w:rFonts w:ascii="Cascadia Mono" w:hAnsi="Cascadia Mono" w:cs="Cascadia Mono"/>
+                <w:color w:val="0000FF"/>
+                <w:sz w:val="16"/>
+                <w:szCs w:val="16"/>
+                <w:lang w:val="en-US"/>
+              </w:rPr>
+              <w:t>string</w:t>
+            </w:r>
+            <w:r>
+              <w:rPr>
+                <w:rFonts w:ascii="Cascadia Mono" w:hAnsi="Cascadia Mono" w:cs="Cascadia Mono"/>
+                <w:color w:val="000000"/>
+                <w:sz w:val="16"/>
+                <w:szCs w:val="16"/>
+                <w:lang w:val="en-US"/>
+              </w:rPr>
+              <w:t xml:space="preserve"> </w:t>
+            </w:r>
+            <w:proofErr w:type="spellStart"/>
+            <w:r>
+              <w:rPr>
+                <w:rFonts w:ascii="Cascadia Mono" w:hAnsi="Cascadia Mono" w:cs="Cascadia Mono"/>
+                <w:color w:val="000000"/>
+                <w:sz w:val="16"/>
+                <w:szCs w:val="16"/>
+                <w:lang w:val="en-US"/>
+              </w:rPr>
+              <w:t>motDePasse</w:t>
+            </w:r>
+            <w:proofErr w:type="spellEnd"/>
+            <w:r>
+              <w:rPr>
+                <w:rFonts w:ascii="Cascadia Mono" w:hAnsi="Cascadia Mono" w:cs="Cascadia Mono"/>
+                <w:color w:val="000000"/>
+                <w:sz w:val="16"/>
+                <w:szCs w:val="16"/>
+                <w:lang w:val="en-US"/>
+              </w:rPr>
+              <w:t xml:space="preserve"> = </w:t>
+            </w:r>
+            <w:proofErr w:type="spellStart"/>
+            <w:r>
+              <w:rPr>
+                <w:rFonts w:ascii="Cascadia Mono" w:hAnsi="Cascadia Mono" w:cs="Cascadia Mono"/>
+                <w:color w:val="000000"/>
+                <w:sz w:val="16"/>
+                <w:szCs w:val="16"/>
+                <w:lang w:val="en-US"/>
+              </w:rPr>
+              <w:t>Console.ReadLine</w:t>
+            </w:r>
+            <w:proofErr w:type="spellEnd"/>
+            <w:r>
+              <w:rPr>
+                <w:rFonts w:ascii="Cascadia Mono" w:hAnsi="Cascadia Mono" w:cs="Cascadia Mono"/>
+                <w:color w:val="000000"/>
+                <w:sz w:val="16"/>
+                <w:szCs w:val="16"/>
+                <w:lang w:val="en-US"/>
+              </w:rPr>
+              <w:t>(</w:t>
+            </w:r>
             <w:proofErr w:type="gramStart"/>
             <w:r>
               <w:rPr>
                 <w:rFonts w:ascii="Cascadia Mono" w:hAnsi="Cascadia Mono" w:cs="Cascadia Mono"/>
-                <w:color w:val="0000FF"/>
-                <w:sz w:val="16"/>
-                <w:szCs w:val="16"/>
-              </w:rPr>
-              <w:t>string</w:t>
+                <w:color w:val="000000"/>
+                <w:sz w:val="16"/>
+                <w:szCs w:val="16"/>
+                <w:lang w:val="en-US"/>
+              </w:rPr>
+              <w:t>);</w:t>
             </w:r>
             <w:proofErr w:type="gramEnd"/>
-            <w:r>
-              <w:rPr>
-                <w:rFonts w:ascii="Cascadia Mono" w:hAnsi="Cascadia Mono" w:cs="Cascadia Mono"/>
-                <w:color w:val="000000"/>
-                <w:sz w:val="16"/>
-                <w:szCs w:val="16"/>
-              </w:rPr>
-              <w:t xml:space="preserve"> </w:t>
-            </w:r>
-            <w:proofErr w:type="spellStart"/>
-            <w:r>
-              <w:rPr>
-                <w:rFonts w:ascii="Cascadia Mono" w:hAnsi="Cascadia Mono" w:cs="Cascadia Mono"/>
-                <w:color w:val="000000"/>
-                <w:sz w:val="16"/>
-                <w:szCs w:val="16"/>
-              </w:rPr>
-              <w:t>motDePasse</w:t>
-            </w:r>
-            <w:proofErr w:type="spellEnd"/>
-            <w:r>
-              <w:rPr>
-                <w:rFonts w:ascii="Cascadia Mono" w:hAnsi="Cascadia Mono" w:cs="Cascadia Mono"/>
-                <w:color w:val="000000"/>
-                <w:sz w:val="16"/>
-                <w:szCs w:val="16"/>
-              </w:rPr>
-              <w:t xml:space="preserve"> = </w:t>
-            </w:r>
-            <w:proofErr w:type="spellStart"/>
-            <w:r>
-              <w:rPr>
-                <w:rFonts w:ascii="Cascadia Mono" w:hAnsi="Cascadia Mono" w:cs="Cascadia Mono"/>
-                <w:color w:val="000000"/>
-                <w:sz w:val="16"/>
-                <w:szCs w:val="16"/>
-              </w:rPr>
-              <w:t>Console.ReadLine</w:t>
-            </w:r>
-            <w:proofErr w:type="spellEnd"/>
-            <w:r>
-              <w:rPr>
-                <w:rFonts w:ascii="Cascadia Mono" w:hAnsi="Cascadia Mono" w:cs="Cascadia Mono"/>
-                <w:color w:val="000000"/>
-                <w:sz w:val="16"/>
-                <w:szCs w:val="16"/>
-              </w:rPr>
-              <w:t>();</w:t>
-            </w:r>
           </w:p>
           <w:p>
             <w:pPr>
@@ -6962,6 +7250,7 @@
                 <w:color w:val="000000"/>
                 <w:sz w:val="16"/>
                 <w:szCs w:val="16"/>
+                <w:lang w:val="en-US"/>
               </w:rPr>
             </w:pPr>
           </w:p>
@@ -6975,93 +7264,103 @@
                 <w:color w:val="000000"/>
                 <w:sz w:val="16"/>
                 <w:szCs w:val="16"/>
-              </w:rPr>
-            </w:pPr>
-            <w:r>
-              <w:rPr>
-                <w:rFonts w:ascii="Cascadia Mono" w:hAnsi="Cascadia Mono" w:cs="Cascadia Mono"/>
-                <w:color w:val="000000"/>
-                <w:sz w:val="16"/>
-                <w:szCs w:val="16"/>
+                <w:lang w:val="en-US"/>
+              </w:rPr>
+            </w:pPr>
+            <w:r>
+              <w:rPr>
+                <w:rFonts w:ascii="Cascadia Mono" w:hAnsi="Cascadia Mono" w:cs="Cascadia Mono"/>
+                <w:color w:val="000000"/>
+                <w:sz w:val="16"/>
+                <w:szCs w:val="16"/>
+                <w:lang w:val="en-US"/>
               </w:rPr>
               <w:t xml:space="preserve">            </w:t>
             </w:r>
+            <w:r>
+              <w:rPr>
+                <w:rFonts w:ascii="Cascadia Mono" w:hAnsi="Cascadia Mono" w:cs="Cascadia Mono"/>
+                <w:color w:val="0000FF"/>
+                <w:sz w:val="16"/>
+                <w:szCs w:val="16"/>
+                <w:lang w:val="en-US"/>
+              </w:rPr>
+              <w:t>string</w:t>
+            </w:r>
+            <w:r>
+              <w:rPr>
+                <w:rFonts w:ascii="Cascadia Mono" w:hAnsi="Cascadia Mono" w:cs="Cascadia Mono"/>
+                <w:color w:val="000000"/>
+                <w:sz w:val="16"/>
+                <w:szCs w:val="16"/>
+                <w:lang w:val="en-US"/>
+              </w:rPr>
+              <w:t xml:space="preserve"> </w:t>
+            </w:r>
+            <w:proofErr w:type="spellStart"/>
+            <w:r>
+              <w:rPr>
+                <w:rFonts w:ascii="Cascadia Mono" w:hAnsi="Cascadia Mono" w:cs="Cascadia Mono"/>
+                <w:color w:val="000000"/>
+                <w:sz w:val="16"/>
+                <w:szCs w:val="16"/>
+                <w:lang w:val="en-US"/>
+              </w:rPr>
+              <w:t>pathFile</w:t>
+            </w:r>
+            <w:proofErr w:type="spellEnd"/>
+            <w:r>
+              <w:rPr>
+                <w:rFonts w:ascii="Cascadia Mono" w:hAnsi="Cascadia Mono" w:cs="Cascadia Mono"/>
+                <w:color w:val="000000"/>
+                <w:sz w:val="16"/>
+                <w:szCs w:val="16"/>
+                <w:lang w:val="en-US"/>
+              </w:rPr>
+              <w:t xml:space="preserve"> = </w:t>
+            </w:r>
+            <w:r>
+              <w:rPr>
+                <w:rFonts w:ascii="Cascadia Mono" w:hAnsi="Cascadia Mono" w:cs="Cascadia Mono"/>
+                <w:color w:val="800000"/>
+                <w:sz w:val="16"/>
+                <w:szCs w:val="16"/>
+                <w:lang w:val="en-US"/>
+              </w:rPr>
+              <w:t>$@"C:\Users\amizeqiri\Desktop\GitHub\P_GestMDP_114\P_GestMDP\password\</w:t>
+            </w:r>
+            <w:r>
+              <w:rPr>
+                <w:rFonts w:ascii="Cascadia Mono" w:hAnsi="Cascadia Mono" w:cs="Cascadia Mono"/>
+                <w:color w:val="000000"/>
+                <w:sz w:val="16"/>
+                <w:szCs w:val="16"/>
+                <w:lang w:val="en-US"/>
+              </w:rPr>
+              <w:t>{url}</w:t>
+            </w:r>
             <w:proofErr w:type="gramStart"/>
             <w:r>
               <w:rPr>
                 <w:rFonts w:ascii="Cascadia Mono" w:hAnsi="Cascadia Mono" w:cs="Cascadia Mono"/>
-                <w:color w:val="0000FF"/>
-                <w:sz w:val="16"/>
-                <w:szCs w:val="16"/>
-              </w:rPr>
-              <w:t>string</w:t>
+                <w:color w:val="800000"/>
+                <w:sz w:val="16"/>
+                <w:szCs w:val="16"/>
+                <w:lang w:val="en-US"/>
+              </w:rPr>
+              <w:t>"</w:t>
+            </w:r>
+            <w:r>
+              <w:rPr>
+                <w:rFonts w:ascii="Cascadia Mono" w:hAnsi="Cascadia Mono" w:cs="Cascadia Mono"/>
+                <w:color w:val="000000"/>
+                <w:sz w:val="16"/>
+                <w:szCs w:val="16"/>
+                <w:lang w:val="en-US"/>
+              </w:rPr>
+              <w:t>;</w:t>
             </w:r>
             <w:proofErr w:type="gramEnd"/>
-            <w:r>
-              <w:rPr>
-                <w:rFonts w:ascii="Cascadia Mono" w:hAnsi="Cascadia Mono" w:cs="Cascadia Mono"/>
-                <w:color w:val="000000"/>
-                <w:sz w:val="16"/>
-                <w:szCs w:val="16"/>
-              </w:rPr>
-              <w:t xml:space="preserve"> </w:t>
-            </w:r>
-            <w:proofErr w:type="spellStart"/>
-            <w:r>
-              <w:rPr>
-                <w:rFonts w:ascii="Cascadia Mono" w:hAnsi="Cascadia Mono" w:cs="Cascadia Mono"/>
-                <w:color w:val="000000"/>
-                <w:sz w:val="16"/>
-                <w:szCs w:val="16"/>
-              </w:rPr>
-              <w:t>pathFile</w:t>
-            </w:r>
-            <w:proofErr w:type="spellEnd"/>
-            <w:r>
-              <w:rPr>
-                <w:rFonts w:ascii="Cascadia Mono" w:hAnsi="Cascadia Mono" w:cs="Cascadia Mono"/>
-                <w:color w:val="000000"/>
-                <w:sz w:val="16"/>
-                <w:szCs w:val="16"/>
-              </w:rPr>
-              <w:t xml:space="preserve"> = </w:t>
-            </w:r>
-            <w:r>
-              <w:rPr>
-                <w:rFonts w:ascii="Cascadia Mono" w:hAnsi="Cascadia Mono" w:cs="Cascadia Mono"/>
-                <w:color w:val="800000"/>
-                <w:sz w:val="16"/>
-                <w:szCs w:val="16"/>
-              </w:rPr>
-              <w:t>$@"C:\Users\amizeqiri\Desktop\GitHub\P_GestMDP_114\P_GestMDP\password\</w:t>
-            </w:r>
-            <w:r>
-              <w:rPr>
-                <w:rFonts w:ascii="Cascadia Mono" w:hAnsi="Cascadia Mono" w:cs="Cascadia Mono"/>
-                <w:color w:val="000000"/>
-                <w:sz w:val="16"/>
-                <w:szCs w:val="16"/>
-              </w:rPr>
-              <w:t>{url}</w:t>
-            </w:r>
-            <w:r>
-              <w:rPr>
-                <w:rFonts w:ascii="Cascadia Mono" w:hAnsi="Cascadia Mono" w:cs="Cascadia Mono"/>
-                <w:color w:val="800000"/>
-                <w:sz w:val="16"/>
-                <w:szCs w:val="16"/>
-              </w:rPr>
-              <w:t>"</w:t>
-            </w:r>
-            <w:r>
-              <w:rPr>
-                <w:rFonts w:ascii="Cascadia Mono" w:hAnsi="Cascadia Mono" w:cs="Cascadia Mono"/>
-                <w:color w:val="000000"/>
-                <w:sz w:val="16"/>
-                <w:szCs w:val="16"/>
-              </w:rPr>
-              <w:t>;</w:t>
-            </w:r>
           </w:p>
           <w:p>
             <w:pPr>
@@ -7073,6 +7372,7 @@
                 <w:color w:val="000000"/>
                 <w:sz w:val="16"/>
                 <w:szCs w:val="16"/>
+                <w:lang w:val="en-US"/>
               </w:rPr>
             </w:pPr>
           </w:p>
@@ -7086,30 +7386,29 @@
                 <w:color w:val="000000"/>
                 <w:sz w:val="16"/>
                 <w:szCs w:val="16"/>
-              </w:rPr>
-            </w:pPr>
-            <w:r>
-              <w:rPr>
-                <w:rFonts w:ascii="Cascadia Mono" w:hAnsi="Cascadia Mono" w:cs="Cascadia Mono"/>
-                <w:color w:val="000000"/>
-                <w:sz w:val="16"/>
-                <w:szCs w:val="16"/>
+                <w:lang w:val="en-US"/>
+              </w:rPr>
+            </w:pPr>
+            <w:r>
+              <w:rPr>
+                <w:rFonts w:ascii="Cascadia Mono" w:hAnsi="Cascadia Mono" w:cs="Cascadia Mono"/>
+                <w:color w:val="000000"/>
+                <w:sz w:val="16"/>
+                <w:szCs w:val="16"/>
+                <w:lang w:val="en-US"/>
               </w:rPr>
               <w:t xml:space="preserve">            </w:t>
             </w:r>
-            <w:proofErr w:type="spellStart"/>
-            <w:proofErr w:type="gramStart"/>
             <w:r>
               <w:rPr>
                 <w:rFonts w:ascii="Cascadia Mono" w:hAnsi="Cascadia Mono" w:cs="Cascadia Mono"/>
                 <w:color w:val="0000FF"/>
                 <w:sz w:val="16"/>
                 <w:szCs w:val="16"/>
+                <w:lang w:val="en-US"/>
               </w:rPr>
               <w:t>try</w:t>
             </w:r>
-            <w:proofErr w:type="spellEnd"/>
-            <w:proofErr w:type="gramEnd"/>
           </w:p>
           <w:p>
             <w:pPr>
@@ -7121,27 +7420,18 @@
                 <w:color w:val="000000"/>
                 <w:sz w:val="16"/>
                 <w:szCs w:val="16"/>
-                <w:lang w:val="de-CH"/>
-              </w:rPr>
-            </w:pPr>
-            <w:r>
-              <w:rPr>
-                <w:rFonts w:ascii="Cascadia Mono" w:hAnsi="Cascadia Mono" w:cs="Cascadia Mono"/>
-                <w:color w:val="000000"/>
-                <w:sz w:val="16"/>
-                <w:szCs w:val="16"/>
-              </w:rPr>
-              <w:t xml:space="preserve">            </w:t>
-            </w:r>
-            <w:r>
-              <w:rPr>
-                <w:rFonts w:ascii="Cascadia Mono" w:hAnsi="Cascadia Mono" w:cs="Cascadia Mono"/>
-                <w:color w:val="000000"/>
-                <w:sz w:val="16"/>
-                <w:szCs w:val="16"/>
-                <w:lang w:val="de-CH"/>
-              </w:rPr>
-              <w:t>{</w:t>
+                <w:lang w:val="en-US"/>
+              </w:rPr>
+            </w:pPr>
+            <w:r>
+              <w:rPr>
+                <w:rFonts w:ascii="Cascadia Mono" w:hAnsi="Cascadia Mono" w:cs="Cascadia Mono"/>
+                <w:color w:val="000000"/>
+                <w:sz w:val="16"/>
+                <w:szCs w:val="16"/>
+                <w:lang w:val="en-US"/>
+              </w:rPr>
+              <w:t xml:space="preserve">            {</w:t>
             </w:r>
           </w:p>
           <w:p>
@@ -7154,29 +7444,49 @@
                 <w:color w:val="000000"/>
                 <w:sz w:val="16"/>
                 <w:szCs w:val="16"/>
-                <w:lang w:val="de-CH"/>
-              </w:rPr>
-            </w:pPr>
-            <w:r>
-              <w:rPr>
-                <w:rFonts w:ascii="Cascadia Mono" w:hAnsi="Cascadia Mono" w:cs="Cascadia Mono"/>
-                <w:color w:val="000000"/>
-                <w:sz w:val="16"/>
-                <w:szCs w:val="16"/>
-                <w:lang w:val="de-CH"/>
+                <w:lang w:val="en-US"/>
+              </w:rPr>
+            </w:pPr>
+            <w:r>
+              <w:rPr>
+                <w:rFonts w:ascii="Cascadia Mono" w:hAnsi="Cascadia Mono" w:cs="Cascadia Mono"/>
+                <w:color w:val="000000"/>
+                <w:sz w:val="16"/>
+                <w:szCs w:val="16"/>
+                <w:lang w:val="en-US"/>
               </w:rPr>
               <w:t xml:space="preserve">                </w:t>
             </w:r>
+            <w:r>
+              <w:rPr>
+                <w:rFonts w:ascii="Cascadia Mono" w:hAnsi="Cascadia Mono" w:cs="Cascadia Mono"/>
+                <w:color w:val="0000FF"/>
+                <w:sz w:val="16"/>
+                <w:szCs w:val="16"/>
+                <w:lang w:val="en-US"/>
+              </w:rPr>
+              <w:t>using</w:t>
+            </w:r>
+            <w:r>
+              <w:rPr>
+                <w:rFonts w:ascii="Cascadia Mono" w:hAnsi="Cascadia Mono" w:cs="Cascadia Mono"/>
+                <w:color w:val="000000"/>
+                <w:sz w:val="16"/>
+                <w:szCs w:val="16"/>
+                <w:lang w:val="en-US"/>
+              </w:rPr>
+              <w:t xml:space="preserve"> (</w:t>
+            </w:r>
             <w:proofErr w:type="spellStart"/>
             <w:r>
               <w:rPr>
                 <w:rFonts w:ascii="Cascadia Mono" w:hAnsi="Cascadia Mono" w:cs="Cascadia Mono"/>
-                <w:color w:val="0000FF"/>
-                <w:sz w:val="16"/>
-                <w:szCs w:val="16"/>
-                <w:lang w:val="de-CH"/>
-              </w:rPr>
-              <w:t>using</w:t>
+                <w:color w:val="000000"/>
+                <w:sz w:val="16"/>
+                <w:szCs w:val="16"/>
+                <w:lang w:val="en-US"/>
+              </w:rPr>
+              <w:t>StreamWriter</w:t>
             </w:r>
             <w:proofErr w:type="spellEnd"/>
             <w:r>
@@ -7185,9 +7495,9 @@
                 <w:color w:val="000000"/>
                 <w:sz w:val="16"/>
                 <w:szCs w:val="16"/>
-                <w:lang w:val="de-CH"/>
-              </w:rPr>
-              <w:t xml:space="preserve"> (</w:t>
+                <w:lang w:val="en-US"/>
+              </w:rPr>
+              <w:t xml:space="preserve"> </w:t>
             </w:r>
             <w:proofErr w:type="spellStart"/>
             <w:r>
@@ -7196,9 +7506,9 @@
                 <w:color w:val="000000"/>
                 <w:sz w:val="16"/>
                 <w:szCs w:val="16"/>
-                <w:lang w:val="de-CH"/>
-              </w:rPr>
-              <w:t>StreamWriter</w:t>
+                <w:lang w:val="en-US"/>
+              </w:rPr>
+              <w:t>sw</w:t>
             </w:r>
             <w:proofErr w:type="spellEnd"/>
             <w:r>
@@ -7207,9 +7517,9 @@
                 <w:color w:val="000000"/>
                 <w:sz w:val="16"/>
                 <w:szCs w:val="16"/>
-                <w:lang w:val="de-CH"/>
-              </w:rPr>
-              <w:t xml:space="preserve"> </w:t>
+                <w:lang w:val="en-US"/>
+              </w:rPr>
+              <w:t xml:space="preserve"> = </w:t>
             </w:r>
             <w:proofErr w:type="spellStart"/>
             <w:r>
@@ -7218,9 +7528,9 @@
                 <w:color w:val="000000"/>
                 <w:sz w:val="16"/>
                 <w:szCs w:val="16"/>
-                <w:lang w:val="de-CH"/>
-              </w:rPr>
-              <w:t>sw</w:t>
+                <w:lang w:val="en-US"/>
+              </w:rPr>
+              <w:t>File.AppendText</w:t>
             </w:r>
             <w:proofErr w:type="spellEnd"/>
             <w:r>
@@ -7229,9 +7539,9 @@
                 <w:color w:val="000000"/>
                 <w:sz w:val="16"/>
                 <w:szCs w:val="16"/>
-                <w:lang w:val="de-CH"/>
-              </w:rPr>
-              <w:t xml:space="preserve"> = </w:t>
+                <w:lang w:val="en-US"/>
+              </w:rPr>
+              <w:t>(</w:t>
             </w:r>
             <w:proofErr w:type="spellStart"/>
             <w:r>
@@ -7240,9 +7550,9 @@
                 <w:color w:val="000000"/>
                 <w:sz w:val="16"/>
                 <w:szCs w:val="16"/>
-                <w:lang w:val="de-CH"/>
-              </w:rPr>
-              <w:t>File.AppendText</w:t>
+                <w:lang w:val="en-US"/>
+              </w:rPr>
+              <w:t>pathFile</w:t>
             </w:r>
             <w:proofErr w:type="spellEnd"/>
             <w:r>
@@ -7251,29 +7561,7 @@
                 <w:color w:val="000000"/>
                 <w:sz w:val="16"/>
                 <w:szCs w:val="16"/>
-                <w:lang w:val="de-CH"/>
-              </w:rPr>
-              <w:t>(</w:t>
-            </w:r>
-            <w:proofErr w:type="spellStart"/>
-            <w:r>
-              <w:rPr>
-                <w:rFonts w:ascii="Cascadia Mono" w:hAnsi="Cascadia Mono" w:cs="Cascadia Mono"/>
-                <w:color w:val="000000"/>
-                <w:sz w:val="16"/>
-                <w:szCs w:val="16"/>
-                <w:lang w:val="de-CH"/>
-              </w:rPr>
-              <w:t>pathFile</w:t>
-            </w:r>
-            <w:proofErr w:type="spellEnd"/>
-            <w:r>
-              <w:rPr>
-                <w:rFonts w:ascii="Cascadia Mono" w:hAnsi="Cascadia Mono" w:cs="Cascadia Mono"/>
-                <w:color w:val="000000"/>
-                <w:sz w:val="16"/>
-                <w:szCs w:val="16"/>
-                <w:lang w:val="de-CH"/>
+                <w:lang w:val="en-US"/>
               </w:rPr>
               <w:t>))</w:t>
             </w:r>
@@ -7296,7 +7584,7 @@
                 <w:color w:val="000000"/>
                 <w:sz w:val="16"/>
                 <w:szCs w:val="16"/>
-                <w:lang w:val="de-CH"/>
+                <w:lang w:val="en-US"/>
               </w:rPr>
               <w:t xml:space="preserve">                </w:t>
             </w:r>
@@ -7943,6 +8231,7 @@
           <w:b/>
           <w:bCs/>
         </w:rPr>
+        <w:lastRenderedPageBreak/>
         <w:t>Explications du code :</w:t>
       </w:r>
       <w:r>
@@ -8207,6 +8496,7 @@
                 <w:color w:val="000000"/>
                 <w:sz w:val="16"/>
                 <w:szCs w:val="16"/>
+                <w:lang w:val="en-US"/>
               </w:rPr>
             </w:pPr>
             <w:r>
@@ -8225,6 +8515,7 @@
                 <w:color w:val="000000"/>
                 <w:sz w:val="16"/>
                 <w:szCs w:val="16"/>
+                <w:lang w:val="en-US"/>
               </w:rPr>
               <w:t>Console.Clear</w:t>
             </w:r>
@@ -8235,6 +8526,7 @@
                 <w:color w:val="000000"/>
                 <w:sz w:val="16"/>
                 <w:szCs w:val="16"/>
+                <w:lang w:val="en-US"/>
               </w:rPr>
               <w:t>(</w:t>
             </w:r>
@@ -8245,6 +8537,7 @@
                 <w:color w:val="000000"/>
                 <w:sz w:val="16"/>
                 <w:szCs w:val="16"/>
+                <w:lang w:val="en-US"/>
               </w:rPr>
               <w:t>);</w:t>
             </w:r>
@@ -8260,75 +8553,93 @@
                 <w:color w:val="000000"/>
                 <w:sz w:val="16"/>
                 <w:szCs w:val="16"/>
-              </w:rPr>
-            </w:pPr>
-            <w:r>
-              <w:rPr>
-                <w:rFonts w:ascii="Cascadia Mono" w:hAnsi="Cascadia Mono" w:cs="Cascadia Mono"/>
-                <w:color w:val="000000"/>
-                <w:sz w:val="16"/>
-                <w:szCs w:val="16"/>
+                <w:lang w:val="en-US"/>
+              </w:rPr>
+            </w:pPr>
+            <w:r>
+              <w:rPr>
+                <w:rFonts w:ascii="Cascadia Mono" w:hAnsi="Cascadia Mono" w:cs="Cascadia Mono"/>
+                <w:color w:val="000000"/>
+                <w:sz w:val="16"/>
+                <w:szCs w:val="16"/>
+                <w:lang w:val="en-US"/>
               </w:rPr>
               <w:t xml:space="preserve">            </w:t>
             </w:r>
+            <w:r>
+              <w:rPr>
+                <w:rFonts w:ascii="Cascadia Mono" w:hAnsi="Cascadia Mono" w:cs="Cascadia Mono"/>
+                <w:color w:val="0000FF"/>
+                <w:sz w:val="16"/>
+                <w:szCs w:val="16"/>
+                <w:lang w:val="en-US"/>
+              </w:rPr>
+              <w:t>string</w:t>
+            </w:r>
+            <w:r>
+              <w:rPr>
+                <w:rFonts w:ascii="Cascadia Mono" w:hAnsi="Cascadia Mono" w:cs="Cascadia Mono"/>
+                <w:color w:val="000000"/>
+                <w:sz w:val="16"/>
+                <w:szCs w:val="16"/>
+                <w:lang w:val="en-US"/>
+              </w:rPr>
+              <w:t xml:space="preserve"> </w:t>
+            </w:r>
+            <w:proofErr w:type="spellStart"/>
+            <w:r>
+              <w:rPr>
+                <w:rFonts w:ascii="Cascadia Mono" w:hAnsi="Cascadia Mono" w:cs="Cascadia Mono"/>
+                <w:color w:val="000000"/>
+                <w:sz w:val="16"/>
+                <w:szCs w:val="16"/>
+                <w:lang w:val="en-US"/>
+              </w:rPr>
+              <w:t>deleteDirectoryPath</w:t>
+            </w:r>
+            <w:proofErr w:type="spellEnd"/>
+            <w:r>
+              <w:rPr>
+                <w:rFonts w:ascii="Cascadia Mono" w:hAnsi="Cascadia Mono" w:cs="Cascadia Mono"/>
+                <w:color w:val="000000"/>
+                <w:sz w:val="16"/>
+                <w:szCs w:val="16"/>
+                <w:lang w:val="en-US"/>
+              </w:rPr>
+              <w:t xml:space="preserve"> = </w:t>
+            </w:r>
+            <w:r>
+              <w:rPr>
+                <w:rFonts w:ascii="Cascadia Mono" w:hAnsi="Cascadia Mono" w:cs="Cascadia Mono"/>
+                <w:color w:val="800000"/>
+                <w:sz w:val="16"/>
+                <w:szCs w:val="16"/>
+                <w:lang w:val="en-US"/>
+              </w:rPr>
+              <w:t>@"C:\Users\amizeqiri\Desktop\GitHub\P_GestMDP_114\P_GestMDP\password</w:t>
+            </w:r>
             <w:proofErr w:type="gramStart"/>
             <w:r>
               <w:rPr>
                 <w:rFonts w:ascii="Cascadia Mono" w:hAnsi="Cascadia Mono" w:cs="Cascadia Mono"/>
-                <w:color w:val="0000FF"/>
-                <w:sz w:val="16"/>
-                <w:szCs w:val="16"/>
-              </w:rPr>
-              <w:t>string</w:t>
+                <w:color w:val="800000"/>
+                <w:sz w:val="16"/>
+                <w:szCs w:val="16"/>
+                <w:lang w:val="en-US"/>
+              </w:rPr>
+              <w:t>"</w:t>
+            </w:r>
+            <w:r>
+              <w:rPr>
+                <w:rFonts w:ascii="Cascadia Mono" w:hAnsi="Cascadia Mono" w:cs="Cascadia Mono"/>
+                <w:color w:val="000000"/>
+                <w:sz w:val="16"/>
+                <w:szCs w:val="16"/>
+                <w:lang w:val="en-US"/>
+              </w:rPr>
+              <w:t>;</w:t>
             </w:r>
             <w:proofErr w:type="gramEnd"/>
-            <w:r>
-              <w:rPr>
-                <w:rFonts w:ascii="Cascadia Mono" w:hAnsi="Cascadia Mono" w:cs="Cascadia Mono"/>
-                <w:color w:val="000000"/>
-                <w:sz w:val="16"/>
-                <w:szCs w:val="16"/>
-              </w:rPr>
-              <w:t xml:space="preserve"> </w:t>
-            </w:r>
-            <w:proofErr w:type="spellStart"/>
-            <w:r>
-              <w:rPr>
-                <w:rFonts w:ascii="Cascadia Mono" w:hAnsi="Cascadia Mono" w:cs="Cascadia Mono"/>
-                <w:color w:val="000000"/>
-                <w:sz w:val="16"/>
-                <w:szCs w:val="16"/>
-              </w:rPr>
-              <w:t>deleteDirectoryPath</w:t>
-            </w:r>
-            <w:proofErr w:type="spellEnd"/>
-            <w:r>
-              <w:rPr>
-                <w:rFonts w:ascii="Cascadia Mono" w:hAnsi="Cascadia Mono" w:cs="Cascadia Mono"/>
-                <w:color w:val="000000"/>
-                <w:sz w:val="16"/>
-                <w:szCs w:val="16"/>
-              </w:rPr>
-              <w:t xml:space="preserve"> = </w:t>
-            </w:r>
-            <w:r>
-              <w:rPr>
-                <w:rFonts w:ascii="Cascadia Mono" w:hAnsi="Cascadia Mono" w:cs="Cascadia Mono"/>
-                <w:color w:val="800000"/>
-                <w:sz w:val="16"/>
-                <w:szCs w:val="16"/>
-              </w:rPr>
-              <w:t>@"C:\Users\amizeqiri\Desktop\GitHub\P_GestMDP_114\P_GestMDP\password"</w:t>
-            </w:r>
-            <w:r>
-              <w:rPr>
-                <w:rFonts w:ascii="Cascadia Mono" w:hAnsi="Cascadia Mono" w:cs="Cascadia Mono"/>
-                <w:color w:val="000000"/>
-                <w:sz w:val="16"/>
-                <w:szCs w:val="16"/>
-              </w:rPr>
-              <w:t>;</w:t>
-            </w:r>
           </w:p>
           <w:p>
             <w:pPr>
@@ -8340,6 +8651,7 @@
                 <w:color w:val="000000"/>
                 <w:sz w:val="16"/>
                 <w:szCs w:val="16"/>
+                <w:lang w:val="en-US"/>
               </w:rPr>
             </w:pPr>
           </w:p>
@@ -8353,30 +8665,29 @@
                 <w:color w:val="000000"/>
                 <w:sz w:val="16"/>
                 <w:szCs w:val="16"/>
-              </w:rPr>
-            </w:pPr>
-            <w:r>
-              <w:rPr>
-                <w:rFonts w:ascii="Cascadia Mono" w:hAnsi="Cascadia Mono" w:cs="Cascadia Mono"/>
-                <w:color w:val="000000"/>
-                <w:sz w:val="16"/>
-                <w:szCs w:val="16"/>
+                <w:lang w:val="en-US"/>
+              </w:rPr>
+            </w:pPr>
+            <w:r>
+              <w:rPr>
+                <w:rFonts w:ascii="Cascadia Mono" w:hAnsi="Cascadia Mono" w:cs="Cascadia Mono"/>
+                <w:color w:val="000000"/>
+                <w:sz w:val="16"/>
+                <w:szCs w:val="16"/>
+                <w:lang w:val="en-US"/>
               </w:rPr>
               <w:t xml:space="preserve">            </w:t>
             </w:r>
-            <w:proofErr w:type="spellStart"/>
-            <w:proofErr w:type="gramStart"/>
             <w:r>
               <w:rPr>
                 <w:rFonts w:ascii="Cascadia Mono" w:hAnsi="Cascadia Mono" w:cs="Cascadia Mono"/>
                 <w:color w:val="0000FF"/>
                 <w:sz w:val="16"/>
                 <w:szCs w:val="16"/>
+                <w:lang w:val="en-US"/>
               </w:rPr>
               <w:t>try</w:t>
             </w:r>
-            <w:proofErr w:type="spellEnd"/>
-            <w:proofErr w:type="gramEnd"/>
           </w:p>
           <w:p>
             <w:pPr>
@@ -8388,14 +8699,16 @@
                 <w:color w:val="000000"/>
                 <w:sz w:val="16"/>
                 <w:szCs w:val="16"/>
-              </w:rPr>
-            </w:pPr>
-            <w:r>
-              <w:rPr>
-                <w:rFonts w:ascii="Cascadia Mono" w:hAnsi="Cascadia Mono" w:cs="Cascadia Mono"/>
-                <w:color w:val="000000"/>
-                <w:sz w:val="16"/>
-                <w:szCs w:val="16"/>
+                <w:lang w:val="en-US"/>
+              </w:rPr>
+            </w:pPr>
+            <w:r>
+              <w:rPr>
+                <w:rFonts w:ascii="Cascadia Mono" w:hAnsi="Cascadia Mono" w:cs="Cascadia Mono"/>
+                <w:color w:val="000000"/>
+                <w:sz w:val="16"/>
+                <w:szCs w:val="16"/>
+                <w:lang w:val="en-US"/>
               </w:rPr>
               <w:t xml:space="preserve">            {</w:t>
             </w:r>
@@ -8410,34 +8723,36 @@
                 <w:color w:val="000000"/>
                 <w:sz w:val="16"/>
                 <w:szCs w:val="16"/>
-              </w:rPr>
-            </w:pPr>
-            <w:r>
-              <w:rPr>
-                <w:rFonts w:ascii="Cascadia Mono" w:hAnsi="Cascadia Mono" w:cs="Cascadia Mono"/>
-                <w:color w:val="000000"/>
-                <w:sz w:val="16"/>
-                <w:szCs w:val="16"/>
+                <w:lang w:val="en-US"/>
+              </w:rPr>
+            </w:pPr>
+            <w:r>
+              <w:rPr>
+                <w:rFonts w:ascii="Cascadia Mono" w:hAnsi="Cascadia Mono" w:cs="Cascadia Mono"/>
+                <w:color w:val="000000"/>
+                <w:sz w:val="16"/>
+                <w:szCs w:val="16"/>
+                <w:lang w:val="en-US"/>
               </w:rPr>
               <w:t xml:space="preserve">                </w:t>
             </w:r>
-            <w:proofErr w:type="gramStart"/>
             <w:r>
               <w:rPr>
                 <w:rFonts w:ascii="Cascadia Mono" w:hAnsi="Cascadia Mono" w:cs="Cascadia Mono"/>
                 <w:color w:val="0000FF"/>
                 <w:sz w:val="16"/>
                 <w:szCs w:val="16"/>
+                <w:lang w:val="en-US"/>
               </w:rPr>
               <w:t>if</w:t>
             </w:r>
-            <w:proofErr w:type="gramEnd"/>
-            <w:r>
-              <w:rPr>
-                <w:rFonts w:ascii="Cascadia Mono" w:hAnsi="Cascadia Mono" w:cs="Cascadia Mono"/>
-                <w:color w:val="000000"/>
-                <w:sz w:val="16"/>
-                <w:szCs w:val="16"/>
+            <w:r>
+              <w:rPr>
+                <w:rFonts w:ascii="Cascadia Mono" w:hAnsi="Cascadia Mono" w:cs="Cascadia Mono"/>
+                <w:color w:val="000000"/>
+                <w:sz w:val="16"/>
+                <w:szCs w:val="16"/>
+                <w:lang w:val="en-US"/>
               </w:rPr>
               <w:t xml:space="preserve"> (</w:t>
             </w:r>
@@ -8448,6 +8763,7 @@
                 <w:color w:val="000000"/>
                 <w:sz w:val="16"/>
                 <w:szCs w:val="16"/>
+                <w:lang w:val="en-US"/>
               </w:rPr>
               <w:t>Directory.Exists</w:t>
             </w:r>
@@ -8458,6 +8774,7 @@
                 <w:color w:val="000000"/>
                 <w:sz w:val="16"/>
                 <w:szCs w:val="16"/>
+                <w:lang w:val="en-US"/>
               </w:rPr>
               <w:t>(</w:t>
             </w:r>
@@ -8468,6 +8785,7 @@
                 <w:color w:val="000000"/>
                 <w:sz w:val="16"/>
                 <w:szCs w:val="16"/>
+                <w:lang w:val="en-US"/>
               </w:rPr>
               <w:t>deleteDirectoryPath</w:t>
             </w:r>
@@ -8478,6 +8796,7 @@
                 <w:color w:val="000000"/>
                 <w:sz w:val="16"/>
                 <w:szCs w:val="16"/>
+                <w:lang w:val="en-US"/>
               </w:rPr>
               <w:t>))</w:t>
             </w:r>
@@ -8492,14 +8811,16 @@
                 <w:color w:val="000000"/>
                 <w:sz w:val="16"/>
                 <w:szCs w:val="16"/>
-              </w:rPr>
-            </w:pPr>
-            <w:r>
-              <w:rPr>
-                <w:rFonts w:ascii="Cascadia Mono" w:hAnsi="Cascadia Mono" w:cs="Cascadia Mono"/>
-                <w:color w:val="000000"/>
-                <w:sz w:val="16"/>
-                <w:szCs w:val="16"/>
+                <w:lang w:val="en-US"/>
+              </w:rPr>
+            </w:pPr>
+            <w:r>
+              <w:rPr>
+                <w:rFonts w:ascii="Cascadia Mono" w:hAnsi="Cascadia Mono" w:cs="Cascadia Mono"/>
+                <w:color w:val="000000"/>
+                <w:sz w:val="16"/>
+                <w:szCs w:val="16"/>
+                <w:lang w:val="en-US"/>
               </w:rPr>
               <w:t xml:space="preserve">                {</w:t>
             </w:r>
@@ -8514,14 +8835,16 @@
                 <w:color w:val="000000"/>
                 <w:sz w:val="16"/>
                 <w:szCs w:val="16"/>
-              </w:rPr>
-            </w:pPr>
-            <w:r>
-              <w:rPr>
-                <w:rFonts w:ascii="Cascadia Mono" w:hAnsi="Cascadia Mono" w:cs="Cascadia Mono"/>
-                <w:color w:val="000000"/>
-                <w:sz w:val="16"/>
-                <w:szCs w:val="16"/>
+                <w:lang w:val="en-US"/>
+              </w:rPr>
+            </w:pPr>
+            <w:r>
+              <w:rPr>
+                <w:rFonts w:ascii="Cascadia Mono" w:hAnsi="Cascadia Mono" w:cs="Cascadia Mono"/>
+                <w:color w:val="000000"/>
+                <w:sz w:val="16"/>
+                <w:szCs w:val="16"/>
+                <w:lang w:val="en-US"/>
               </w:rPr>
               <w:t xml:space="preserve">                    </w:t>
             </w:r>
@@ -8532,6 +8855,7 @@
                 <w:color w:val="0000FF"/>
                 <w:sz w:val="16"/>
                 <w:szCs w:val="16"/>
+                <w:lang w:val="en-US"/>
               </w:rPr>
               <w:t>string</w:t>
             </w:r>
@@ -8541,6 +8865,7 @@
                 <w:color w:val="000000"/>
                 <w:sz w:val="16"/>
                 <w:szCs w:val="16"/>
+                <w:lang w:val="en-US"/>
               </w:rPr>
               <w:t>[</w:t>
             </w:r>
@@ -8551,6 +8876,7 @@
                 <w:color w:val="000000"/>
                 <w:sz w:val="16"/>
                 <w:szCs w:val="16"/>
+                <w:lang w:val="en-US"/>
               </w:rPr>
               <w:t xml:space="preserve">] files = </w:t>
             </w:r>
@@ -8561,6 +8887,7 @@
                 <w:color w:val="000000"/>
                 <w:sz w:val="16"/>
                 <w:szCs w:val="16"/>
+                <w:lang w:val="en-US"/>
               </w:rPr>
               <w:t>Directory.GetFiles</w:t>
             </w:r>
@@ -8571,6 +8898,7 @@
                 <w:color w:val="000000"/>
                 <w:sz w:val="16"/>
                 <w:szCs w:val="16"/>
+                <w:lang w:val="en-US"/>
               </w:rPr>
               <w:t>(</w:t>
             </w:r>
@@ -8581,6 +8909,7 @@
                 <w:color w:val="000000"/>
                 <w:sz w:val="16"/>
                 <w:szCs w:val="16"/>
+                <w:lang w:val="en-US"/>
               </w:rPr>
               <w:t>deleteDirectoryPath</w:t>
             </w:r>
@@ -8591,6 +8920,7 @@
                 <w:color w:val="000000"/>
                 <w:sz w:val="16"/>
                 <w:szCs w:val="16"/>
+                <w:lang w:val="en-US"/>
               </w:rPr>
               <w:t xml:space="preserve">, </w:t>
             </w:r>
@@ -8600,6 +8930,7 @@
                 <w:color w:val="A31515"/>
                 <w:sz w:val="16"/>
                 <w:szCs w:val="16"/>
+                <w:lang w:val="en-US"/>
               </w:rPr>
               <w:t>"*"</w:t>
             </w:r>
@@ -8609,6 +8940,7 @@
                 <w:color w:val="000000"/>
                 <w:sz w:val="16"/>
                 <w:szCs w:val="16"/>
+                <w:lang w:val="en-US"/>
               </w:rPr>
               <w:t>);</w:t>
             </w:r>
@@ -8623,6 +8955,7 @@
                 <w:color w:val="000000"/>
                 <w:sz w:val="16"/>
                 <w:szCs w:val="16"/>
+                <w:lang w:val="en-US"/>
               </w:rPr>
             </w:pPr>
           </w:p>
@@ -8644,6 +8977,7 @@
                 <w:color w:val="000000"/>
                 <w:sz w:val="16"/>
                 <w:szCs w:val="16"/>
+                <w:lang w:val="en-US"/>
               </w:rPr>
               <w:t xml:space="preserve">                    </w:t>
             </w:r>
@@ -8941,6 +9275,7 @@
                 <w:color w:val="000000"/>
                 <w:sz w:val="16"/>
                 <w:szCs w:val="16"/>
+                <w:lang w:val="en-US"/>
               </w:rPr>
             </w:pPr>
             <w:r>
@@ -8952,16 +9287,103 @@
               </w:rPr>
               <w:t xml:space="preserve">                        </w:t>
             </w:r>
+            <w:r>
+              <w:rPr>
+                <w:rFonts w:ascii="Cascadia Mono" w:hAnsi="Cascadia Mono" w:cs="Cascadia Mono"/>
+                <w:color w:val="0000FF"/>
+                <w:sz w:val="16"/>
+                <w:szCs w:val="16"/>
+                <w:lang w:val="en-US"/>
+              </w:rPr>
+              <w:t>for</w:t>
+            </w:r>
+            <w:r>
+              <w:rPr>
+                <w:rFonts w:ascii="Cascadia Mono" w:hAnsi="Cascadia Mono" w:cs="Cascadia Mono"/>
+                <w:color w:val="000000"/>
+                <w:sz w:val="16"/>
+                <w:szCs w:val="16"/>
+                <w:lang w:val="en-US"/>
+              </w:rPr>
+              <w:t xml:space="preserve"> (</w:t>
+            </w:r>
+            <w:r>
+              <w:rPr>
+                <w:rFonts w:ascii="Cascadia Mono" w:hAnsi="Cascadia Mono" w:cs="Cascadia Mono"/>
+                <w:color w:val="0000FF"/>
+                <w:sz w:val="16"/>
+                <w:szCs w:val="16"/>
+                <w:lang w:val="en-US"/>
+              </w:rPr>
+              <w:t>int</w:t>
+            </w:r>
+            <w:r>
+              <w:rPr>
+                <w:rFonts w:ascii="Cascadia Mono" w:hAnsi="Cascadia Mono" w:cs="Cascadia Mono"/>
+                <w:color w:val="000000"/>
+                <w:sz w:val="16"/>
+                <w:szCs w:val="16"/>
+                <w:lang w:val="en-US"/>
+              </w:rPr>
+              <w:t xml:space="preserve"> </w:t>
+            </w:r>
+            <w:proofErr w:type="spellStart"/>
+            <w:r>
+              <w:rPr>
+                <w:rFonts w:ascii="Cascadia Mono" w:hAnsi="Cascadia Mono" w:cs="Cascadia Mono"/>
+                <w:color w:val="000000"/>
+                <w:sz w:val="16"/>
+                <w:szCs w:val="16"/>
+                <w:lang w:val="en-US"/>
+              </w:rPr>
+              <w:t>i</w:t>
+            </w:r>
+            <w:proofErr w:type="spellEnd"/>
+            <w:r>
+              <w:rPr>
+                <w:rFonts w:ascii="Cascadia Mono" w:hAnsi="Cascadia Mono" w:cs="Cascadia Mono"/>
+                <w:color w:val="000000"/>
+                <w:sz w:val="16"/>
+                <w:szCs w:val="16"/>
+                <w:lang w:val="en-US"/>
+              </w:rPr>
+              <w:t xml:space="preserve"> = 0; </w:t>
+            </w:r>
+            <w:proofErr w:type="spellStart"/>
+            <w:r>
+              <w:rPr>
+                <w:rFonts w:ascii="Cascadia Mono" w:hAnsi="Cascadia Mono" w:cs="Cascadia Mono"/>
+                <w:color w:val="000000"/>
+                <w:sz w:val="16"/>
+                <w:szCs w:val="16"/>
+                <w:lang w:val="en-US"/>
+              </w:rPr>
+              <w:t>i</w:t>
+            </w:r>
+            <w:proofErr w:type="spellEnd"/>
+            <w:r>
+              <w:rPr>
+                <w:rFonts w:ascii="Cascadia Mono" w:hAnsi="Cascadia Mono" w:cs="Cascadia Mono"/>
+                <w:color w:val="000000"/>
+                <w:sz w:val="16"/>
+                <w:szCs w:val="16"/>
+                <w:lang w:val="en-US"/>
+              </w:rPr>
+              <w:t xml:space="preserve"> &lt; </w:t>
+            </w:r>
+            <w:proofErr w:type="spellStart"/>
             <w:proofErr w:type="gramStart"/>
             <w:r>
               <w:rPr>
                 <w:rFonts w:ascii="Cascadia Mono" w:hAnsi="Cascadia Mono" w:cs="Cascadia Mono"/>
-                <w:color w:val="0000FF"/>
-                <w:sz w:val="16"/>
-                <w:szCs w:val="16"/>
-              </w:rPr>
-              <w:t>for</w:t>
-            </w:r>
+                <w:color w:val="000000"/>
+                <w:sz w:val="16"/>
+                <w:szCs w:val="16"/>
+                <w:lang w:val="en-US"/>
+              </w:rPr>
+              <w:t>files.Length</w:t>
+            </w:r>
+            <w:proofErr w:type="spellEnd"/>
             <w:proofErr w:type="gramEnd"/>
             <w:r>
               <w:rPr>
@@ -8969,18 +9391,20 @@
                 <w:color w:val="000000"/>
                 <w:sz w:val="16"/>
                 <w:szCs w:val="16"/>
-              </w:rPr>
-              <w:t xml:space="preserve"> (</w:t>
+                <w:lang w:val="en-US"/>
+              </w:rPr>
+              <w:t xml:space="preserve">; </w:t>
             </w:r>
             <w:proofErr w:type="spellStart"/>
             <w:r>
               <w:rPr>
                 <w:rFonts w:ascii="Cascadia Mono" w:hAnsi="Cascadia Mono" w:cs="Cascadia Mono"/>
-                <w:color w:val="0000FF"/>
-                <w:sz w:val="16"/>
-                <w:szCs w:val="16"/>
-              </w:rPr>
-              <w:t>int</w:t>
+                <w:color w:val="000000"/>
+                <w:sz w:val="16"/>
+                <w:szCs w:val="16"/>
+                <w:lang w:val="en-US"/>
+              </w:rPr>
+              <w:t>i</w:t>
             </w:r>
             <w:proofErr w:type="spellEnd"/>
             <w:r>
@@ -8989,28 +9413,9 @@
                 <w:color w:val="000000"/>
                 <w:sz w:val="16"/>
                 <w:szCs w:val="16"/>
-              </w:rPr>
-              <w:t xml:space="preserve"> i = 0; i &lt; </w:t>
-            </w:r>
-            <w:proofErr w:type="spellStart"/>
-            <w:r>
-              <w:rPr>
-                <w:rFonts w:ascii="Cascadia Mono" w:hAnsi="Cascadia Mono" w:cs="Cascadia Mono"/>
-                <w:color w:val="000000"/>
-                <w:sz w:val="16"/>
-                <w:szCs w:val="16"/>
-              </w:rPr>
-              <w:t>files.Length</w:t>
-            </w:r>
-            <w:proofErr w:type="spellEnd"/>
-            <w:r>
-              <w:rPr>
-                <w:rFonts w:ascii="Cascadia Mono" w:hAnsi="Cascadia Mono" w:cs="Cascadia Mono"/>
-                <w:color w:val="000000"/>
-                <w:sz w:val="16"/>
-                <w:szCs w:val="16"/>
-              </w:rPr>
-              <w:t>; i++)</w:t>
+                <w:lang w:val="en-US"/>
+              </w:rPr>
+              <w:t>++)</w:t>
             </w:r>
           </w:p>
           <w:p>
@@ -9031,8 +9436,18 @@
                 <w:color w:val="000000"/>
                 <w:sz w:val="16"/>
                 <w:szCs w:val="16"/>
-              </w:rPr>
-              <w:t xml:space="preserve">                        {</w:t>
+                <w:lang w:val="en-US"/>
+              </w:rPr>
+              <w:t xml:space="preserve">                        </w:t>
+            </w:r>
+            <w:r>
+              <w:rPr>
+                <w:rFonts w:ascii="Cascadia Mono" w:hAnsi="Cascadia Mono" w:cs="Cascadia Mono"/>
+                <w:color w:val="000000"/>
+                <w:sz w:val="16"/>
+                <w:szCs w:val="16"/>
+              </w:rPr>
+              <w:t>{</w:t>
             </w:r>
           </w:p>
           <w:p>
@@ -10025,6 +10440,7 @@
                 <w:sz w:val="16"/>
                 <w:szCs w:val="16"/>
               </w:rPr>
+              <w:lastRenderedPageBreak/>
               <w:t xml:space="preserve">            }</w:t>
             </w:r>
           </w:p>
@@ -10047,7 +10463,6 @@
                 <w:sz w:val="16"/>
                 <w:szCs w:val="16"/>
               </w:rPr>
-              <w:lastRenderedPageBreak/>
               <w:t xml:space="preserve">            </w:t>
             </w:r>
             <w:proofErr w:type="gramStart"/>
@@ -10550,34 +10965,120 @@
       </w:r>
     </w:p>
     <w:p>
-      <w:pPr>
-        <w:rPr>
-          <w:rFonts w:asciiTheme="majorHAnsi" w:hAnsiTheme="majorHAnsi" w:cs="Arial"/>
-          <w:b/>
-          <w:bCs/>
-          <w:caps/>
-          <w:kern w:val="32"/>
-          <w:sz w:val="32"/>
-          <w:szCs w:val="32"/>
-        </w:rPr>
-      </w:pPr>
       <w:r>
         <w:br w:type="page"/>
       </w:r>
     </w:p>
     <w:p>
       <w:pPr>
-        <w:pStyle w:val="Titre1"/>
-      </w:pPr>
-      <w:bookmarkStart w:id="6" w:name="_Toc179199579"/>
+        <w:pStyle w:val="Titre2"/>
+      </w:pPr>
       <w:r>
         <w:lastRenderedPageBreak/>
+        <w:t>Vigenère</w:t>
+      </w:r>
+    </w:p>
+    <w:p>
+      <w:pPr>
+        <w:pStyle w:val="Retraitcorpsdetexte"/>
+      </w:pPr>
+      <w:r>
+        <w:t>Dans mon application, j’utilise deux méthodes Vigenère. La première sert à chiffrer une chaine de caractères et la deuxième de déchiffrer une chaine de caractères</w:t>
+      </w:r>
+      <w:r>
+        <w:t>. Je fais appel à ces deux méthodes dans toutes mes autres méthodes des différentes options (CRUD).</w:t>
+      </w:r>
+    </w:p>
+    <w:p>
+      <w:pPr>
+        <w:pStyle w:val="Retraitcorpsdetexte"/>
+      </w:pPr>
+    </w:p>
+    <w:p>
+      <w:r>
+        <w:t>Étapes du chiffrement de Vigenère</w:t>
+      </w:r>
+    </w:p>
+    <w:p>
+      <w:r>
+        <w:rPr>
+          <w:rStyle w:val="lev"/>
+        </w:rPr>
+        <w:t>Texte clair</w:t>
+      </w:r>
+      <w:r>
+        <w:t xml:space="preserve"> : C'est le message que vous souhaitez chiffrer. Exemples : "HELLO WORLD".</w:t>
+      </w:r>
+    </w:p>
+    <w:p>
+      <w:r>
+        <w:rPr>
+          <w:rStyle w:val="lev"/>
+        </w:rPr>
+        <w:t>Clé</w:t>
+      </w:r>
+      <w:r>
+        <w:t xml:space="preserve"> : La clé est répétée pour correspondre à la longueur du texte clair. Dans ce cas, c'est "</w:t>
+      </w:r>
+      <w:proofErr w:type="spellStart"/>
+      <w:r>
+        <w:t>maCleDeChiffrement</w:t>
+      </w:r>
+      <w:proofErr w:type="spellEnd"/>
+      <w:r>
+        <w:t>".</w:t>
+      </w:r>
+    </w:p>
+    <w:p>
+      <w:r>
+        <w:rPr>
+          <w:rStyle w:val="lev"/>
+        </w:rPr>
+        <w:t>Table de Vigenère</w:t>
+      </w:r>
+      <w:r>
+        <w:t xml:space="preserve"> : Une table alphabétique où chaque ligne représente un décalage de l'alphabet.</w:t>
+      </w:r>
+    </w:p>
+    <w:p>
+      <w:r>
+        <w:rPr>
+          <w:rStyle w:val="lev"/>
+        </w:rPr>
+        <w:t>Chiffrement</w:t>
+      </w:r>
+      <w:r>
+        <w:t xml:space="preserve"> : En associant chaque lettre du texte clair à une lettre de la clé, on utilise la table pour obtenir la lettre chiffrée.</w:t>
+      </w:r>
+    </w:p>
+    <w:p>
+      <w:r>
+        <w:t>Exemples de calcul</w:t>
+      </w:r>
+    </w:p>
+    <w:p>
+      <w:r>
+        <w:t>Si l'on chiffre la première lettre "H" avec "m", on trouve la lettre de la table située à l'intersection de la ligne "H" et de la colonne "m".</w:t>
+      </w:r>
+    </w:p>
+    <w:p>
+      <w:pPr>
+        <w:pStyle w:val="Retraitcorpsdetexte"/>
+        <w:ind w:left="0"/>
+      </w:pPr>
+    </w:p>
+    <w:p>
+      <w:pPr>
+        <w:pStyle w:val="Titre1"/>
+      </w:pPr>
+      <w:bookmarkStart w:id="5" w:name="_Toc181017290"/>
+      <w:r>
         <w:t>Sources</w:t>
       </w:r>
       <w:r>
         <w:t xml:space="preserve"> &amp; Aides</w:t>
       </w:r>
-      <w:bookmarkEnd w:id="6"/>
+      <w:bookmarkEnd w:id="5"/>
     </w:p>
     <w:p>
       <w:pPr>
@@ -10630,7 +11131,22 @@
       </w:r>
       <w:proofErr w:type="spellEnd"/>
       <w:r>
-        <w:t xml:space="preserve"> m’a aidé à comprendre les bouts de code que je trouvais sur internet, il m’a également servi lors de petites incrustations dans le code.</w:t>
+        <w:t xml:space="preserve"> m’a aidé à comprendre les bouts de code que je trouvais sur internet, il m’a également servi lors </w:t>
+      </w:r>
+      <w:r>
+        <w:t>d’</w:t>
+      </w:r>
+      <w:r>
+        <w:t>incrustations dans le code.</w:t>
+      </w:r>
+      <w:r>
+        <w:t xml:space="preserve"> Il m’a servi pour </w:t>
+      </w:r>
+      <w:r>
+        <w:t>Vigenère (</w:t>
+      </w:r>
+      <w:r>
+        <w:t>Chiffrement et déchiffrement).</w:t>
       </w:r>
       <w:r>
         <w:t xml:space="preserve"> Il ne m’a pas servi pour la rédaction du rapport</w:t>
@@ -10642,25 +11158,37 @@
     <w:p>
       <w:pPr>
         <w:pStyle w:val="Corpsdetexte"/>
-        <w:ind w:left="0"/>
-      </w:pPr>
+      </w:pPr>
+      <w:r>
+        <w:t>Les aides spécifiques avec les URLs sont dans le journal de travail.</w:t>
+      </w:r>
     </w:p>
     <w:p>
       <w:pPr>
+        <w:pStyle w:val="Corpsdetexte"/>
+        <w:ind w:left="0"/>
+      </w:pPr>
+    </w:p>
+    <w:p>
+      <w:pPr>
         <w:pStyle w:val="Titre1"/>
       </w:pPr>
-      <w:bookmarkStart w:id="7" w:name="_Toc179199580"/>
+      <w:bookmarkStart w:id="6" w:name="_Toc181017291"/>
       <w:r>
         <w:t>Conclusion</w:t>
       </w:r>
-      <w:bookmarkEnd w:id="7"/>
+      <w:bookmarkEnd w:id="6"/>
     </w:p>
     <w:p>
       <w:pPr>
         <w:pStyle w:val="Corpsdetexte"/>
+        <w:jc w:val="left"/>
       </w:pPr>
       <w:r>
-        <w:t xml:space="preserve">Je n’ai pas compris le but de faire une application dev lorsque je suis en infrastructure. J’ai quitté le développement parce que ce n’est pas ce qui me plaît en informatique et je me retrouve à faire un projet 100% dev. Malgré ce mécontentement, j’ai essayé de faire quelque chose de potable qui ressemble le plus à ce qui est demandé. Je n’ai pas particulièrement </w:t>
+        <w:t>Etant en infrastructure, j’ai eu un petit mécontentement</w:t>
+      </w:r>
+      <w:r>
+        <w:t xml:space="preserve">. J’ai quitté le développement parce que ce n’est pas ce qui me plaît en informatique et je me retrouve à faire un projet 100% dev. Malgré ce mécontentement, j’ai essayé de faire quelque chose de potable qui ressemble le plus à ce qui est demandé. Je n’ai pas particulièrement </w:t>
       </w:r>
       <w:r>
         <w:t>adoré</w:t>
@@ -10682,6 +11210,9 @@
       </w:r>
       <w:r>
         <w:t xml:space="preserve"> ou redécouvrir les tableaux que j’ai très peu vu.</w:t>
+      </w:r>
+      <w:r>
+        <w:t xml:space="preserve"> Vigenère a été une découverte pour moi.</w:t>
       </w:r>
     </w:p>
     <w:sectPr>
@@ -10895,7 +11426,7 @@
         <v:path o:extrusionok="f" gradientshapeok="t" o:connecttype="rect"/>
         <o:lock v:ext="edit" aspectratio="t"/>
       </v:shapetype>
-      <v:shape id="_x0000_i1033" type="#_x0000_t75" style="width:11.25pt;height:11.25pt" o:bullet="t">
+      <v:shape id="_x0000_i1040" type="#_x0000_t75" style="width:11.25pt;height:11.25pt" o:bullet="t">
         <v:imagedata r:id="rId1" o:title="BD10263_"/>
       </v:shape>
     </w:pict>
@@ -12865,6 +13396,119 @@
     </w:lvl>
   </w:abstractNum>
   <w:abstractNum w:abstractNumId="18" w15:restartNumberingAfterBreak="0">
+    <w:nsid w:val="64501F5D"/>
+    <w:multiLevelType w:val="multilevel"/>
+    <w:tmpl w:val="D8303178"/>
+    <w:lvl w:ilvl="0">
+      <w:start w:val="1"/>
+      <w:numFmt w:val="decimal"/>
+      <w:lvlText w:val="%1."/>
+      <w:lvlJc w:val="left"/>
+      <w:pPr>
+        <w:tabs>
+          <w:tab w:val="num" w:pos="720"/>
+        </w:tabs>
+        <w:ind w:left="720" w:hanging="360"/>
+      </w:pPr>
+    </w:lvl>
+    <w:lvl w:ilvl="1" w:tentative="1">
+      <w:start w:val="1"/>
+      <w:numFmt w:val="decimal"/>
+      <w:lvlText w:val="%2."/>
+      <w:lvlJc w:val="left"/>
+      <w:pPr>
+        <w:tabs>
+          <w:tab w:val="num" w:pos="1440"/>
+        </w:tabs>
+        <w:ind w:left="1440" w:hanging="360"/>
+      </w:pPr>
+    </w:lvl>
+    <w:lvl w:ilvl="2" w:tentative="1">
+      <w:start w:val="1"/>
+      <w:numFmt w:val="decimal"/>
+      <w:lvlText w:val="%3."/>
+      <w:lvlJc w:val="left"/>
+      <w:pPr>
+        <w:tabs>
+          <w:tab w:val="num" w:pos="2160"/>
+        </w:tabs>
+        <w:ind w:left="2160" w:hanging="360"/>
+      </w:pPr>
+    </w:lvl>
+    <w:lvl w:ilvl="3" w:tentative="1">
+      <w:start w:val="1"/>
+      <w:numFmt w:val="decimal"/>
+      <w:lvlText w:val="%4."/>
+      <w:lvlJc w:val="left"/>
+      <w:pPr>
+        <w:tabs>
+          <w:tab w:val="num" w:pos="2880"/>
+        </w:tabs>
+        <w:ind w:left="2880" w:hanging="360"/>
+      </w:pPr>
+    </w:lvl>
+    <w:lvl w:ilvl="4" w:tentative="1">
+      <w:start w:val="1"/>
+      <w:numFmt w:val="decimal"/>
+      <w:lvlText w:val="%5."/>
+      <w:lvlJc w:val="left"/>
+      <w:pPr>
+        <w:tabs>
+          <w:tab w:val="num" w:pos="3600"/>
+        </w:tabs>
+        <w:ind w:left="3600" w:hanging="360"/>
+      </w:pPr>
+    </w:lvl>
+    <w:lvl w:ilvl="5" w:tentative="1">
+      <w:start w:val="1"/>
+      <w:numFmt w:val="decimal"/>
+      <w:lvlText w:val="%6."/>
+      <w:lvlJc w:val="left"/>
+      <w:pPr>
+        <w:tabs>
+          <w:tab w:val="num" w:pos="4320"/>
+        </w:tabs>
+        <w:ind w:left="4320" w:hanging="360"/>
+      </w:pPr>
+    </w:lvl>
+    <w:lvl w:ilvl="6" w:tentative="1">
+      <w:start w:val="1"/>
+      <w:numFmt w:val="decimal"/>
+      <w:lvlText w:val="%7."/>
+      <w:lvlJc w:val="left"/>
+      <w:pPr>
+        <w:tabs>
+          <w:tab w:val="num" w:pos="5040"/>
+        </w:tabs>
+        <w:ind w:left="5040" w:hanging="360"/>
+      </w:pPr>
+    </w:lvl>
+    <w:lvl w:ilvl="7" w:tentative="1">
+      <w:start w:val="1"/>
+      <w:numFmt w:val="decimal"/>
+      <w:lvlText w:val="%8."/>
+      <w:lvlJc w:val="left"/>
+      <w:pPr>
+        <w:tabs>
+          <w:tab w:val="num" w:pos="5760"/>
+        </w:tabs>
+        <w:ind w:left="5760" w:hanging="360"/>
+      </w:pPr>
+    </w:lvl>
+    <w:lvl w:ilvl="8" w:tentative="1">
+      <w:start w:val="1"/>
+      <w:numFmt w:val="decimal"/>
+      <w:lvlText w:val="%9."/>
+      <w:lvlJc w:val="left"/>
+      <w:pPr>
+        <w:tabs>
+          <w:tab w:val="num" w:pos="6480"/>
+        </w:tabs>
+        <w:ind w:left="6480" w:hanging="360"/>
+      </w:pPr>
+    </w:lvl>
+  </w:abstractNum>
+  <w:abstractNum w:abstractNumId="19" w15:restartNumberingAfterBreak="0">
     <w:nsid w:val="64DB67C4"/>
     <w:multiLevelType w:val="multilevel"/>
     <w:tmpl w:val="16ECA64C"/>
@@ -12977,7 +13621,7 @@
       </w:pPr>
     </w:lvl>
   </w:abstractNum>
-  <w:abstractNum w:abstractNumId="19" w15:restartNumberingAfterBreak="0">
+  <w:abstractNum w:abstractNumId="20" w15:restartNumberingAfterBreak="0">
     <w:nsid w:val="6B875F62"/>
     <w:multiLevelType w:val="multilevel"/>
     <w:tmpl w:val="E740241C"/>
@@ -13090,7 +13734,7 @@
       </w:pPr>
     </w:lvl>
   </w:abstractNum>
-  <w:abstractNum w:abstractNumId="20" w15:restartNumberingAfterBreak="0">
+  <w:abstractNum w:abstractNumId="21" w15:restartNumberingAfterBreak="0">
     <w:nsid w:val="73560BB0"/>
     <w:multiLevelType w:val="multilevel"/>
     <w:tmpl w:val="16A4FB34"/>
@@ -13203,7 +13847,7 @@
       </w:pPr>
     </w:lvl>
   </w:abstractNum>
-  <w:abstractNum w:abstractNumId="21" w15:restartNumberingAfterBreak="0">
+  <w:abstractNum w:abstractNumId="22" w15:restartNumberingAfterBreak="0">
     <w:nsid w:val="76BC6986"/>
     <w:multiLevelType w:val="multilevel"/>
     <w:tmpl w:val="34DE763C"/>
@@ -13316,7 +13960,7 @@
       </w:pPr>
     </w:lvl>
   </w:abstractNum>
-  <w:abstractNum w:abstractNumId="22" w15:restartNumberingAfterBreak="0">
+  <w:abstractNum w:abstractNumId="23" w15:restartNumberingAfterBreak="0">
     <w:nsid w:val="77467DAD"/>
     <w:multiLevelType w:val="multilevel"/>
     <w:tmpl w:val="39527D38"/>
@@ -13429,7 +14073,7 @@
       </w:pPr>
     </w:lvl>
   </w:abstractNum>
-  <w:abstractNum w:abstractNumId="23" w15:restartNumberingAfterBreak="0">
+  <w:abstractNum w:abstractNumId="24" w15:restartNumberingAfterBreak="0">
     <w:nsid w:val="77EA1D09"/>
     <w:multiLevelType w:val="multilevel"/>
     <w:tmpl w:val="0DEEB666"/>
@@ -13558,7 +14202,7 @@
     <w:abstractNumId w:val="12"/>
   </w:num>
   <w:num w:numId="6" w16cid:durableId="948660929">
-    <w:abstractNumId w:val="22"/>
+    <w:abstractNumId w:val="23"/>
   </w:num>
   <w:num w:numId="7" w16cid:durableId="1779639672">
     <w:abstractNumId w:val="2"/>
@@ -13567,7 +14211,7 @@
     <w:abstractNumId w:val="11"/>
   </w:num>
   <w:num w:numId="9" w16cid:durableId="964117333">
-    <w:abstractNumId w:val="21"/>
+    <w:abstractNumId w:val="22"/>
   </w:num>
   <w:num w:numId="10" w16cid:durableId="1364211427">
     <w:abstractNumId w:val="16"/>
@@ -13576,19 +14220,19 @@
     <w:abstractNumId w:val="14"/>
   </w:num>
   <w:num w:numId="12" w16cid:durableId="1763407258">
-    <w:abstractNumId w:val="19"/>
+    <w:abstractNumId w:val="20"/>
   </w:num>
   <w:num w:numId="13" w16cid:durableId="777139391">
     <w:abstractNumId w:val="15"/>
   </w:num>
   <w:num w:numId="14" w16cid:durableId="1146047444">
-    <w:abstractNumId w:val="20"/>
+    <w:abstractNumId w:val="21"/>
   </w:num>
   <w:num w:numId="15" w16cid:durableId="341124738">
     <w:abstractNumId w:val="7"/>
   </w:num>
   <w:num w:numId="16" w16cid:durableId="1375350286">
-    <w:abstractNumId w:val="18"/>
+    <w:abstractNumId w:val="19"/>
   </w:num>
   <w:num w:numId="17" w16cid:durableId="248348097">
     <w:abstractNumId w:val="13"/>
@@ -13603,7 +14247,7 @@
     <w:abstractNumId w:val="10"/>
   </w:num>
   <w:num w:numId="21" w16cid:durableId="53747491">
-    <w:abstractNumId w:val="23"/>
+    <w:abstractNumId w:val="24"/>
   </w:num>
   <w:num w:numId="22" w16cid:durableId="863325116">
     <w:abstractNumId w:val="4"/>
@@ -13613,6 +14257,9 @@
   </w:num>
   <w:num w:numId="24" w16cid:durableId="1251700136">
     <w:abstractNumId w:val="5"/>
+  </w:num>
+  <w:num w:numId="25" w16cid:durableId="1185048684">
+    <w:abstractNumId w:val="18"/>
   </w:num>
   <w:numIdMacAtCleanup w:val="21"/>
 </w:numbering>
@@ -13713,14 +14360,14 @@
     <w:lsdException w:name="Block Text" w:semiHidden="1" w:unhideWhenUsed="1"/>
     <w:lsdException w:name="Hyperlink" w:semiHidden="1" w:uiPriority="99" w:unhideWhenUsed="1"/>
     <w:lsdException w:name="FollowedHyperlink" w:semiHidden="1" w:unhideWhenUsed="1"/>
-    <w:lsdException w:name="Strong" w:qFormat="1"/>
+    <w:lsdException w:name="Strong" w:uiPriority="22" w:qFormat="1"/>
     <w:lsdException w:name="Emphasis" w:qFormat="1"/>
     <w:lsdException w:name="Document Map" w:semiHidden="1" w:unhideWhenUsed="1"/>
     <w:lsdException w:name="Plain Text" w:semiHidden="1" w:unhideWhenUsed="1"/>
     <w:lsdException w:name="E-mail Signature" w:semiHidden="1" w:unhideWhenUsed="1"/>
     <w:lsdException w:name="HTML Top of Form" w:semiHidden="1" w:unhideWhenUsed="1"/>
     <w:lsdException w:name="HTML Bottom of Form" w:semiHidden="1" w:unhideWhenUsed="1"/>
-    <w:lsdException w:name="Normal (Web)" w:semiHidden="1" w:unhideWhenUsed="1"/>
+    <w:lsdException w:name="Normal (Web)" w:semiHidden="1" w:uiPriority="99" w:unhideWhenUsed="1"/>
     <w:lsdException w:name="HTML Acronym" w:semiHidden="1" w:unhideWhenUsed="1"/>
     <w:lsdException w:name="HTML Address" w:semiHidden="1" w:unhideWhenUsed="1"/>
     <w:lsdException w:name="HTML Cite" w:semiHidden="1" w:unhideWhenUsed="1"/>
@@ -14527,6 +15174,7 @@
   <w:style w:type="character" w:styleId="lev">
     <w:name w:val="Strong"/>
     <w:basedOn w:val="Policepardfaut"/>
+    <w:uiPriority w:val="22"/>
     <w:qFormat/>
     <w:rsid w:val="0037071E"/>
     <w:rPr>
@@ -14805,6 +15453,22 @@
     <w:rPr>
       <w:color w:val="605E5C"/>
       <w:shd w:val="clear" w:color="auto" w:fill="E1DFDD"/>
+    </w:rPr>
+  </w:style>
+  <w:style w:type="paragraph" w:styleId="NormalWeb">
+    <w:name w:val="Normal (Web)"/>
+    <w:basedOn w:val="Normal"/>
+    <w:uiPriority w:val="99"/>
+    <w:semiHidden/>
+    <w:unhideWhenUsed/>
+    <w:rsid w:val="003A3911"/>
+    <w:pPr>
+      <w:spacing w:before="100" w:beforeAutospacing="1" w:after="100" w:afterAutospacing="1"/>
+    </w:pPr>
+    <w:rPr>
+      <w:rFonts w:ascii="Times New Roman" w:hAnsi="Times New Roman"/>
+      <w:sz w:val="24"/>
+      <w:szCs w:val="24"/>
     </w:rPr>
   </w:style>
 </w:styles>
@@ -15097,18 +15761,6 @@
 </file>
 
 <file path=customXml/item1.xml><?xml version="1.0" encoding="utf-8"?>
-<p:properties xmlns:p="http://schemas.microsoft.com/office/2006/metadata/properties" xmlns:xsi="http://www.w3.org/2001/XMLSchema-instance" xmlns:pc="http://schemas.microsoft.com/office/infopath/2007/PartnerControls">
-  <documentManagement>
-    <Total xmlns="98d92101-24da-4498-9971-a24673344bd8" xsi:nil="true"/>
-    <TaxCatchAll xmlns="dfa80de1-e9bb-4cf2-893d-d06220b3971a" xsi:nil="true"/>
-    <lcf76f155ced4ddcb4097134ff3c332f xmlns="98d92101-24da-4498-9971-a24673344bd8">
-      <Terms xmlns="http://schemas.microsoft.com/office/infopath/2007/PartnerControls"/>
-    </lcf76f155ced4ddcb4097134ff3c332f>
-  </documentManagement>
-</p:properties>
-</file>
-
-<file path=customXml/item2.xml><?xml version="1.0" encoding="utf-8"?>
 <ct:contentTypeSchema xmlns:ct="http://schemas.microsoft.com/office/2006/metadata/contentType" xmlns:ma="http://schemas.microsoft.com/office/2006/metadata/properties/metaAttributes" ct:_="" ma:_="" ma:contentTypeName="Document" ma:contentTypeID="0x010100E529CC47EA4E614CBF50FAFAB9B8F32B" ma:contentTypeVersion="13" ma:contentTypeDescription="Crée un document." ma:contentTypeScope="" ma:versionID="6a4cac78e8e76547514939bcab636e7b">
   <xsd:schema xmlns:xsd="http://www.w3.org/2001/XMLSchema" xmlns:xs="http://www.w3.org/2001/XMLSchema" xmlns:p="http://schemas.microsoft.com/office/2006/metadata/properties" xmlns:ns2="98d92101-24da-4498-9971-a24673344bd8" xmlns:ns3="dfa80de1-e9bb-4cf2-893d-d06220b3971a" targetNamespace="http://schemas.microsoft.com/office/2006/metadata/properties" ma:root="true" ma:fieldsID="a8fdc2b16e66b7bdb77d3717a31ab696" ns2:_="" ns3:_="">
     <xsd:import namespace="98d92101-24da-4498-9971-a24673344bd8"/>
@@ -15331,11 +15983,19 @@
 </ct:contentTypeSchema>
 </file>
 
-<file path=customXml/item3.xml><?xml version="1.0" encoding="utf-8"?>
-<b:Sources xmlns:b="http://schemas.openxmlformats.org/officeDocument/2006/bibliography" xmlns="http://schemas.openxmlformats.org/officeDocument/2006/bibliography" SelectedStyle="\APA.XSL" StyleName="APA"/>
+<file path=customXml/item2.xml><?xml version="1.0" encoding="utf-8"?>
+<p:properties xmlns:p="http://schemas.microsoft.com/office/2006/metadata/properties" xmlns:xsi="http://www.w3.org/2001/XMLSchema-instance" xmlns:pc="http://schemas.microsoft.com/office/infopath/2007/PartnerControls">
+  <documentManagement>
+    <Total xmlns="98d92101-24da-4498-9971-a24673344bd8" xsi:nil="true"/>
+    <TaxCatchAll xmlns="dfa80de1-e9bb-4cf2-893d-d06220b3971a" xsi:nil="true"/>
+    <lcf76f155ced4ddcb4097134ff3c332f xmlns="98d92101-24da-4498-9971-a24673344bd8">
+      <Terms xmlns="http://schemas.microsoft.com/office/infopath/2007/PartnerControls"/>
+    </lcf76f155ced4ddcb4097134ff3c332f>
+  </documentManagement>
+</p:properties>
 </file>
 
-<file path=customXml/item4.xml><?xml version="1.0" encoding="utf-8"?>
+<file path=customXml/item3.xml><?xml version="1.0" encoding="utf-8"?>
 <?mso-contentType ?>
 <FormTemplates xmlns="http://schemas.microsoft.com/sharepoint/v3/contenttype/forms">
   <Display>DocumentLibraryForm</Display>
@@ -15344,18 +16004,11 @@
 </FormTemplates>
 </file>
 
-<file path=customXml/itemProps1.xml><?xml version="1.0" encoding="utf-8"?>
-<ds:datastoreItem xmlns:ds="http://schemas.openxmlformats.org/officeDocument/2006/customXml" ds:itemID="{E4C379ED-99CE-474E-BE51-D6618EB059A5}">
-  <ds:schemaRefs>
-    <ds:schemaRef ds:uri="http://schemas.microsoft.com/office/2006/metadata/properties"/>
-    <ds:schemaRef ds:uri="http://schemas.microsoft.com/office/infopath/2007/PartnerControls"/>
-    <ds:schemaRef ds:uri="98d92101-24da-4498-9971-a24673344bd8"/>
-    <ds:schemaRef ds:uri="dfa80de1-e9bb-4cf2-893d-d06220b3971a"/>
-  </ds:schemaRefs>
-</ds:datastoreItem>
+<file path=customXml/item4.xml><?xml version="1.0" encoding="utf-8"?>
+<b:Sources xmlns:b="http://schemas.openxmlformats.org/officeDocument/2006/bibliography" xmlns="http://schemas.openxmlformats.org/officeDocument/2006/bibliography" SelectedStyle="\APA.XSL" StyleName="APA"/>
 </file>
 
-<file path=customXml/itemProps2.xml><?xml version="1.0" encoding="utf-8"?>
+<file path=customXml/itemProps1.xml><?xml version="1.0" encoding="utf-8"?>
 <ds:datastoreItem xmlns:ds="http://schemas.openxmlformats.org/officeDocument/2006/customXml" ds:itemID="{DB88091B-7A0B-40E0-A22E-B64A876609B4}">
   <ds:schemaRefs>
     <ds:schemaRef ds:uri="http://schemas.microsoft.com/office/2006/metadata/contentType"/>
@@ -15374,18 +16027,29 @@
 </ds:datastoreItem>
 </file>
 
+<file path=customXml/itemProps2.xml><?xml version="1.0" encoding="utf-8"?>
+<ds:datastoreItem xmlns:ds="http://schemas.openxmlformats.org/officeDocument/2006/customXml" ds:itemID="{E4C379ED-99CE-474E-BE51-D6618EB059A5}">
+  <ds:schemaRefs>
+    <ds:schemaRef ds:uri="http://schemas.microsoft.com/office/2006/metadata/properties"/>
+    <ds:schemaRef ds:uri="http://schemas.microsoft.com/office/infopath/2007/PartnerControls"/>
+    <ds:schemaRef ds:uri="98d92101-24da-4498-9971-a24673344bd8"/>
+    <ds:schemaRef ds:uri="dfa80de1-e9bb-4cf2-893d-d06220b3971a"/>
+  </ds:schemaRefs>
+</ds:datastoreItem>
+</file>
+
 <file path=customXml/itemProps3.xml><?xml version="1.0" encoding="utf-8"?>
+<ds:datastoreItem xmlns:ds="http://schemas.openxmlformats.org/officeDocument/2006/customXml" ds:itemID="{17BB236F-1E40-438F-95F2-06C15F3EF314}">
+  <ds:schemaRefs>
+    <ds:schemaRef ds:uri="http://schemas.microsoft.com/sharepoint/v3/contenttype/forms"/>
+  </ds:schemaRefs>
+</ds:datastoreItem>
+</file>
+
+<file path=customXml/itemProps4.xml><?xml version="1.0" encoding="utf-8"?>
 <ds:datastoreItem xmlns:ds="http://schemas.openxmlformats.org/officeDocument/2006/customXml" ds:itemID="{742E9764-2B52-4BB1-A7DC-ADF880092330}">
   <ds:schemaRefs>
     <ds:schemaRef ds:uri="http://schemas.openxmlformats.org/officeDocument/2006/bibliography"/>
   </ds:schemaRefs>
 </ds:datastoreItem>
-</file>
-
-<file path=customXml/itemProps4.xml><?xml version="1.0" encoding="utf-8"?>
-<ds:datastoreItem xmlns:ds="http://schemas.openxmlformats.org/officeDocument/2006/customXml" ds:itemID="{17BB236F-1E40-438F-95F2-06C15F3EF314}">
-  <ds:schemaRefs>
-    <ds:schemaRef ds:uri="http://schemas.microsoft.com/sharepoint/v3/contenttype/forms"/>
-  </ds:schemaRefs>
-</ds:datastoreItem>
 </file>
--- a/X-P_GestMDP-amizeqiri-rapport.docx
+++ b/X-P_GestMDP-amizeqiri-rapport.docx
@@ -1,6 +1,6 @@
 
 <file path=word/document.xml><?xml version="1.0" encoding="utf-8"?>
-<w:document xmlns:wpc="http://schemas.microsoft.com/office/word/2010/wordprocessingCanvas" xmlns:cx="http://schemas.microsoft.com/office/drawing/2014/chartex" xmlns:cx1="http://schemas.microsoft.com/office/drawing/2015/9/8/chartex" xmlns:cx2="http://schemas.microsoft.com/office/drawing/2015/10/21/chartex" xmlns:cx3="http://schemas.microsoft.com/office/drawing/2016/5/9/chartex" xmlns:cx4="http://schemas.microsoft.com/office/drawing/2016/5/10/chartex" xmlns:cx5="http://schemas.microsoft.com/office/drawing/2016/5/11/chartex" xmlns:cx6="http://schemas.microsoft.com/office/drawing/2016/5/12/chartex" xmlns:cx7="http://schemas.microsoft.com/office/drawing/2016/5/13/chartex" xmlns:cx8="http://schemas.microsoft.com/office/drawing/2016/5/14/chartex" xmlns:mc="http://schemas.openxmlformats.org/markup-compatibility/2006" xmlns:aink="http://schemas.microsoft.com/office/drawing/2016/ink" xmlns:am3d="http://schemas.microsoft.com/office/drawing/2017/model3d" xmlns:o="urn:schemas-microsoft-com:office:office" xmlns:oel="http://schemas.microsoft.com/office/2019/extlst" xmlns:r="http://schemas.openxmlformats.org/officeDocument/2006/relationships" xmlns:m="http://schemas.openxmlformats.org/officeDocument/2006/math" xmlns:v="urn:schemas-microsoft-com:vml" xmlns:wp14="http://schemas.microsoft.com/office/word/2010/wordprocessingDrawing" xmlns:wp="http://schemas.openxmlformats.org/drawingml/2006/wordprocessingDrawing" xmlns:w10="urn:schemas-microsoft-com:office:word" xmlns:w="http://schemas.openxmlformats.org/wordprocessingml/2006/main" xmlns:w14="http://schemas.microsoft.com/office/word/2010/wordml" xmlns:w15="http://schemas.microsoft.com/office/word/2012/wordml" xmlns:w16cex="http://schemas.microsoft.com/office/word/2018/wordml/cex" xmlns:w16cid="http://schemas.microsoft.com/office/word/2016/wordml/cid" xmlns:w16="http://schemas.microsoft.com/office/word/2018/wordml" xmlns:w16sdtdh="http://schemas.microsoft.com/office/word/2020/wordml/sdtdatahash" xmlns:w16se="http://schemas.microsoft.com/office/word/2015/wordml/symex" xmlns:wpg="http://schemas.microsoft.com/office/word/2010/wordprocessingGroup" xmlns:wpi="http://schemas.microsoft.com/office/word/2010/wordprocessingInk" xmlns:wne="http://schemas.microsoft.com/office/word/2006/wordml" xmlns:wps="http://schemas.microsoft.com/office/word/2010/wordprocessingShape" mc:Ignorable="w14 w15 w16se w16cid w16 w16cex w16sdtdh wp14">
+<w:document xmlns:wpc="http://schemas.microsoft.com/office/word/2010/wordprocessingCanvas" xmlns:cx="http://schemas.microsoft.com/office/drawing/2014/chartex" xmlns:cx1="http://schemas.microsoft.com/office/drawing/2015/9/8/chartex" xmlns:cx2="http://schemas.microsoft.com/office/drawing/2015/10/21/chartex" xmlns:cx3="http://schemas.microsoft.com/office/drawing/2016/5/9/chartex" xmlns:cx4="http://schemas.microsoft.com/office/drawing/2016/5/10/chartex" xmlns:cx5="http://schemas.microsoft.com/office/drawing/2016/5/11/chartex" xmlns:cx6="http://schemas.microsoft.com/office/drawing/2016/5/12/chartex" xmlns:cx7="http://schemas.microsoft.com/office/drawing/2016/5/13/chartex" xmlns:cx8="http://schemas.microsoft.com/office/drawing/2016/5/14/chartex" xmlns:mc="http://schemas.openxmlformats.org/markup-compatibility/2006" xmlns:aink="http://schemas.microsoft.com/office/drawing/2016/ink" xmlns:am3d="http://schemas.microsoft.com/office/drawing/2017/model3d" xmlns:o="urn:schemas-microsoft-com:office:office" xmlns:oel="http://schemas.microsoft.com/office/2019/extlst" xmlns:r="http://schemas.openxmlformats.org/officeDocument/2006/relationships" xmlns:m="http://schemas.openxmlformats.org/officeDocument/2006/math" xmlns:v="urn:schemas-microsoft-com:vml" xmlns:wp14="http://schemas.microsoft.com/office/word/2010/wordprocessingDrawing" xmlns:wp="http://schemas.openxmlformats.org/drawingml/2006/wordprocessingDrawing" xmlns:w10="urn:schemas-microsoft-com:office:word" xmlns:w="http://schemas.openxmlformats.org/wordprocessingml/2006/main" xmlns:w14="http://schemas.microsoft.com/office/word/2010/wordml" xmlns:w15="http://schemas.microsoft.com/office/word/2012/wordml" xmlns:w16cex="http://schemas.microsoft.com/office/word/2018/wordml/cex" xmlns:w16cid="http://schemas.microsoft.com/office/word/2016/wordml/cid" xmlns:w16="http://schemas.microsoft.com/office/word/2018/wordml" xmlns:w16du="http://schemas.microsoft.com/office/word/2023/wordml/word16du" xmlns:w16sdtdh="http://schemas.microsoft.com/office/word/2020/wordml/sdtdatahash" xmlns:w16se="http://schemas.microsoft.com/office/word/2015/wordml/symex" xmlns:wpg="http://schemas.microsoft.com/office/word/2010/wordprocessingGroup" xmlns:wpi="http://schemas.microsoft.com/office/word/2010/wordprocessingInk" xmlns:wne="http://schemas.microsoft.com/office/word/2006/wordml" xmlns:wps="http://schemas.microsoft.com/office/word/2010/wordprocessingShape" mc:Ignorable="w14 w15 w16se w16cid w16 w16cex w16sdtdh w16du wp14">
   <w:body>
     <w:p>
       <w:pPr>
@@ -43,7 +43,7 @@
           <w:noProof/>
         </w:rPr>
         <w:drawing>
-          <wp:inline distT="0" distB="0" distL="0" distR="0" wp14:anchorId="733F270C" wp14:editId="0D8D3C53">
+          <wp:inline distT="0" distB="0" distL="0" distR="0" wp14:anchorId="733F270C" wp14:editId="5A152AC2">
             <wp:extent cx="4123750" cy="2166580"/>
             <wp:effectExtent l="0" t="0" r="0" b="5715"/>
             <wp:docPr id="6" name="Image 6"/>
@@ -939,11 +939,6 @@
       <w:r>
         <w:t>Explications</w:t>
       </w:r>
-    </w:p>
-    <w:p>
-      <w:pPr>
-        <w:pStyle w:val="Retraitcorpsdetexte"/>
-      </w:pPr>
     </w:p>
     <w:p>
       <w:pPr>
@@ -1686,7 +1681,6 @@
               </w:rPr>
             </w:pPr>
             <w:proofErr w:type="spellStart"/>
-            <w:proofErr w:type="gramStart"/>
             <w:r>
               <w:rPr>
                 <w:rFonts w:ascii="Cascadia Mono" w:hAnsi="Cascadia Mono" w:cs="Cascadia Mono"/>
@@ -1698,6 +1692,56 @@
               <w:t>static</w:t>
             </w:r>
             <w:proofErr w:type="spellEnd"/>
+            <w:r>
+              <w:rPr>
+                <w:rFonts w:ascii="Cascadia Mono" w:hAnsi="Cascadia Mono" w:cs="Cascadia Mono"/>
+                <w:color w:val="000000"/>
+                <w:sz w:val="16"/>
+                <w:szCs w:val="16"/>
+              </w:rPr>
+              <w:t xml:space="preserve"> </w:t>
+            </w:r>
+            <w:proofErr w:type="spellStart"/>
+            <w:r>
+              <w:rPr>
+                <w:rFonts w:ascii="Cascadia Mono" w:hAnsi="Cascadia Mono" w:cs="Cascadia Mono"/>
+                <w:color w:val="0000FF"/>
+                <w:sz w:val="16"/>
+                <w:szCs w:val="16"/>
+              </w:rPr>
+              <w:t>void</w:t>
+            </w:r>
+            <w:proofErr w:type="spellEnd"/>
+            <w:r>
+              <w:rPr>
+                <w:rFonts w:ascii="Cascadia Mono" w:hAnsi="Cascadia Mono" w:cs="Cascadia Mono"/>
+                <w:color w:val="000000"/>
+                <w:sz w:val="16"/>
+                <w:szCs w:val="16"/>
+              </w:rPr>
+              <w:t xml:space="preserve"> </w:t>
+            </w:r>
+            <w:proofErr w:type="spellStart"/>
+            <w:proofErr w:type="gramStart"/>
+            <w:r>
+              <w:rPr>
+                <w:rFonts w:ascii="Cascadia Mono" w:hAnsi="Cascadia Mono" w:cs="Cascadia Mono"/>
+                <w:color w:val="000000"/>
+                <w:sz w:val="16"/>
+                <w:szCs w:val="16"/>
+              </w:rPr>
+              <w:t>ConsulterMotDePasse</w:t>
+            </w:r>
+            <w:proofErr w:type="spellEnd"/>
+            <w:r>
+              <w:rPr>
+                <w:rFonts w:ascii="Cascadia Mono" w:hAnsi="Cascadia Mono" w:cs="Cascadia Mono"/>
+                <w:color w:val="000000"/>
+                <w:sz w:val="16"/>
+                <w:szCs w:val="16"/>
+              </w:rPr>
+              <w:t>(</w:t>
+            </w:r>
             <w:proofErr w:type="gramEnd"/>
             <w:r>
               <w:rPr>
@@ -1706,47 +1750,7 @@
                 <w:sz w:val="16"/>
                 <w:szCs w:val="16"/>
               </w:rPr>
-              <w:t xml:space="preserve"> </w:t>
-            </w:r>
-            <w:proofErr w:type="spellStart"/>
-            <w:r>
-              <w:rPr>
-                <w:rFonts w:ascii="Cascadia Mono" w:hAnsi="Cascadia Mono" w:cs="Cascadia Mono"/>
-                <w:color w:val="0000FF"/>
-                <w:sz w:val="16"/>
-                <w:szCs w:val="16"/>
-              </w:rPr>
-              <w:t>void</w:t>
-            </w:r>
-            <w:proofErr w:type="spellEnd"/>
-            <w:r>
-              <w:rPr>
-                <w:rFonts w:ascii="Cascadia Mono" w:hAnsi="Cascadia Mono" w:cs="Cascadia Mono"/>
-                <w:color w:val="000000"/>
-                <w:sz w:val="16"/>
-                <w:szCs w:val="16"/>
-              </w:rPr>
-              <w:t xml:space="preserve"> </w:t>
-            </w:r>
-            <w:proofErr w:type="spellStart"/>
-            <w:r>
-              <w:rPr>
-                <w:rFonts w:ascii="Cascadia Mono" w:hAnsi="Cascadia Mono" w:cs="Cascadia Mono"/>
-                <w:color w:val="000000"/>
-                <w:sz w:val="16"/>
-                <w:szCs w:val="16"/>
-              </w:rPr>
-              <w:t>ConsulterMotDePasse</w:t>
-            </w:r>
-            <w:proofErr w:type="spellEnd"/>
-            <w:r>
-              <w:rPr>
-                <w:rFonts w:ascii="Cascadia Mono" w:hAnsi="Cascadia Mono" w:cs="Cascadia Mono"/>
-                <w:color w:val="000000"/>
-                <w:sz w:val="16"/>
-                <w:szCs w:val="16"/>
-              </w:rPr>
-              <w:t>()</w:t>
+              <w:t>)</w:t>
             </w:r>
           </w:p>
           <w:p>
@@ -1891,7 +1895,18 @@
                 <w:szCs w:val="16"/>
                 <w:lang w:val="en-US"/>
               </w:rPr>
-              <w:t xml:space="preserve"> = </w:t>
+              <w:t xml:space="preserve"> </w:t>
+            </w:r>
+            <w:proofErr w:type="gramStart"/>
+            <w:r>
+              <w:rPr>
+                <w:rFonts w:ascii="Cascadia Mono" w:hAnsi="Cascadia Mono" w:cs="Cascadia Mono"/>
+                <w:color w:val="000000"/>
+                <w:sz w:val="16"/>
+                <w:szCs w:val="16"/>
+                <w:lang w:val="en-US"/>
+              </w:rPr>
+              <w:t xml:space="preserve">= </w:t>
             </w:r>
             <w:r>
               <w:rPr>
@@ -1901,7 +1916,18 @@
                 <w:szCs w:val="16"/>
                 <w:lang w:val="en-US"/>
               </w:rPr>
-              <w:t>@"C:\Users\amizeqiri\Desktop\GitHub\P_GestMDP_114\P_GestMDP\password</w:t>
+              <w:t>@"</w:t>
+            </w:r>
+            <w:proofErr w:type="gramEnd"/>
+            <w:r>
+              <w:rPr>
+                <w:rFonts w:ascii="Cascadia Mono" w:hAnsi="Cascadia Mono" w:cs="Cascadia Mono"/>
+                <w:color w:val="800000"/>
+                <w:sz w:val="16"/>
+                <w:szCs w:val="16"/>
+                <w:lang w:val="en-US"/>
+              </w:rPr>
+              <w:t>C:\Users\amizeqiri\Desktop\GitHub\P_GestMDP_114\P_GestMDP\password</w:t>
             </w:r>
             <w:proofErr w:type="gramStart"/>
             <w:r>
@@ -2252,37 +2278,37 @@
               </w:rPr>
               <w:t xml:space="preserve">                    </w:t>
             </w:r>
+            <w:r>
+              <w:rPr>
+                <w:rFonts w:ascii="Cascadia Mono" w:hAnsi="Cascadia Mono" w:cs="Cascadia Mono"/>
+                <w:color w:val="0000FF"/>
+                <w:sz w:val="16"/>
+                <w:szCs w:val="16"/>
+              </w:rPr>
+              <w:t>if</w:t>
+            </w:r>
+            <w:r>
+              <w:rPr>
+                <w:rFonts w:ascii="Cascadia Mono" w:hAnsi="Cascadia Mono" w:cs="Cascadia Mono"/>
+                <w:color w:val="000000"/>
+                <w:sz w:val="16"/>
+                <w:szCs w:val="16"/>
+              </w:rPr>
+              <w:t xml:space="preserve"> (</w:t>
+            </w:r>
+            <w:proofErr w:type="spellStart"/>
             <w:proofErr w:type="gramStart"/>
             <w:r>
               <w:rPr>
                 <w:rFonts w:ascii="Cascadia Mono" w:hAnsi="Cascadia Mono" w:cs="Cascadia Mono"/>
-                <w:color w:val="0000FF"/>
-                <w:sz w:val="16"/>
-                <w:szCs w:val="16"/>
-              </w:rPr>
-              <w:t>if</w:t>
-            </w:r>
+                <w:color w:val="000000"/>
+                <w:sz w:val="16"/>
+                <w:szCs w:val="16"/>
+              </w:rPr>
+              <w:t>files.Length</w:t>
+            </w:r>
+            <w:proofErr w:type="spellEnd"/>
             <w:proofErr w:type="gramEnd"/>
-            <w:r>
-              <w:rPr>
-                <w:rFonts w:ascii="Cascadia Mono" w:hAnsi="Cascadia Mono" w:cs="Cascadia Mono"/>
-                <w:color w:val="000000"/>
-                <w:sz w:val="16"/>
-                <w:szCs w:val="16"/>
-              </w:rPr>
-              <w:t xml:space="preserve"> (</w:t>
-            </w:r>
-            <w:proofErr w:type="spellStart"/>
-            <w:r>
-              <w:rPr>
-                <w:rFonts w:ascii="Cascadia Mono" w:hAnsi="Cascadia Mono" w:cs="Cascadia Mono"/>
-                <w:color w:val="000000"/>
-                <w:sz w:val="16"/>
-                <w:szCs w:val="16"/>
-              </w:rPr>
-              <w:t>files.Length</w:t>
-            </w:r>
-            <w:proofErr w:type="spellEnd"/>
             <w:r>
               <w:rPr>
                 <w:rFonts w:ascii="Cascadia Mono" w:hAnsi="Cascadia Mono" w:cs="Cascadia Mono"/>
@@ -2421,7 +2447,6 @@
               <w:t xml:space="preserve">                    </w:t>
             </w:r>
             <w:proofErr w:type="spellStart"/>
-            <w:proofErr w:type="gramStart"/>
             <w:r>
               <w:rPr>
                 <w:rFonts w:ascii="Cascadia Mono" w:hAnsi="Cascadia Mono" w:cs="Cascadia Mono"/>
@@ -2432,7 +2457,6 @@
               <w:t>else</w:t>
             </w:r>
             <w:proofErr w:type="spellEnd"/>
-            <w:proofErr w:type="gramEnd"/>
           </w:p>
           <w:p>
             <w:pPr>
@@ -2664,29 +2688,7 @@
                 <w:szCs w:val="16"/>
                 <w:lang w:val="en-US"/>
               </w:rPr>
-              <w:t xml:space="preserve">; </w:t>
-            </w:r>
-            <w:proofErr w:type="spellStart"/>
-            <w:r>
-              <w:rPr>
-                <w:rFonts w:ascii="Cascadia Mono" w:hAnsi="Cascadia Mono" w:cs="Cascadia Mono"/>
-                <w:color w:val="000000"/>
-                <w:sz w:val="16"/>
-                <w:szCs w:val="16"/>
-                <w:lang w:val="en-US"/>
-              </w:rPr>
-              <w:t>i</w:t>
-            </w:r>
-            <w:proofErr w:type="spellEnd"/>
-            <w:r>
-              <w:rPr>
-                <w:rFonts w:ascii="Cascadia Mono" w:hAnsi="Cascadia Mono" w:cs="Cascadia Mono"/>
-                <w:color w:val="000000"/>
-                <w:sz w:val="16"/>
-                <w:szCs w:val="16"/>
-                <w:lang w:val="en-US"/>
-              </w:rPr>
-              <w:t>++)</w:t>
+              <w:t>; i++)</w:t>
             </w:r>
           </w:p>
           <w:p>
@@ -2962,37 +2964,19 @@
                 <w:sz w:val="16"/>
                 <w:szCs w:val="16"/>
               </w:rPr>
-              <w:t xml:space="preserve"> mot de passe voulez-vous consulter et éventuellement modifier ? (</w:t>
+              <w:t xml:space="preserve"> mot de passe voulez-vous consulter et éventuellement modifier ? (entrez le numéro) : "</w:t>
             </w:r>
             <w:proofErr w:type="gramStart"/>
             <w:r>
               <w:rPr>
                 <w:rFonts w:ascii="Cascadia Mono" w:hAnsi="Cascadia Mono" w:cs="Cascadia Mono"/>
-                <w:color w:val="A31515"/>
-                <w:sz w:val="16"/>
-                <w:szCs w:val="16"/>
-              </w:rPr>
-              <w:t>entrez</w:t>
+                <w:color w:val="000000"/>
+                <w:sz w:val="16"/>
+                <w:szCs w:val="16"/>
+              </w:rPr>
+              <w:t>);</w:t>
             </w:r>
             <w:proofErr w:type="gramEnd"/>
-            <w:r>
-              <w:rPr>
-                <w:rFonts w:ascii="Cascadia Mono" w:hAnsi="Cascadia Mono" w:cs="Cascadia Mono"/>
-                <w:color w:val="A31515"/>
-                <w:sz w:val="16"/>
-                <w:szCs w:val="16"/>
-              </w:rPr>
-              <w:t xml:space="preserve"> le numéro) : "</w:t>
-            </w:r>
-            <w:r>
-              <w:rPr>
-                <w:rFonts w:ascii="Cascadia Mono" w:hAnsi="Cascadia Mono" w:cs="Cascadia Mono"/>
-                <w:color w:val="000000"/>
-                <w:sz w:val="16"/>
-                <w:szCs w:val="16"/>
-              </w:rPr>
-              <w:t>);</w:t>
-            </w:r>
           </w:p>
           <w:p>
             <w:pPr>
@@ -3015,46 +2999,55 @@
               </w:rPr>
               <w:t xml:space="preserve">                        </w:t>
             </w:r>
+            <w:r>
+              <w:rPr>
+                <w:rFonts w:ascii="Cascadia Mono" w:hAnsi="Cascadia Mono" w:cs="Cascadia Mono"/>
+                <w:color w:val="0000FF"/>
+                <w:sz w:val="16"/>
+                <w:szCs w:val="16"/>
+              </w:rPr>
+              <w:t>string</w:t>
+            </w:r>
+            <w:r>
+              <w:rPr>
+                <w:rFonts w:ascii="Cascadia Mono" w:hAnsi="Cascadia Mono" w:cs="Cascadia Mono"/>
+                <w:color w:val="000000"/>
+                <w:sz w:val="16"/>
+                <w:szCs w:val="16"/>
+              </w:rPr>
+              <w:t xml:space="preserve"> choix = </w:t>
+            </w:r>
+            <w:proofErr w:type="spellStart"/>
+            <w:r>
+              <w:rPr>
+                <w:rFonts w:ascii="Cascadia Mono" w:hAnsi="Cascadia Mono" w:cs="Cascadia Mono"/>
+                <w:color w:val="000000"/>
+                <w:sz w:val="16"/>
+                <w:szCs w:val="16"/>
+              </w:rPr>
+              <w:t>Console.ReadLine</w:t>
+            </w:r>
+            <w:proofErr w:type="spellEnd"/>
+            <w:r>
+              <w:rPr>
+                <w:rFonts w:ascii="Cascadia Mono" w:hAnsi="Cascadia Mono" w:cs="Cascadia Mono"/>
+                <w:color w:val="000000"/>
+                <w:sz w:val="16"/>
+                <w:szCs w:val="16"/>
+              </w:rPr>
+              <w:t>(</w:t>
+            </w:r>
             <w:proofErr w:type="gramStart"/>
             <w:r>
               <w:rPr>
                 <w:rFonts w:ascii="Cascadia Mono" w:hAnsi="Cascadia Mono" w:cs="Cascadia Mono"/>
-                <w:color w:val="0000FF"/>
-                <w:sz w:val="16"/>
-                <w:szCs w:val="16"/>
-              </w:rPr>
-              <w:t>string</w:t>
+                <w:color w:val="000000"/>
+                <w:sz w:val="16"/>
+                <w:szCs w:val="16"/>
+              </w:rPr>
+              <w:t>);</w:t>
             </w:r>
             <w:proofErr w:type="gramEnd"/>
-            <w:r>
-              <w:rPr>
-                <w:rFonts w:ascii="Cascadia Mono" w:hAnsi="Cascadia Mono" w:cs="Cascadia Mono"/>
-                <w:color w:val="000000"/>
-                <w:sz w:val="16"/>
-                <w:szCs w:val="16"/>
-              </w:rPr>
-              <w:t xml:space="preserve"> choix = </w:t>
-            </w:r>
-            <w:proofErr w:type="spellStart"/>
-            <w:r>
-              <w:rPr>
-                <w:rFonts w:ascii="Cascadia Mono" w:hAnsi="Cascadia Mono" w:cs="Cascadia Mono"/>
-                <w:color w:val="000000"/>
-                <w:sz w:val="16"/>
-                <w:szCs w:val="16"/>
-              </w:rPr>
-              <w:t>Console.ReadLine</w:t>
-            </w:r>
-            <w:proofErr w:type="spellEnd"/>
-            <w:r>
-              <w:rPr>
-                <w:rFonts w:ascii="Cascadia Mono" w:hAnsi="Cascadia Mono" w:cs="Cascadia Mono"/>
-                <w:color w:val="000000"/>
-                <w:sz w:val="16"/>
-                <w:szCs w:val="16"/>
-              </w:rPr>
-              <w:t>();</w:t>
-            </w:r>
           </w:p>
           <w:p>
             <w:pPr>
@@ -3090,6 +3083,25 @@
               </w:rPr>
               <w:t xml:space="preserve">                        </w:t>
             </w:r>
+            <w:r>
+              <w:rPr>
+                <w:rFonts w:ascii="Cascadia Mono" w:hAnsi="Cascadia Mono" w:cs="Cascadia Mono"/>
+                <w:color w:val="0000FF"/>
+                <w:sz w:val="16"/>
+                <w:szCs w:val="16"/>
+              </w:rPr>
+              <w:t>if</w:t>
+            </w:r>
+            <w:r>
+              <w:rPr>
+                <w:rFonts w:ascii="Cascadia Mono" w:hAnsi="Cascadia Mono" w:cs="Cascadia Mono"/>
+                <w:color w:val="000000"/>
+                <w:sz w:val="16"/>
+                <w:szCs w:val="16"/>
+              </w:rPr>
+              <w:t xml:space="preserve"> (</w:t>
+            </w:r>
+            <w:proofErr w:type="spellStart"/>
             <w:proofErr w:type="gramStart"/>
             <w:r>
               <w:rPr>
@@ -3098,38 +3110,19 @@
                 <w:sz w:val="16"/>
                 <w:szCs w:val="16"/>
               </w:rPr>
-              <w:t>if</w:t>
-            </w:r>
+              <w:t>int</w:t>
+            </w:r>
+            <w:r>
+              <w:rPr>
+                <w:rFonts w:ascii="Cascadia Mono" w:hAnsi="Cascadia Mono" w:cs="Cascadia Mono"/>
+                <w:color w:val="000000"/>
+                <w:sz w:val="16"/>
+                <w:szCs w:val="16"/>
+              </w:rPr>
+              <w:t>.TryParse</w:t>
+            </w:r>
+            <w:proofErr w:type="spellEnd"/>
             <w:proofErr w:type="gramEnd"/>
-            <w:r>
-              <w:rPr>
-                <w:rFonts w:ascii="Cascadia Mono" w:hAnsi="Cascadia Mono" w:cs="Cascadia Mono"/>
-                <w:color w:val="000000"/>
-                <w:sz w:val="16"/>
-                <w:szCs w:val="16"/>
-              </w:rPr>
-              <w:t xml:space="preserve"> (</w:t>
-            </w:r>
-            <w:proofErr w:type="spellStart"/>
-            <w:r>
-              <w:rPr>
-                <w:rFonts w:ascii="Cascadia Mono" w:hAnsi="Cascadia Mono" w:cs="Cascadia Mono"/>
-                <w:color w:val="0000FF"/>
-                <w:sz w:val="16"/>
-                <w:szCs w:val="16"/>
-              </w:rPr>
-              <w:t>int</w:t>
-            </w:r>
-            <w:r>
-              <w:rPr>
-                <w:rFonts w:ascii="Cascadia Mono" w:hAnsi="Cascadia Mono" w:cs="Cascadia Mono"/>
-                <w:color w:val="000000"/>
-                <w:sz w:val="16"/>
-                <w:szCs w:val="16"/>
-              </w:rPr>
-              <w:t>.TryParse</w:t>
-            </w:r>
-            <w:proofErr w:type="spellEnd"/>
             <w:r>
               <w:rPr>
                 <w:rFonts w:ascii="Cascadia Mono" w:hAnsi="Cascadia Mono" w:cs="Cascadia Mono"/>
@@ -3656,66 +3649,55 @@
               </w:rPr>
               <w:t xml:space="preserve">                            </w:t>
             </w:r>
+            <w:r>
+              <w:rPr>
+                <w:rFonts w:ascii="Cascadia Mono" w:hAnsi="Cascadia Mono" w:cs="Cascadia Mono"/>
+                <w:color w:val="0000FF"/>
+                <w:sz w:val="16"/>
+                <w:szCs w:val="16"/>
+              </w:rPr>
+              <w:t>string</w:t>
+            </w:r>
+            <w:r>
+              <w:rPr>
+                <w:rFonts w:ascii="Cascadia Mono" w:hAnsi="Cascadia Mono" w:cs="Cascadia Mono"/>
+                <w:color w:val="000000"/>
+                <w:sz w:val="16"/>
+                <w:szCs w:val="16"/>
+              </w:rPr>
+              <w:t xml:space="preserve"> </w:t>
+            </w:r>
+            <w:proofErr w:type="spellStart"/>
+            <w:r>
+              <w:rPr>
+                <w:rFonts w:ascii="Cascadia Mono" w:hAnsi="Cascadia Mono" w:cs="Cascadia Mono"/>
+                <w:color w:val="000000"/>
+                <w:sz w:val="16"/>
+                <w:szCs w:val="16"/>
+              </w:rPr>
+              <w:t>newUrl</w:t>
+            </w:r>
+            <w:proofErr w:type="spellEnd"/>
+            <w:r>
+              <w:rPr>
+                <w:rFonts w:ascii="Cascadia Mono" w:hAnsi="Cascadia Mono" w:cs="Cascadia Mono"/>
+                <w:color w:val="000000"/>
+                <w:sz w:val="16"/>
+                <w:szCs w:val="16"/>
+              </w:rPr>
+              <w:t xml:space="preserve"> = Console.ReadLine(</w:t>
+            </w:r>
             <w:proofErr w:type="gramStart"/>
             <w:r>
               <w:rPr>
                 <w:rFonts w:ascii="Cascadia Mono" w:hAnsi="Cascadia Mono" w:cs="Cascadia Mono"/>
-                <w:color w:val="0000FF"/>
-                <w:sz w:val="16"/>
-                <w:szCs w:val="16"/>
-              </w:rPr>
-              <w:t>string</w:t>
+                <w:color w:val="000000"/>
+                <w:sz w:val="16"/>
+                <w:szCs w:val="16"/>
+              </w:rPr>
+              <w:t>);</w:t>
             </w:r>
             <w:proofErr w:type="gramEnd"/>
-            <w:r>
-              <w:rPr>
-                <w:rFonts w:ascii="Cascadia Mono" w:hAnsi="Cascadia Mono" w:cs="Cascadia Mono"/>
-                <w:color w:val="000000"/>
-                <w:sz w:val="16"/>
-                <w:szCs w:val="16"/>
-              </w:rPr>
-              <w:t xml:space="preserve"> </w:t>
-            </w:r>
-            <w:proofErr w:type="spellStart"/>
-            <w:r>
-              <w:rPr>
-                <w:rFonts w:ascii="Cascadia Mono" w:hAnsi="Cascadia Mono" w:cs="Cascadia Mono"/>
-                <w:color w:val="000000"/>
-                <w:sz w:val="16"/>
-                <w:szCs w:val="16"/>
-              </w:rPr>
-              <w:t>newUrl</w:t>
-            </w:r>
-            <w:proofErr w:type="spellEnd"/>
-            <w:r>
-              <w:rPr>
-                <w:rFonts w:ascii="Cascadia Mono" w:hAnsi="Cascadia Mono" w:cs="Cascadia Mono"/>
-                <w:color w:val="000000"/>
-                <w:sz w:val="16"/>
-                <w:szCs w:val="16"/>
-              </w:rPr>
-              <w:t xml:space="preserve"> = </w:t>
-            </w:r>
-            <w:proofErr w:type="spellStart"/>
-            <w:r>
-              <w:rPr>
-                <w:rFonts w:ascii="Cascadia Mono" w:hAnsi="Cascadia Mono" w:cs="Cascadia Mono"/>
-                <w:color w:val="000000"/>
-                <w:sz w:val="16"/>
-                <w:szCs w:val="16"/>
-              </w:rPr>
-              <w:t>Console.ReadLine</w:t>
-            </w:r>
-            <w:proofErr w:type="spellEnd"/>
-            <w:r>
-              <w:rPr>
-                <w:rFonts w:ascii="Cascadia Mono" w:hAnsi="Cascadia Mono" w:cs="Cascadia Mono"/>
-                <w:color w:val="000000"/>
-                <w:sz w:val="16"/>
-                <w:szCs w:val="16"/>
-              </w:rPr>
-              <w:t>();</w:t>
-            </w:r>
           </w:p>
           <w:p>
             <w:pPr>
@@ -3820,66 +3802,75 @@
               </w:rPr>
               <w:t xml:space="preserve">                            </w:t>
             </w:r>
+            <w:r>
+              <w:rPr>
+                <w:rFonts w:ascii="Cascadia Mono" w:hAnsi="Cascadia Mono" w:cs="Cascadia Mono"/>
+                <w:color w:val="0000FF"/>
+                <w:sz w:val="16"/>
+                <w:szCs w:val="16"/>
+              </w:rPr>
+              <w:t>string</w:t>
+            </w:r>
+            <w:r>
+              <w:rPr>
+                <w:rFonts w:ascii="Cascadia Mono" w:hAnsi="Cascadia Mono" w:cs="Cascadia Mono"/>
+                <w:color w:val="000000"/>
+                <w:sz w:val="16"/>
+                <w:szCs w:val="16"/>
+              </w:rPr>
+              <w:t xml:space="preserve"> </w:t>
+            </w:r>
+            <w:proofErr w:type="spellStart"/>
+            <w:r>
+              <w:rPr>
+                <w:rFonts w:ascii="Cascadia Mono" w:hAnsi="Cascadia Mono" w:cs="Cascadia Mono"/>
+                <w:color w:val="000000"/>
+                <w:sz w:val="16"/>
+                <w:szCs w:val="16"/>
+              </w:rPr>
+              <w:t>newIdentifiant</w:t>
+            </w:r>
+            <w:proofErr w:type="spellEnd"/>
+            <w:r>
+              <w:rPr>
+                <w:rFonts w:ascii="Cascadia Mono" w:hAnsi="Cascadia Mono" w:cs="Cascadia Mono"/>
+                <w:color w:val="000000"/>
+                <w:sz w:val="16"/>
+                <w:szCs w:val="16"/>
+              </w:rPr>
+              <w:t xml:space="preserve"> = </w:t>
+            </w:r>
+            <w:proofErr w:type="spellStart"/>
+            <w:r>
+              <w:rPr>
+                <w:rFonts w:ascii="Cascadia Mono" w:hAnsi="Cascadia Mono" w:cs="Cascadia Mono"/>
+                <w:color w:val="000000"/>
+                <w:sz w:val="16"/>
+                <w:szCs w:val="16"/>
+              </w:rPr>
+              <w:t>Console.ReadLine</w:t>
+            </w:r>
+            <w:proofErr w:type="spellEnd"/>
+            <w:r>
+              <w:rPr>
+                <w:rFonts w:ascii="Cascadia Mono" w:hAnsi="Cascadia Mono" w:cs="Cascadia Mono"/>
+                <w:color w:val="000000"/>
+                <w:sz w:val="16"/>
+                <w:szCs w:val="16"/>
+              </w:rPr>
+              <w:t>(</w:t>
+            </w:r>
             <w:proofErr w:type="gramStart"/>
             <w:r>
               <w:rPr>
                 <w:rFonts w:ascii="Cascadia Mono" w:hAnsi="Cascadia Mono" w:cs="Cascadia Mono"/>
-                <w:color w:val="0000FF"/>
-                <w:sz w:val="16"/>
-                <w:szCs w:val="16"/>
-              </w:rPr>
-              <w:t>string</w:t>
+                <w:color w:val="000000"/>
+                <w:sz w:val="16"/>
+                <w:szCs w:val="16"/>
+              </w:rPr>
+              <w:t>);</w:t>
             </w:r>
             <w:proofErr w:type="gramEnd"/>
-            <w:r>
-              <w:rPr>
-                <w:rFonts w:ascii="Cascadia Mono" w:hAnsi="Cascadia Mono" w:cs="Cascadia Mono"/>
-                <w:color w:val="000000"/>
-                <w:sz w:val="16"/>
-                <w:szCs w:val="16"/>
-              </w:rPr>
-              <w:t xml:space="preserve"> </w:t>
-            </w:r>
-            <w:proofErr w:type="spellStart"/>
-            <w:r>
-              <w:rPr>
-                <w:rFonts w:ascii="Cascadia Mono" w:hAnsi="Cascadia Mono" w:cs="Cascadia Mono"/>
-                <w:color w:val="000000"/>
-                <w:sz w:val="16"/>
-                <w:szCs w:val="16"/>
-              </w:rPr>
-              <w:t>newIdentifiant</w:t>
-            </w:r>
-            <w:proofErr w:type="spellEnd"/>
-            <w:r>
-              <w:rPr>
-                <w:rFonts w:ascii="Cascadia Mono" w:hAnsi="Cascadia Mono" w:cs="Cascadia Mono"/>
-                <w:color w:val="000000"/>
-                <w:sz w:val="16"/>
-                <w:szCs w:val="16"/>
-              </w:rPr>
-              <w:t xml:space="preserve"> = </w:t>
-            </w:r>
-            <w:proofErr w:type="spellStart"/>
-            <w:r>
-              <w:rPr>
-                <w:rFonts w:ascii="Cascadia Mono" w:hAnsi="Cascadia Mono" w:cs="Cascadia Mono"/>
-                <w:color w:val="000000"/>
-                <w:sz w:val="16"/>
-                <w:szCs w:val="16"/>
-              </w:rPr>
-              <w:t>Console.ReadLine</w:t>
-            </w:r>
-            <w:proofErr w:type="spellEnd"/>
-            <w:r>
-              <w:rPr>
-                <w:rFonts w:ascii="Cascadia Mono" w:hAnsi="Cascadia Mono" w:cs="Cascadia Mono"/>
-                <w:color w:val="000000"/>
-                <w:sz w:val="16"/>
-                <w:szCs w:val="16"/>
-              </w:rPr>
-              <w:t>();</w:t>
-            </w:r>
           </w:p>
           <w:p>
             <w:pPr>
@@ -4240,36 +4231,45 @@
               </w:rPr>
               <w:t xml:space="preserve">                            </w:t>
             </w:r>
+            <w:r>
+              <w:rPr>
+                <w:rFonts w:ascii="Cascadia Mono" w:hAnsi="Cascadia Mono" w:cs="Cascadia Mono"/>
+                <w:color w:val="0000FF"/>
+                <w:sz w:val="16"/>
+                <w:szCs w:val="16"/>
+              </w:rPr>
+              <w:t>if</w:t>
+            </w:r>
+            <w:r>
+              <w:rPr>
+                <w:rFonts w:ascii="Cascadia Mono" w:hAnsi="Cascadia Mono" w:cs="Cascadia Mono"/>
+                <w:color w:val="000000"/>
+                <w:sz w:val="16"/>
+                <w:szCs w:val="16"/>
+              </w:rPr>
+              <w:t xml:space="preserve"> </w:t>
+            </w:r>
             <w:proofErr w:type="gramStart"/>
             <w:r>
               <w:rPr>
                 <w:rFonts w:ascii="Cascadia Mono" w:hAnsi="Cascadia Mono" w:cs="Cascadia Mono"/>
+                <w:color w:val="000000"/>
+                <w:sz w:val="16"/>
+                <w:szCs w:val="16"/>
+              </w:rPr>
+              <w:t>(!</w:t>
+            </w:r>
+            <w:proofErr w:type="spellStart"/>
+            <w:r>
+              <w:rPr>
+                <w:rFonts w:ascii="Cascadia Mono" w:hAnsi="Cascadia Mono" w:cs="Cascadia Mono"/>
                 <w:color w:val="0000FF"/>
                 <w:sz w:val="16"/>
                 <w:szCs w:val="16"/>
               </w:rPr>
-              <w:t>if</w:t>
+              <w:t>string</w:t>
             </w:r>
             <w:proofErr w:type="gramEnd"/>
-            <w:r>
-              <w:rPr>
-                <w:rFonts w:ascii="Cascadia Mono" w:hAnsi="Cascadia Mono" w:cs="Cascadia Mono"/>
-                <w:color w:val="000000"/>
-                <w:sz w:val="16"/>
-                <w:szCs w:val="16"/>
-              </w:rPr>
-              <w:t xml:space="preserve"> (!</w:t>
-            </w:r>
-            <w:proofErr w:type="spellStart"/>
-            <w:r>
-              <w:rPr>
-                <w:rFonts w:ascii="Cascadia Mono" w:hAnsi="Cascadia Mono" w:cs="Cascadia Mono"/>
-                <w:color w:val="0000FF"/>
-                <w:sz w:val="16"/>
-                <w:szCs w:val="16"/>
-              </w:rPr>
-              <w:t>string</w:t>
-            </w:r>
             <w:r>
               <w:rPr>
                 <w:rFonts w:ascii="Cascadia Mono" w:hAnsi="Cascadia Mono" w:cs="Cascadia Mono"/>
@@ -4484,7 +4484,6 @@
               </w:rPr>
               <w:t xml:space="preserve"> = </w:t>
             </w:r>
-            <w:proofErr w:type="spellStart"/>
             <w:proofErr w:type="gramStart"/>
             <w:r>
               <w:rPr>
@@ -4494,18 +4493,7 @@
                 <w:szCs w:val="16"/>
                 <w:lang w:val="en-US"/>
               </w:rPr>
-              <w:t>newUrl</w:t>
-            </w:r>
-            <w:proofErr w:type="spellEnd"/>
-            <w:r>
-              <w:rPr>
-                <w:rFonts w:ascii="Cascadia Mono" w:hAnsi="Cascadia Mono" w:cs="Cascadia Mono"/>
-                <w:color w:val="000000"/>
-                <w:sz w:val="16"/>
-                <w:szCs w:val="16"/>
-                <w:lang w:val="en-US"/>
-              </w:rPr>
-              <w:t>;</w:t>
+              <w:t>newUrl;</w:t>
             </w:r>
             <w:proofErr w:type="gramEnd"/>
           </w:p>
@@ -5672,11 +5660,9 @@
                 <w:sz w:val="16"/>
                 <w:szCs w:val="16"/>
               </w:rPr>
-              <w:lastRenderedPageBreak/>
               <w:t xml:space="preserve">                        </w:t>
             </w:r>
             <w:proofErr w:type="spellStart"/>
-            <w:proofErr w:type="gramStart"/>
             <w:r>
               <w:rPr>
                 <w:rFonts w:ascii="Cascadia Mono" w:hAnsi="Cascadia Mono" w:cs="Cascadia Mono"/>
@@ -5687,7 +5673,6 @@
               <w:t>else</w:t>
             </w:r>
             <w:proofErr w:type="spellEnd"/>
-            <w:proofErr w:type="gramEnd"/>
           </w:p>
           <w:p>
             <w:pPr>
@@ -5730,6 +5715,7 @@
                 <w:sz w:val="16"/>
                 <w:szCs w:val="16"/>
               </w:rPr>
+              <w:lastRenderedPageBreak/>
               <w:t xml:space="preserve">                            </w:t>
             </w:r>
             <w:proofErr w:type="spellStart"/>
@@ -5861,7 +5847,6 @@
               <w:t xml:space="preserve">                </w:t>
             </w:r>
             <w:proofErr w:type="spellStart"/>
-            <w:proofErr w:type="gramStart"/>
             <w:r>
               <w:rPr>
                 <w:rFonts w:ascii="Cascadia Mono" w:hAnsi="Cascadia Mono" w:cs="Cascadia Mono"/>
@@ -5872,7 +5857,6 @@
               <w:t>else</w:t>
             </w:r>
             <w:proofErr w:type="spellEnd"/>
-            <w:proofErr w:type="gramEnd"/>
           </w:p>
           <w:p>
             <w:pPr>
@@ -6023,7 +6007,6 @@
               </w:rPr>
               <w:t xml:space="preserve">            </w:t>
             </w:r>
-            <w:proofErr w:type="gramStart"/>
             <w:r>
               <w:rPr>
                 <w:rFonts w:ascii="Cascadia Mono" w:hAnsi="Cascadia Mono" w:cs="Cascadia Mono"/>
@@ -6033,7 +6016,6 @@
               </w:rPr>
               <w:t>catch</w:t>
             </w:r>
-            <w:proofErr w:type="gramEnd"/>
             <w:r>
               <w:rPr>
                 <w:rFonts w:ascii="Cascadia Mono" w:hAnsi="Cascadia Mono" w:cs="Cascadia Mono"/>
@@ -6648,17 +6630,66 @@
               </w:rPr>
             </w:pPr>
             <w:proofErr w:type="spellStart"/>
+            <w:r>
+              <w:rPr>
+                <w:rFonts w:ascii="Cascadia Mono" w:hAnsi="Cascadia Mono" w:cs="Cascadia Mono"/>
+                <w:color w:val="0000FF"/>
+                <w:sz w:val="16"/>
+                <w:szCs w:val="16"/>
+              </w:rPr>
+              <w:t>static</w:t>
+            </w:r>
+            <w:proofErr w:type="spellEnd"/>
+            <w:r>
+              <w:rPr>
+                <w:rFonts w:ascii="Cascadia Mono" w:hAnsi="Cascadia Mono" w:cs="Cascadia Mono"/>
+                <w:color w:val="000000"/>
+                <w:sz w:val="16"/>
+                <w:szCs w:val="16"/>
+              </w:rPr>
+              <w:t xml:space="preserve"> </w:t>
+            </w:r>
+            <w:proofErr w:type="spellStart"/>
+            <w:r>
+              <w:rPr>
+                <w:rFonts w:ascii="Cascadia Mono" w:hAnsi="Cascadia Mono" w:cs="Cascadia Mono"/>
+                <w:color w:val="0000FF"/>
+                <w:sz w:val="16"/>
+                <w:szCs w:val="16"/>
+              </w:rPr>
+              <w:t>void</w:t>
+            </w:r>
+            <w:proofErr w:type="spellEnd"/>
+            <w:r>
+              <w:rPr>
+                <w:rFonts w:ascii="Cascadia Mono" w:hAnsi="Cascadia Mono" w:cs="Cascadia Mono"/>
+                <w:color w:val="000000"/>
+                <w:sz w:val="16"/>
+                <w:szCs w:val="16"/>
+              </w:rPr>
+              <w:t xml:space="preserve"> </w:t>
+            </w:r>
+            <w:proofErr w:type="spellStart"/>
             <w:proofErr w:type="gramStart"/>
             <w:r>
               <w:rPr>
                 <w:rFonts w:ascii="Cascadia Mono" w:hAnsi="Cascadia Mono" w:cs="Cascadia Mono"/>
-                <w:color w:val="0000FF"/>
-                <w:sz w:val="16"/>
-                <w:szCs w:val="16"/>
-              </w:rPr>
-              <w:t>static</w:t>
+                <w:color w:val="000000"/>
+                <w:sz w:val="16"/>
+                <w:szCs w:val="16"/>
+              </w:rPr>
+              <w:t>AjouterMotDePasse</w:t>
             </w:r>
             <w:proofErr w:type="spellEnd"/>
+            <w:r>
+              <w:rPr>
+                <w:rFonts w:ascii="Cascadia Mono" w:hAnsi="Cascadia Mono" w:cs="Cascadia Mono"/>
+                <w:color w:val="000000"/>
+                <w:sz w:val="16"/>
+                <w:szCs w:val="16"/>
+              </w:rPr>
+              <w:t>(</w:t>
+            </w:r>
             <w:proofErr w:type="gramEnd"/>
             <w:r>
               <w:rPr>
@@ -6667,47 +6698,7 @@
                 <w:sz w:val="16"/>
                 <w:szCs w:val="16"/>
               </w:rPr>
-              <w:t xml:space="preserve"> </w:t>
-            </w:r>
-            <w:proofErr w:type="spellStart"/>
-            <w:r>
-              <w:rPr>
-                <w:rFonts w:ascii="Cascadia Mono" w:hAnsi="Cascadia Mono" w:cs="Cascadia Mono"/>
-                <w:color w:val="0000FF"/>
-                <w:sz w:val="16"/>
-                <w:szCs w:val="16"/>
-              </w:rPr>
-              <w:t>void</w:t>
-            </w:r>
-            <w:proofErr w:type="spellEnd"/>
-            <w:r>
-              <w:rPr>
-                <w:rFonts w:ascii="Cascadia Mono" w:hAnsi="Cascadia Mono" w:cs="Cascadia Mono"/>
-                <w:color w:val="000000"/>
-                <w:sz w:val="16"/>
-                <w:szCs w:val="16"/>
-              </w:rPr>
-              <w:t xml:space="preserve"> </w:t>
-            </w:r>
-            <w:proofErr w:type="spellStart"/>
-            <w:r>
-              <w:rPr>
-                <w:rFonts w:ascii="Cascadia Mono" w:hAnsi="Cascadia Mono" w:cs="Cascadia Mono"/>
-                <w:color w:val="000000"/>
-                <w:sz w:val="16"/>
-                <w:szCs w:val="16"/>
-              </w:rPr>
-              <w:t>AjouterMotDePasse</w:t>
-            </w:r>
-            <w:proofErr w:type="spellEnd"/>
-            <w:r>
-              <w:rPr>
-                <w:rFonts w:ascii="Cascadia Mono" w:hAnsi="Cascadia Mono" w:cs="Cascadia Mono"/>
-                <w:color w:val="000000"/>
-                <w:sz w:val="16"/>
-                <w:szCs w:val="16"/>
-              </w:rPr>
-              <w:t>()</w:t>
+              <w:t>)</w:t>
             </w:r>
           </w:p>
           <w:p>
@@ -6888,46 +6879,55 @@
               </w:rPr>
               <w:t xml:space="preserve">            </w:t>
             </w:r>
+            <w:r>
+              <w:rPr>
+                <w:rFonts w:ascii="Cascadia Mono" w:hAnsi="Cascadia Mono" w:cs="Cascadia Mono"/>
+                <w:color w:val="0000FF"/>
+                <w:sz w:val="16"/>
+                <w:szCs w:val="16"/>
+              </w:rPr>
+              <w:t>string</w:t>
+            </w:r>
+            <w:r>
+              <w:rPr>
+                <w:rFonts w:ascii="Cascadia Mono" w:hAnsi="Cascadia Mono" w:cs="Cascadia Mono"/>
+                <w:color w:val="000000"/>
+                <w:sz w:val="16"/>
+                <w:szCs w:val="16"/>
+              </w:rPr>
+              <w:t xml:space="preserve"> url = </w:t>
+            </w:r>
+            <w:proofErr w:type="spellStart"/>
+            <w:r>
+              <w:rPr>
+                <w:rFonts w:ascii="Cascadia Mono" w:hAnsi="Cascadia Mono" w:cs="Cascadia Mono"/>
+                <w:color w:val="000000"/>
+                <w:sz w:val="16"/>
+                <w:szCs w:val="16"/>
+              </w:rPr>
+              <w:t>Console.ReadLine</w:t>
+            </w:r>
+            <w:proofErr w:type="spellEnd"/>
+            <w:r>
+              <w:rPr>
+                <w:rFonts w:ascii="Cascadia Mono" w:hAnsi="Cascadia Mono" w:cs="Cascadia Mono"/>
+                <w:color w:val="000000"/>
+                <w:sz w:val="16"/>
+                <w:szCs w:val="16"/>
+              </w:rPr>
+              <w:t>(</w:t>
+            </w:r>
             <w:proofErr w:type="gramStart"/>
             <w:r>
               <w:rPr>
                 <w:rFonts w:ascii="Cascadia Mono" w:hAnsi="Cascadia Mono" w:cs="Cascadia Mono"/>
-                <w:color w:val="0000FF"/>
-                <w:sz w:val="16"/>
-                <w:szCs w:val="16"/>
-              </w:rPr>
-              <w:t>string</w:t>
+                <w:color w:val="000000"/>
+                <w:sz w:val="16"/>
+                <w:szCs w:val="16"/>
+              </w:rPr>
+              <w:t>);</w:t>
             </w:r>
             <w:proofErr w:type="gramEnd"/>
-            <w:r>
-              <w:rPr>
-                <w:rFonts w:ascii="Cascadia Mono" w:hAnsi="Cascadia Mono" w:cs="Cascadia Mono"/>
-                <w:color w:val="000000"/>
-                <w:sz w:val="16"/>
-                <w:szCs w:val="16"/>
-              </w:rPr>
-              <w:t xml:space="preserve"> url = </w:t>
-            </w:r>
-            <w:proofErr w:type="spellStart"/>
-            <w:r>
-              <w:rPr>
-                <w:rFonts w:ascii="Cascadia Mono" w:hAnsi="Cascadia Mono" w:cs="Cascadia Mono"/>
-                <w:color w:val="000000"/>
-                <w:sz w:val="16"/>
-                <w:szCs w:val="16"/>
-              </w:rPr>
-              <w:t>Console.ReadLine</w:t>
-            </w:r>
-            <w:proofErr w:type="spellEnd"/>
-            <w:r>
-              <w:rPr>
-                <w:rFonts w:ascii="Cascadia Mono" w:hAnsi="Cascadia Mono" w:cs="Cascadia Mono"/>
-                <w:color w:val="000000"/>
-                <w:sz w:val="16"/>
-                <w:szCs w:val="16"/>
-              </w:rPr>
-              <w:t>();</w:t>
-            </w:r>
           </w:p>
           <w:p>
             <w:pPr>
@@ -7025,46 +7025,55 @@
               </w:rPr>
               <w:t xml:space="preserve">            </w:t>
             </w:r>
+            <w:r>
+              <w:rPr>
+                <w:rFonts w:ascii="Cascadia Mono" w:hAnsi="Cascadia Mono" w:cs="Cascadia Mono"/>
+                <w:color w:val="0000FF"/>
+                <w:sz w:val="16"/>
+                <w:szCs w:val="16"/>
+              </w:rPr>
+              <w:t>string</w:t>
+            </w:r>
+            <w:r>
+              <w:rPr>
+                <w:rFonts w:ascii="Cascadia Mono" w:hAnsi="Cascadia Mono" w:cs="Cascadia Mono"/>
+                <w:color w:val="000000"/>
+                <w:sz w:val="16"/>
+                <w:szCs w:val="16"/>
+              </w:rPr>
+              <w:t xml:space="preserve"> identifiant = </w:t>
+            </w:r>
+            <w:proofErr w:type="spellStart"/>
+            <w:r>
+              <w:rPr>
+                <w:rFonts w:ascii="Cascadia Mono" w:hAnsi="Cascadia Mono" w:cs="Cascadia Mono"/>
+                <w:color w:val="000000"/>
+                <w:sz w:val="16"/>
+                <w:szCs w:val="16"/>
+              </w:rPr>
+              <w:t>Console.ReadLine</w:t>
+            </w:r>
+            <w:proofErr w:type="spellEnd"/>
+            <w:r>
+              <w:rPr>
+                <w:rFonts w:ascii="Cascadia Mono" w:hAnsi="Cascadia Mono" w:cs="Cascadia Mono"/>
+                <w:color w:val="000000"/>
+                <w:sz w:val="16"/>
+                <w:szCs w:val="16"/>
+              </w:rPr>
+              <w:t>(</w:t>
+            </w:r>
             <w:proofErr w:type="gramStart"/>
             <w:r>
               <w:rPr>
                 <w:rFonts w:ascii="Cascadia Mono" w:hAnsi="Cascadia Mono" w:cs="Cascadia Mono"/>
-                <w:color w:val="0000FF"/>
-                <w:sz w:val="16"/>
-                <w:szCs w:val="16"/>
-              </w:rPr>
-              <w:t>string</w:t>
+                <w:color w:val="000000"/>
+                <w:sz w:val="16"/>
+                <w:szCs w:val="16"/>
+              </w:rPr>
+              <w:t>);</w:t>
             </w:r>
             <w:proofErr w:type="gramEnd"/>
-            <w:r>
-              <w:rPr>
-                <w:rFonts w:ascii="Cascadia Mono" w:hAnsi="Cascadia Mono" w:cs="Cascadia Mono"/>
-                <w:color w:val="000000"/>
-                <w:sz w:val="16"/>
-                <w:szCs w:val="16"/>
-              </w:rPr>
-              <w:t xml:space="preserve"> identifiant = </w:t>
-            </w:r>
-            <w:proofErr w:type="spellStart"/>
-            <w:r>
-              <w:rPr>
-                <w:rFonts w:ascii="Cascadia Mono" w:hAnsi="Cascadia Mono" w:cs="Cascadia Mono"/>
-                <w:color w:val="000000"/>
-                <w:sz w:val="16"/>
-                <w:szCs w:val="16"/>
-              </w:rPr>
-              <w:t>Console.ReadLine</w:t>
-            </w:r>
-            <w:proofErr w:type="spellEnd"/>
-            <w:r>
-              <w:rPr>
-                <w:rFonts w:ascii="Cascadia Mono" w:hAnsi="Cascadia Mono" w:cs="Cascadia Mono"/>
-                <w:color w:val="000000"/>
-                <w:sz w:val="16"/>
-                <w:szCs w:val="16"/>
-              </w:rPr>
-              <w:t>();</w:t>
-            </w:r>
           </w:p>
           <w:p>
             <w:pPr>
@@ -7497,29 +7506,7 @@
                 <w:szCs w:val="16"/>
                 <w:lang w:val="en-US"/>
               </w:rPr>
-              <w:t xml:space="preserve"> </w:t>
-            </w:r>
-            <w:proofErr w:type="spellStart"/>
-            <w:r>
-              <w:rPr>
-                <w:rFonts w:ascii="Cascadia Mono" w:hAnsi="Cascadia Mono" w:cs="Cascadia Mono"/>
-                <w:color w:val="000000"/>
-                <w:sz w:val="16"/>
-                <w:szCs w:val="16"/>
-                <w:lang w:val="en-US"/>
-              </w:rPr>
-              <w:t>sw</w:t>
-            </w:r>
-            <w:proofErr w:type="spellEnd"/>
-            <w:r>
-              <w:rPr>
-                <w:rFonts w:ascii="Cascadia Mono" w:hAnsi="Cascadia Mono" w:cs="Cascadia Mono"/>
-                <w:color w:val="000000"/>
-                <w:sz w:val="16"/>
-                <w:szCs w:val="16"/>
-                <w:lang w:val="en-US"/>
-              </w:rPr>
-              <w:t xml:space="preserve"> = </w:t>
+              <w:t xml:space="preserve"> sw = </w:t>
             </w:r>
             <w:proofErr w:type="spellStart"/>
             <w:r>
@@ -7982,7 +7969,6 @@
               </w:rPr>
               <w:t xml:space="preserve">            </w:t>
             </w:r>
-            <w:proofErr w:type="gramStart"/>
             <w:r>
               <w:rPr>
                 <w:rFonts w:ascii="Cascadia Mono" w:hAnsi="Cascadia Mono" w:cs="Cascadia Mono"/>
@@ -7992,7 +7978,6 @@
               </w:rPr>
               <w:t>catch</w:t>
             </w:r>
-            <w:proofErr w:type="gramEnd"/>
             <w:r>
               <w:rPr>
                 <w:rFonts w:ascii="Cascadia Mono" w:hAnsi="Cascadia Mono" w:cs="Cascadia Mono"/>
@@ -8231,7 +8216,6 @@
           <w:b/>
           <w:bCs/>
         </w:rPr>
-        <w:lastRenderedPageBreak/>
         <w:t>Explications du code :</w:t>
       </w:r>
       <w:r>
@@ -8402,17 +8386,66 @@
               </w:rPr>
             </w:pPr>
             <w:proofErr w:type="spellStart"/>
+            <w:r>
+              <w:rPr>
+                <w:rFonts w:ascii="Cascadia Mono" w:hAnsi="Cascadia Mono" w:cs="Cascadia Mono"/>
+                <w:color w:val="0000FF"/>
+                <w:sz w:val="16"/>
+                <w:szCs w:val="16"/>
+              </w:rPr>
+              <w:t>static</w:t>
+            </w:r>
+            <w:proofErr w:type="spellEnd"/>
+            <w:r>
+              <w:rPr>
+                <w:rFonts w:ascii="Cascadia Mono" w:hAnsi="Cascadia Mono" w:cs="Cascadia Mono"/>
+                <w:color w:val="000000"/>
+                <w:sz w:val="16"/>
+                <w:szCs w:val="16"/>
+              </w:rPr>
+              <w:t xml:space="preserve"> </w:t>
+            </w:r>
+            <w:proofErr w:type="spellStart"/>
+            <w:r>
+              <w:rPr>
+                <w:rFonts w:ascii="Cascadia Mono" w:hAnsi="Cascadia Mono" w:cs="Cascadia Mono"/>
+                <w:color w:val="0000FF"/>
+                <w:sz w:val="16"/>
+                <w:szCs w:val="16"/>
+              </w:rPr>
+              <w:t>void</w:t>
+            </w:r>
+            <w:proofErr w:type="spellEnd"/>
+            <w:r>
+              <w:rPr>
+                <w:rFonts w:ascii="Cascadia Mono" w:hAnsi="Cascadia Mono" w:cs="Cascadia Mono"/>
+                <w:color w:val="000000"/>
+                <w:sz w:val="16"/>
+                <w:szCs w:val="16"/>
+              </w:rPr>
+              <w:t xml:space="preserve"> </w:t>
+            </w:r>
+            <w:proofErr w:type="spellStart"/>
             <w:proofErr w:type="gramStart"/>
             <w:r>
               <w:rPr>
                 <w:rFonts w:ascii="Cascadia Mono" w:hAnsi="Cascadia Mono" w:cs="Cascadia Mono"/>
-                <w:color w:val="0000FF"/>
-                <w:sz w:val="16"/>
-                <w:szCs w:val="16"/>
-              </w:rPr>
-              <w:t>static</w:t>
+                <w:color w:val="000000"/>
+                <w:sz w:val="16"/>
+                <w:szCs w:val="16"/>
+              </w:rPr>
+              <w:t>SupprimerMotDePasse</w:t>
             </w:r>
             <w:proofErr w:type="spellEnd"/>
+            <w:r>
+              <w:rPr>
+                <w:rFonts w:ascii="Cascadia Mono" w:hAnsi="Cascadia Mono" w:cs="Cascadia Mono"/>
+                <w:color w:val="000000"/>
+                <w:sz w:val="16"/>
+                <w:szCs w:val="16"/>
+              </w:rPr>
+              <w:t>(</w:t>
+            </w:r>
             <w:proofErr w:type="gramEnd"/>
             <w:r>
               <w:rPr>
@@ -8421,47 +8454,7 @@
                 <w:sz w:val="16"/>
                 <w:szCs w:val="16"/>
               </w:rPr>
-              <w:t xml:space="preserve"> </w:t>
-            </w:r>
-            <w:proofErr w:type="spellStart"/>
-            <w:r>
-              <w:rPr>
-                <w:rFonts w:ascii="Cascadia Mono" w:hAnsi="Cascadia Mono" w:cs="Cascadia Mono"/>
-                <w:color w:val="0000FF"/>
-                <w:sz w:val="16"/>
-                <w:szCs w:val="16"/>
-              </w:rPr>
-              <w:t>void</w:t>
-            </w:r>
-            <w:proofErr w:type="spellEnd"/>
-            <w:r>
-              <w:rPr>
-                <w:rFonts w:ascii="Cascadia Mono" w:hAnsi="Cascadia Mono" w:cs="Cascadia Mono"/>
-                <w:color w:val="000000"/>
-                <w:sz w:val="16"/>
-                <w:szCs w:val="16"/>
-              </w:rPr>
-              <w:t xml:space="preserve"> </w:t>
-            </w:r>
-            <w:proofErr w:type="spellStart"/>
-            <w:r>
-              <w:rPr>
-                <w:rFonts w:ascii="Cascadia Mono" w:hAnsi="Cascadia Mono" w:cs="Cascadia Mono"/>
-                <w:color w:val="000000"/>
-                <w:sz w:val="16"/>
-                <w:szCs w:val="16"/>
-              </w:rPr>
-              <w:t>SupprimerMotDePasse</w:t>
-            </w:r>
-            <w:proofErr w:type="spellEnd"/>
-            <w:r>
-              <w:rPr>
-                <w:rFonts w:ascii="Cascadia Mono" w:hAnsi="Cascadia Mono" w:cs="Cascadia Mono"/>
-                <w:color w:val="000000"/>
-                <w:sz w:val="16"/>
-                <w:szCs w:val="16"/>
-              </w:rPr>
-              <w:t>()</w:t>
+              <w:t>)</w:t>
             </w:r>
           </w:p>
           <w:p>
@@ -8606,7 +8599,18 @@
                 <w:szCs w:val="16"/>
                 <w:lang w:val="en-US"/>
               </w:rPr>
-              <w:t xml:space="preserve"> = </w:t>
+              <w:t xml:space="preserve"> </w:t>
+            </w:r>
+            <w:proofErr w:type="gramStart"/>
+            <w:r>
+              <w:rPr>
+                <w:rFonts w:ascii="Cascadia Mono" w:hAnsi="Cascadia Mono" w:cs="Cascadia Mono"/>
+                <w:color w:val="000000"/>
+                <w:sz w:val="16"/>
+                <w:szCs w:val="16"/>
+                <w:lang w:val="en-US"/>
+              </w:rPr>
+              <w:t xml:space="preserve">= </w:t>
             </w:r>
             <w:r>
               <w:rPr>
@@ -8616,7 +8620,18 @@
                 <w:szCs w:val="16"/>
                 <w:lang w:val="en-US"/>
               </w:rPr>
-              <w:t>@"C:\Users\amizeqiri\Desktop\GitHub\P_GestMDP_114\P_GestMDP\password</w:t>
+              <w:t>@"</w:t>
+            </w:r>
+            <w:proofErr w:type="gramEnd"/>
+            <w:r>
+              <w:rPr>
+                <w:rFonts w:ascii="Cascadia Mono" w:hAnsi="Cascadia Mono" w:cs="Cascadia Mono"/>
+                <w:color w:val="800000"/>
+                <w:sz w:val="16"/>
+                <w:szCs w:val="16"/>
+                <w:lang w:val="en-US"/>
+              </w:rPr>
+              <w:t>C:\Users\amizeqiri\Desktop\GitHub\P_GestMDP_114\P_GestMDP\password</w:t>
             </w:r>
             <w:proofErr w:type="gramStart"/>
             <w:r>
@@ -8981,37 +8996,37 @@
               </w:rPr>
               <w:t xml:space="preserve">                    </w:t>
             </w:r>
+            <w:r>
+              <w:rPr>
+                <w:rFonts w:ascii="Cascadia Mono" w:hAnsi="Cascadia Mono" w:cs="Cascadia Mono"/>
+                <w:color w:val="0000FF"/>
+                <w:sz w:val="16"/>
+                <w:szCs w:val="16"/>
+              </w:rPr>
+              <w:t>if</w:t>
+            </w:r>
+            <w:r>
+              <w:rPr>
+                <w:rFonts w:ascii="Cascadia Mono" w:hAnsi="Cascadia Mono" w:cs="Cascadia Mono"/>
+                <w:color w:val="000000"/>
+                <w:sz w:val="16"/>
+                <w:szCs w:val="16"/>
+              </w:rPr>
+              <w:t xml:space="preserve"> (</w:t>
+            </w:r>
+            <w:proofErr w:type="spellStart"/>
             <w:proofErr w:type="gramStart"/>
             <w:r>
               <w:rPr>
                 <w:rFonts w:ascii="Cascadia Mono" w:hAnsi="Cascadia Mono" w:cs="Cascadia Mono"/>
-                <w:color w:val="0000FF"/>
-                <w:sz w:val="16"/>
-                <w:szCs w:val="16"/>
-              </w:rPr>
-              <w:t>if</w:t>
-            </w:r>
+                <w:color w:val="000000"/>
+                <w:sz w:val="16"/>
+                <w:szCs w:val="16"/>
+              </w:rPr>
+              <w:t>files.Length</w:t>
+            </w:r>
+            <w:proofErr w:type="spellEnd"/>
             <w:proofErr w:type="gramEnd"/>
-            <w:r>
-              <w:rPr>
-                <w:rFonts w:ascii="Cascadia Mono" w:hAnsi="Cascadia Mono" w:cs="Cascadia Mono"/>
-                <w:color w:val="000000"/>
-                <w:sz w:val="16"/>
-                <w:szCs w:val="16"/>
-              </w:rPr>
-              <w:t xml:space="preserve"> (</w:t>
-            </w:r>
-            <w:proofErr w:type="spellStart"/>
-            <w:r>
-              <w:rPr>
-                <w:rFonts w:ascii="Cascadia Mono" w:hAnsi="Cascadia Mono" w:cs="Cascadia Mono"/>
-                <w:color w:val="000000"/>
-                <w:sz w:val="16"/>
-                <w:szCs w:val="16"/>
-              </w:rPr>
-              <w:t>files.Length</w:t>
-            </w:r>
-            <w:proofErr w:type="spellEnd"/>
             <w:r>
               <w:rPr>
                 <w:rFonts w:ascii="Cascadia Mono" w:hAnsi="Cascadia Mono" w:cs="Cascadia Mono"/>
@@ -9150,7 +9165,6 @@
               <w:t xml:space="preserve">                    </w:t>
             </w:r>
             <w:proofErr w:type="spellStart"/>
-            <w:proofErr w:type="gramStart"/>
             <w:r>
               <w:rPr>
                 <w:rFonts w:ascii="Cascadia Mono" w:hAnsi="Cascadia Mono" w:cs="Cascadia Mono"/>
@@ -9161,7 +9175,6 @@
               <w:t>else</w:t>
             </w:r>
             <w:proofErr w:type="spellEnd"/>
-            <w:proofErr w:type="gramEnd"/>
           </w:p>
           <w:p>
             <w:pPr>
@@ -9393,29 +9406,7 @@
                 <w:szCs w:val="16"/>
                 <w:lang w:val="en-US"/>
               </w:rPr>
-              <w:t xml:space="preserve">; </w:t>
-            </w:r>
-            <w:proofErr w:type="spellStart"/>
-            <w:r>
-              <w:rPr>
-                <w:rFonts w:ascii="Cascadia Mono" w:hAnsi="Cascadia Mono" w:cs="Cascadia Mono"/>
-                <w:color w:val="000000"/>
-                <w:sz w:val="16"/>
-                <w:szCs w:val="16"/>
-                <w:lang w:val="en-US"/>
-              </w:rPr>
-              <w:t>i</w:t>
-            </w:r>
-            <w:proofErr w:type="spellEnd"/>
-            <w:r>
-              <w:rPr>
-                <w:rFonts w:ascii="Cascadia Mono" w:hAnsi="Cascadia Mono" w:cs="Cascadia Mono"/>
-                <w:color w:val="000000"/>
-                <w:sz w:val="16"/>
-                <w:szCs w:val="16"/>
-                <w:lang w:val="en-US"/>
-              </w:rPr>
-              <w:t>++)</w:t>
+              <w:t>; i++)</w:t>
             </w:r>
           </w:p>
           <w:p>
@@ -9691,37 +9682,19 @@
                 <w:sz w:val="16"/>
                 <w:szCs w:val="16"/>
               </w:rPr>
-              <w:t xml:space="preserve"> mot de passe voulez-vous supprimer ? (</w:t>
+              <w:t xml:space="preserve"> mot de passe voulez-vous supprimer ? (entrez le numéro) : "</w:t>
             </w:r>
             <w:proofErr w:type="gramStart"/>
             <w:r>
               <w:rPr>
                 <w:rFonts w:ascii="Cascadia Mono" w:hAnsi="Cascadia Mono" w:cs="Cascadia Mono"/>
-                <w:color w:val="A31515"/>
-                <w:sz w:val="16"/>
-                <w:szCs w:val="16"/>
-              </w:rPr>
-              <w:t>entrez</w:t>
+                <w:color w:val="000000"/>
+                <w:sz w:val="16"/>
+                <w:szCs w:val="16"/>
+              </w:rPr>
+              <w:t>);</w:t>
             </w:r>
             <w:proofErr w:type="gramEnd"/>
-            <w:r>
-              <w:rPr>
-                <w:rFonts w:ascii="Cascadia Mono" w:hAnsi="Cascadia Mono" w:cs="Cascadia Mono"/>
-                <w:color w:val="A31515"/>
-                <w:sz w:val="16"/>
-                <w:szCs w:val="16"/>
-              </w:rPr>
-              <w:t xml:space="preserve"> le numéro) : "</w:t>
-            </w:r>
-            <w:r>
-              <w:rPr>
-                <w:rFonts w:ascii="Cascadia Mono" w:hAnsi="Cascadia Mono" w:cs="Cascadia Mono"/>
-                <w:color w:val="000000"/>
-                <w:sz w:val="16"/>
-                <w:szCs w:val="16"/>
-              </w:rPr>
-              <w:t>);</w:t>
-            </w:r>
           </w:p>
           <w:p>
             <w:pPr>
@@ -9744,46 +9717,55 @@
               </w:rPr>
               <w:t xml:space="preserve">                        </w:t>
             </w:r>
+            <w:r>
+              <w:rPr>
+                <w:rFonts w:ascii="Cascadia Mono" w:hAnsi="Cascadia Mono" w:cs="Cascadia Mono"/>
+                <w:color w:val="0000FF"/>
+                <w:sz w:val="16"/>
+                <w:szCs w:val="16"/>
+              </w:rPr>
+              <w:t>string</w:t>
+            </w:r>
+            <w:r>
+              <w:rPr>
+                <w:rFonts w:ascii="Cascadia Mono" w:hAnsi="Cascadia Mono" w:cs="Cascadia Mono"/>
+                <w:color w:val="000000"/>
+                <w:sz w:val="16"/>
+                <w:szCs w:val="16"/>
+              </w:rPr>
+              <w:t xml:space="preserve"> choix = </w:t>
+            </w:r>
+            <w:proofErr w:type="spellStart"/>
+            <w:r>
+              <w:rPr>
+                <w:rFonts w:ascii="Cascadia Mono" w:hAnsi="Cascadia Mono" w:cs="Cascadia Mono"/>
+                <w:color w:val="000000"/>
+                <w:sz w:val="16"/>
+                <w:szCs w:val="16"/>
+              </w:rPr>
+              <w:t>Console.ReadLine</w:t>
+            </w:r>
+            <w:proofErr w:type="spellEnd"/>
+            <w:r>
+              <w:rPr>
+                <w:rFonts w:ascii="Cascadia Mono" w:hAnsi="Cascadia Mono" w:cs="Cascadia Mono"/>
+                <w:color w:val="000000"/>
+                <w:sz w:val="16"/>
+                <w:szCs w:val="16"/>
+              </w:rPr>
+              <w:t>(</w:t>
+            </w:r>
             <w:proofErr w:type="gramStart"/>
             <w:r>
               <w:rPr>
                 <w:rFonts w:ascii="Cascadia Mono" w:hAnsi="Cascadia Mono" w:cs="Cascadia Mono"/>
-                <w:color w:val="0000FF"/>
-                <w:sz w:val="16"/>
-                <w:szCs w:val="16"/>
-              </w:rPr>
-              <w:t>string</w:t>
+                <w:color w:val="000000"/>
+                <w:sz w:val="16"/>
+                <w:szCs w:val="16"/>
+              </w:rPr>
+              <w:t>);</w:t>
             </w:r>
             <w:proofErr w:type="gramEnd"/>
-            <w:r>
-              <w:rPr>
-                <w:rFonts w:ascii="Cascadia Mono" w:hAnsi="Cascadia Mono" w:cs="Cascadia Mono"/>
-                <w:color w:val="000000"/>
-                <w:sz w:val="16"/>
-                <w:szCs w:val="16"/>
-              </w:rPr>
-              <w:t xml:space="preserve"> choix = </w:t>
-            </w:r>
-            <w:proofErr w:type="spellStart"/>
-            <w:r>
-              <w:rPr>
-                <w:rFonts w:ascii="Cascadia Mono" w:hAnsi="Cascadia Mono" w:cs="Cascadia Mono"/>
-                <w:color w:val="000000"/>
-                <w:sz w:val="16"/>
-                <w:szCs w:val="16"/>
-              </w:rPr>
-              <w:t>Console.ReadLine</w:t>
-            </w:r>
-            <w:proofErr w:type="spellEnd"/>
-            <w:r>
-              <w:rPr>
-                <w:rFonts w:ascii="Cascadia Mono" w:hAnsi="Cascadia Mono" w:cs="Cascadia Mono"/>
-                <w:color w:val="000000"/>
-                <w:sz w:val="16"/>
-                <w:szCs w:val="16"/>
-              </w:rPr>
-              <w:t>();</w:t>
-            </w:r>
           </w:p>
           <w:p>
             <w:pPr>
@@ -9819,6 +9801,25 @@
               </w:rPr>
               <w:t xml:space="preserve">                        </w:t>
             </w:r>
+            <w:r>
+              <w:rPr>
+                <w:rFonts w:ascii="Cascadia Mono" w:hAnsi="Cascadia Mono" w:cs="Cascadia Mono"/>
+                <w:color w:val="0000FF"/>
+                <w:sz w:val="16"/>
+                <w:szCs w:val="16"/>
+              </w:rPr>
+              <w:t>if</w:t>
+            </w:r>
+            <w:r>
+              <w:rPr>
+                <w:rFonts w:ascii="Cascadia Mono" w:hAnsi="Cascadia Mono" w:cs="Cascadia Mono"/>
+                <w:color w:val="000000"/>
+                <w:sz w:val="16"/>
+                <w:szCs w:val="16"/>
+              </w:rPr>
+              <w:t xml:space="preserve"> (</w:t>
+            </w:r>
+            <w:proofErr w:type="spellStart"/>
             <w:proofErr w:type="gramStart"/>
             <w:r>
               <w:rPr>
@@ -9827,38 +9828,19 @@
                 <w:sz w:val="16"/>
                 <w:szCs w:val="16"/>
               </w:rPr>
-              <w:t>if</w:t>
-            </w:r>
+              <w:t>int</w:t>
+            </w:r>
+            <w:r>
+              <w:rPr>
+                <w:rFonts w:ascii="Cascadia Mono" w:hAnsi="Cascadia Mono" w:cs="Cascadia Mono"/>
+                <w:color w:val="000000"/>
+                <w:sz w:val="16"/>
+                <w:szCs w:val="16"/>
+              </w:rPr>
+              <w:t>.TryParse</w:t>
+            </w:r>
+            <w:proofErr w:type="spellEnd"/>
             <w:proofErr w:type="gramEnd"/>
-            <w:r>
-              <w:rPr>
-                <w:rFonts w:ascii="Cascadia Mono" w:hAnsi="Cascadia Mono" w:cs="Cascadia Mono"/>
-                <w:color w:val="000000"/>
-                <w:sz w:val="16"/>
-                <w:szCs w:val="16"/>
-              </w:rPr>
-              <w:t xml:space="preserve"> (</w:t>
-            </w:r>
-            <w:proofErr w:type="spellStart"/>
-            <w:r>
-              <w:rPr>
-                <w:rFonts w:ascii="Cascadia Mono" w:hAnsi="Cascadia Mono" w:cs="Cascadia Mono"/>
-                <w:color w:val="0000FF"/>
-                <w:sz w:val="16"/>
-                <w:szCs w:val="16"/>
-              </w:rPr>
-              <w:t>int</w:t>
-            </w:r>
-            <w:r>
-              <w:rPr>
-                <w:rFonts w:ascii="Cascadia Mono" w:hAnsi="Cascadia Mono" w:cs="Cascadia Mono"/>
-                <w:color w:val="000000"/>
-                <w:sz w:val="16"/>
-                <w:szCs w:val="16"/>
-              </w:rPr>
-              <w:t>.TryParse</w:t>
-            </w:r>
-            <w:proofErr w:type="spellEnd"/>
             <w:r>
               <w:rPr>
                 <w:rFonts w:ascii="Cascadia Mono" w:hAnsi="Cascadia Mono" w:cs="Cascadia Mono"/>
@@ -10117,7 +10099,6 @@
               <w:t xml:space="preserve">                        </w:t>
             </w:r>
             <w:proofErr w:type="spellStart"/>
-            <w:proofErr w:type="gramStart"/>
             <w:r>
               <w:rPr>
                 <w:rFonts w:ascii="Cascadia Mono" w:hAnsi="Cascadia Mono" w:cs="Cascadia Mono"/>
@@ -10128,7 +10109,6 @@
               <w:t>else</w:t>
             </w:r>
             <w:proofErr w:type="spellEnd"/>
-            <w:proofErr w:type="gramEnd"/>
           </w:p>
           <w:p>
             <w:pPr>
@@ -10302,7 +10282,6 @@
               <w:t xml:space="preserve">                </w:t>
             </w:r>
             <w:proofErr w:type="spellStart"/>
-            <w:proofErr w:type="gramStart"/>
             <w:r>
               <w:rPr>
                 <w:rFonts w:ascii="Cascadia Mono" w:hAnsi="Cascadia Mono" w:cs="Cascadia Mono"/>
@@ -10313,7 +10292,6 @@
               <w:t>else</w:t>
             </w:r>
             <w:proofErr w:type="spellEnd"/>
-            <w:proofErr w:type="gramEnd"/>
           </w:p>
           <w:p>
             <w:pPr>
@@ -10440,7 +10418,6 @@
                 <w:sz w:val="16"/>
                 <w:szCs w:val="16"/>
               </w:rPr>
-              <w:lastRenderedPageBreak/>
               <w:t xml:space="preserve">            }</w:t>
             </w:r>
           </w:p>
@@ -10463,9 +10440,9 @@
                 <w:sz w:val="16"/>
                 <w:szCs w:val="16"/>
               </w:rPr>
+              <w:lastRenderedPageBreak/>
               <w:t xml:space="preserve">            </w:t>
             </w:r>
-            <w:proofErr w:type="gramStart"/>
             <w:r>
               <w:rPr>
                 <w:rFonts w:ascii="Cascadia Mono" w:hAnsi="Cascadia Mono" w:cs="Cascadia Mono"/>
@@ -10475,7 +10452,6 @@
               </w:rPr>
               <w:t>catch</w:t>
             </w:r>
-            <w:proofErr w:type="gramEnd"/>
             <w:r>
               <w:rPr>
                 <w:rFonts w:ascii="Cascadia Mono" w:hAnsi="Cascadia Mono" w:cs="Cascadia Mono"/>
@@ -10813,7 +10789,6 @@
                 <w:szCs w:val="19"/>
               </w:rPr>
             </w:pPr>
-            <w:proofErr w:type="gramStart"/>
             <w:r>
               <w:rPr>
                 <w:rFonts w:ascii="Consolas" w:hAnsi="Consolas" w:cs="Consolas"/>
@@ -10823,7 +10798,6 @@
               </w:rPr>
               <w:t>case</w:t>
             </w:r>
-            <w:proofErr w:type="gramEnd"/>
             <w:r>
               <w:rPr>
                 <w:rFonts w:ascii="Consolas" w:hAnsi="Consolas" w:cs="Consolas"/>
@@ -10840,17 +10814,28 @@
                 <w:sz w:val="19"/>
                 <w:szCs w:val="19"/>
               </w:rPr>
-              <w:t>"4"</w:t>
-            </w:r>
+              <w:t>"4</w:t>
+            </w:r>
+            <w:proofErr w:type="gramStart"/>
             <w:r>
               <w:rPr>
                 <w:rFonts w:ascii="Consolas" w:hAnsi="Consolas" w:cs="Consolas"/>
-                <w:color w:val="000000"/>
+                <w:color w:val="A31515"/>
                 <w:sz w:val="19"/>
                 <w:szCs w:val="19"/>
               </w:rPr>
+              <w:t>"</w:t>
+            </w:r>
+            <w:r>
+              <w:rPr>
+                <w:rFonts w:ascii="Consolas" w:hAnsi="Consolas" w:cs="Consolas"/>
+                <w:color w:val="000000"/>
+                <w:sz w:val="19"/>
+                <w:szCs w:val="19"/>
+              </w:rPr>
               <w:t>:</w:t>
             </w:r>
+            <w:proofErr w:type="gramEnd"/>
           </w:p>
           <w:p>
             <w:pPr>
@@ -11061,6 +11046,463 @@
         <w:t>Si l'on chiffre la première lettre "H" avec "m", on trouve la lettre de la table située à l'intersection de la ligne "H" et de la colonne "m".</w:t>
       </w:r>
     </w:p>
+    <w:p/>
+    <w:tbl>
+      <w:tblPr>
+        <w:tblStyle w:val="Grilledutableau"/>
+        <w:tblW w:w="0" w:type="auto"/>
+        <w:tblLook w:val="04A0" w:firstRow="1" w:lastRow="0" w:firstColumn="1" w:lastColumn="0" w:noHBand="0" w:noVBand="1"/>
+      </w:tblPr>
+      <w:tblGrid>
+        <w:gridCol w:w="368"/>
+        <w:gridCol w:w="334"/>
+        <w:gridCol w:w="383"/>
+        <w:gridCol w:w="369"/>
+        <w:gridCol w:w="326"/>
+        <w:gridCol w:w="316"/>
+        <w:gridCol w:w="395"/>
+        <w:gridCol w:w="357"/>
+        <w:gridCol w:w="263"/>
+        <w:gridCol w:w="316"/>
+        <w:gridCol w:w="337"/>
+        <w:gridCol w:w="311"/>
+        <w:gridCol w:w="405"/>
+        <w:gridCol w:w="368"/>
+        <w:gridCol w:w="395"/>
+        <w:gridCol w:w="338"/>
+        <w:gridCol w:w="395"/>
+        <w:gridCol w:w="341"/>
+        <w:gridCol w:w="319"/>
+        <w:gridCol w:w="304"/>
+        <w:gridCol w:w="351"/>
+        <w:gridCol w:w="361"/>
+        <w:gridCol w:w="414"/>
+        <w:gridCol w:w="341"/>
+        <w:gridCol w:w="338"/>
+        <w:gridCol w:w="315"/>
+      </w:tblGrid>
+      <w:tr>
+        <w:tc>
+          <w:tcPr>
+            <w:tcW w:w="279" w:type="dxa"/>
+          </w:tcPr>
+          <w:p>
+            <w:r>
+              <w:t>A</w:t>
+            </w:r>
+          </w:p>
+        </w:tc>
+        <w:tc>
+          <w:tcPr>
+            <w:tcW w:w="423" w:type="dxa"/>
+          </w:tcPr>
+          <w:p>
+            <w:r>
+              <w:t>B</w:t>
+            </w:r>
+          </w:p>
+        </w:tc>
+        <w:tc>
+          <w:tcPr>
+            <w:tcW w:w="383" w:type="dxa"/>
+          </w:tcPr>
+          <w:p>
+            <w:r>
+              <w:t>C</w:t>
+            </w:r>
+          </w:p>
+        </w:tc>
+        <w:tc>
+          <w:tcPr>
+            <w:tcW w:w="369" w:type="dxa"/>
+          </w:tcPr>
+          <w:p>
+            <w:r>
+              <w:t>D</w:t>
+            </w:r>
+          </w:p>
+        </w:tc>
+        <w:tc>
+          <w:tcPr>
+            <w:tcW w:w="326" w:type="dxa"/>
+          </w:tcPr>
+          <w:p>
+            <w:r>
+              <w:t>E</w:t>
+            </w:r>
+          </w:p>
+        </w:tc>
+        <w:tc>
+          <w:tcPr>
+            <w:tcW w:w="316" w:type="dxa"/>
+          </w:tcPr>
+          <w:p>
+            <w:r>
+              <w:t>F</w:t>
+            </w:r>
+          </w:p>
+        </w:tc>
+        <w:tc>
+          <w:tcPr>
+            <w:tcW w:w="395" w:type="dxa"/>
+          </w:tcPr>
+          <w:p>
+            <w:r>
+              <w:t>G</w:t>
+            </w:r>
+          </w:p>
+        </w:tc>
+        <w:tc>
+          <w:tcPr>
+            <w:tcW w:w="357" w:type="dxa"/>
+          </w:tcPr>
+          <w:p>
+            <w:r>
+              <w:t>H</w:t>
+            </w:r>
+          </w:p>
+        </w:tc>
+        <w:tc>
+          <w:tcPr>
+            <w:tcW w:w="263" w:type="dxa"/>
+          </w:tcPr>
+          <w:p>
+            <w:r>
+              <w:t>I</w:t>
+            </w:r>
+          </w:p>
+        </w:tc>
+        <w:tc>
+          <w:tcPr>
+            <w:tcW w:w="316" w:type="dxa"/>
+          </w:tcPr>
+          <w:p>
+            <w:r>
+              <w:t>J</w:t>
+            </w:r>
+          </w:p>
+        </w:tc>
+        <w:tc>
+          <w:tcPr>
+            <w:tcW w:w="337" w:type="dxa"/>
+          </w:tcPr>
+          <w:p>
+            <w:r>
+              <w:t>K</w:t>
+            </w:r>
+          </w:p>
+        </w:tc>
+        <w:tc>
+          <w:tcPr>
+            <w:tcW w:w="311" w:type="dxa"/>
+          </w:tcPr>
+          <w:p>
+            <w:r>
+              <w:t>L</w:t>
+            </w:r>
+          </w:p>
+        </w:tc>
+        <w:tc>
+          <w:tcPr>
+            <w:tcW w:w="405" w:type="dxa"/>
+          </w:tcPr>
+          <w:p>
+            <w:r>
+              <w:t>M</w:t>
+            </w:r>
+          </w:p>
+        </w:tc>
+        <w:tc>
+          <w:tcPr>
+            <w:tcW w:w="368" w:type="dxa"/>
+          </w:tcPr>
+          <w:p>
+            <w:r>
+              <w:t>N</w:t>
+            </w:r>
+          </w:p>
+        </w:tc>
+        <w:tc>
+          <w:tcPr>
+            <w:tcW w:w="395" w:type="dxa"/>
+          </w:tcPr>
+          <w:p>
+            <w:r>
+              <w:t>O</w:t>
+            </w:r>
+          </w:p>
+        </w:tc>
+        <w:tc>
+          <w:tcPr>
+            <w:tcW w:w="338" w:type="dxa"/>
+          </w:tcPr>
+          <w:p>
+            <w:r>
+              <w:t>P</w:t>
+            </w:r>
+          </w:p>
+        </w:tc>
+        <w:tc>
+          <w:tcPr>
+            <w:tcW w:w="395" w:type="dxa"/>
+          </w:tcPr>
+          <w:p>
+            <w:r>
+              <w:t>Q</w:t>
+            </w:r>
+          </w:p>
+        </w:tc>
+        <w:tc>
+          <w:tcPr>
+            <w:tcW w:w="341" w:type="dxa"/>
+          </w:tcPr>
+          <w:p>
+            <w:r>
+              <w:t>R</w:t>
+            </w:r>
+          </w:p>
+        </w:tc>
+        <w:tc>
+          <w:tcPr>
+            <w:tcW w:w="319" w:type="dxa"/>
+          </w:tcPr>
+          <w:p>
+            <w:r>
+              <w:t>S</w:t>
+            </w:r>
+          </w:p>
+        </w:tc>
+        <w:tc>
+          <w:tcPr>
+            <w:tcW w:w="304" w:type="dxa"/>
+          </w:tcPr>
+          <w:p>
+            <w:r>
+              <w:t>T</w:t>
+            </w:r>
+          </w:p>
+        </w:tc>
+        <w:tc>
+          <w:tcPr>
+            <w:tcW w:w="351" w:type="dxa"/>
+          </w:tcPr>
+          <w:p>
+            <w:r>
+              <w:t>U</w:t>
+            </w:r>
+          </w:p>
+        </w:tc>
+        <w:tc>
+          <w:tcPr>
+            <w:tcW w:w="361" w:type="dxa"/>
+          </w:tcPr>
+          <w:p>
+            <w:r>
+              <w:t>V</w:t>
+            </w:r>
+          </w:p>
+        </w:tc>
+        <w:tc>
+          <w:tcPr>
+            <w:tcW w:w="414" w:type="dxa"/>
+          </w:tcPr>
+          <w:p>
+            <w:r>
+              <w:t>W</w:t>
+            </w:r>
+          </w:p>
+        </w:tc>
+        <w:tc>
+          <w:tcPr>
+            <w:tcW w:w="341" w:type="dxa"/>
+          </w:tcPr>
+          <w:p>
+            <w:r>
+              <w:t>X</w:t>
+            </w:r>
+          </w:p>
+        </w:tc>
+        <w:tc>
+          <w:tcPr>
+            <w:tcW w:w="338" w:type="dxa"/>
+          </w:tcPr>
+          <w:p>
+            <w:r>
+              <w:t>Y</w:t>
+            </w:r>
+          </w:p>
+        </w:tc>
+        <w:tc>
+          <w:tcPr>
+            <w:tcW w:w="315" w:type="dxa"/>
+          </w:tcPr>
+          <w:p>
+            <w:r>
+              <w:t>Z</w:t>
+            </w:r>
+          </w:p>
+        </w:tc>
+      </w:tr>
+      <w:tr>
+        <w:tc>
+          <w:tcPr>
+            <w:tcW w:w="279" w:type="dxa"/>
+          </w:tcPr>
+          <w:p/>
+        </w:tc>
+        <w:tc>
+          <w:tcPr>
+            <w:tcW w:w="423" w:type="dxa"/>
+          </w:tcPr>
+          <w:p/>
+        </w:tc>
+        <w:tc>
+          <w:tcPr>
+            <w:tcW w:w="383" w:type="dxa"/>
+          </w:tcPr>
+          <w:p/>
+        </w:tc>
+        <w:tc>
+          <w:tcPr>
+            <w:tcW w:w="369" w:type="dxa"/>
+          </w:tcPr>
+          <w:p/>
+        </w:tc>
+        <w:tc>
+          <w:tcPr>
+            <w:tcW w:w="326" w:type="dxa"/>
+          </w:tcPr>
+          <w:p/>
+        </w:tc>
+        <w:tc>
+          <w:tcPr>
+            <w:tcW w:w="316" w:type="dxa"/>
+          </w:tcPr>
+          <w:p/>
+        </w:tc>
+        <w:tc>
+          <w:tcPr>
+            <w:tcW w:w="395" w:type="dxa"/>
+          </w:tcPr>
+          <w:p/>
+        </w:tc>
+        <w:tc>
+          <w:tcPr>
+            <w:tcW w:w="357" w:type="dxa"/>
+          </w:tcPr>
+          <w:p/>
+        </w:tc>
+        <w:tc>
+          <w:tcPr>
+            <w:tcW w:w="263" w:type="dxa"/>
+          </w:tcPr>
+          <w:p/>
+        </w:tc>
+        <w:tc>
+          <w:tcPr>
+            <w:tcW w:w="316" w:type="dxa"/>
+          </w:tcPr>
+          <w:p/>
+        </w:tc>
+        <w:tc>
+          <w:tcPr>
+            <w:tcW w:w="337" w:type="dxa"/>
+          </w:tcPr>
+          <w:p/>
+        </w:tc>
+        <w:tc>
+          <w:tcPr>
+            <w:tcW w:w="311" w:type="dxa"/>
+          </w:tcPr>
+          <w:p/>
+        </w:tc>
+        <w:tc>
+          <w:tcPr>
+            <w:tcW w:w="405" w:type="dxa"/>
+          </w:tcPr>
+          <w:p/>
+        </w:tc>
+        <w:tc>
+          <w:tcPr>
+            <w:tcW w:w="368" w:type="dxa"/>
+          </w:tcPr>
+          <w:p/>
+        </w:tc>
+        <w:tc>
+          <w:tcPr>
+            <w:tcW w:w="395" w:type="dxa"/>
+          </w:tcPr>
+          <w:p/>
+        </w:tc>
+        <w:tc>
+          <w:tcPr>
+            <w:tcW w:w="338" w:type="dxa"/>
+          </w:tcPr>
+          <w:p/>
+        </w:tc>
+        <w:tc>
+          <w:tcPr>
+            <w:tcW w:w="395" w:type="dxa"/>
+          </w:tcPr>
+          <w:p/>
+        </w:tc>
+        <w:tc>
+          <w:tcPr>
+            <w:tcW w:w="341" w:type="dxa"/>
+          </w:tcPr>
+          <w:p/>
+        </w:tc>
+        <w:tc>
+          <w:tcPr>
+            <w:tcW w:w="319" w:type="dxa"/>
+          </w:tcPr>
+          <w:p/>
+        </w:tc>
+        <w:tc>
+          <w:tcPr>
+            <w:tcW w:w="304" w:type="dxa"/>
+          </w:tcPr>
+          <w:p/>
+        </w:tc>
+        <w:tc>
+          <w:tcPr>
+            <w:tcW w:w="351" w:type="dxa"/>
+          </w:tcPr>
+          <w:p/>
+        </w:tc>
+        <w:tc>
+          <w:tcPr>
+            <w:tcW w:w="361" w:type="dxa"/>
+          </w:tcPr>
+          <w:p/>
+        </w:tc>
+        <w:tc>
+          <w:tcPr>
+            <w:tcW w:w="414" w:type="dxa"/>
+          </w:tcPr>
+          <w:p/>
+        </w:tc>
+        <w:tc>
+          <w:tcPr>
+            <w:tcW w:w="341" w:type="dxa"/>
+          </w:tcPr>
+          <w:p/>
+        </w:tc>
+        <w:tc>
+          <w:tcPr>
+            <w:tcW w:w="338" w:type="dxa"/>
+          </w:tcPr>
+          <w:p/>
+        </w:tc>
+        <w:tc>
+          <w:tcPr>
+            <w:tcW w:w="315" w:type="dxa"/>
+          </w:tcPr>
+          <w:p/>
+        </w:tc>
+      </w:tr>
+    </w:tbl>
+    <w:p/>
     <w:p>
       <w:pPr>
         <w:pStyle w:val="Retraitcorpsdetexte"/>
@@ -11229,7 +11671,7 @@
 </file>
 
 <file path=word/endnotes.xml><?xml version="1.0" encoding="utf-8"?>
-<w:endnotes xmlns:wpc="http://schemas.microsoft.com/office/word/2010/wordprocessingCanvas" xmlns:cx="http://schemas.microsoft.com/office/drawing/2014/chartex" xmlns:cx1="http://schemas.microsoft.com/office/drawing/2015/9/8/chartex" xmlns:cx2="http://schemas.microsoft.com/office/drawing/2015/10/21/chartex" xmlns:cx3="http://schemas.microsoft.com/office/drawing/2016/5/9/chartex" xmlns:cx4="http://schemas.microsoft.com/office/drawing/2016/5/10/chartex" xmlns:cx5="http://schemas.microsoft.com/office/drawing/2016/5/11/chartex" xmlns:cx6="http://schemas.microsoft.com/office/drawing/2016/5/12/chartex" xmlns:cx7="http://schemas.microsoft.com/office/drawing/2016/5/13/chartex" xmlns:cx8="http://schemas.microsoft.com/office/drawing/2016/5/14/chartex" xmlns:mc="http://schemas.openxmlformats.org/markup-compatibility/2006" xmlns:aink="http://schemas.microsoft.com/office/drawing/2016/ink" xmlns:am3d="http://schemas.microsoft.com/office/drawing/2017/model3d" xmlns:o="urn:schemas-microsoft-com:office:office" xmlns:oel="http://schemas.microsoft.com/office/2019/extlst" xmlns:r="http://schemas.openxmlformats.org/officeDocument/2006/relationships" xmlns:m="http://schemas.openxmlformats.org/officeDocument/2006/math" xmlns:v="urn:schemas-microsoft-com:vml" xmlns:wp14="http://schemas.microsoft.com/office/word/2010/wordprocessingDrawing" xmlns:wp="http://schemas.openxmlformats.org/drawingml/2006/wordprocessingDrawing" xmlns:w10="urn:schemas-microsoft-com:office:word" xmlns:w="http://schemas.openxmlformats.org/wordprocessingml/2006/main" xmlns:w14="http://schemas.microsoft.com/office/word/2010/wordml" xmlns:w15="http://schemas.microsoft.com/office/word/2012/wordml" xmlns:w16cex="http://schemas.microsoft.com/office/word/2018/wordml/cex" xmlns:w16cid="http://schemas.microsoft.com/office/word/2016/wordml/cid" xmlns:w16="http://schemas.microsoft.com/office/word/2018/wordml" xmlns:w16sdtdh="http://schemas.microsoft.com/office/word/2020/wordml/sdtdatahash" xmlns:w16se="http://schemas.microsoft.com/office/word/2015/wordml/symex" xmlns:wpg="http://schemas.microsoft.com/office/word/2010/wordprocessingGroup" xmlns:wpi="http://schemas.microsoft.com/office/word/2010/wordprocessingInk" xmlns:wne="http://schemas.microsoft.com/office/word/2006/wordml" xmlns:wps="http://schemas.microsoft.com/office/word/2010/wordprocessingShape" mc:Ignorable="w14 w15 w16se w16cid w16 w16cex w16sdtdh wp14">
+<w:endnotes xmlns:wpc="http://schemas.microsoft.com/office/word/2010/wordprocessingCanvas" xmlns:cx="http://schemas.microsoft.com/office/drawing/2014/chartex" xmlns:cx1="http://schemas.microsoft.com/office/drawing/2015/9/8/chartex" xmlns:cx2="http://schemas.microsoft.com/office/drawing/2015/10/21/chartex" xmlns:cx3="http://schemas.microsoft.com/office/drawing/2016/5/9/chartex" xmlns:cx4="http://schemas.microsoft.com/office/drawing/2016/5/10/chartex" xmlns:cx5="http://schemas.microsoft.com/office/drawing/2016/5/11/chartex" xmlns:cx6="http://schemas.microsoft.com/office/drawing/2016/5/12/chartex" xmlns:cx7="http://schemas.microsoft.com/office/drawing/2016/5/13/chartex" xmlns:cx8="http://schemas.microsoft.com/office/drawing/2016/5/14/chartex" xmlns:mc="http://schemas.openxmlformats.org/markup-compatibility/2006" xmlns:aink="http://schemas.microsoft.com/office/drawing/2016/ink" xmlns:am3d="http://schemas.microsoft.com/office/drawing/2017/model3d" xmlns:o="urn:schemas-microsoft-com:office:office" xmlns:oel="http://schemas.microsoft.com/office/2019/extlst" xmlns:r="http://schemas.openxmlformats.org/officeDocument/2006/relationships" xmlns:m="http://schemas.openxmlformats.org/officeDocument/2006/math" xmlns:v="urn:schemas-microsoft-com:vml" xmlns:wp14="http://schemas.microsoft.com/office/word/2010/wordprocessingDrawing" xmlns:wp="http://schemas.openxmlformats.org/drawingml/2006/wordprocessingDrawing" xmlns:w10="urn:schemas-microsoft-com:office:word" xmlns:w="http://schemas.openxmlformats.org/wordprocessingml/2006/main" xmlns:w14="http://schemas.microsoft.com/office/word/2010/wordml" xmlns:w15="http://schemas.microsoft.com/office/word/2012/wordml" xmlns:w16cex="http://schemas.microsoft.com/office/word/2018/wordml/cex" xmlns:w16cid="http://schemas.microsoft.com/office/word/2016/wordml/cid" xmlns:w16="http://schemas.microsoft.com/office/word/2018/wordml" xmlns:w16du="http://schemas.microsoft.com/office/word/2023/wordml/word16du" xmlns:w16sdtdh="http://schemas.microsoft.com/office/word/2020/wordml/sdtdatahash" xmlns:w16se="http://schemas.microsoft.com/office/word/2015/wordml/symex" xmlns:wpg="http://schemas.microsoft.com/office/word/2010/wordprocessingGroup" xmlns:wpi="http://schemas.microsoft.com/office/word/2010/wordprocessingInk" xmlns:wne="http://schemas.microsoft.com/office/word/2006/wordml" xmlns:wps="http://schemas.microsoft.com/office/word/2010/wordprocessingShape" mc:Ignorable="w14 w15 w16se w16cid w16 w16cex w16sdtdh w16du wp14">
   <w:endnote w:type="separator" w:id="-1">
     <w:p>
       <w:r>
@@ -11251,7 +11693,7 @@
 </file>
 
 <file path=word/footer1.xml><?xml version="1.0" encoding="utf-8"?>
-<w:ftr xmlns:wpc="http://schemas.microsoft.com/office/word/2010/wordprocessingCanvas" xmlns:cx="http://schemas.microsoft.com/office/drawing/2014/chartex" xmlns:cx1="http://schemas.microsoft.com/office/drawing/2015/9/8/chartex" xmlns:cx2="http://schemas.microsoft.com/office/drawing/2015/10/21/chartex" xmlns:cx3="http://schemas.microsoft.com/office/drawing/2016/5/9/chartex" xmlns:cx4="http://schemas.microsoft.com/office/drawing/2016/5/10/chartex" xmlns:cx5="http://schemas.microsoft.com/office/drawing/2016/5/11/chartex" xmlns:cx6="http://schemas.microsoft.com/office/drawing/2016/5/12/chartex" xmlns:cx7="http://schemas.microsoft.com/office/drawing/2016/5/13/chartex" xmlns:cx8="http://schemas.microsoft.com/office/drawing/2016/5/14/chartex" xmlns:mc="http://schemas.openxmlformats.org/markup-compatibility/2006" xmlns:aink="http://schemas.microsoft.com/office/drawing/2016/ink" xmlns:am3d="http://schemas.microsoft.com/office/drawing/2017/model3d" xmlns:o="urn:schemas-microsoft-com:office:office" xmlns:oel="http://schemas.microsoft.com/office/2019/extlst" xmlns:r="http://schemas.openxmlformats.org/officeDocument/2006/relationships" xmlns:m="http://schemas.openxmlformats.org/officeDocument/2006/math" xmlns:v="urn:schemas-microsoft-com:vml" xmlns:wp14="http://schemas.microsoft.com/office/word/2010/wordprocessingDrawing" xmlns:wp="http://schemas.openxmlformats.org/drawingml/2006/wordprocessingDrawing" xmlns:w10="urn:schemas-microsoft-com:office:word" xmlns:w="http://schemas.openxmlformats.org/wordprocessingml/2006/main" xmlns:w14="http://schemas.microsoft.com/office/word/2010/wordml" xmlns:w15="http://schemas.microsoft.com/office/word/2012/wordml" xmlns:w16cex="http://schemas.microsoft.com/office/word/2018/wordml/cex" xmlns:w16cid="http://schemas.microsoft.com/office/word/2016/wordml/cid" xmlns:w16="http://schemas.microsoft.com/office/word/2018/wordml" xmlns:w16sdtdh="http://schemas.microsoft.com/office/word/2020/wordml/sdtdatahash" xmlns:w16se="http://schemas.microsoft.com/office/word/2015/wordml/symex" xmlns:wpg="http://schemas.microsoft.com/office/word/2010/wordprocessingGroup" xmlns:wpi="http://schemas.microsoft.com/office/word/2010/wordprocessingInk" xmlns:wne="http://schemas.microsoft.com/office/word/2006/wordml" xmlns:wps="http://schemas.microsoft.com/office/word/2010/wordprocessingShape" mc:Ignorable="w14 w15 w16se w16cid w16 w16cex w16sdtdh wp14">
+<w:ftr xmlns:wpc="http://schemas.microsoft.com/office/word/2010/wordprocessingCanvas" xmlns:cx="http://schemas.microsoft.com/office/drawing/2014/chartex" xmlns:cx1="http://schemas.microsoft.com/office/drawing/2015/9/8/chartex" xmlns:cx2="http://schemas.microsoft.com/office/drawing/2015/10/21/chartex" xmlns:cx3="http://schemas.microsoft.com/office/drawing/2016/5/9/chartex" xmlns:cx4="http://schemas.microsoft.com/office/drawing/2016/5/10/chartex" xmlns:cx5="http://schemas.microsoft.com/office/drawing/2016/5/11/chartex" xmlns:cx6="http://schemas.microsoft.com/office/drawing/2016/5/12/chartex" xmlns:cx7="http://schemas.microsoft.com/office/drawing/2016/5/13/chartex" xmlns:cx8="http://schemas.microsoft.com/office/drawing/2016/5/14/chartex" xmlns:mc="http://schemas.openxmlformats.org/markup-compatibility/2006" xmlns:aink="http://schemas.microsoft.com/office/drawing/2016/ink" xmlns:am3d="http://schemas.microsoft.com/office/drawing/2017/model3d" xmlns:o="urn:schemas-microsoft-com:office:office" xmlns:oel="http://schemas.microsoft.com/office/2019/extlst" xmlns:r="http://schemas.openxmlformats.org/officeDocument/2006/relationships" xmlns:m="http://schemas.openxmlformats.org/officeDocument/2006/math" xmlns:v="urn:schemas-microsoft-com:vml" xmlns:wp14="http://schemas.microsoft.com/office/word/2010/wordprocessingDrawing" xmlns:wp="http://schemas.openxmlformats.org/drawingml/2006/wordprocessingDrawing" xmlns:w10="urn:schemas-microsoft-com:office:word" xmlns:w="http://schemas.openxmlformats.org/wordprocessingml/2006/main" xmlns:w14="http://schemas.microsoft.com/office/word/2010/wordml" xmlns:w15="http://schemas.microsoft.com/office/word/2012/wordml" xmlns:w16cex="http://schemas.microsoft.com/office/word/2018/wordml/cex" xmlns:w16cid="http://schemas.microsoft.com/office/word/2016/wordml/cid" xmlns:w16="http://schemas.microsoft.com/office/word/2018/wordml" xmlns:w16du="http://schemas.microsoft.com/office/word/2023/wordml/word16du" xmlns:w16sdtdh="http://schemas.microsoft.com/office/word/2020/wordml/sdtdatahash" xmlns:w16se="http://schemas.microsoft.com/office/word/2015/wordml/symex" xmlns:wpg="http://schemas.microsoft.com/office/word/2010/wordprocessingGroup" xmlns:wpi="http://schemas.microsoft.com/office/word/2010/wordprocessingInk" xmlns:wne="http://schemas.microsoft.com/office/word/2006/wordml" xmlns:wps="http://schemas.microsoft.com/office/word/2010/wordprocessingShape" mc:Ignorable="w14 w15 w16se w16cid w16 w16cex w16sdtdh w16du wp14">
   <w:sdt>
     <w:sdtPr>
       <w:id w:val="1034609821"/>
@@ -11305,7 +11747,7 @@
 </file>
 
 <file path=word/footnotes.xml><?xml version="1.0" encoding="utf-8"?>
-<w:footnotes xmlns:wpc="http://schemas.microsoft.com/office/word/2010/wordprocessingCanvas" xmlns:cx="http://schemas.microsoft.com/office/drawing/2014/chartex" xmlns:cx1="http://schemas.microsoft.com/office/drawing/2015/9/8/chartex" xmlns:cx2="http://schemas.microsoft.com/office/drawing/2015/10/21/chartex" xmlns:cx3="http://schemas.microsoft.com/office/drawing/2016/5/9/chartex" xmlns:cx4="http://schemas.microsoft.com/office/drawing/2016/5/10/chartex" xmlns:cx5="http://schemas.microsoft.com/office/drawing/2016/5/11/chartex" xmlns:cx6="http://schemas.microsoft.com/office/drawing/2016/5/12/chartex" xmlns:cx7="http://schemas.microsoft.com/office/drawing/2016/5/13/chartex" xmlns:cx8="http://schemas.microsoft.com/office/drawing/2016/5/14/chartex" xmlns:mc="http://schemas.openxmlformats.org/markup-compatibility/2006" xmlns:aink="http://schemas.microsoft.com/office/drawing/2016/ink" xmlns:am3d="http://schemas.microsoft.com/office/drawing/2017/model3d" xmlns:o="urn:schemas-microsoft-com:office:office" xmlns:oel="http://schemas.microsoft.com/office/2019/extlst" xmlns:r="http://schemas.openxmlformats.org/officeDocument/2006/relationships" xmlns:m="http://schemas.openxmlformats.org/officeDocument/2006/math" xmlns:v="urn:schemas-microsoft-com:vml" xmlns:wp14="http://schemas.microsoft.com/office/word/2010/wordprocessingDrawing" xmlns:wp="http://schemas.openxmlformats.org/drawingml/2006/wordprocessingDrawing" xmlns:w10="urn:schemas-microsoft-com:office:word" xmlns:w="http://schemas.openxmlformats.org/wordprocessingml/2006/main" xmlns:w14="http://schemas.microsoft.com/office/word/2010/wordml" xmlns:w15="http://schemas.microsoft.com/office/word/2012/wordml" xmlns:w16cex="http://schemas.microsoft.com/office/word/2018/wordml/cex" xmlns:w16cid="http://schemas.microsoft.com/office/word/2016/wordml/cid" xmlns:w16="http://schemas.microsoft.com/office/word/2018/wordml" xmlns:w16sdtdh="http://schemas.microsoft.com/office/word/2020/wordml/sdtdatahash" xmlns:w16se="http://schemas.microsoft.com/office/word/2015/wordml/symex" xmlns:wpg="http://schemas.microsoft.com/office/word/2010/wordprocessingGroup" xmlns:wpi="http://schemas.microsoft.com/office/word/2010/wordprocessingInk" xmlns:wne="http://schemas.microsoft.com/office/word/2006/wordml" xmlns:wps="http://schemas.microsoft.com/office/word/2010/wordprocessingShape" mc:Ignorable="w14 w15 w16se w16cid w16 w16cex w16sdtdh wp14">
+<w:footnotes xmlns:wpc="http://schemas.microsoft.com/office/word/2010/wordprocessingCanvas" xmlns:cx="http://schemas.microsoft.com/office/drawing/2014/chartex" xmlns:cx1="http://schemas.microsoft.com/office/drawing/2015/9/8/chartex" xmlns:cx2="http://schemas.microsoft.com/office/drawing/2015/10/21/chartex" xmlns:cx3="http://schemas.microsoft.com/office/drawing/2016/5/9/chartex" xmlns:cx4="http://schemas.microsoft.com/office/drawing/2016/5/10/chartex" xmlns:cx5="http://schemas.microsoft.com/office/drawing/2016/5/11/chartex" xmlns:cx6="http://schemas.microsoft.com/office/drawing/2016/5/12/chartex" xmlns:cx7="http://schemas.microsoft.com/office/drawing/2016/5/13/chartex" xmlns:cx8="http://schemas.microsoft.com/office/drawing/2016/5/14/chartex" xmlns:mc="http://schemas.openxmlformats.org/markup-compatibility/2006" xmlns:aink="http://schemas.microsoft.com/office/drawing/2016/ink" xmlns:am3d="http://schemas.microsoft.com/office/drawing/2017/model3d" xmlns:o="urn:schemas-microsoft-com:office:office" xmlns:oel="http://schemas.microsoft.com/office/2019/extlst" xmlns:r="http://schemas.openxmlformats.org/officeDocument/2006/relationships" xmlns:m="http://schemas.openxmlformats.org/officeDocument/2006/math" xmlns:v="urn:schemas-microsoft-com:vml" xmlns:wp14="http://schemas.microsoft.com/office/word/2010/wordprocessingDrawing" xmlns:wp="http://schemas.openxmlformats.org/drawingml/2006/wordprocessingDrawing" xmlns:w10="urn:schemas-microsoft-com:office:word" xmlns:w="http://schemas.openxmlformats.org/wordprocessingml/2006/main" xmlns:w14="http://schemas.microsoft.com/office/word/2010/wordml" xmlns:w15="http://schemas.microsoft.com/office/word/2012/wordml" xmlns:w16cex="http://schemas.microsoft.com/office/word/2018/wordml/cex" xmlns:w16cid="http://schemas.microsoft.com/office/word/2016/wordml/cid" xmlns:w16="http://schemas.microsoft.com/office/word/2018/wordml" xmlns:w16du="http://schemas.microsoft.com/office/word/2023/wordml/word16du" xmlns:w16sdtdh="http://schemas.microsoft.com/office/word/2020/wordml/sdtdatahash" xmlns:w16se="http://schemas.microsoft.com/office/word/2015/wordml/symex" xmlns:wpg="http://schemas.microsoft.com/office/word/2010/wordprocessingGroup" xmlns:wpi="http://schemas.microsoft.com/office/word/2010/wordprocessingInk" xmlns:wne="http://schemas.microsoft.com/office/word/2006/wordml" xmlns:wps="http://schemas.microsoft.com/office/word/2010/wordprocessingShape" mc:Ignorable="w14 w15 w16se w16cid w16 w16cex w16sdtdh w16du wp14">
   <w:footnote w:type="separator" w:id="-1">
     <w:p>
       <w:r>
@@ -11327,7 +11769,7 @@
 </file>
 
 <file path=word/header1.xml><?xml version="1.0" encoding="utf-8"?>
-<w:hdr xmlns:wpc="http://schemas.microsoft.com/office/word/2010/wordprocessingCanvas" xmlns:cx="http://schemas.microsoft.com/office/drawing/2014/chartex" xmlns:cx1="http://schemas.microsoft.com/office/drawing/2015/9/8/chartex" xmlns:cx2="http://schemas.microsoft.com/office/drawing/2015/10/21/chartex" xmlns:cx3="http://schemas.microsoft.com/office/drawing/2016/5/9/chartex" xmlns:cx4="http://schemas.microsoft.com/office/drawing/2016/5/10/chartex" xmlns:cx5="http://schemas.microsoft.com/office/drawing/2016/5/11/chartex" xmlns:cx6="http://schemas.microsoft.com/office/drawing/2016/5/12/chartex" xmlns:cx7="http://schemas.microsoft.com/office/drawing/2016/5/13/chartex" xmlns:cx8="http://schemas.microsoft.com/office/drawing/2016/5/14/chartex" xmlns:mc="http://schemas.openxmlformats.org/markup-compatibility/2006" xmlns:aink="http://schemas.microsoft.com/office/drawing/2016/ink" xmlns:am3d="http://schemas.microsoft.com/office/drawing/2017/model3d" xmlns:o="urn:schemas-microsoft-com:office:office" xmlns:oel="http://schemas.microsoft.com/office/2019/extlst" xmlns:r="http://schemas.openxmlformats.org/officeDocument/2006/relationships" xmlns:m="http://schemas.openxmlformats.org/officeDocument/2006/math" xmlns:v="urn:schemas-microsoft-com:vml" xmlns:wp14="http://schemas.microsoft.com/office/word/2010/wordprocessingDrawing" xmlns:wp="http://schemas.openxmlformats.org/drawingml/2006/wordprocessingDrawing" xmlns:w10="urn:schemas-microsoft-com:office:word" xmlns:w="http://schemas.openxmlformats.org/wordprocessingml/2006/main" xmlns:w14="http://schemas.microsoft.com/office/word/2010/wordml" xmlns:w15="http://schemas.microsoft.com/office/word/2012/wordml" xmlns:w16cex="http://schemas.microsoft.com/office/word/2018/wordml/cex" xmlns:w16cid="http://schemas.microsoft.com/office/word/2016/wordml/cid" xmlns:w16="http://schemas.microsoft.com/office/word/2018/wordml" xmlns:w16sdtdh="http://schemas.microsoft.com/office/word/2020/wordml/sdtdatahash" xmlns:w16se="http://schemas.microsoft.com/office/word/2015/wordml/symex" xmlns:wpg="http://schemas.microsoft.com/office/word/2010/wordprocessingGroup" xmlns:wpi="http://schemas.microsoft.com/office/word/2010/wordprocessingInk" xmlns:wne="http://schemas.microsoft.com/office/word/2006/wordml" xmlns:wps="http://schemas.microsoft.com/office/word/2010/wordprocessingShape" mc:Ignorable="w14 w15 w16se w16cid w16 w16cex w16sdtdh wp14">
+<w:hdr xmlns:wpc="http://schemas.microsoft.com/office/word/2010/wordprocessingCanvas" xmlns:cx="http://schemas.microsoft.com/office/drawing/2014/chartex" xmlns:cx1="http://schemas.microsoft.com/office/drawing/2015/9/8/chartex" xmlns:cx2="http://schemas.microsoft.com/office/drawing/2015/10/21/chartex" xmlns:cx3="http://schemas.microsoft.com/office/drawing/2016/5/9/chartex" xmlns:cx4="http://schemas.microsoft.com/office/drawing/2016/5/10/chartex" xmlns:cx5="http://schemas.microsoft.com/office/drawing/2016/5/11/chartex" xmlns:cx6="http://schemas.microsoft.com/office/drawing/2016/5/12/chartex" xmlns:cx7="http://schemas.microsoft.com/office/drawing/2016/5/13/chartex" xmlns:cx8="http://schemas.microsoft.com/office/drawing/2016/5/14/chartex" xmlns:mc="http://schemas.openxmlformats.org/markup-compatibility/2006" xmlns:aink="http://schemas.microsoft.com/office/drawing/2016/ink" xmlns:am3d="http://schemas.microsoft.com/office/drawing/2017/model3d" xmlns:o="urn:schemas-microsoft-com:office:office" xmlns:oel="http://schemas.microsoft.com/office/2019/extlst" xmlns:r="http://schemas.openxmlformats.org/officeDocument/2006/relationships" xmlns:m="http://schemas.openxmlformats.org/officeDocument/2006/math" xmlns:v="urn:schemas-microsoft-com:vml" xmlns:wp14="http://schemas.microsoft.com/office/word/2010/wordprocessingDrawing" xmlns:wp="http://schemas.openxmlformats.org/drawingml/2006/wordprocessingDrawing" xmlns:w10="urn:schemas-microsoft-com:office:word" xmlns:w="http://schemas.openxmlformats.org/wordprocessingml/2006/main" xmlns:w14="http://schemas.microsoft.com/office/word/2010/wordml" xmlns:w15="http://schemas.microsoft.com/office/word/2012/wordml" xmlns:w16cex="http://schemas.microsoft.com/office/word/2018/wordml/cex" xmlns:w16cid="http://schemas.microsoft.com/office/word/2016/wordml/cid" xmlns:w16="http://schemas.microsoft.com/office/word/2018/wordml" xmlns:w16du="http://schemas.microsoft.com/office/word/2023/wordml/word16du" xmlns:w16sdtdh="http://schemas.microsoft.com/office/word/2020/wordml/sdtdatahash" xmlns:w16se="http://schemas.microsoft.com/office/word/2015/wordml/symex" xmlns:wpg="http://schemas.microsoft.com/office/word/2010/wordprocessingGroup" xmlns:wpi="http://schemas.microsoft.com/office/word/2010/wordprocessingInk" xmlns:wne="http://schemas.microsoft.com/office/word/2006/wordml" xmlns:wps="http://schemas.microsoft.com/office/word/2010/wordprocessingShape" mc:Ignorable="w14 w15 w16se w16cid w16 w16cex w16sdtdh w16du wp14">
   <w:tbl>
     <w:tblPr>
       <w:tblStyle w:val="Grilledutableau"/>
@@ -11404,7 +11846,7 @@
 </file>
 
 <file path=word/numbering.xml><?xml version="1.0" encoding="utf-8"?>
-<w:numbering xmlns:wpc="http://schemas.microsoft.com/office/word/2010/wordprocessingCanvas" xmlns:cx="http://schemas.microsoft.com/office/drawing/2014/chartex" xmlns:cx1="http://schemas.microsoft.com/office/drawing/2015/9/8/chartex" xmlns:cx2="http://schemas.microsoft.com/office/drawing/2015/10/21/chartex" xmlns:cx3="http://schemas.microsoft.com/office/drawing/2016/5/9/chartex" xmlns:cx4="http://schemas.microsoft.com/office/drawing/2016/5/10/chartex" xmlns:cx5="http://schemas.microsoft.com/office/drawing/2016/5/11/chartex" xmlns:cx6="http://schemas.microsoft.com/office/drawing/2016/5/12/chartex" xmlns:cx7="http://schemas.microsoft.com/office/drawing/2016/5/13/chartex" xmlns:cx8="http://schemas.microsoft.com/office/drawing/2016/5/14/chartex" xmlns:mc="http://schemas.openxmlformats.org/markup-compatibility/2006" xmlns:aink="http://schemas.microsoft.com/office/drawing/2016/ink" xmlns:am3d="http://schemas.microsoft.com/office/drawing/2017/model3d" xmlns:o="urn:schemas-microsoft-com:office:office" xmlns:oel="http://schemas.microsoft.com/office/2019/extlst" xmlns:r="http://schemas.openxmlformats.org/officeDocument/2006/relationships" xmlns:m="http://schemas.openxmlformats.org/officeDocument/2006/math" xmlns:v="urn:schemas-microsoft-com:vml" xmlns:wp14="http://schemas.microsoft.com/office/word/2010/wordprocessingDrawing" xmlns:wp="http://schemas.openxmlformats.org/drawingml/2006/wordprocessingDrawing" xmlns:w10="urn:schemas-microsoft-com:office:word" xmlns:w="http://schemas.openxmlformats.org/wordprocessingml/2006/main" xmlns:w14="http://schemas.microsoft.com/office/word/2010/wordml" xmlns:w15="http://schemas.microsoft.com/office/word/2012/wordml" xmlns:w16cex="http://schemas.microsoft.com/office/word/2018/wordml/cex" xmlns:w16cid="http://schemas.microsoft.com/office/word/2016/wordml/cid" xmlns:w16="http://schemas.microsoft.com/office/word/2018/wordml" xmlns:w16sdtdh="http://schemas.microsoft.com/office/word/2020/wordml/sdtdatahash" xmlns:w16se="http://schemas.microsoft.com/office/word/2015/wordml/symex" xmlns:wpg="http://schemas.microsoft.com/office/word/2010/wordprocessingGroup" xmlns:wpi="http://schemas.microsoft.com/office/word/2010/wordprocessingInk" xmlns:wne="http://schemas.microsoft.com/office/word/2006/wordml" xmlns:wps="http://schemas.microsoft.com/office/word/2010/wordprocessingShape" mc:Ignorable="w14 w15 w16se w16cid w16 w16cex w16sdtdh wp14">
+<w:numbering xmlns:wpc="http://schemas.microsoft.com/office/word/2010/wordprocessingCanvas" xmlns:cx="http://schemas.microsoft.com/office/drawing/2014/chartex" xmlns:cx1="http://schemas.microsoft.com/office/drawing/2015/9/8/chartex" xmlns:cx2="http://schemas.microsoft.com/office/drawing/2015/10/21/chartex" xmlns:cx3="http://schemas.microsoft.com/office/drawing/2016/5/9/chartex" xmlns:cx4="http://schemas.microsoft.com/office/drawing/2016/5/10/chartex" xmlns:cx5="http://schemas.microsoft.com/office/drawing/2016/5/11/chartex" xmlns:cx6="http://schemas.microsoft.com/office/drawing/2016/5/12/chartex" xmlns:cx7="http://schemas.microsoft.com/office/drawing/2016/5/13/chartex" xmlns:cx8="http://schemas.microsoft.com/office/drawing/2016/5/14/chartex" xmlns:mc="http://schemas.openxmlformats.org/markup-compatibility/2006" xmlns:aink="http://schemas.microsoft.com/office/drawing/2016/ink" xmlns:am3d="http://schemas.microsoft.com/office/drawing/2017/model3d" xmlns:o="urn:schemas-microsoft-com:office:office" xmlns:oel="http://schemas.microsoft.com/office/2019/extlst" xmlns:r="http://schemas.openxmlformats.org/officeDocument/2006/relationships" xmlns:m="http://schemas.openxmlformats.org/officeDocument/2006/math" xmlns:v="urn:schemas-microsoft-com:vml" xmlns:wp14="http://schemas.microsoft.com/office/word/2010/wordprocessingDrawing" xmlns:wp="http://schemas.openxmlformats.org/drawingml/2006/wordprocessingDrawing" xmlns:w10="urn:schemas-microsoft-com:office:word" xmlns:w="http://schemas.openxmlformats.org/wordprocessingml/2006/main" xmlns:w14="http://schemas.microsoft.com/office/word/2010/wordml" xmlns:w15="http://schemas.microsoft.com/office/word/2012/wordml" xmlns:w16cex="http://schemas.microsoft.com/office/word/2018/wordml/cex" xmlns:w16cid="http://schemas.microsoft.com/office/word/2016/wordml/cid" xmlns:w16="http://schemas.microsoft.com/office/word/2018/wordml" xmlns:w16du="http://schemas.microsoft.com/office/word/2023/wordml/word16du" xmlns:w16sdtdh="http://schemas.microsoft.com/office/word/2020/wordml/sdtdatahash" xmlns:w16se="http://schemas.microsoft.com/office/word/2015/wordml/symex" xmlns:wpg="http://schemas.microsoft.com/office/word/2010/wordprocessingGroup" xmlns:wpi="http://schemas.microsoft.com/office/word/2010/wordprocessingInk" xmlns:wne="http://schemas.microsoft.com/office/word/2006/wordml" xmlns:wps="http://schemas.microsoft.com/office/word/2010/wordprocessingShape" mc:Ignorable="w14 w15 w16se w16cid w16 w16cex w16sdtdh w16du wp14">
   <w:numPicBullet w:numPicBulletId="0">
     <w:pict>
       <v:shapetype id="_x0000_t75" coordsize="21600,21600" o:spt="75" o:preferrelative="t" path="m@4@5l@4@11@9@11@9@5xe" filled="f" stroked="f">
@@ -11426,7 +11868,7 @@
         <v:path o:extrusionok="f" gradientshapeok="t" o:connecttype="rect"/>
         <o:lock v:ext="edit" aspectratio="t"/>
       </v:shapetype>
-      <v:shape id="_x0000_i1040" type="#_x0000_t75" style="width:11.25pt;height:11.25pt" o:bullet="t">
+      <v:shape id="_x0000_i1048" type="#_x0000_t75" style="width:11.25pt;height:11.25pt" o:bullet="t">
         <v:imagedata r:id="rId1" o:title="BD10263_"/>
       </v:shape>
     </w:pict>
@@ -14266,7 +14708,7 @@
 </file>
 
 <file path=word/styles.xml><?xml version="1.0" encoding="utf-8"?>
-<w:styles xmlns:mc="http://schemas.openxmlformats.org/markup-compatibility/2006" xmlns:r="http://schemas.openxmlformats.org/officeDocument/2006/relationships" xmlns:w="http://schemas.openxmlformats.org/wordprocessingml/2006/main" xmlns:w14="http://schemas.microsoft.com/office/word/2010/wordml" xmlns:w15="http://schemas.microsoft.com/office/word/2012/wordml" xmlns:w16cex="http://schemas.microsoft.com/office/word/2018/wordml/cex" xmlns:w16cid="http://schemas.microsoft.com/office/word/2016/wordml/cid" xmlns:w16="http://schemas.microsoft.com/office/word/2018/wordml" xmlns:w16sdtdh="http://schemas.microsoft.com/office/word/2020/wordml/sdtdatahash" xmlns:w16se="http://schemas.microsoft.com/office/word/2015/wordml/symex" mc:Ignorable="w14 w15 w16se w16cid w16 w16cex w16sdtdh">
+<w:styles xmlns:mc="http://schemas.openxmlformats.org/markup-compatibility/2006" xmlns:r="http://schemas.openxmlformats.org/officeDocument/2006/relationships" xmlns:w="http://schemas.openxmlformats.org/wordprocessingml/2006/main" xmlns:w14="http://schemas.microsoft.com/office/word/2010/wordml" xmlns:w15="http://schemas.microsoft.com/office/word/2012/wordml" xmlns:w16cex="http://schemas.microsoft.com/office/word/2018/wordml/cex" xmlns:w16cid="http://schemas.microsoft.com/office/word/2016/wordml/cid" xmlns:w16="http://schemas.microsoft.com/office/word/2018/wordml" xmlns:w16du="http://schemas.microsoft.com/office/word/2023/wordml/word16du" xmlns:w16sdtdh="http://schemas.microsoft.com/office/word/2020/wordml/sdtdatahash" xmlns:w16se="http://schemas.microsoft.com/office/word/2015/wordml/symex" mc:Ignorable="w14 w15 w16se w16cid w16 w16cex w16sdtdh w16du">
   <w:docDefaults>
     <w:rPrDefault>
       <w:rPr>
@@ -15984,15 +16426,7 @@
 </file>
 
 <file path=customXml/item2.xml><?xml version="1.0" encoding="utf-8"?>
-<p:properties xmlns:p="http://schemas.microsoft.com/office/2006/metadata/properties" xmlns:xsi="http://www.w3.org/2001/XMLSchema-instance" xmlns:pc="http://schemas.microsoft.com/office/infopath/2007/PartnerControls">
-  <documentManagement>
-    <Total xmlns="98d92101-24da-4498-9971-a24673344bd8" xsi:nil="true"/>
-    <TaxCatchAll xmlns="dfa80de1-e9bb-4cf2-893d-d06220b3971a" xsi:nil="true"/>
-    <lcf76f155ced4ddcb4097134ff3c332f xmlns="98d92101-24da-4498-9971-a24673344bd8">
-      <Terms xmlns="http://schemas.microsoft.com/office/infopath/2007/PartnerControls"/>
-    </lcf76f155ced4ddcb4097134ff3c332f>
-  </documentManagement>
-</p:properties>
+<b:Sources xmlns:b="http://schemas.openxmlformats.org/officeDocument/2006/bibliography" xmlns="http://schemas.openxmlformats.org/officeDocument/2006/bibliography" SelectedStyle="\APA.XSL" StyleName="APA"/>
 </file>
 
 <file path=customXml/item3.xml><?xml version="1.0" encoding="utf-8"?>
@@ -16005,7 +16439,15 @@
 </file>
 
 <file path=customXml/item4.xml><?xml version="1.0" encoding="utf-8"?>
-<b:Sources xmlns:b="http://schemas.openxmlformats.org/officeDocument/2006/bibliography" xmlns="http://schemas.openxmlformats.org/officeDocument/2006/bibliography" SelectedStyle="\APA.XSL" StyleName="APA"/>
+<p:properties xmlns:p="http://schemas.microsoft.com/office/2006/metadata/properties" xmlns:xsi="http://www.w3.org/2001/XMLSchema-instance" xmlns:pc="http://schemas.microsoft.com/office/infopath/2007/PartnerControls">
+  <documentManagement>
+    <Total xmlns="98d92101-24da-4498-9971-a24673344bd8" xsi:nil="true"/>
+    <TaxCatchAll xmlns="dfa80de1-e9bb-4cf2-893d-d06220b3971a" xsi:nil="true"/>
+    <lcf76f155ced4ddcb4097134ff3c332f xmlns="98d92101-24da-4498-9971-a24673344bd8">
+      <Terms xmlns="http://schemas.microsoft.com/office/infopath/2007/PartnerControls"/>
+    </lcf76f155ced4ddcb4097134ff3c332f>
+  </documentManagement>
+</p:properties>
 </file>
 
 <file path=customXml/itemProps1.xml><?xml version="1.0" encoding="utf-8"?>
@@ -16028,12 +16470,9 @@
 </file>
 
 <file path=customXml/itemProps2.xml><?xml version="1.0" encoding="utf-8"?>
-<ds:datastoreItem xmlns:ds="http://schemas.openxmlformats.org/officeDocument/2006/customXml" ds:itemID="{E4C379ED-99CE-474E-BE51-D6618EB059A5}">
+<ds:datastoreItem xmlns:ds="http://schemas.openxmlformats.org/officeDocument/2006/customXml" ds:itemID="{742E9764-2B52-4BB1-A7DC-ADF880092330}">
   <ds:schemaRefs>
-    <ds:schemaRef ds:uri="http://schemas.microsoft.com/office/2006/metadata/properties"/>
-    <ds:schemaRef ds:uri="http://schemas.microsoft.com/office/infopath/2007/PartnerControls"/>
-    <ds:schemaRef ds:uri="98d92101-24da-4498-9971-a24673344bd8"/>
-    <ds:schemaRef ds:uri="dfa80de1-e9bb-4cf2-893d-d06220b3971a"/>
+    <ds:schemaRef ds:uri="http://schemas.openxmlformats.org/officeDocument/2006/bibliography"/>
   </ds:schemaRefs>
 </ds:datastoreItem>
 </file>
@@ -16047,9 +16486,12 @@
 </file>
 
 <file path=customXml/itemProps4.xml><?xml version="1.0" encoding="utf-8"?>
-<ds:datastoreItem xmlns:ds="http://schemas.openxmlformats.org/officeDocument/2006/customXml" ds:itemID="{742E9764-2B52-4BB1-A7DC-ADF880092330}">
+<ds:datastoreItem xmlns:ds="http://schemas.openxmlformats.org/officeDocument/2006/customXml" ds:itemID="{E4C379ED-99CE-474E-BE51-D6618EB059A5}">
   <ds:schemaRefs>
-    <ds:schemaRef ds:uri="http://schemas.openxmlformats.org/officeDocument/2006/bibliography"/>
+    <ds:schemaRef ds:uri="http://schemas.microsoft.com/office/2006/metadata/properties"/>
+    <ds:schemaRef ds:uri="http://schemas.microsoft.com/office/infopath/2007/PartnerControls"/>
+    <ds:schemaRef ds:uri="98d92101-24da-4498-9971-a24673344bd8"/>
+    <ds:schemaRef ds:uri="dfa80de1-e9bb-4cf2-893d-d06220b3971a"/>
   </ds:schemaRefs>
 </ds:datastoreItem>
 </file>
--- a/X-P_GestMDP-amizeqiri-rapport.docx
+++ b/X-P_GestMDP-amizeqiri-rapport.docx
@@ -1,6 +1,6 @@
 
 <file path=word/document.xml><?xml version="1.0" encoding="utf-8"?>
-<w:document xmlns:wpc="http://schemas.microsoft.com/office/word/2010/wordprocessingCanvas" xmlns:cx="http://schemas.microsoft.com/office/drawing/2014/chartex" xmlns:cx1="http://schemas.microsoft.com/office/drawing/2015/9/8/chartex" xmlns:cx2="http://schemas.microsoft.com/office/drawing/2015/10/21/chartex" xmlns:cx3="http://schemas.microsoft.com/office/drawing/2016/5/9/chartex" xmlns:cx4="http://schemas.microsoft.com/office/drawing/2016/5/10/chartex" xmlns:cx5="http://schemas.microsoft.com/office/drawing/2016/5/11/chartex" xmlns:cx6="http://schemas.microsoft.com/office/drawing/2016/5/12/chartex" xmlns:cx7="http://schemas.microsoft.com/office/drawing/2016/5/13/chartex" xmlns:cx8="http://schemas.microsoft.com/office/drawing/2016/5/14/chartex" xmlns:mc="http://schemas.openxmlformats.org/markup-compatibility/2006" xmlns:aink="http://schemas.microsoft.com/office/drawing/2016/ink" xmlns:am3d="http://schemas.microsoft.com/office/drawing/2017/model3d" xmlns:o="urn:schemas-microsoft-com:office:office" xmlns:oel="http://schemas.microsoft.com/office/2019/extlst" xmlns:r="http://schemas.openxmlformats.org/officeDocument/2006/relationships" xmlns:m="http://schemas.openxmlformats.org/officeDocument/2006/math" xmlns:v="urn:schemas-microsoft-com:vml" xmlns:wp14="http://schemas.microsoft.com/office/word/2010/wordprocessingDrawing" xmlns:wp="http://schemas.openxmlformats.org/drawingml/2006/wordprocessingDrawing" xmlns:w10="urn:schemas-microsoft-com:office:word" xmlns:w="http://schemas.openxmlformats.org/wordprocessingml/2006/main" xmlns:w14="http://schemas.microsoft.com/office/word/2010/wordml" xmlns:w15="http://schemas.microsoft.com/office/word/2012/wordml" xmlns:w16cex="http://schemas.microsoft.com/office/word/2018/wordml/cex" xmlns:w16cid="http://schemas.microsoft.com/office/word/2016/wordml/cid" xmlns:w16="http://schemas.microsoft.com/office/word/2018/wordml" xmlns:w16du="http://schemas.microsoft.com/office/word/2023/wordml/word16du" xmlns:w16sdtdh="http://schemas.microsoft.com/office/word/2020/wordml/sdtdatahash" xmlns:w16se="http://schemas.microsoft.com/office/word/2015/wordml/symex" xmlns:wpg="http://schemas.microsoft.com/office/word/2010/wordprocessingGroup" xmlns:wpi="http://schemas.microsoft.com/office/word/2010/wordprocessingInk" xmlns:wne="http://schemas.microsoft.com/office/word/2006/wordml" xmlns:wps="http://schemas.microsoft.com/office/word/2010/wordprocessingShape" mc:Ignorable="w14 w15 w16se w16cid w16 w16cex w16sdtdh w16du wp14">
+<w:document xmlns:wpc="http://schemas.microsoft.com/office/word/2010/wordprocessingCanvas" xmlns:cx="http://schemas.microsoft.com/office/drawing/2014/chartex" xmlns:cx1="http://schemas.microsoft.com/office/drawing/2015/9/8/chartex" xmlns:cx2="http://schemas.microsoft.com/office/drawing/2015/10/21/chartex" xmlns:cx3="http://schemas.microsoft.com/office/drawing/2016/5/9/chartex" xmlns:cx4="http://schemas.microsoft.com/office/drawing/2016/5/10/chartex" xmlns:cx5="http://schemas.microsoft.com/office/drawing/2016/5/11/chartex" xmlns:cx6="http://schemas.microsoft.com/office/drawing/2016/5/12/chartex" xmlns:cx7="http://schemas.microsoft.com/office/drawing/2016/5/13/chartex" xmlns:cx8="http://schemas.microsoft.com/office/drawing/2016/5/14/chartex" xmlns:mc="http://schemas.openxmlformats.org/markup-compatibility/2006" xmlns:aink="http://schemas.microsoft.com/office/drawing/2016/ink" xmlns:am3d="http://schemas.microsoft.com/office/drawing/2017/model3d" xmlns:o="urn:schemas-microsoft-com:office:office" xmlns:oel="http://schemas.microsoft.com/office/2019/extlst" xmlns:r="http://schemas.openxmlformats.org/officeDocument/2006/relationships" xmlns:m="http://schemas.openxmlformats.org/officeDocument/2006/math" xmlns:v="urn:schemas-microsoft-com:vml" xmlns:wp14="http://schemas.microsoft.com/office/word/2010/wordprocessingDrawing" xmlns:wp="http://schemas.openxmlformats.org/drawingml/2006/wordprocessingDrawing" xmlns:w10="urn:schemas-microsoft-com:office:word" xmlns:w="http://schemas.openxmlformats.org/wordprocessingml/2006/main" xmlns:w14="http://schemas.microsoft.com/office/word/2010/wordml" xmlns:w15="http://schemas.microsoft.com/office/word/2012/wordml" xmlns:w16cex="http://schemas.microsoft.com/office/word/2018/wordml/cex" xmlns:w16cid="http://schemas.microsoft.com/office/word/2016/wordml/cid" xmlns:w16="http://schemas.microsoft.com/office/word/2018/wordml" xmlns:w16sdtdh="http://schemas.microsoft.com/office/word/2020/wordml/sdtdatahash" xmlns:w16se="http://schemas.microsoft.com/office/word/2015/wordml/symex" xmlns:wpg="http://schemas.microsoft.com/office/word/2010/wordprocessingGroup" xmlns:wpi="http://schemas.microsoft.com/office/word/2010/wordprocessingInk" xmlns:wne="http://schemas.microsoft.com/office/word/2006/wordml" xmlns:wps="http://schemas.microsoft.com/office/word/2010/wordprocessingShape" mc:Ignorable="w14 w15 w16se w16cid w16 w16cex w16sdtdh wp14">
   <w:body>
     <w:p>
       <w:pPr>
@@ -12,11 +12,9 @@
       <w:r>
         <w:t xml:space="preserve">Projet </w:t>
       </w:r>
-      <w:proofErr w:type="spellStart"/>
       <w:r>
         <w:t>GestMDP</w:t>
       </w:r>
-      <w:proofErr w:type="spellEnd"/>
     </w:p>
     <w:p>
       <w:pPr>
@@ -43,7 +41,7 @@
           <w:noProof/>
         </w:rPr>
         <w:drawing>
-          <wp:inline distT="0" distB="0" distL="0" distR="0" wp14:anchorId="733F270C" wp14:editId="12DFE310">
+          <wp:inline distT="0" distB="0" distL="0" distR="0" wp14:anchorId="733F270C" wp14:editId="48752409">
             <wp:extent cx="4123750" cy="2166580"/>
             <wp:effectExtent l="0" t="0" r="0" b="5715"/>
             <wp:docPr id="6" name="Image 6"/>
@@ -204,8 +202,6 @@
           <w:caps w:val="0"/>
           <w:noProof/>
           <w:kern w:val="2"/>
-          <w:sz w:val="24"/>
-          <w:szCs w:val="24"/>
           <w14:ligatures w14:val="standardContextual"/>
         </w:rPr>
       </w:pPr>
@@ -236,7 +232,7 @@
         </w:rPr>
         <w:fldChar w:fldCharType="separate"/>
       </w:r>
-      <w:hyperlink w:anchor="_Toc181121676" w:history="1">
+      <w:hyperlink w:anchor="_Toc181198209" w:history="1">
         <w:r>
           <w:rPr>
             <w:rStyle w:val="Lienhypertexte"/>
@@ -252,8 +248,6 @@
             <w:caps w:val="0"/>
             <w:noProof/>
             <w:kern w:val="2"/>
-            <w:sz w:val="24"/>
-            <w:szCs w:val="24"/>
             <w14:ligatures w14:val="standardContextual"/>
           </w:rPr>
           <w:tab/>
@@ -284,7 +278,7 @@
             <w:noProof/>
             <w:webHidden/>
           </w:rPr>
-          <w:instrText xml:space="preserve"> PAGEREF _Toc181121676 \h </w:instrText>
+          <w:instrText xml:space="preserve"> PAGEREF _Toc181198209 \h </w:instrText>
         </w:r>
         <w:r>
           <w:rPr>
@@ -327,12 +321,10 @@
           <w:smallCaps w:val="0"/>
           <w:noProof/>
           <w:kern w:val="2"/>
-          <w:sz w:val="24"/>
-          <w:szCs w:val="24"/>
           <w14:ligatures w14:val="standardContextual"/>
         </w:rPr>
       </w:pPr>
-      <w:hyperlink w:anchor="_Toc181121677" w:history="1">
+      <w:hyperlink w:anchor="_Toc181198210" w:history="1">
         <w:r>
           <w:rPr>
             <w:rStyle w:val="Lienhypertexte"/>
@@ -346,8 +338,6 @@
             <w:smallCaps w:val="0"/>
             <w:noProof/>
             <w:kern w:val="2"/>
-            <w:sz w:val="24"/>
-            <w:szCs w:val="24"/>
             <w14:ligatures w14:val="standardContextual"/>
           </w:rPr>
           <w:tab/>
@@ -378,7 +368,7 @@
             <w:noProof/>
             <w:webHidden/>
           </w:rPr>
-          <w:instrText xml:space="preserve"> PAGEREF _Toc181121677 \h </w:instrText>
+          <w:instrText xml:space="preserve"> PAGEREF _Toc181198210 \h </w:instrText>
         </w:r>
         <w:r>
           <w:rPr>
@@ -421,12 +411,10 @@
           <w:smallCaps w:val="0"/>
           <w:noProof/>
           <w:kern w:val="2"/>
-          <w:sz w:val="24"/>
-          <w:szCs w:val="24"/>
           <w14:ligatures w14:val="standardContextual"/>
         </w:rPr>
       </w:pPr>
-      <w:hyperlink w:anchor="_Toc181121678" w:history="1">
+      <w:hyperlink w:anchor="_Toc181198211" w:history="1">
         <w:r>
           <w:rPr>
             <w:rStyle w:val="Lienhypertexte"/>
@@ -440,8 +428,6 @@
             <w:smallCaps w:val="0"/>
             <w:noProof/>
             <w:kern w:val="2"/>
-            <w:sz w:val="24"/>
-            <w:szCs w:val="24"/>
             <w14:ligatures w14:val="standardContextual"/>
           </w:rPr>
           <w:tab/>
@@ -472,7 +458,7 @@
             <w:noProof/>
             <w:webHidden/>
           </w:rPr>
-          <w:instrText xml:space="preserve"> PAGEREF _Toc181121678 \h </w:instrText>
+          <w:instrText xml:space="preserve"> PAGEREF _Toc181198211 \h </w:instrText>
         </w:r>
         <w:r>
           <w:rPr>
@@ -517,12 +503,10 @@
           <w:caps w:val="0"/>
           <w:noProof/>
           <w:kern w:val="2"/>
-          <w:sz w:val="24"/>
-          <w:szCs w:val="24"/>
           <w14:ligatures w14:val="standardContextual"/>
         </w:rPr>
       </w:pPr>
-      <w:hyperlink w:anchor="_Toc181121679" w:history="1">
+      <w:hyperlink w:anchor="_Toc181198212" w:history="1">
         <w:r>
           <w:rPr>
             <w:rStyle w:val="Lienhypertexte"/>
@@ -538,8 +522,6 @@
             <w:caps w:val="0"/>
             <w:noProof/>
             <w:kern w:val="2"/>
-            <w:sz w:val="24"/>
-            <w:szCs w:val="24"/>
             <w14:ligatures w14:val="standardContextual"/>
           </w:rPr>
           <w:tab/>
@@ -570,7 +552,7 @@
             <w:noProof/>
             <w:webHidden/>
           </w:rPr>
-          <w:instrText xml:space="preserve"> PAGEREF _Toc181121679 \h </w:instrText>
+          <w:instrText xml:space="preserve"> PAGEREF _Toc181198212 \h </w:instrText>
         </w:r>
         <w:r>
           <w:rPr>
@@ -613,12 +595,10 @@
           <w:smallCaps w:val="0"/>
           <w:noProof/>
           <w:kern w:val="2"/>
-          <w:sz w:val="24"/>
-          <w:szCs w:val="24"/>
           <w14:ligatures w14:val="standardContextual"/>
         </w:rPr>
       </w:pPr>
-      <w:hyperlink w:anchor="_Toc181121680" w:history="1">
+      <w:hyperlink w:anchor="_Toc181198213" w:history="1">
         <w:r>
           <w:rPr>
             <w:rStyle w:val="Lienhypertexte"/>
@@ -632,8 +612,6 @@
             <w:smallCaps w:val="0"/>
             <w:noProof/>
             <w:kern w:val="2"/>
-            <w:sz w:val="24"/>
-            <w:szCs w:val="24"/>
             <w14:ligatures w14:val="standardContextual"/>
           </w:rPr>
           <w:tab/>
@@ -664,7 +642,7 @@
             <w:noProof/>
             <w:webHidden/>
           </w:rPr>
-          <w:instrText xml:space="preserve"> PAGEREF _Toc181121680 \h </w:instrText>
+          <w:instrText xml:space="preserve"> PAGEREF _Toc181198213 \h </w:instrText>
         </w:r>
         <w:r>
           <w:rPr>
@@ -707,12 +685,10 @@
           <w:smallCaps w:val="0"/>
           <w:noProof/>
           <w:kern w:val="2"/>
-          <w:sz w:val="24"/>
-          <w:szCs w:val="24"/>
           <w14:ligatures w14:val="standardContextual"/>
         </w:rPr>
       </w:pPr>
-      <w:hyperlink w:anchor="_Toc181121681" w:history="1">
+      <w:hyperlink w:anchor="_Toc181198214" w:history="1">
         <w:r>
           <w:rPr>
             <w:rStyle w:val="Lienhypertexte"/>
@@ -726,8 +702,6 @@
             <w:smallCaps w:val="0"/>
             <w:noProof/>
             <w:kern w:val="2"/>
-            <w:sz w:val="24"/>
-            <w:szCs w:val="24"/>
             <w14:ligatures w14:val="standardContextual"/>
           </w:rPr>
           <w:tab/>
@@ -758,7 +732,7 @@
             <w:noProof/>
             <w:webHidden/>
           </w:rPr>
-          <w:instrText xml:space="preserve"> PAGEREF _Toc181121681 \h </w:instrText>
+          <w:instrText xml:space="preserve"> PAGEREF _Toc181198214 \h </w:instrText>
         </w:r>
         <w:r>
           <w:rPr>
@@ -801,12 +775,10 @@
           <w:smallCaps w:val="0"/>
           <w:noProof/>
           <w:kern w:val="2"/>
-          <w:sz w:val="24"/>
-          <w:szCs w:val="24"/>
           <w14:ligatures w14:val="standardContextual"/>
         </w:rPr>
       </w:pPr>
-      <w:hyperlink w:anchor="_Toc181121682" w:history="1">
+      <w:hyperlink w:anchor="_Toc181198215" w:history="1">
         <w:r>
           <w:rPr>
             <w:rStyle w:val="Lienhypertexte"/>
@@ -820,8 +792,6 @@
             <w:smallCaps w:val="0"/>
             <w:noProof/>
             <w:kern w:val="2"/>
-            <w:sz w:val="24"/>
-            <w:szCs w:val="24"/>
             <w14:ligatures w14:val="standardContextual"/>
           </w:rPr>
           <w:tab/>
@@ -852,7 +822,7 @@
             <w:noProof/>
             <w:webHidden/>
           </w:rPr>
-          <w:instrText xml:space="preserve"> PAGEREF _Toc181121682 \h </w:instrText>
+          <w:instrText xml:space="preserve"> PAGEREF _Toc181198215 \h </w:instrText>
         </w:r>
         <w:r>
           <w:rPr>
@@ -895,12 +865,10 @@
           <w:smallCaps w:val="0"/>
           <w:noProof/>
           <w:kern w:val="2"/>
-          <w:sz w:val="24"/>
-          <w:szCs w:val="24"/>
           <w14:ligatures w14:val="standardContextual"/>
         </w:rPr>
       </w:pPr>
-      <w:hyperlink w:anchor="_Toc181121683" w:history="1">
+      <w:hyperlink w:anchor="_Toc181198216" w:history="1">
         <w:r>
           <w:rPr>
             <w:rStyle w:val="Lienhypertexte"/>
@@ -914,8 +882,6 @@
             <w:smallCaps w:val="0"/>
             <w:noProof/>
             <w:kern w:val="2"/>
-            <w:sz w:val="24"/>
-            <w:szCs w:val="24"/>
             <w14:ligatures w14:val="standardContextual"/>
           </w:rPr>
           <w:tab/>
@@ -946,7 +912,7 @@
             <w:noProof/>
             <w:webHidden/>
           </w:rPr>
-          <w:instrText xml:space="preserve"> PAGEREF _Toc181121683 \h </w:instrText>
+          <w:instrText xml:space="preserve"> PAGEREF _Toc181198216 \h </w:instrText>
         </w:r>
         <w:r>
           <w:rPr>
@@ -989,12 +955,10 @@
           <w:smallCaps w:val="0"/>
           <w:noProof/>
           <w:kern w:val="2"/>
-          <w:sz w:val="24"/>
-          <w:szCs w:val="24"/>
           <w14:ligatures w14:val="standardContextual"/>
         </w:rPr>
       </w:pPr>
-      <w:hyperlink w:anchor="_Toc181121684" w:history="1">
+      <w:hyperlink w:anchor="_Toc181198217" w:history="1">
         <w:r>
           <w:rPr>
             <w:rStyle w:val="Lienhypertexte"/>
@@ -1008,8 +972,6 @@
             <w:smallCaps w:val="0"/>
             <w:noProof/>
             <w:kern w:val="2"/>
-            <w:sz w:val="24"/>
-            <w:szCs w:val="24"/>
             <w14:ligatures w14:val="standardContextual"/>
           </w:rPr>
           <w:tab/>
@@ -1040,7 +1002,7 @@
             <w:noProof/>
             <w:webHidden/>
           </w:rPr>
-          <w:instrText xml:space="preserve"> PAGEREF _Toc181121684 \h </w:instrText>
+          <w:instrText xml:space="preserve"> PAGEREF _Toc181198217 \h </w:instrText>
         </w:r>
         <w:r>
           <w:rPr>
@@ -1085,12 +1047,10 @@
           <w:caps w:val="0"/>
           <w:noProof/>
           <w:kern w:val="2"/>
-          <w:sz w:val="24"/>
-          <w:szCs w:val="24"/>
           <w14:ligatures w14:val="standardContextual"/>
         </w:rPr>
       </w:pPr>
-      <w:hyperlink w:anchor="_Toc181121685" w:history="1">
+      <w:hyperlink w:anchor="_Toc181198218" w:history="1">
         <w:r>
           <w:rPr>
             <w:rStyle w:val="Lienhypertexte"/>
@@ -1106,8 +1066,6 @@
             <w:caps w:val="0"/>
             <w:noProof/>
             <w:kern w:val="2"/>
-            <w:sz w:val="24"/>
-            <w:szCs w:val="24"/>
             <w14:ligatures w14:val="standardContextual"/>
           </w:rPr>
           <w:tab/>
@@ -1117,7 +1075,7 @@
             <w:rStyle w:val="Lienhypertexte"/>
             <w:noProof/>
           </w:rPr>
-          <w:t>Vigenère</w:t>
+          <w:t>Raisonnement</w:t>
         </w:r>
         <w:r>
           <w:rPr>
@@ -1138,7 +1096,7 @@
             <w:noProof/>
             <w:webHidden/>
           </w:rPr>
-          <w:instrText xml:space="preserve"> PAGEREF _Toc181121685 \h </w:instrText>
+          <w:instrText xml:space="preserve"> PAGEREF _Toc181198218 \h </w:instrText>
         </w:r>
         <w:r>
           <w:rPr>
@@ -1183,12 +1141,10 @@
           <w:caps w:val="0"/>
           <w:noProof/>
           <w:kern w:val="2"/>
-          <w:sz w:val="24"/>
-          <w:szCs w:val="24"/>
           <w14:ligatures w14:val="standardContextual"/>
         </w:rPr>
       </w:pPr>
-      <w:hyperlink w:anchor="_Toc181121686" w:history="1">
+      <w:hyperlink w:anchor="_Toc181198219" w:history="1">
         <w:r>
           <w:rPr>
             <w:rStyle w:val="Lienhypertexte"/>
@@ -1204,8 +1160,374 @@
             <w:caps w:val="0"/>
             <w:noProof/>
             <w:kern w:val="2"/>
-            <w:sz w:val="24"/>
-            <w:szCs w:val="24"/>
+            <w14:ligatures w14:val="standardContextual"/>
+          </w:rPr>
+          <w:tab/>
+        </w:r>
+        <w:r>
+          <w:rPr>
+            <w:rStyle w:val="Lienhypertexte"/>
+            <w:noProof/>
+          </w:rPr>
+          <w:t>Vigenère</w:t>
+        </w:r>
+        <w:r>
+          <w:rPr>
+            <w:noProof/>
+            <w:webHidden/>
+          </w:rPr>
+          <w:tab/>
+        </w:r>
+        <w:r>
+          <w:rPr>
+            <w:noProof/>
+            <w:webHidden/>
+          </w:rPr>
+          <w:fldChar w:fldCharType="begin"/>
+        </w:r>
+        <w:r>
+          <w:rPr>
+            <w:noProof/>
+            <w:webHidden/>
+          </w:rPr>
+          <w:instrText xml:space="preserve"> PAGEREF _Toc181198219 \h </w:instrText>
+        </w:r>
+        <w:r>
+          <w:rPr>
+            <w:noProof/>
+            <w:webHidden/>
+          </w:rPr>
+        </w:r>
+        <w:r>
+          <w:rPr>
+            <w:noProof/>
+            <w:webHidden/>
+          </w:rPr>
+          <w:fldChar w:fldCharType="separate"/>
+        </w:r>
+        <w:r>
+          <w:rPr>
+            <w:noProof/>
+            <w:webHidden/>
+          </w:rPr>
+          <w:t>4</w:t>
+        </w:r>
+        <w:r>
+          <w:rPr>
+            <w:noProof/>
+            <w:webHidden/>
+          </w:rPr>
+          <w:fldChar w:fldCharType="end"/>
+        </w:r>
+      </w:hyperlink>
+    </w:p>
+    <w:p>
+      <w:pPr>
+        <w:pStyle w:val="TM2"/>
+        <w:tabs>
+          <w:tab w:val="left" w:pos="800"/>
+          <w:tab w:val="right" w:leader="dot" w:pos="9060"/>
+        </w:tabs>
+        <w:rPr>
+          <w:rFonts w:eastAsiaTheme="minorEastAsia" w:cstheme="minorBidi"/>
+          <w:smallCaps w:val="0"/>
+          <w:noProof/>
+          <w:kern w:val="2"/>
+          <w14:ligatures w14:val="standardContextual"/>
+        </w:rPr>
+      </w:pPr>
+      <w:hyperlink w:anchor="_Toc181198220" w:history="1">
+        <w:r>
+          <w:rPr>
+            <w:rStyle w:val="Lienhypertexte"/>
+            <w:noProof/>
+          </w:rPr>
+          <w:t>4.1</w:t>
+        </w:r>
+        <w:r>
+          <w:rPr>
+            <w:rFonts w:eastAsiaTheme="minorEastAsia" w:cstheme="minorBidi"/>
+            <w:smallCaps w:val="0"/>
+            <w:noProof/>
+            <w:kern w:val="2"/>
+            <w14:ligatures w14:val="standardContextual"/>
+          </w:rPr>
+          <w:tab/>
+        </w:r>
+        <w:r>
+          <w:rPr>
+            <w:rStyle w:val="Lienhypertexte"/>
+            <w:noProof/>
+          </w:rPr>
+          <w:t>Étapes du chiffrement de Vigenère</w:t>
+        </w:r>
+        <w:r>
+          <w:rPr>
+            <w:noProof/>
+            <w:webHidden/>
+          </w:rPr>
+          <w:tab/>
+        </w:r>
+        <w:r>
+          <w:rPr>
+            <w:noProof/>
+            <w:webHidden/>
+          </w:rPr>
+          <w:fldChar w:fldCharType="begin"/>
+        </w:r>
+        <w:r>
+          <w:rPr>
+            <w:noProof/>
+            <w:webHidden/>
+          </w:rPr>
+          <w:instrText xml:space="preserve"> PAGEREF _Toc181198220 \h </w:instrText>
+        </w:r>
+        <w:r>
+          <w:rPr>
+            <w:noProof/>
+            <w:webHidden/>
+          </w:rPr>
+        </w:r>
+        <w:r>
+          <w:rPr>
+            <w:noProof/>
+            <w:webHidden/>
+          </w:rPr>
+          <w:fldChar w:fldCharType="separate"/>
+        </w:r>
+        <w:r>
+          <w:rPr>
+            <w:noProof/>
+            <w:webHidden/>
+          </w:rPr>
+          <w:t>7</w:t>
+        </w:r>
+        <w:r>
+          <w:rPr>
+            <w:noProof/>
+            <w:webHidden/>
+          </w:rPr>
+          <w:fldChar w:fldCharType="end"/>
+        </w:r>
+      </w:hyperlink>
+    </w:p>
+    <w:p>
+      <w:pPr>
+        <w:pStyle w:val="TM2"/>
+        <w:tabs>
+          <w:tab w:val="left" w:pos="800"/>
+          <w:tab w:val="right" w:leader="dot" w:pos="9060"/>
+        </w:tabs>
+        <w:rPr>
+          <w:rFonts w:eastAsiaTheme="minorEastAsia" w:cstheme="minorBidi"/>
+          <w:smallCaps w:val="0"/>
+          <w:noProof/>
+          <w:kern w:val="2"/>
+          <w14:ligatures w14:val="standardContextual"/>
+        </w:rPr>
+      </w:pPr>
+      <w:hyperlink w:anchor="_Toc181198221" w:history="1">
+        <w:r>
+          <w:rPr>
+            <w:rStyle w:val="Lienhypertexte"/>
+            <w:noProof/>
+          </w:rPr>
+          <w:t>4.1</w:t>
+        </w:r>
+        <w:r>
+          <w:rPr>
+            <w:rFonts w:eastAsiaTheme="minorEastAsia" w:cstheme="minorBidi"/>
+            <w:smallCaps w:val="0"/>
+            <w:noProof/>
+            <w:kern w:val="2"/>
+            <w14:ligatures w14:val="standardContextual"/>
+          </w:rPr>
+          <w:tab/>
+        </w:r>
+        <w:r>
+          <w:rPr>
+            <w:rStyle w:val="Lienhypertexte"/>
+            <w:noProof/>
+          </w:rPr>
+          <w:t>Étapes du déchiffrement de Vigenère</w:t>
+        </w:r>
+        <w:r>
+          <w:rPr>
+            <w:noProof/>
+            <w:webHidden/>
+          </w:rPr>
+          <w:tab/>
+        </w:r>
+        <w:r>
+          <w:rPr>
+            <w:noProof/>
+            <w:webHidden/>
+          </w:rPr>
+          <w:fldChar w:fldCharType="begin"/>
+        </w:r>
+        <w:r>
+          <w:rPr>
+            <w:noProof/>
+            <w:webHidden/>
+          </w:rPr>
+          <w:instrText xml:space="preserve"> PAGEREF _Toc181198221 \h </w:instrText>
+        </w:r>
+        <w:r>
+          <w:rPr>
+            <w:noProof/>
+            <w:webHidden/>
+          </w:rPr>
+        </w:r>
+        <w:r>
+          <w:rPr>
+            <w:noProof/>
+            <w:webHidden/>
+          </w:rPr>
+          <w:fldChar w:fldCharType="separate"/>
+        </w:r>
+        <w:r>
+          <w:rPr>
+            <w:noProof/>
+            <w:webHidden/>
+          </w:rPr>
+          <w:t>7</w:t>
+        </w:r>
+        <w:r>
+          <w:rPr>
+            <w:noProof/>
+            <w:webHidden/>
+          </w:rPr>
+          <w:fldChar w:fldCharType="end"/>
+        </w:r>
+      </w:hyperlink>
+    </w:p>
+    <w:p>
+      <w:pPr>
+        <w:pStyle w:val="TM10"/>
+        <w:tabs>
+          <w:tab w:val="left" w:pos="400"/>
+          <w:tab w:val="right" w:leader="dot" w:pos="9060"/>
+        </w:tabs>
+        <w:rPr>
+          <w:rFonts w:eastAsiaTheme="minorEastAsia" w:cstheme="minorBidi"/>
+          <w:b w:val="0"/>
+          <w:bCs w:val="0"/>
+          <w:caps w:val="0"/>
+          <w:noProof/>
+          <w:kern w:val="2"/>
+          <w14:ligatures w14:val="standardContextual"/>
+        </w:rPr>
+      </w:pPr>
+      <w:hyperlink w:anchor="_Toc181198222" w:history="1">
+        <w:r>
+          <w:rPr>
+            <w:rStyle w:val="Lienhypertexte"/>
+            <w:noProof/>
+          </w:rPr>
+          <w:t>5</w:t>
+        </w:r>
+        <w:r>
+          <w:rPr>
+            <w:rFonts w:eastAsiaTheme="minorEastAsia" w:cstheme="minorBidi"/>
+            <w:b w:val="0"/>
+            <w:bCs w:val="0"/>
+            <w:caps w:val="0"/>
+            <w:noProof/>
+            <w:kern w:val="2"/>
+            <w14:ligatures w14:val="standardContextual"/>
+          </w:rPr>
+          <w:tab/>
+        </w:r>
+        <w:r>
+          <w:rPr>
+            <w:rStyle w:val="Lienhypertexte"/>
+            <w:noProof/>
+          </w:rPr>
+          <w:t>Problèmes rencontrés</w:t>
+        </w:r>
+        <w:r>
+          <w:rPr>
+            <w:noProof/>
+            <w:webHidden/>
+          </w:rPr>
+          <w:tab/>
+        </w:r>
+        <w:r>
+          <w:rPr>
+            <w:noProof/>
+            <w:webHidden/>
+          </w:rPr>
+          <w:fldChar w:fldCharType="begin"/>
+        </w:r>
+        <w:r>
+          <w:rPr>
+            <w:noProof/>
+            <w:webHidden/>
+          </w:rPr>
+          <w:instrText xml:space="preserve"> PAGEREF _Toc181198222 \h </w:instrText>
+        </w:r>
+        <w:r>
+          <w:rPr>
+            <w:noProof/>
+            <w:webHidden/>
+          </w:rPr>
+        </w:r>
+        <w:r>
+          <w:rPr>
+            <w:noProof/>
+            <w:webHidden/>
+          </w:rPr>
+          <w:fldChar w:fldCharType="separate"/>
+        </w:r>
+        <w:r>
+          <w:rPr>
+            <w:noProof/>
+            <w:webHidden/>
+          </w:rPr>
+          <w:t>8</w:t>
+        </w:r>
+        <w:r>
+          <w:rPr>
+            <w:noProof/>
+            <w:webHidden/>
+          </w:rPr>
+          <w:fldChar w:fldCharType="end"/>
+        </w:r>
+      </w:hyperlink>
+    </w:p>
+    <w:p>
+      <w:pPr>
+        <w:pStyle w:val="TM10"/>
+        <w:tabs>
+          <w:tab w:val="left" w:pos="400"/>
+          <w:tab w:val="right" w:leader="dot" w:pos="9060"/>
+        </w:tabs>
+        <w:rPr>
+          <w:rFonts w:eastAsiaTheme="minorEastAsia" w:cstheme="minorBidi"/>
+          <w:b w:val="0"/>
+          <w:bCs w:val="0"/>
+          <w:caps w:val="0"/>
+          <w:noProof/>
+          <w:kern w:val="2"/>
+          <w14:ligatures w14:val="standardContextual"/>
+        </w:rPr>
+      </w:pPr>
+      <w:hyperlink w:anchor="_Toc181198223" w:history="1">
+        <w:r>
+          <w:rPr>
+            <w:rStyle w:val="Lienhypertexte"/>
+            <w:noProof/>
+          </w:rPr>
+          <w:t>6</w:t>
+        </w:r>
+        <w:r>
+          <w:rPr>
+            <w:rFonts w:eastAsiaTheme="minorEastAsia" w:cstheme="minorBidi"/>
+            <w:b w:val="0"/>
+            <w:bCs w:val="0"/>
+            <w:caps w:val="0"/>
+            <w:noProof/>
+            <w:kern w:val="2"/>
             <w14:ligatures w14:val="standardContextual"/>
           </w:rPr>
           <w:tab/>
@@ -1236,7 +1558,7 @@
             <w:noProof/>
             <w:webHidden/>
           </w:rPr>
-          <w:instrText xml:space="preserve"> PAGEREF _Toc181121686 \h </w:instrText>
+          <w:instrText xml:space="preserve"> PAGEREF _Toc181198223 \h </w:instrText>
         </w:r>
         <w:r>
           <w:rPr>
@@ -1256,7 +1578,7 @@
             <w:noProof/>
             <w:webHidden/>
           </w:rPr>
-          <w:t>5</w:t>
+          <w:t>8</w:t>
         </w:r>
         <w:r>
           <w:rPr>
@@ -1281,18 +1603,16 @@
           <w:caps w:val="0"/>
           <w:noProof/>
           <w:kern w:val="2"/>
-          <w:sz w:val="24"/>
-          <w:szCs w:val="24"/>
           <w14:ligatures w14:val="standardContextual"/>
         </w:rPr>
       </w:pPr>
-      <w:hyperlink w:anchor="_Toc181121687" w:history="1">
+      <w:hyperlink w:anchor="_Toc181198224" w:history="1">
         <w:r>
           <w:rPr>
             <w:rStyle w:val="Lienhypertexte"/>
             <w:noProof/>
           </w:rPr>
-          <w:t>5</w:t>
+          <w:t>7</w:t>
         </w:r>
         <w:r>
           <w:rPr>
@@ -1302,8 +1622,6 @@
             <w:caps w:val="0"/>
             <w:noProof/>
             <w:kern w:val="2"/>
-            <w:sz w:val="24"/>
-            <w:szCs w:val="24"/>
             <w14:ligatures w14:val="standardContextual"/>
           </w:rPr>
           <w:tab/>
@@ -1334,7 +1652,7 @@
             <w:noProof/>
             <w:webHidden/>
           </w:rPr>
-          <w:instrText xml:space="preserve"> PAGEREF _Toc181121687 \h </w:instrText>
+          <w:instrText xml:space="preserve"> PAGEREF _Toc181198224 \h </w:instrText>
         </w:r>
         <w:r>
           <w:rPr>
@@ -1354,7 +1672,7 @@
             <w:noProof/>
             <w:webHidden/>
           </w:rPr>
-          <w:t>5</w:t>
+          <w:t>9</w:t>
         </w:r>
         <w:r>
           <w:rPr>
@@ -1386,7 +1704,7 @@
       <w:pPr>
         <w:pStyle w:val="Titre1"/>
       </w:pPr>
-      <w:bookmarkStart w:id="1" w:name="_Toc181121676"/>
+      <w:bookmarkStart w:id="1" w:name="_Toc181198209"/>
       <w:r>
         <w:lastRenderedPageBreak/>
         <w:t>Description du projet dans son ensemble</w:t>
@@ -1397,7 +1715,7 @@
       <w:pPr>
         <w:pStyle w:val="Titre2"/>
       </w:pPr>
-      <w:bookmarkStart w:id="2" w:name="_Toc181121677"/>
+      <w:bookmarkStart w:id="2" w:name="_Toc181198210"/>
       <w:r>
         <w:t>Titre</w:t>
       </w:r>
@@ -1424,7 +1742,7 @@
       <w:pPr>
         <w:pStyle w:val="Titre2"/>
       </w:pPr>
-      <w:bookmarkStart w:id="3" w:name="_Toc181121678"/>
+      <w:bookmarkStart w:id="3" w:name="_Toc181198211"/>
       <w:r>
         <w:t>Sujet</w:t>
       </w:r>
@@ -1457,7 +1775,7 @@
       <w:pPr>
         <w:pStyle w:val="Titre1"/>
       </w:pPr>
-      <w:bookmarkStart w:id="4" w:name="_Toc181121679"/>
+      <w:bookmarkStart w:id="4" w:name="_Toc181198212"/>
       <w:r>
         <w:t>Fonctionnement de l’application</w:t>
       </w:r>
@@ -1504,7 +1822,7 @@
       <w:pPr>
         <w:pStyle w:val="Titre2"/>
       </w:pPr>
-      <w:bookmarkStart w:id="5" w:name="_Toc181121680"/>
+      <w:bookmarkStart w:id="5" w:name="_Toc181198213"/>
       <w:r>
         <w:t>Consulter les mots de passe</w:t>
       </w:r>
@@ -1539,7 +1857,7 @@
       <w:pPr>
         <w:pStyle w:val="Titre2"/>
       </w:pPr>
-      <w:bookmarkStart w:id="6" w:name="_Toc181121681"/>
+      <w:bookmarkStart w:id="6" w:name="_Toc181198214"/>
       <w:r>
         <w:t>Ajouter un mot de passe</w:t>
       </w:r>
@@ -1574,7 +1892,7 @@
       <w:pPr>
         <w:pStyle w:val="Titre2"/>
       </w:pPr>
-      <w:bookmarkStart w:id="7" w:name="_Toc181121682"/>
+      <w:bookmarkStart w:id="7" w:name="_Toc181198215"/>
       <w:r>
         <w:t>Supprimer un mot de passe</w:t>
       </w:r>
@@ -1597,7 +1915,7 @@
       <w:pPr>
         <w:pStyle w:val="Titre2"/>
       </w:pPr>
-      <w:bookmarkStart w:id="8" w:name="_Toc181121683"/>
+      <w:bookmarkStart w:id="8" w:name="_Toc181198216"/>
       <w:r>
         <w:t>Modifier un mot de passe</w:t>
       </w:r>
@@ -1623,7 +1941,7 @@
       <w:pPr>
         <w:pStyle w:val="Titre2"/>
       </w:pPr>
-      <w:bookmarkStart w:id="9" w:name="_Toc181121684"/>
+      <w:bookmarkStart w:id="9" w:name="_Toc181198217"/>
       <w:r>
         <w:t>Quitter le programme</w:t>
       </w:r>
@@ -1669,60 +1987,150 @@
           <w:sz w:val="24"/>
           <w:szCs w:val="24"/>
         </w:rPr>
-        <w:t>L'accès à l'application est protégé par un "master password". Si le mot de passe maître est déjà enregistré, l'utilisateur doit le fournir pour accéder aux fonctionnalités. Sinon, il peut en créer un nouveau.</w:t>
+        <w:t xml:space="preserve">L'accès à l'application est protégé par un "master password". Si le mot de passe est déjà enregistré, l'utilisateur doit le fournir pour accéder </w:t>
+      </w:r>
+      <w:r>
+        <w:rPr>
+          <w:sz w:val="24"/>
+          <w:szCs w:val="24"/>
+        </w:rPr>
+        <w:t>à l’application</w:t>
+      </w:r>
+      <w:r>
+        <w:rPr>
+          <w:sz w:val="24"/>
+          <w:szCs w:val="24"/>
+        </w:rPr>
+        <w:t>. Sinon, il peut en créer un nouveau.</w:t>
       </w:r>
     </w:p>
     <w:p>
       <w:pPr>
         <w:pStyle w:val="Retraitcorpsdetexte"/>
+        <w:ind w:left="0"/>
+        <w:rPr>
+          <w:sz w:val="24"/>
+          <w:szCs w:val="24"/>
+        </w:rPr>
       </w:pPr>
     </w:p>
     <w:p>
       <w:pPr>
-        <w:pStyle w:val="Retraitcorpsdetexte"/>
-      </w:pPr>
-    </w:p>
-    <w:p>
-      <w:pPr>
-        <w:pStyle w:val="Retraitcorpsdetexte"/>
-      </w:pPr>
-    </w:p>
-    <w:p>
-      <w:pPr>
         <w:pStyle w:val="Titre1"/>
       </w:pPr>
-      <w:bookmarkStart w:id="10" w:name="_Toc181121685"/>
+      <w:bookmarkStart w:id="10" w:name="_Toc181198218"/>
       <w:r>
         <w:lastRenderedPageBreak/>
-        <w:t>Vigenère</w:t>
+        <w:t>Raisonnement</w:t>
       </w:r>
       <w:bookmarkEnd w:id="10"/>
     </w:p>
     <w:p>
       <w:pPr>
-        <w:pStyle w:val="Retraitcorpsdetexte"/>
-        <w:ind w:left="0"/>
+        <w:pStyle w:val="Corpsdetexte"/>
+        <w:jc w:val="left"/>
       </w:pPr>
       <w:r>
-        <w:t>Dans mon application, j’utilise deux méthodes Vigenère. La première sert à chiffrer une chaine de caractères et la deuxième de déchiffrer une chaine de caractères</w:t>
-      </w:r>
-      <w:r>
-        <w:t>. Je fais appel à ces deux méthodes dans toutes mes autres méthodes des différentes options (CRUD).</w:t>
+        <w:t>En premier lieu, j’ai décidé de faire le menu en brut que j’ai par la suite dynamiser avec un Switch.</w:t>
       </w:r>
     </w:p>
     <w:p>
       <w:pPr>
+        <w:pStyle w:val="Corpsdetexte"/>
+        <w:jc w:val="left"/>
+      </w:pPr>
+      <w:r>
+        <w:t>Le but ensuite était de faire fonctionner les différentes fonctionnalités.</w:t>
+      </w:r>
+    </w:p>
+    <w:p>
+      <w:pPr>
+        <w:pStyle w:val="Corpsdetexte"/>
+        <w:jc w:val="left"/>
+      </w:pPr>
+      <w:r>
+        <w:t>En premier lieu j’ai commencé par créer un fichier avec les informations que l’on inscrit (Console.ReadLine).</w:t>
+      </w:r>
+      <w:r>
+        <w:br/>
+        <w:t>Ensuite, la consultation des informations contenu dans les différents fichiers</w:t>
+      </w:r>
+      <w:r>
+        <w:br/>
+        <w:t>Après la consultation, j’ai fait la modification des informations contenu dans les fichiers.</w:t>
+      </w:r>
+      <w:r>
+        <w:br/>
+        <w:t xml:space="preserve">La suppression des fichiers était l’avant-dernière fonctionnalités que j’ai implémenter </w:t>
+      </w:r>
+      <w:r>
+        <w:t>dans mon application.</w:t>
+      </w:r>
+      <w:r>
+        <w:br/>
+        <w:t>Et pour finir le fonctionnement du menu, j’ai implémenté la fonctionnalité de quitter le programme.</w:t>
+      </w:r>
+    </w:p>
+    <w:p>
+      <w:pPr>
+        <w:pStyle w:val="Corpsdetexte"/>
+        <w:jc w:val="left"/>
+      </w:pPr>
+      <w:r>
+        <w:t>Le menu et ses fonctionnalités sont maintenant finis</w:t>
+      </w:r>
+      <w:r>
+        <w:t>. Aucun chiffrement n’est pour le moment disponible</w:t>
+      </w:r>
+      <w:r>
+        <w:t>.</w:t>
+      </w:r>
+    </w:p>
+    <w:p>
+      <w:pPr>
+        <w:pStyle w:val="Corpsdetexte"/>
+        <w:jc w:val="left"/>
+      </w:pPr>
+    </w:p>
+    <w:p>
+      <w:pPr>
+        <w:pStyle w:val="Corpsdetexte"/>
+        <w:jc w:val="left"/>
+      </w:pPr>
+      <w:r>
+        <w:t>Pour ce qui concerne Vigenère, j’ai créé deux méthodes, une de chiffrement d’une chaîne de caractères et une de déchiffrement. Je fais appel à ces deux méthodes dans les fonctions de mon menu lorsqu’il y a le besoin. La clé se précise en haut du code. Si la clé change entre le moment de l’insertion des identifiants et le moment de la consultation, alors le déchiffrement ne se fera pas correctement.</w:t>
+      </w:r>
+    </w:p>
+    <w:p>
+      <w:pPr>
+        <w:pStyle w:val="Corpsdetexte"/>
+      </w:pPr>
+    </w:p>
+    <w:p>
+      <w:pPr>
         <w:pStyle w:val="Retraitcorpsdetexte"/>
         <w:ind w:left="0"/>
       </w:pPr>
     </w:p>
     <w:p>
       <w:pPr>
-        <w:pStyle w:val="Retraitcorpsdetexte"/>
-        <w:ind w:left="0"/>
-      </w:pPr>
+        <w:pStyle w:val="Titre1"/>
+      </w:pPr>
+      <w:bookmarkStart w:id="11" w:name="_Toc181198219"/>
       <w:r>
-        <w:t>Voici un schéma qui montre le fonctionnement de Vigenère</w:t>
+        <w:t>Vigenère</w:t>
+      </w:r>
+      <w:bookmarkEnd w:id="11"/>
+    </w:p>
+    <w:p>
+      <w:pPr>
+        <w:pStyle w:val="Corpsdetexte"/>
+      </w:pPr>
+      <w:r>
+        <w:t xml:space="preserve">Voici un </w:t>
+      </w:r>
+      <w:r>
+        <w:t>schéma qui montre le fonctionnement de Vigenère</w:t>
       </w:r>
     </w:p>
     <w:p>
@@ -1788,14 +2196,242 @@
       </w:r>
     </w:p>
     <w:p>
+      <w:pPr>
+        <w:pStyle w:val="Retraitcorpsdetexte"/>
+        <w:ind w:left="0"/>
+      </w:pPr>
+    </w:p>
+    <w:p>
+      <w:pPr>
+        <w:pStyle w:val="Retraitcorpsdetexte"/>
+        <w:ind w:left="0"/>
+      </w:pPr>
+    </w:p>
+    <w:p>
+      <w:pPr>
+        <w:pStyle w:val="Retraitcorpsdetexte"/>
+        <w:ind w:left="0"/>
+      </w:pPr>
+    </w:p>
+    <w:p>
+      <w:pPr>
+        <w:pStyle w:val="Retraitcorpsdetexte"/>
+        <w:ind w:left="0"/>
+      </w:pPr>
+    </w:p>
+    <w:p>
+      <w:pPr>
+        <w:pStyle w:val="Retraitcorpsdetexte"/>
+        <w:ind w:left="0"/>
+      </w:pPr>
+    </w:p>
+    <w:p>
+      <w:pPr>
+        <w:pStyle w:val="Retraitcorpsdetexte"/>
+        <w:ind w:left="0"/>
+      </w:pPr>
+    </w:p>
+    <w:p>
+      <w:pPr>
+        <w:pStyle w:val="Retraitcorpsdetexte"/>
+        <w:ind w:left="0"/>
+      </w:pPr>
+    </w:p>
+    <w:p>
+      <w:pPr>
+        <w:pStyle w:val="Retraitcorpsdetexte"/>
+        <w:ind w:left="0"/>
+      </w:pPr>
+    </w:p>
+    <w:p>
+      <w:pPr>
+        <w:pStyle w:val="Retraitcorpsdetexte"/>
+        <w:ind w:left="0"/>
+      </w:pPr>
+    </w:p>
+    <w:p>
+      <w:pPr>
+        <w:pStyle w:val="Retraitcorpsdetexte"/>
+        <w:ind w:left="0"/>
+      </w:pPr>
       <w:r>
-        <w:t>Voici le tableau</w:t>
+        <w:lastRenderedPageBreak/>
+        <w:t>Voici l’organigramme de ma méthode de chiffrement de mon programme :</w:t>
       </w:r>
+    </w:p>
+    <w:p>
+      <w:pPr>
+        <w:pStyle w:val="Retraitcorpsdetexte"/>
+        <w:ind w:left="0"/>
+      </w:pPr>
+    </w:p>
+    <w:p>
+      <w:pPr>
+        <w:pStyle w:val="Retraitcorpsdetexte"/>
+        <w:ind w:left="0"/>
+      </w:pPr>
       <w:r>
-        <w:t xml:space="preserve"> </w:t>
+        <w:drawing>
+          <wp:inline distT="0" distB="0" distL="0" distR="0" wp14:anchorId="7F0850ED" wp14:editId="7D158D07">
+            <wp:extent cx="4706007" cy="5001323"/>
+            <wp:effectExtent l="0" t="0" r="0" b="8890"/>
+            <wp:docPr id="1610943797" name="Image 1"/>
+            <wp:cNvGraphicFramePr>
+              <a:graphicFrameLocks xmlns:a="http://schemas.openxmlformats.org/drawingml/2006/main" noChangeAspect="1"/>
+            </wp:cNvGraphicFramePr>
+            <a:graphic xmlns:a="http://schemas.openxmlformats.org/drawingml/2006/main">
+              <a:graphicData uri="http://schemas.openxmlformats.org/drawingml/2006/picture">
+                <pic:pic xmlns:pic="http://schemas.openxmlformats.org/drawingml/2006/picture">
+                  <pic:nvPicPr>
+                    <pic:cNvPr id="1610943797" name=""/>
+                    <pic:cNvPicPr/>
+                  </pic:nvPicPr>
+                  <pic:blipFill>
+                    <a:blip r:embed="rId14"/>
+                    <a:stretch>
+                      <a:fillRect/>
+                    </a:stretch>
+                  </pic:blipFill>
+                  <pic:spPr>
+                    <a:xfrm>
+                      <a:off x="0" y="0"/>
+                      <a:ext cx="4706007" cy="5001323"/>
+                    </a:xfrm>
+                    <a:prstGeom prst="rect">
+                      <a:avLst/>
+                    </a:prstGeom>
+                  </pic:spPr>
+                </pic:pic>
+              </a:graphicData>
+            </a:graphic>
+          </wp:inline>
+        </w:drawing>
       </w:r>
+    </w:p>
+    <w:p>
+      <w:pPr>
+        <w:pStyle w:val="Retraitcorpsdetexte"/>
+        <w:ind w:left="0"/>
+      </w:pPr>
+    </w:p>
+    <w:p>
+      <w:pPr>
+        <w:pStyle w:val="Retraitcorpsdetexte"/>
+        <w:ind w:left="0"/>
+      </w:pPr>
+    </w:p>
+    <w:p>
+      <w:pPr>
+        <w:pStyle w:val="Retraitcorpsdetexte"/>
+        <w:ind w:left="0"/>
+      </w:pPr>
+    </w:p>
+    <w:p>
+      <w:pPr>
+        <w:pStyle w:val="Retraitcorpsdetexte"/>
+        <w:ind w:left="0"/>
+      </w:pPr>
+    </w:p>
+    <w:p>
+      <w:pPr>
+        <w:pStyle w:val="Retraitcorpsdetexte"/>
+        <w:ind w:left="0"/>
+      </w:pPr>
+    </w:p>
+    <w:p>
+      <w:pPr>
+        <w:pStyle w:val="Retraitcorpsdetexte"/>
+        <w:ind w:left="0"/>
+      </w:pPr>
+    </w:p>
+    <w:p>
+      <w:pPr>
+        <w:pStyle w:val="Retraitcorpsdetexte"/>
+        <w:ind w:left="0"/>
+      </w:pPr>
+    </w:p>
+    <w:p>
+      <w:pPr>
+        <w:pStyle w:val="Retraitcorpsdetexte"/>
+        <w:ind w:left="0"/>
+      </w:pPr>
+    </w:p>
+    <w:p>
+      <w:pPr>
+        <w:pStyle w:val="Retraitcorpsdetexte"/>
+        <w:ind w:left="0"/>
+      </w:pPr>
+    </w:p>
+    <w:p>
+      <w:pPr>
+        <w:pStyle w:val="Retraitcorpsdetexte"/>
+        <w:ind w:left="0"/>
+      </w:pPr>
+    </w:p>
+    <w:p>
+      <w:pPr>
+        <w:pStyle w:val="Retraitcorpsdetexte"/>
+        <w:ind w:left="0"/>
+      </w:pPr>
+    </w:p>
+    <w:p>
+      <w:pPr>
+        <w:pStyle w:val="Retraitcorpsdetexte"/>
+        <w:ind w:left="0"/>
+      </w:pPr>
+    </w:p>
+    <w:p>
+      <w:pPr>
+        <w:pStyle w:val="Retraitcorpsdetexte"/>
+        <w:ind w:left="0"/>
+      </w:pPr>
+    </w:p>
+    <w:p>
+      <w:pPr>
+        <w:pStyle w:val="Retraitcorpsdetexte"/>
+        <w:ind w:left="0"/>
+      </w:pPr>
+    </w:p>
+    <w:p>
+      <w:pPr>
+        <w:pStyle w:val="Retraitcorpsdetexte"/>
+        <w:ind w:left="0"/>
+      </w:pPr>
+    </w:p>
+    <w:p>
+      <w:pPr>
+        <w:pStyle w:val="Retraitcorpsdetexte"/>
+        <w:ind w:left="0"/>
+      </w:pPr>
+    </w:p>
+    <w:p>
+      <w:pPr>
+        <w:pStyle w:val="Retraitcorpsdetexte"/>
+        <w:ind w:left="0"/>
+      </w:pPr>
+    </w:p>
+    <w:p>
+      <w:pPr>
+        <w:pStyle w:val="Retraitcorpsdetexte"/>
+        <w:ind w:left="0"/>
+      </w:pPr>
+    </w:p>
+    <w:p>
+      <w:pPr>
+        <w:pStyle w:val="Retraitcorpsdetexte"/>
+        <w:ind w:left="0"/>
+      </w:pPr>
+    </w:p>
+    <w:p>
+      <w:pPr>
+        <w:pStyle w:val="Retraitcorpsdetexte"/>
+        <w:ind w:left="0"/>
+      </w:pPr>
+    </w:p>
+    <w:p>
       <w:r>
-        <w:t>:</w:t>
+        <w:lastRenderedPageBreak/>
+        <w:t>Voici le tableau :</w:t>
       </w:r>
     </w:p>
     <w:p/>
@@ -14691,7 +15327,6 @@
                 <w:b/>
                 <w:bCs/>
               </w:rPr>
-              <w:lastRenderedPageBreak/>
               <w:t>U</w:t>
             </w:r>
           </w:p>
@@ -17830,11 +18465,49 @@
     </w:p>
     <w:p>
       <w:pPr>
+        <w:pStyle w:val="Retraitcorpsdetexte"/>
+      </w:pPr>
+    </w:p>
+    <w:p>
+      <w:pPr>
+        <w:pStyle w:val="Retraitcorpsdetexte"/>
+      </w:pPr>
+    </w:p>
+    <w:p>
+      <w:pPr>
+        <w:pStyle w:val="Retraitcorpsdetexte"/>
+      </w:pPr>
+    </w:p>
+    <w:p>
+      <w:pPr>
+        <w:pStyle w:val="Retraitcorpsdetexte"/>
+      </w:pPr>
+    </w:p>
+    <w:p>
+      <w:pPr>
+        <w:pStyle w:val="Retraitcorpsdetexte"/>
+      </w:pPr>
+    </w:p>
+    <w:p>
+      <w:pPr>
+        <w:pStyle w:val="Retraitcorpsdetexte"/>
+      </w:pPr>
+    </w:p>
+    <w:p>
+      <w:pPr>
+        <w:pStyle w:val="Retraitcorpsdetexte"/>
+      </w:pPr>
+    </w:p>
+    <w:p>
+      <w:pPr>
         <w:pStyle w:val="Titre2"/>
       </w:pPr>
+      <w:bookmarkStart w:id="12" w:name="_Toc181198220"/>
       <w:r>
+        <w:lastRenderedPageBreak/>
         <w:t>Étapes du chiffrement de Vigenère</w:t>
       </w:r>
+      <w:bookmarkEnd w:id="12"/>
     </w:p>
     <w:p>
       <w:pPr>
@@ -17946,7 +18619,11 @@
         <w:t>". C’est-à-dire "T"</w:t>
       </w:r>
     </w:p>
-    <w:p/>
+    <w:p>
+      <w:pPr>
+        <w:pStyle w:val="Retraitcorpsdetexte"/>
+      </w:pPr>
+    </w:p>
     <w:p/>
     <w:p>
       <w:r>
@@ -17956,21 +18633,13 @@
     <w:p/>
     <w:p>
       <w:r>
-        <w:t>Si je souhaite chiffrer ce message avec Vigenère « </w:t>
-      </w:r>
-      <w:proofErr w:type="spellStart"/>
-      <w:r>
-        <w:t>MonMotDePasseEstVigen</w:t>
+        <w:t>Si je souhaite chiffrer ce message avec Vigenère « MonMotDePasseEstVigen</w:t>
       </w:r>
       <w:r>
         <w:t>e</w:t>
       </w:r>
       <w:r>
-        <w:t>re</w:t>
-      </w:r>
-      <w:proofErr w:type="spellEnd"/>
-      <w:r>
-        <w:t> » et que je possède la clé « </w:t>
+        <w:t>re » et que je possède la clé « </w:t>
       </w:r>
       <w:r>
         <w:t>MACLEDECHIFFREMENT</w:t>
@@ -18038,7 +18707,7 @@
               <w:ind w:left="0"/>
               <w:jc w:val="center"/>
             </w:pPr>
-            <w:bookmarkStart w:id="11" w:name="_Hlk181128101"/>
+            <w:bookmarkStart w:id="13" w:name="_Hlk181128101"/>
             <w:r>
               <w:t>M</w:t>
             </w:r>
@@ -18767,7 +19436,7 @@
                 <w:bCs/>
               </w:rPr>
             </w:pPr>
-            <w:bookmarkStart w:id="12" w:name="_Hlk181121587"/>
+            <w:bookmarkStart w:id="14" w:name="_Hlk181121587"/>
             <w:r>
               <w:rPr>
                 <w:b/>
@@ -19307,8 +19976,8 @@
           </w:p>
         </w:tc>
       </w:tr>
-      <w:bookmarkEnd w:id="11"/>
-      <w:bookmarkEnd w:id="12"/>
+      <w:bookmarkEnd w:id="13"/>
+      <w:bookmarkEnd w:id="14"/>
     </w:tbl>
     <w:p>
       <w:pPr>
@@ -19380,15 +20049,11 @@
           <w:numId w:val="27"/>
         </w:numPr>
       </w:pPr>
+      <w:bookmarkStart w:id="15" w:name="_Toc181198221"/>
       <w:r>
-        <w:t xml:space="preserve">Étapes du </w:t>
+        <w:t>Étapes du déchiffrement de Vigenère</w:t>
       </w:r>
-      <w:r>
-        <w:t>dé</w:t>
-      </w:r>
-      <w:r>
-        <w:t>chiffrement de Vigenère</w:t>
-      </w:r>
+      <w:bookmarkEnd w:id="15"/>
     </w:p>
     <w:p>
       <w:pPr>
@@ -19439,7 +20104,6 @@
           <w:b/>
           <w:bCs/>
         </w:rPr>
-        <w:lastRenderedPageBreak/>
         <w:t xml:space="preserve">Déchiffrement </w:t>
       </w:r>
       <w:r>
@@ -19505,27 +20169,17 @@
         <w:t>".</w:t>
       </w:r>
     </w:p>
-    <w:p>
-      <w:pPr>
-        <w:pStyle w:val="Retraitcorpsdetexte"/>
-        <w:ind w:left="0"/>
-      </w:pPr>
-    </w:p>
+    <w:p/>
     <w:p>
       <w:r>
+        <w:lastRenderedPageBreak/>
         <w:t>Exemple :</w:t>
       </w:r>
     </w:p>
     <w:p/>
     <w:p>
       <w:r>
-        <w:t xml:space="preserve">Si je souhaite </w:t>
-      </w:r>
-      <w:r>
-        <w:t>dé</w:t>
-      </w:r>
-      <w:r>
-        <w:t>chiffrer ce message avec Vigenère « </w:t>
+        <w:t>Si je souhaite déchiffrer ce message avec Vigenère « </w:t>
       </w:r>
       <w:r>
         <w:t>YOPXSWHGWIXXVIEXIBSEPPVH</w:t>
@@ -20864,13 +21518,7 @@
         <w:ind w:left="0"/>
       </w:pPr>
       <w:r>
-        <w:t xml:space="preserve">Le message </w:t>
-      </w:r>
-      <w:r>
-        <w:t>dé</w:t>
-      </w:r>
-      <w:r>
-        <w:t>chiffré avec Vigenère est : « </w:t>
+        <w:t>Le message déchiffré avec Vigenère est : « </w:t>
       </w:r>
       <w:r>
         <w:rPr>
@@ -20899,9 +21547,11 @@
       <w:pPr>
         <w:pStyle w:val="Titre1"/>
       </w:pPr>
+      <w:bookmarkStart w:id="16" w:name="_Toc181198222"/>
       <w:r>
         <w:t>Problèmes rencontrés</w:t>
       </w:r>
+      <w:bookmarkEnd w:id="16"/>
     </w:p>
     <w:p>
       <w:pPr>
@@ -20927,7 +21577,7 @@
                     <pic:cNvPicPr/>
                   </pic:nvPicPr>
                   <pic:blipFill>
-                    <a:blip r:embed="rId14"/>
+                    <a:blip r:embed="rId15"/>
                     <a:stretch>
                       <a:fillRect/>
                     </a:stretch>
@@ -20962,101 +21612,74 @@
         <w:t xml:space="preserve"> chez moi</w:t>
       </w:r>
       <w:r>
-        <w:t xml:space="preserve"> c’était un problème de </w:t>
+        <w:t>,</w:t>
       </w:r>
-      <w:proofErr w:type="spellStart"/>
       <w:r>
-        <w:t>path</w:t>
+        <w:t xml:space="preserve"> </w:t>
       </w:r>
-      <w:proofErr w:type="spellEnd"/>
+      <w:r>
+        <w:t>c’était un problème de chemin (path).</w:t>
+      </w:r>
+    </w:p>
+    <w:p>
+      <w:pPr>
+        <w:pStyle w:val="Corpsdetexte"/>
+      </w:pPr>
+      <w:r>
+        <w:t xml:space="preserve">En effet, </w:t>
+      </w:r>
+      <w:r>
+        <w:t>je n’arrivais pas à avoir accès au dossier où se trouvait le master password, ce qui rendait l’accès à l’application impossible. Malgré plusieurs essais comme</w:t>
+      </w:r>
+      <w:r>
+        <w:t> :</w:t>
+      </w:r>
+      <w:r>
+        <w:t xml:space="preserve"> Redémarrage du PC, création d’un nouveau projet Visual Studio, lancer l’application en Adminsitrateur, changement du chemin</w:t>
+      </w:r>
+      <w:r>
+        <w:t>,</w:t>
+      </w:r>
+      <w:r>
+        <w:t xml:space="preserve"> rien n’y fait. J’ai dû </w:t>
+      </w:r>
+      <w:r>
+        <w:t>travailler sur un autre ordinateur</w:t>
+      </w:r>
       <w:r>
         <w:t>.</w:t>
       </w:r>
     </w:p>
     <w:p>
       <w:pPr>
-        <w:pStyle w:val="Corpsdetexte"/>
-      </w:pPr>
-      <w:r>
-        <w:t xml:space="preserve">En effet, </w:t>
-      </w:r>
-      <w:r>
-        <w:t xml:space="preserve">je n’arrivais pas à avoir accès au dossier où se trouvait le master password, ce qui rendait l’accès à l’application impossible. Malgré plusieurs essais comme ; Redémarrage du PC, création d’un nouveau projet Visual Studio, lancer l’application en </w:t>
-      </w:r>
-      <w:proofErr w:type="spellStart"/>
-      <w:r>
-        <w:t>Adminsitrateur</w:t>
-      </w:r>
-      <w:proofErr w:type="spellEnd"/>
-      <w:r>
-        <w:t>, changement du chemin rien n’y fait. J’ai dû travailler sur un autre ordinateur.</w:t>
-      </w:r>
+        <w:pStyle w:val="Retraitcorpsdetexte"/>
+        <w:ind w:left="0"/>
+      </w:pPr>
     </w:p>
     <w:p>
       <w:pPr>
-        <w:pStyle w:val="Corpsdetexte"/>
-        <w:jc w:val="left"/>
-        <w:rPr>
-          <w:lang w:val="de-CH"/>
-        </w:rPr>
-      </w:pPr>
-      <w:r>
-        <w:rPr>
-          <w:lang w:val="de-CH"/>
-        </w:rPr>
-        <w:t>C:\Users\amizeqiri\Desktop\GitHub\P_GestMDP_114\P_GestMDP\MasterPassword\masterpassword</w:t>
-      </w:r>
-    </w:p>
-    <w:p>
-      <w:pPr>
-        <w:pStyle w:val="Corpsdetexte"/>
-        <w:jc w:val="left"/>
-        <w:rPr>
-          <w:lang w:val="de-CH"/>
-        </w:rPr>
-      </w:pPr>
-      <w:r>
-        <w:rPr>
-          <w:lang w:val="de-CH"/>
-        </w:rPr>
-        <w:t>C:\Users\amizeqiri\Desktop\GitHub\P_GestMDP_114\P_GestMDP\password</w:t>
-      </w:r>
-    </w:p>
-    <w:p>
-      <w:pPr>
-        <w:pStyle w:val="Retraitcorpsdetexte"/>
-        <w:ind w:left="0"/>
-        <w:rPr>
-          <w:lang w:val="de-CH"/>
-        </w:rPr>
-      </w:pPr>
-    </w:p>
-    <w:p>
-      <w:pPr>
         <w:pStyle w:val="Titre1"/>
       </w:pPr>
-      <w:bookmarkStart w:id="13" w:name="_Toc181121686"/>
+      <w:bookmarkStart w:id="17" w:name="_Toc181198223"/>
       <w:r>
         <w:t>Sources</w:t>
       </w:r>
       <w:r>
         <w:t xml:space="preserve"> &amp; Aides</w:t>
       </w:r>
-      <w:bookmarkEnd w:id="13"/>
+      <w:bookmarkEnd w:id="17"/>
     </w:p>
     <w:p>
       <w:pPr>
         <w:pStyle w:val="Corpsdetexte"/>
       </w:pPr>
-      <w:hyperlink r:id="rId15" w:history="1">
-        <w:proofErr w:type="spellStart"/>
+      <w:hyperlink r:id="rId16" w:history="1">
         <w:r>
           <w:rPr>
             <w:rStyle w:val="Lienhypertexte"/>
           </w:rPr>
           <w:t>Stackoverflow</w:t>
         </w:r>
-        <w:proofErr w:type="spellEnd"/>
       </w:hyperlink>
       <w:r>
         <w:t xml:space="preserve"> : </w:t>
@@ -21075,27 +21698,20 @@
       <w:pPr>
         <w:pStyle w:val="Corpsdetexte"/>
       </w:pPr>
-      <w:hyperlink r:id="rId16" w:history="1">
-        <w:proofErr w:type="spellStart"/>
+      <w:hyperlink r:id="rId17" w:history="1">
         <w:r>
           <w:rPr>
             <w:rStyle w:val="Lienhypertexte"/>
           </w:rPr>
           <w:t>ChatGPT</w:t>
         </w:r>
-        <w:proofErr w:type="spellEnd"/>
       </w:hyperlink>
       <w:r>
         <w:t xml:space="preserve"> : </w:t>
       </w:r>
       <w:r>
-        <w:t xml:space="preserve">L’IA de </w:t>
+        <w:t>L’IA de OpenAI</w:t>
       </w:r>
-      <w:proofErr w:type="spellStart"/>
-      <w:r>
-        <w:t>OpenAI</w:t>
-      </w:r>
-      <w:proofErr w:type="spellEnd"/>
       <w:r>
         <w:t xml:space="preserve"> m’a aidé à comprendre les bouts de code que je trouvais sur internet, il m’a également servi lors </w:t>
       </w:r>
@@ -21125,7 +21741,7 @@
       <w:pPr>
         <w:pStyle w:val="Corpsdetexte"/>
       </w:pPr>
-      <w:hyperlink r:id="rId17" w:history="1">
+      <w:hyperlink r:id="rId18" w:history="1">
         <w:r>
           <w:rPr>
             <w:rStyle w:val="Lienhypertexte"/>
@@ -21141,7 +21757,7 @@
       <w:pPr>
         <w:pStyle w:val="Corpsdetexte"/>
       </w:pPr>
-      <w:hyperlink r:id="rId18" w:history="1">
+      <w:hyperlink r:id="rId19" w:history="1">
         <w:r>
           <w:rPr>
             <w:rStyle w:val="Lienhypertexte"/>
@@ -21157,6 +21773,22 @@
       <w:pPr>
         <w:pStyle w:val="Corpsdetexte"/>
       </w:pPr>
+      <w:hyperlink r:id="rId20" w:history="1">
+        <w:r>
+          <w:rPr>
+            <w:rStyle w:val="Lienhypertexte"/>
+          </w:rPr>
+          <w:t>Vigenère</w:t>
+        </w:r>
+      </w:hyperlink>
+      <w:r>
+        <w:t> : Ce site m’a permis de vérifier le chiffrement et le déchiffrement avec ma clé.</w:t>
+      </w:r>
+    </w:p>
+    <w:p>
+      <w:pPr>
+        <w:pStyle w:val="Corpsdetexte"/>
+      </w:pPr>
       <w:r>
         <w:t>Les aides spécifiques avec les URLs sont dans le journal de travail.</w:t>
       </w:r>
@@ -21165,11 +21797,12 @@
       <w:pPr>
         <w:pStyle w:val="Titre1"/>
       </w:pPr>
-      <w:bookmarkStart w:id="14" w:name="_Toc181121687"/>
+      <w:bookmarkStart w:id="18" w:name="_Toc181198224"/>
       <w:r>
+        <w:lastRenderedPageBreak/>
         <w:t>Conclusion</w:t>
       </w:r>
-      <w:bookmarkEnd w:id="14"/>
+      <w:bookmarkEnd w:id="18"/>
     </w:p>
     <w:p>
       <w:pPr>
@@ -21220,8 +21853,8 @@
       </w:pPr>
     </w:p>
     <w:sectPr>
-      <w:headerReference w:type="default" r:id="rId19"/>
-      <w:footerReference w:type="default" r:id="rId20"/>
+      <w:headerReference w:type="default" r:id="rId21"/>
+      <w:footerReference w:type="default" r:id="rId22"/>
       <w:pgSz w:w="11906" w:h="16838" w:code="9"/>
       <w:pgMar w:top="1418" w:right="1418" w:bottom="1418" w:left="1418" w:header="709" w:footer="709" w:gutter="0"/>
       <w:cols w:space="708"/>
@@ -21233,7 +21866,7 @@
 </file>
 
 <file path=word/endnotes.xml><?xml version="1.0" encoding="utf-8"?>
-<w:endnotes xmlns:wpc="http://schemas.microsoft.com/office/word/2010/wordprocessingCanvas" xmlns:cx="http://schemas.microsoft.com/office/drawing/2014/chartex" xmlns:cx1="http://schemas.microsoft.com/office/drawing/2015/9/8/chartex" xmlns:cx2="http://schemas.microsoft.com/office/drawing/2015/10/21/chartex" xmlns:cx3="http://schemas.microsoft.com/office/drawing/2016/5/9/chartex" xmlns:cx4="http://schemas.microsoft.com/office/drawing/2016/5/10/chartex" xmlns:cx5="http://schemas.microsoft.com/office/drawing/2016/5/11/chartex" xmlns:cx6="http://schemas.microsoft.com/office/drawing/2016/5/12/chartex" xmlns:cx7="http://schemas.microsoft.com/office/drawing/2016/5/13/chartex" xmlns:cx8="http://schemas.microsoft.com/office/drawing/2016/5/14/chartex" xmlns:mc="http://schemas.openxmlformats.org/markup-compatibility/2006" xmlns:aink="http://schemas.microsoft.com/office/drawing/2016/ink" xmlns:am3d="http://schemas.microsoft.com/office/drawing/2017/model3d" xmlns:o="urn:schemas-microsoft-com:office:office" xmlns:oel="http://schemas.microsoft.com/office/2019/extlst" xmlns:r="http://schemas.openxmlformats.org/officeDocument/2006/relationships" xmlns:m="http://schemas.openxmlformats.org/officeDocument/2006/math" xmlns:v="urn:schemas-microsoft-com:vml" xmlns:wp14="http://schemas.microsoft.com/office/word/2010/wordprocessingDrawing" xmlns:wp="http://schemas.openxmlformats.org/drawingml/2006/wordprocessingDrawing" xmlns:w10="urn:schemas-microsoft-com:office:word" xmlns:w="http://schemas.openxmlformats.org/wordprocessingml/2006/main" xmlns:w14="http://schemas.microsoft.com/office/word/2010/wordml" xmlns:w15="http://schemas.microsoft.com/office/word/2012/wordml" xmlns:w16cex="http://schemas.microsoft.com/office/word/2018/wordml/cex" xmlns:w16cid="http://schemas.microsoft.com/office/word/2016/wordml/cid" xmlns:w16="http://schemas.microsoft.com/office/word/2018/wordml" xmlns:w16du="http://schemas.microsoft.com/office/word/2023/wordml/word16du" xmlns:w16sdtdh="http://schemas.microsoft.com/office/word/2020/wordml/sdtdatahash" xmlns:w16se="http://schemas.microsoft.com/office/word/2015/wordml/symex" xmlns:wpg="http://schemas.microsoft.com/office/word/2010/wordprocessingGroup" xmlns:wpi="http://schemas.microsoft.com/office/word/2010/wordprocessingInk" xmlns:wne="http://schemas.microsoft.com/office/word/2006/wordml" xmlns:wps="http://schemas.microsoft.com/office/word/2010/wordprocessingShape" mc:Ignorable="w14 w15 w16se w16cid w16 w16cex w16sdtdh w16du wp14">
+<w:endnotes xmlns:wpc="http://schemas.microsoft.com/office/word/2010/wordprocessingCanvas" xmlns:cx="http://schemas.microsoft.com/office/drawing/2014/chartex" xmlns:cx1="http://schemas.microsoft.com/office/drawing/2015/9/8/chartex" xmlns:cx2="http://schemas.microsoft.com/office/drawing/2015/10/21/chartex" xmlns:cx3="http://schemas.microsoft.com/office/drawing/2016/5/9/chartex" xmlns:cx4="http://schemas.microsoft.com/office/drawing/2016/5/10/chartex" xmlns:cx5="http://schemas.microsoft.com/office/drawing/2016/5/11/chartex" xmlns:cx6="http://schemas.microsoft.com/office/drawing/2016/5/12/chartex" xmlns:cx7="http://schemas.microsoft.com/office/drawing/2016/5/13/chartex" xmlns:cx8="http://schemas.microsoft.com/office/drawing/2016/5/14/chartex" xmlns:mc="http://schemas.openxmlformats.org/markup-compatibility/2006" xmlns:aink="http://schemas.microsoft.com/office/drawing/2016/ink" xmlns:am3d="http://schemas.microsoft.com/office/drawing/2017/model3d" xmlns:o="urn:schemas-microsoft-com:office:office" xmlns:oel="http://schemas.microsoft.com/office/2019/extlst" xmlns:r="http://schemas.openxmlformats.org/officeDocument/2006/relationships" xmlns:m="http://schemas.openxmlformats.org/officeDocument/2006/math" xmlns:v="urn:schemas-microsoft-com:vml" xmlns:wp14="http://schemas.microsoft.com/office/word/2010/wordprocessingDrawing" xmlns:wp="http://schemas.openxmlformats.org/drawingml/2006/wordprocessingDrawing" xmlns:w10="urn:schemas-microsoft-com:office:word" xmlns:w="http://schemas.openxmlformats.org/wordprocessingml/2006/main" xmlns:w14="http://schemas.microsoft.com/office/word/2010/wordml" xmlns:w15="http://schemas.microsoft.com/office/word/2012/wordml" xmlns:w16cex="http://schemas.microsoft.com/office/word/2018/wordml/cex" xmlns:w16cid="http://schemas.microsoft.com/office/word/2016/wordml/cid" xmlns:w16="http://schemas.microsoft.com/office/word/2018/wordml" xmlns:w16sdtdh="http://schemas.microsoft.com/office/word/2020/wordml/sdtdatahash" xmlns:w16se="http://schemas.microsoft.com/office/word/2015/wordml/symex" xmlns:wpg="http://schemas.microsoft.com/office/word/2010/wordprocessingGroup" xmlns:wpi="http://schemas.microsoft.com/office/word/2010/wordprocessingInk" xmlns:wne="http://schemas.microsoft.com/office/word/2006/wordml" xmlns:wps="http://schemas.microsoft.com/office/word/2010/wordprocessingShape" mc:Ignorable="w14 w15 w16se w16cid w16 w16cex w16sdtdh wp14">
   <w:endnote w:type="separator" w:id="-1">
     <w:p>
       <w:r>
@@ -21255,7 +21888,7 @@
 </file>
 
 <file path=word/footer1.xml><?xml version="1.0" encoding="utf-8"?>
-<w:ftr xmlns:wpc="http://schemas.microsoft.com/office/word/2010/wordprocessingCanvas" xmlns:cx="http://schemas.microsoft.com/office/drawing/2014/chartex" xmlns:cx1="http://schemas.microsoft.com/office/drawing/2015/9/8/chartex" xmlns:cx2="http://schemas.microsoft.com/office/drawing/2015/10/21/chartex" xmlns:cx3="http://schemas.microsoft.com/office/drawing/2016/5/9/chartex" xmlns:cx4="http://schemas.microsoft.com/office/drawing/2016/5/10/chartex" xmlns:cx5="http://schemas.microsoft.com/office/drawing/2016/5/11/chartex" xmlns:cx6="http://schemas.microsoft.com/office/drawing/2016/5/12/chartex" xmlns:cx7="http://schemas.microsoft.com/office/drawing/2016/5/13/chartex" xmlns:cx8="http://schemas.microsoft.com/office/drawing/2016/5/14/chartex" xmlns:mc="http://schemas.openxmlformats.org/markup-compatibility/2006" xmlns:aink="http://schemas.microsoft.com/office/drawing/2016/ink" xmlns:am3d="http://schemas.microsoft.com/office/drawing/2017/model3d" xmlns:o="urn:schemas-microsoft-com:office:office" xmlns:oel="http://schemas.microsoft.com/office/2019/extlst" xmlns:r="http://schemas.openxmlformats.org/officeDocument/2006/relationships" xmlns:m="http://schemas.openxmlformats.org/officeDocument/2006/math" xmlns:v="urn:schemas-microsoft-com:vml" xmlns:wp14="http://schemas.microsoft.com/office/word/2010/wordprocessingDrawing" xmlns:wp="http://schemas.openxmlformats.org/drawingml/2006/wordprocessingDrawing" xmlns:w10="urn:schemas-microsoft-com:office:word" xmlns:w="http://schemas.openxmlformats.org/wordprocessingml/2006/main" xmlns:w14="http://schemas.microsoft.com/office/word/2010/wordml" xmlns:w15="http://schemas.microsoft.com/office/word/2012/wordml" xmlns:w16cex="http://schemas.microsoft.com/office/word/2018/wordml/cex" xmlns:w16cid="http://schemas.microsoft.com/office/word/2016/wordml/cid" xmlns:w16="http://schemas.microsoft.com/office/word/2018/wordml" xmlns:w16du="http://schemas.microsoft.com/office/word/2023/wordml/word16du" xmlns:w16sdtdh="http://schemas.microsoft.com/office/word/2020/wordml/sdtdatahash" xmlns:w16se="http://schemas.microsoft.com/office/word/2015/wordml/symex" xmlns:wpg="http://schemas.microsoft.com/office/word/2010/wordprocessingGroup" xmlns:wpi="http://schemas.microsoft.com/office/word/2010/wordprocessingInk" xmlns:wne="http://schemas.microsoft.com/office/word/2006/wordml" xmlns:wps="http://schemas.microsoft.com/office/word/2010/wordprocessingShape" mc:Ignorable="w14 w15 w16se w16cid w16 w16cex w16sdtdh w16du wp14">
+<w:ftr xmlns:wpc="http://schemas.microsoft.com/office/word/2010/wordprocessingCanvas" xmlns:cx="http://schemas.microsoft.com/office/drawing/2014/chartex" xmlns:cx1="http://schemas.microsoft.com/office/drawing/2015/9/8/chartex" xmlns:cx2="http://schemas.microsoft.com/office/drawing/2015/10/21/chartex" xmlns:cx3="http://schemas.microsoft.com/office/drawing/2016/5/9/chartex" xmlns:cx4="http://schemas.microsoft.com/office/drawing/2016/5/10/chartex" xmlns:cx5="http://schemas.microsoft.com/office/drawing/2016/5/11/chartex" xmlns:cx6="http://schemas.microsoft.com/office/drawing/2016/5/12/chartex" xmlns:cx7="http://schemas.microsoft.com/office/drawing/2016/5/13/chartex" xmlns:cx8="http://schemas.microsoft.com/office/drawing/2016/5/14/chartex" xmlns:mc="http://schemas.openxmlformats.org/markup-compatibility/2006" xmlns:aink="http://schemas.microsoft.com/office/drawing/2016/ink" xmlns:am3d="http://schemas.microsoft.com/office/drawing/2017/model3d" xmlns:o="urn:schemas-microsoft-com:office:office" xmlns:oel="http://schemas.microsoft.com/office/2019/extlst" xmlns:r="http://schemas.openxmlformats.org/officeDocument/2006/relationships" xmlns:m="http://schemas.openxmlformats.org/officeDocument/2006/math" xmlns:v="urn:schemas-microsoft-com:vml" xmlns:wp14="http://schemas.microsoft.com/office/word/2010/wordprocessingDrawing" xmlns:wp="http://schemas.openxmlformats.org/drawingml/2006/wordprocessingDrawing" xmlns:w10="urn:schemas-microsoft-com:office:word" xmlns:w="http://schemas.openxmlformats.org/wordprocessingml/2006/main" xmlns:w14="http://schemas.microsoft.com/office/word/2010/wordml" xmlns:w15="http://schemas.microsoft.com/office/word/2012/wordml" xmlns:w16cex="http://schemas.microsoft.com/office/word/2018/wordml/cex" xmlns:w16cid="http://schemas.microsoft.com/office/word/2016/wordml/cid" xmlns:w16="http://schemas.microsoft.com/office/word/2018/wordml" xmlns:w16sdtdh="http://schemas.microsoft.com/office/word/2020/wordml/sdtdatahash" xmlns:w16se="http://schemas.microsoft.com/office/word/2015/wordml/symex" xmlns:wpg="http://schemas.microsoft.com/office/word/2010/wordprocessingGroup" xmlns:wpi="http://schemas.microsoft.com/office/word/2010/wordprocessingInk" xmlns:wne="http://schemas.microsoft.com/office/word/2006/wordml" xmlns:wps="http://schemas.microsoft.com/office/word/2010/wordprocessingShape" mc:Ignorable="w14 w15 w16se w16cid w16 w16cex w16sdtdh wp14">
   <w:sdt>
     <w:sdtPr>
       <w:id w:val="1034609821"/>
@@ -21309,7 +21942,7 @@
 </file>
 
 <file path=word/footnotes.xml><?xml version="1.0" encoding="utf-8"?>
-<w:footnotes xmlns:wpc="http://schemas.microsoft.com/office/word/2010/wordprocessingCanvas" xmlns:cx="http://schemas.microsoft.com/office/drawing/2014/chartex" xmlns:cx1="http://schemas.microsoft.com/office/drawing/2015/9/8/chartex" xmlns:cx2="http://schemas.microsoft.com/office/drawing/2015/10/21/chartex" xmlns:cx3="http://schemas.microsoft.com/office/drawing/2016/5/9/chartex" xmlns:cx4="http://schemas.microsoft.com/office/drawing/2016/5/10/chartex" xmlns:cx5="http://schemas.microsoft.com/office/drawing/2016/5/11/chartex" xmlns:cx6="http://schemas.microsoft.com/office/drawing/2016/5/12/chartex" xmlns:cx7="http://schemas.microsoft.com/office/drawing/2016/5/13/chartex" xmlns:cx8="http://schemas.microsoft.com/office/drawing/2016/5/14/chartex" xmlns:mc="http://schemas.openxmlformats.org/markup-compatibility/2006" xmlns:aink="http://schemas.microsoft.com/office/drawing/2016/ink" xmlns:am3d="http://schemas.microsoft.com/office/drawing/2017/model3d" xmlns:o="urn:schemas-microsoft-com:office:office" xmlns:oel="http://schemas.microsoft.com/office/2019/extlst" xmlns:r="http://schemas.openxmlformats.org/officeDocument/2006/relationships" xmlns:m="http://schemas.openxmlformats.org/officeDocument/2006/math" xmlns:v="urn:schemas-microsoft-com:vml" xmlns:wp14="http://schemas.microsoft.com/office/word/2010/wordprocessingDrawing" xmlns:wp="http://schemas.openxmlformats.org/drawingml/2006/wordprocessingDrawing" xmlns:w10="urn:schemas-microsoft-com:office:word" xmlns:w="http://schemas.openxmlformats.org/wordprocessingml/2006/main" xmlns:w14="http://schemas.microsoft.com/office/word/2010/wordml" xmlns:w15="http://schemas.microsoft.com/office/word/2012/wordml" xmlns:w16cex="http://schemas.microsoft.com/office/word/2018/wordml/cex" xmlns:w16cid="http://schemas.microsoft.com/office/word/2016/wordml/cid" xmlns:w16="http://schemas.microsoft.com/office/word/2018/wordml" xmlns:w16du="http://schemas.microsoft.com/office/word/2023/wordml/word16du" xmlns:w16sdtdh="http://schemas.microsoft.com/office/word/2020/wordml/sdtdatahash" xmlns:w16se="http://schemas.microsoft.com/office/word/2015/wordml/symex" xmlns:wpg="http://schemas.microsoft.com/office/word/2010/wordprocessingGroup" xmlns:wpi="http://schemas.microsoft.com/office/word/2010/wordprocessingInk" xmlns:wne="http://schemas.microsoft.com/office/word/2006/wordml" xmlns:wps="http://schemas.microsoft.com/office/word/2010/wordprocessingShape" mc:Ignorable="w14 w15 w16se w16cid w16 w16cex w16sdtdh w16du wp14">
+<w:footnotes xmlns:wpc="http://schemas.microsoft.com/office/word/2010/wordprocessingCanvas" xmlns:cx="http://schemas.microsoft.com/office/drawing/2014/chartex" xmlns:cx1="http://schemas.microsoft.com/office/drawing/2015/9/8/chartex" xmlns:cx2="http://schemas.microsoft.com/office/drawing/2015/10/21/chartex" xmlns:cx3="http://schemas.microsoft.com/office/drawing/2016/5/9/chartex" xmlns:cx4="http://schemas.microsoft.com/office/drawing/2016/5/10/chartex" xmlns:cx5="http://schemas.microsoft.com/office/drawing/2016/5/11/chartex" xmlns:cx6="http://schemas.microsoft.com/office/drawing/2016/5/12/chartex" xmlns:cx7="http://schemas.microsoft.com/office/drawing/2016/5/13/chartex" xmlns:cx8="http://schemas.microsoft.com/office/drawing/2016/5/14/chartex" xmlns:mc="http://schemas.openxmlformats.org/markup-compatibility/2006" xmlns:aink="http://schemas.microsoft.com/office/drawing/2016/ink" xmlns:am3d="http://schemas.microsoft.com/office/drawing/2017/model3d" xmlns:o="urn:schemas-microsoft-com:office:office" xmlns:oel="http://schemas.microsoft.com/office/2019/extlst" xmlns:r="http://schemas.openxmlformats.org/officeDocument/2006/relationships" xmlns:m="http://schemas.openxmlformats.org/officeDocument/2006/math" xmlns:v="urn:schemas-microsoft-com:vml" xmlns:wp14="http://schemas.microsoft.com/office/word/2010/wordprocessingDrawing" xmlns:wp="http://schemas.openxmlformats.org/drawingml/2006/wordprocessingDrawing" xmlns:w10="urn:schemas-microsoft-com:office:word" xmlns:w="http://schemas.openxmlformats.org/wordprocessingml/2006/main" xmlns:w14="http://schemas.microsoft.com/office/word/2010/wordml" xmlns:w15="http://schemas.microsoft.com/office/word/2012/wordml" xmlns:w16cex="http://schemas.microsoft.com/office/word/2018/wordml/cex" xmlns:w16cid="http://schemas.microsoft.com/office/word/2016/wordml/cid" xmlns:w16="http://schemas.microsoft.com/office/word/2018/wordml" xmlns:w16sdtdh="http://schemas.microsoft.com/office/word/2020/wordml/sdtdatahash" xmlns:w16se="http://schemas.microsoft.com/office/word/2015/wordml/symex" xmlns:wpg="http://schemas.microsoft.com/office/word/2010/wordprocessingGroup" xmlns:wpi="http://schemas.microsoft.com/office/word/2010/wordprocessingInk" xmlns:wne="http://schemas.microsoft.com/office/word/2006/wordml" xmlns:wps="http://schemas.microsoft.com/office/word/2010/wordprocessingShape" mc:Ignorable="w14 w15 w16se w16cid w16 w16cex w16sdtdh wp14">
   <w:footnote w:type="separator" w:id="-1">
     <w:p>
       <w:r>
@@ -21331,7 +21964,7 @@
 </file>
 
 <file path=word/header1.xml><?xml version="1.0" encoding="utf-8"?>
-<w:hdr xmlns:wpc="http://schemas.microsoft.com/office/word/2010/wordprocessingCanvas" xmlns:cx="http://schemas.microsoft.com/office/drawing/2014/chartex" xmlns:cx1="http://schemas.microsoft.com/office/drawing/2015/9/8/chartex" xmlns:cx2="http://schemas.microsoft.com/office/drawing/2015/10/21/chartex" xmlns:cx3="http://schemas.microsoft.com/office/drawing/2016/5/9/chartex" xmlns:cx4="http://schemas.microsoft.com/office/drawing/2016/5/10/chartex" xmlns:cx5="http://schemas.microsoft.com/office/drawing/2016/5/11/chartex" xmlns:cx6="http://schemas.microsoft.com/office/drawing/2016/5/12/chartex" xmlns:cx7="http://schemas.microsoft.com/office/drawing/2016/5/13/chartex" xmlns:cx8="http://schemas.microsoft.com/office/drawing/2016/5/14/chartex" xmlns:mc="http://schemas.openxmlformats.org/markup-compatibility/2006" xmlns:aink="http://schemas.microsoft.com/office/drawing/2016/ink" xmlns:am3d="http://schemas.microsoft.com/office/drawing/2017/model3d" xmlns:o="urn:schemas-microsoft-com:office:office" xmlns:oel="http://schemas.microsoft.com/office/2019/extlst" xmlns:r="http://schemas.openxmlformats.org/officeDocument/2006/relationships" xmlns:m="http://schemas.openxmlformats.org/officeDocument/2006/math" xmlns:v="urn:schemas-microsoft-com:vml" xmlns:wp14="http://schemas.microsoft.com/office/word/2010/wordprocessingDrawing" xmlns:wp="http://schemas.openxmlformats.org/drawingml/2006/wordprocessingDrawing" xmlns:w10="urn:schemas-microsoft-com:office:word" xmlns:w="http://schemas.openxmlformats.org/wordprocessingml/2006/main" xmlns:w14="http://schemas.microsoft.com/office/word/2010/wordml" xmlns:w15="http://schemas.microsoft.com/office/word/2012/wordml" xmlns:w16cex="http://schemas.microsoft.com/office/word/2018/wordml/cex" xmlns:w16cid="http://schemas.microsoft.com/office/word/2016/wordml/cid" xmlns:w16="http://schemas.microsoft.com/office/word/2018/wordml" xmlns:w16du="http://schemas.microsoft.com/office/word/2023/wordml/word16du" xmlns:w16sdtdh="http://schemas.microsoft.com/office/word/2020/wordml/sdtdatahash" xmlns:w16se="http://schemas.microsoft.com/office/word/2015/wordml/symex" xmlns:wpg="http://schemas.microsoft.com/office/word/2010/wordprocessingGroup" xmlns:wpi="http://schemas.microsoft.com/office/word/2010/wordprocessingInk" xmlns:wne="http://schemas.microsoft.com/office/word/2006/wordml" xmlns:wps="http://schemas.microsoft.com/office/word/2010/wordprocessingShape" mc:Ignorable="w14 w15 w16se w16cid w16 w16cex w16sdtdh w16du wp14">
+<w:hdr xmlns:wpc="http://schemas.microsoft.com/office/word/2010/wordprocessingCanvas" xmlns:cx="http://schemas.microsoft.com/office/drawing/2014/chartex" xmlns:cx1="http://schemas.microsoft.com/office/drawing/2015/9/8/chartex" xmlns:cx2="http://schemas.microsoft.com/office/drawing/2015/10/21/chartex" xmlns:cx3="http://schemas.microsoft.com/office/drawing/2016/5/9/chartex" xmlns:cx4="http://schemas.microsoft.com/office/drawing/2016/5/10/chartex" xmlns:cx5="http://schemas.microsoft.com/office/drawing/2016/5/11/chartex" xmlns:cx6="http://schemas.microsoft.com/office/drawing/2016/5/12/chartex" xmlns:cx7="http://schemas.microsoft.com/office/drawing/2016/5/13/chartex" xmlns:cx8="http://schemas.microsoft.com/office/drawing/2016/5/14/chartex" xmlns:mc="http://schemas.openxmlformats.org/markup-compatibility/2006" xmlns:aink="http://schemas.microsoft.com/office/drawing/2016/ink" xmlns:am3d="http://schemas.microsoft.com/office/drawing/2017/model3d" xmlns:o="urn:schemas-microsoft-com:office:office" xmlns:oel="http://schemas.microsoft.com/office/2019/extlst" xmlns:r="http://schemas.openxmlformats.org/officeDocument/2006/relationships" xmlns:m="http://schemas.openxmlformats.org/officeDocument/2006/math" xmlns:v="urn:schemas-microsoft-com:vml" xmlns:wp14="http://schemas.microsoft.com/office/word/2010/wordprocessingDrawing" xmlns:wp="http://schemas.openxmlformats.org/drawingml/2006/wordprocessingDrawing" xmlns:w10="urn:schemas-microsoft-com:office:word" xmlns:w="http://schemas.openxmlformats.org/wordprocessingml/2006/main" xmlns:w14="http://schemas.microsoft.com/office/word/2010/wordml" xmlns:w15="http://schemas.microsoft.com/office/word/2012/wordml" xmlns:w16cex="http://schemas.microsoft.com/office/word/2018/wordml/cex" xmlns:w16cid="http://schemas.microsoft.com/office/word/2016/wordml/cid" xmlns:w16="http://schemas.microsoft.com/office/word/2018/wordml" xmlns:w16sdtdh="http://schemas.microsoft.com/office/word/2020/wordml/sdtdatahash" xmlns:w16se="http://schemas.microsoft.com/office/word/2015/wordml/symex" xmlns:wpg="http://schemas.microsoft.com/office/word/2010/wordprocessingGroup" xmlns:wpi="http://schemas.microsoft.com/office/word/2010/wordprocessingInk" xmlns:wne="http://schemas.microsoft.com/office/word/2006/wordml" xmlns:wps="http://schemas.microsoft.com/office/word/2010/wordprocessingShape" mc:Ignorable="w14 w15 w16se w16cid w16 w16cex w16sdtdh wp14">
   <w:tbl>
     <w:tblPr>
       <w:tblStyle w:val="Grilledutableau"/>
@@ -21373,14 +22006,12 @@
             <w:pStyle w:val="En-tte"/>
             <w:jc w:val="center"/>
           </w:pPr>
-          <w:proofErr w:type="spellStart"/>
           <w:r>
             <w:t>P_</w:t>
           </w:r>
           <w:r>
             <w:t>GestMDP</w:t>
           </w:r>
-          <w:proofErr w:type="spellEnd"/>
         </w:p>
       </w:tc>
       <w:tc>
@@ -21408,7 +22039,7 @@
 </file>
 
 <file path=word/numbering.xml><?xml version="1.0" encoding="utf-8"?>
-<w:numbering xmlns:wpc="http://schemas.microsoft.com/office/word/2010/wordprocessingCanvas" xmlns:cx="http://schemas.microsoft.com/office/drawing/2014/chartex" xmlns:cx1="http://schemas.microsoft.com/office/drawing/2015/9/8/chartex" xmlns:cx2="http://schemas.microsoft.com/office/drawing/2015/10/21/chartex" xmlns:cx3="http://schemas.microsoft.com/office/drawing/2016/5/9/chartex" xmlns:cx4="http://schemas.microsoft.com/office/drawing/2016/5/10/chartex" xmlns:cx5="http://schemas.microsoft.com/office/drawing/2016/5/11/chartex" xmlns:cx6="http://schemas.microsoft.com/office/drawing/2016/5/12/chartex" xmlns:cx7="http://schemas.microsoft.com/office/drawing/2016/5/13/chartex" xmlns:cx8="http://schemas.microsoft.com/office/drawing/2016/5/14/chartex" xmlns:mc="http://schemas.openxmlformats.org/markup-compatibility/2006" xmlns:aink="http://schemas.microsoft.com/office/drawing/2016/ink" xmlns:am3d="http://schemas.microsoft.com/office/drawing/2017/model3d" xmlns:o="urn:schemas-microsoft-com:office:office" xmlns:oel="http://schemas.microsoft.com/office/2019/extlst" xmlns:r="http://schemas.openxmlformats.org/officeDocument/2006/relationships" xmlns:m="http://schemas.openxmlformats.org/officeDocument/2006/math" xmlns:v="urn:schemas-microsoft-com:vml" xmlns:wp14="http://schemas.microsoft.com/office/word/2010/wordprocessingDrawing" xmlns:wp="http://schemas.openxmlformats.org/drawingml/2006/wordprocessingDrawing" xmlns:w10="urn:schemas-microsoft-com:office:word" xmlns:w="http://schemas.openxmlformats.org/wordprocessingml/2006/main" xmlns:w14="http://schemas.microsoft.com/office/word/2010/wordml" xmlns:w15="http://schemas.microsoft.com/office/word/2012/wordml" xmlns:w16cex="http://schemas.microsoft.com/office/word/2018/wordml/cex" xmlns:w16cid="http://schemas.microsoft.com/office/word/2016/wordml/cid" xmlns:w16="http://schemas.microsoft.com/office/word/2018/wordml" xmlns:w16du="http://schemas.microsoft.com/office/word/2023/wordml/word16du" xmlns:w16sdtdh="http://schemas.microsoft.com/office/word/2020/wordml/sdtdatahash" xmlns:w16se="http://schemas.microsoft.com/office/word/2015/wordml/symex" xmlns:wpg="http://schemas.microsoft.com/office/word/2010/wordprocessingGroup" xmlns:wpi="http://schemas.microsoft.com/office/word/2010/wordprocessingInk" xmlns:wne="http://schemas.microsoft.com/office/word/2006/wordml" xmlns:wps="http://schemas.microsoft.com/office/word/2010/wordprocessingShape" mc:Ignorable="w14 w15 w16se w16cid w16 w16cex w16sdtdh w16du wp14">
+<w:numbering xmlns:wpc="http://schemas.microsoft.com/office/word/2010/wordprocessingCanvas" xmlns:cx="http://schemas.microsoft.com/office/drawing/2014/chartex" xmlns:cx1="http://schemas.microsoft.com/office/drawing/2015/9/8/chartex" xmlns:cx2="http://schemas.microsoft.com/office/drawing/2015/10/21/chartex" xmlns:cx3="http://schemas.microsoft.com/office/drawing/2016/5/9/chartex" xmlns:cx4="http://schemas.microsoft.com/office/drawing/2016/5/10/chartex" xmlns:cx5="http://schemas.microsoft.com/office/drawing/2016/5/11/chartex" xmlns:cx6="http://schemas.microsoft.com/office/drawing/2016/5/12/chartex" xmlns:cx7="http://schemas.microsoft.com/office/drawing/2016/5/13/chartex" xmlns:cx8="http://schemas.microsoft.com/office/drawing/2016/5/14/chartex" xmlns:mc="http://schemas.openxmlformats.org/markup-compatibility/2006" xmlns:aink="http://schemas.microsoft.com/office/drawing/2016/ink" xmlns:am3d="http://schemas.microsoft.com/office/drawing/2017/model3d" xmlns:o="urn:schemas-microsoft-com:office:office" xmlns:oel="http://schemas.microsoft.com/office/2019/extlst" xmlns:r="http://schemas.openxmlformats.org/officeDocument/2006/relationships" xmlns:m="http://schemas.openxmlformats.org/officeDocument/2006/math" xmlns:v="urn:schemas-microsoft-com:vml" xmlns:wp14="http://schemas.microsoft.com/office/word/2010/wordprocessingDrawing" xmlns:wp="http://schemas.openxmlformats.org/drawingml/2006/wordprocessingDrawing" xmlns:w10="urn:schemas-microsoft-com:office:word" xmlns:w="http://schemas.openxmlformats.org/wordprocessingml/2006/main" xmlns:w14="http://schemas.microsoft.com/office/word/2010/wordml" xmlns:w15="http://schemas.microsoft.com/office/word/2012/wordml" xmlns:w16cex="http://schemas.microsoft.com/office/word/2018/wordml/cex" xmlns:w16cid="http://schemas.microsoft.com/office/word/2016/wordml/cid" xmlns:w16="http://schemas.microsoft.com/office/word/2018/wordml" xmlns:w16sdtdh="http://schemas.microsoft.com/office/word/2020/wordml/sdtdatahash" xmlns:w16se="http://schemas.microsoft.com/office/word/2015/wordml/symex" xmlns:wpg="http://schemas.microsoft.com/office/word/2010/wordprocessingGroup" xmlns:wpi="http://schemas.microsoft.com/office/word/2010/wordprocessingInk" xmlns:wne="http://schemas.microsoft.com/office/word/2006/wordml" xmlns:wps="http://schemas.microsoft.com/office/word/2010/wordprocessingShape" mc:Ignorable="w14 w15 w16se w16cid w16 w16cex w16sdtdh wp14">
   <w:numPicBullet w:numPicBulletId="0">
     <w:pict>
       <v:shapetype id="_x0000_t75" coordsize="21600,21600" o:spt="75" o:preferrelative="t" path="m@4@5l@4@11@9@11@9@5xe" filled="f" stroked="f">
@@ -21430,7 +22061,7 @@
         <v:path o:extrusionok="f" gradientshapeok="t" o:connecttype="rect"/>
         <o:lock v:ext="edit" aspectratio="t"/>
       </v:shapetype>
-      <v:shape id="_x0000_i1081" type="#_x0000_t75" style="width:11.25pt;height:11.25pt" o:bullet="t">
+      <v:shape id="_x0000_i1054" type="#_x0000_t75" style="width:11.25pt;height:11.25pt" o:bullet="t">
         <v:imagedata r:id="rId1" o:title="BD10263_"/>
       </v:shape>
     </w:pict>
@@ -24416,7 +25047,7 @@
 </file>
 
 <file path=word/styles.xml><?xml version="1.0" encoding="utf-8"?>
-<w:styles xmlns:mc="http://schemas.openxmlformats.org/markup-compatibility/2006" xmlns:r="http://schemas.openxmlformats.org/officeDocument/2006/relationships" xmlns:w="http://schemas.openxmlformats.org/wordprocessingml/2006/main" xmlns:w14="http://schemas.microsoft.com/office/word/2010/wordml" xmlns:w15="http://schemas.microsoft.com/office/word/2012/wordml" xmlns:w16cex="http://schemas.microsoft.com/office/word/2018/wordml/cex" xmlns:w16cid="http://schemas.microsoft.com/office/word/2016/wordml/cid" xmlns:w16="http://schemas.microsoft.com/office/word/2018/wordml" xmlns:w16du="http://schemas.microsoft.com/office/word/2023/wordml/word16du" xmlns:w16sdtdh="http://schemas.microsoft.com/office/word/2020/wordml/sdtdatahash" xmlns:w16se="http://schemas.microsoft.com/office/word/2015/wordml/symex" mc:Ignorable="w14 w15 w16se w16cid w16 w16cex w16sdtdh w16du">
+<w:styles xmlns:mc="http://schemas.openxmlformats.org/markup-compatibility/2006" xmlns:r="http://schemas.openxmlformats.org/officeDocument/2006/relationships" xmlns:w="http://schemas.openxmlformats.org/wordprocessingml/2006/main" xmlns:w14="http://schemas.microsoft.com/office/word/2010/wordml" xmlns:w15="http://schemas.microsoft.com/office/word/2012/wordml" xmlns:w16cex="http://schemas.microsoft.com/office/word/2018/wordml/cex" xmlns:w16cid="http://schemas.microsoft.com/office/word/2016/wordml/cid" xmlns:w16="http://schemas.microsoft.com/office/word/2018/wordml" xmlns:w16sdtdh="http://schemas.microsoft.com/office/word/2020/wordml/sdtdatahash" xmlns:w16se="http://schemas.microsoft.com/office/word/2015/wordml/symex" mc:Ignorable="w14 w15 w16se w16cid w16 w16cex w16sdtdh">
   <w:docDefaults>
     <w:rPrDefault>
       <w:rPr>
@@ -26036,10 +26667,6 @@
 </file>
 
 <file path=customXml/item1.xml><?xml version="1.0" encoding="utf-8"?>
-<b:Sources xmlns:b="http://schemas.openxmlformats.org/officeDocument/2006/bibliography" xmlns="http://schemas.openxmlformats.org/officeDocument/2006/bibliography" SelectedStyle="\APA.XSL" StyleName="APA"/>
-</file>
-
-<file path=customXml/item2.xml><?xml version="1.0" encoding="utf-8"?>
 <ct:contentTypeSchema xmlns:ct="http://schemas.microsoft.com/office/2006/metadata/contentType" xmlns:ma="http://schemas.microsoft.com/office/2006/metadata/properties/metaAttributes" ct:_="" ma:_="" ma:contentTypeName="Document" ma:contentTypeID="0x010100E529CC47EA4E614CBF50FAFAB9B8F32B" ma:contentTypeVersion="13" ma:contentTypeDescription="Crée un document." ma:contentTypeScope="" ma:versionID="6a4cac78e8e76547514939bcab636e7b">
   <xsd:schema xmlns:xsd="http://www.w3.org/2001/XMLSchema" xmlns:xs="http://www.w3.org/2001/XMLSchema" xmlns:p="http://schemas.microsoft.com/office/2006/metadata/properties" xmlns:ns2="98d92101-24da-4498-9971-a24673344bd8" xmlns:ns3="dfa80de1-e9bb-4cf2-893d-d06220b3971a" targetNamespace="http://schemas.microsoft.com/office/2006/metadata/properties" ma:root="true" ma:fieldsID="a8fdc2b16e66b7bdb77d3717a31ab696" ns2:_="" ns3:_="">
     <xsd:import namespace="98d92101-24da-4498-9971-a24673344bd8"/>
@@ -26262,7 +26889,20 @@
 </ct:contentTypeSchema>
 </file>
 
+<file path=customXml/item2.xml><?xml version="1.0" encoding="utf-8"?>
+<b:Sources xmlns:b="http://schemas.openxmlformats.org/officeDocument/2006/bibliography" xmlns="http://schemas.openxmlformats.org/officeDocument/2006/bibliography" SelectedStyle="\APA.XSL" StyleName="APA"/>
+</file>
+
 <file path=customXml/item3.xml><?xml version="1.0" encoding="utf-8"?>
+<?mso-contentType ?>
+<FormTemplates xmlns="http://schemas.microsoft.com/sharepoint/v3/contenttype/forms">
+  <Display>DocumentLibraryForm</Display>
+  <Edit>DocumentLibraryForm</Edit>
+  <New>DocumentLibraryForm</New>
+</FormTemplates>
+</file>
+
+<file path=customXml/item4.xml><?xml version="1.0" encoding="utf-8"?>
 <p:properties xmlns:p="http://schemas.microsoft.com/office/2006/metadata/properties" xmlns:xsi="http://www.w3.org/2001/XMLSchema-instance" xmlns:pc="http://schemas.microsoft.com/office/infopath/2007/PartnerControls">
   <documentManagement>
     <Total xmlns="98d92101-24da-4498-9971-a24673344bd8" xsi:nil="true"/>
@@ -26274,24 +26914,7 @@
 </p:properties>
 </file>
 
-<file path=customXml/item4.xml><?xml version="1.0" encoding="utf-8"?>
-<?mso-contentType ?>
-<FormTemplates xmlns="http://schemas.microsoft.com/sharepoint/v3/contenttype/forms">
-  <Display>DocumentLibraryForm</Display>
-  <Edit>DocumentLibraryForm</Edit>
-  <New>DocumentLibraryForm</New>
-</FormTemplates>
-</file>
-
 <file path=customXml/itemProps1.xml><?xml version="1.0" encoding="utf-8"?>
-<ds:datastoreItem xmlns:ds="http://schemas.openxmlformats.org/officeDocument/2006/customXml" ds:itemID="{742E9764-2B52-4BB1-A7DC-ADF880092330}">
-  <ds:schemaRefs>
-    <ds:schemaRef ds:uri="http://schemas.openxmlformats.org/officeDocument/2006/bibliography"/>
-  </ds:schemaRefs>
-</ds:datastoreItem>
-</file>
-
-<file path=customXml/itemProps2.xml><?xml version="1.0" encoding="utf-8"?>
 <ds:datastoreItem xmlns:ds="http://schemas.openxmlformats.org/officeDocument/2006/customXml" ds:itemID="{DB88091B-7A0B-40E0-A22E-B64A876609B4}">
   <ds:schemaRefs>
     <ds:schemaRef ds:uri="http://schemas.microsoft.com/office/2006/metadata/contentType"/>
@@ -26310,7 +26933,23 @@
 </ds:datastoreItem>
 </file>
 
+<file path=customXml/itemProps2.xml><?xml version="1.0" encoding="utf-8"?>
+<ds:datastoreItem xmlns:ds="http://schemas.openxmlformats.org/officeDocument/2006/customXml" ds:itemID="{742E9764-2B52-4BB1-A7DC-ADF880092330}">
+  <ds:schemaRefs>
+    <ds:schemaRef ds:uri="http://schemas.openxmlformats.org/officeDocument/2006/bibliography"/>
+  </ds:schemaRefs>
+</ds:datastoreItem>
+</file>
+
 <file path=customXml/itemProps3.xml><?xml version="1.0" encoding="utf-8"?>
+<ds:datastoreItem xmlns:ds="http://schemas.openxmlformats.org/officeDocument/2006/customXml" ds:itemID="{17BB236F-1E40-438F-95F2-06C15F3EF314}">
+  <ds:schemaRefs>
+    <ds:schemaRef ds:uri="http://schemas.microsoft.com/sharepoint/v3/contenttype/forms"/>
+  </ds:schemaRefs>
+</ds:datastoreItem>
+</file>
+
+<file path=customXml/itemProps4.xml><?xml version="1.0" encoding="utf-8"?>
 <ds:datastoreItem xmlns:ds="http://schemas.openxmlformats.org/officeDocument/2006/customXml" ds:itemID="{E4C379ED-99CE-474E-BE51-D6618EB059A5}">
   <ds:schemaRefs>
     <ds:schemaRef ds:uri="http://schemas.microsoft.com/office/2006/metadata/properties"/>
@@ -26319,12 +26958,4 @@
     <ds:schemaRef ds:uri="dfa80de1-e9bb-4cf2-893d-d06220b3971a"/>
   </ds:schemaRefs>
 </ds:datastoreItem>
-</file>
-
-<file path=customXml/itemProps4.xml><?xml version="1.0" encoding="utf-8"?>
-<ds:datastoreItem xmlns:ds="http://schemas.openxmlformats.org/officeDocument/2006/customXml" ds:itemID="{17BB236F-1E40-438F-95F2-06C15F3EF314}">
-  <ds:schemaRefs>
-    <ds:schemaRef ds:uri="http://schemas.microsoft.com/sharepoint/v3/contenttype/forms"/>
-  </ds:schemaRefs>
-</ds:datastoreItem>
 </file>